--- a/04-Abril-Mayo/Entregables/2026-05/04-Reporte_Preparacion_Datos_IA_2026-05_INSTITUCIONAL.docx
+++ b/04-Abril-Mayo/Entregables/2026-05/04-Reporte_Preparacion_Datos_IA_2026-05_INSTITUCIONAL.docx
@@ -16,7 +16,7 @@
         <w:rPr>
           <w:rFonts w:ascii="Calibri" w:eastAsia="Times New Roman" w:hAnsi="Calibri" w:cs="Calibri"/>
         </w:rPr>
-        <w:t>Reporte Mensual de Preparación de Datos para Inteligencia Artificial</w:t>
+        <w:t>Reporte de Preparación y Anonimización de Datos (Datasets IA)</w:t>
       </w:r>
     </w:p>
     <w:p>
@@ -70,7 +70,7 @@
           <w:sz w:val="22"/>
           <w:szCs w:val="22"/>
         </w:rPr>
-        <w:t xml:space="preserve"> Victor Manuel Lelo de Larea Polanco </w:t>
+        <w:t xml:space="preserve"> Victor Manuel Lelo de Larrea Polanco </w:t>
       </w:r>
     </w:p>
     <w:p>
@@ -110,7 +110,7 @@
         <w:rPr>
           <w:rFonts w:ascii="Calibri" w:eastAsia="Times New Roman" w:hAnsi="Calibri" w:cs="Calibri"/>
         </w:rPr>
-        <w:pict w14:anchorId="4AF20D07">
+        <w:pict w14:anchorId="3025D3F4">
           <v:rect id="_x0000_i1025" style="width:0;height:1.5pt" o:hralign="center" o:hrstd="t" o:hr="t" fillcolor="#a0a0a0" stroked="f"/>
         </w:pict>
       </w:r>
@@ -144,7 +144,7 @@
           <w:sz w:val="22"/>
           <w:szCs w:val="22"/>
         </w:rPr>
-        <w:t>Registrar el avance exclusivo correspondiente a mayo de 2026 para la preparación de datos reutilizables y limpios para procesos de Inteligencia Artificial (IA) y analítica avanzada, concentrándose en el diseño y curación de cuatro datasets piloto desidentificados, la verificación de su linaje técnico y sus controles de calidad de la información.</w:t>
+        <w:t>Detallar el trabajo riguroso de diseño de arquitecturas de datos seguras, desidentificadas y curadas bajo protocolos criptográficos. El objetivo de este documento es validar la creación de *datasets* aptos para el entrenamiento e inferencia de modelos analíticos sin vulnerar en lo absoluto las disposiciones de la Ley General de Protección de Datos Personales (LGPDPPSO).</w:t>
       </w:r>
     </w:p>
     <w:p>
@@ -158,7 +158,7 @@
         <w:rPr>
           <w:rFonts w:ascii="Calibri" w:eastAsia="Times New Roman" w:hAnsi="Calibri" w:cs="Calibri"/>
         </w:rPr>
-        <w:t>2. Criterio de Separación por Mes</w:t>
+        <w:t>2. Lecciones Operativas del Incidente de Seguridad (Abril)</w:t>
       </w:r>
     </w:p>
     <w:p>
@@ -176,7 +176,56 @@
           <w:sz w:val="22"/>
           <w:szCs w:val="22"/>
         </w:rPr>
-        <w:t>En contraste con la delimitación teórica o de hipótesis realizada en abril (donde se definieron las familias candidatas y lineamientos abstractos de gobernanza), en mayo se describe exclusivamente:</w:t>
+        <w:t>La preparación de datos de mayo estuvo fuertemente influenciada por la mitigación inmediata del incidente de exposición de datos (Issue reportado en repositorio). Al encontrarse en fase piloto, la manipulación de layouts de origen evidenció la fragilidad del manejo de CSVs crudos.</w:t>
+      </w:r>
+    </w:p>
+    <w:p>
+      <w:pPr>
+        <w:pStyle w:val="Ttulo3"/>
+        <w:rPr>
+          <w:rFonts w:ascii="Calibri" w:eastAsia="Times New Roman" w:hAnsi="Calibri" w:cs="Calibri"/>
+        </w:rPr>
+      </w:pPr>
+      <w:r>
+        <w:rPr>
+          <w:rFonts w:ascii="Calibri" w:eastAsia="Times New Roman" w:hAnsi="Calibri" w:cs="Calibri"/>
+        </w:rPr>
+        <w:t>2.1 Refinamiento de Criterios de Anonimización</w:t>
+      </w:r>
+    </w:p>
+    <w:p>
+      <w:pPr>
+        <w:pStyle w:val="NormalWeb"/>
+        <w:rPr>
+          <w:rFonts w:ascii="Calibri" w:hAnsi="Calibri" w:cs="Calibri"/>
+          <w:sz w:val="22"/>
+          <w:szCs w:val="22"/>
+        </w:rPr>
+      </w:pPr>
+      <w:r>
+        <w:rPr>
+          <w:rFonts w:ascii="Calibri" w:hAnsi="Calibri" w:cs="Calibri"/>
+          <w:sz w:val="22"/>
+          <w:szCs w:val="22"/>
+        </w:rPr>
+        <w:t xml:space="preserve">A raíz de lo anterior, se formalizó que </w:t>
+      </w:r>
+      <w:r>
+        <w:rPr>
+          <w:rStyle w:val="Fuerte"/>
+          <w:rFonts w:ascii="Calibri" w:hAnsi="Calibri" w:cs="Calibri"/>
+          <w:sz w:val="22"/>
+          <w:szCs w:val="22"/>
+        </w:rPr>
+        <w:t>ningún dataset descriptivo, predictivo o analítico puede contener texto plano de los siguientes campos</w:t>
+      </w:r>
+      <w:r>
+        <w:rPr>
+          <w:rFonts w:ascii="Calibri" w:hAnsi="Calibri" w:cs="Calibri"/>
+          <w:sz w:val="22"/>
+          <w:szCs w:val="22"/>
+        </w:rPr>
+        <w:t>:</w:t>
       </w:r>
     </w:p>
     <w:p>
@@ -194,7 +243,7 @@
         <w:rPr>
           <w:rFonts w:ascii="Calibri" w:eastAsia="Times New Roman" w:hAnsi="Calibri" w:cs="Calibri"/>
         </w:rPr>
-        <w:t>Los cuatro datasets piloto físicamente estructurados en DEV.</w:t>
+        <w:t>CURP del Menor o Tutor.</w:t>
       </w:r>
     </w:p>
     <w:p>
@@ -212,7 +261,7 @@
         <w:rPr>
           <w:rFonts w:ascii="Calibri" w:eastAsia="Times New Roman" w:hAnsi="Calibri" w:cs="Calibri"/>
         </w:rPr>
-        <w:t>Los reportes cuantitativos de completitud y duplicidad medidos en mayo.</w:t>
+        <w:t>Nombres Completos o Apellidos.</w:t>
       </w:r>
     </w:p>
     <w:p>
@@ -230,39 +279,7 @@
         <w:rPr>
           <w:rFonts w:ascii="Calibri" w:eastAsia="Times New Roman" w:hAnsi="Calibri" w:cs="Calibri"/>
         </w:rPr>
-        <w:t>Los hashes específicos aplicados para desidentificar datos personales.</w:t>
-      </w:r>
-    </w:p>
-    <w:p>
-      <w:pPr>
-        <w:numPr>
-          <w:ilvl w:val="0"/>
-          <w:numId w:val="13"/>
-        </w:numPr>
-        <w:spacing w:before="100" w:beforeAutospacing="1" w:after="100" w:afterAutospacing="1" w:line="240" w:lineRule="auto"/>
-        <w:rPr>
-          <w:rFonts w:ascii="Calibri" w:eastAsia="Times New Roman" w:hAnsi="Calibri" w:cs="Calibri"/>
-        </w:rPr>
-      </w:pPr>
-      <w:r>
-        <w:rPr>
-          <w:rFonts w:ascii="Calibri" w:eastAsia="Times New Roman" w:hAnsi="Calibri" w:cs="Calibri"/>
-        </w:rPr>
-        <w:t>Los mapeos y variables seleccionadas para entrenamiento.</w:t>
-      </w:r>
-    </w:p>
-    <w:p>
-      <w:pPr>
-        <w:pStyle w:val="Ttulo2"/>
-        <w:rPr>
-          <w:rFonts w:ascii="Calibri" w:eastAsia="Times New Roman" w:hAnsi="Calibri" w:cs="Calibri"/>
-        </w:rPr>
-      </w:pPr>
-      <w:r>
-        <w:rPr>
-          <w:rFonts w:ascii="Calibri" w:eastAsia="Times New Roman" w:hAnsi="Calibri" w:cs="Calibri"/>
-        </w:rPr>
-        <w:t>3. Enfoque de Trabajo para Mayo</w:t>
+        <w:t>Referencias telefónicas o correos electrónicos (PII Crítico).</w:t>
       </w:r>
     </w:p>
     <w:p>
@@ -280,36 +297,7 @@
           <w:sz w:val="22"/>
           <w:szCs w:val="22"/>
         </w:rPr>
-        <w:t>La prioridad en mayo fue consolidar datos duros, aislando datos personales para asegurar el cumplimiento regulatorio de privacidad pero habilitando la viabilidad de entrenamiento para un modelo predictivo que anticipe fallas de conexión o cuellos de botella en descargas.</w:t>
-      </w:r>
-    </w:p>
-    <w:p>
-      <w:pPr>
-        <w:rPr>
-          <w:rFonts w:ascii="Calibri" w:eastAsia="Times New Roman" w:hAnsi="Calibri" w:cs="Calibri"/>
-        </w:rPr>
-      </w:pPr>
-      <w:r>
-        <w:rPr>
-          <w:rFonts w:ascii="Calibri" w:eastAsia="Times New Roman" w:hAnsi="Calibri" w:cs="Calibri"/>
-        </w:rPr>
-        <w:pict w14:anchorId="42EA94BE">
-          <v:rect id="_x0000_i1026" style="width:0;height:1.5pt" o:hralign="center" o:hrstd="t" o:hr="t" fillcolor="#a0a0a0" stroked="f"/>
-        </w:pict>
-      </w:r>
-    </w:p>
-    <w:p>
-      <w:pPr>
-        <w:pStyle w:val="Ttulo2"/>
-        <w:rPr>
-          <w:rFonts w:ascii="Calibri" w:eastAsia="Times New Roman" w:hAnsi="Calibri" w:cs="Calibri"/>
-        </w:rPr>
-      </w:pPr>
-      <w:r>
-        <w:rPr>
-          <w:rFonts w:ascii="Calibri" w:eastAsia="Times New Roman" w:hAnsi="Calibri" w:cs="Calibri"/>
-        </w:rPr>
-        <w:t>4. Esquema del Protocolo de Gobernanza y Linaje (Mermaid)</w:t>
+        <w:t>Toda la evidencia de entrenamiento de IA se genera procesando los datos mediante la técnica:</w:t>
       </w:r>
     </w:p>
     <w:p>
@@ -323,11 +311,41 @@
       </w:pPr>
       <w:r>
         <w:rPr>
+          <w:rStyle w:val="CdigoHTML"/>
+        </w:rPr>
+        <w:t>MD5_HASH(CURP_TEXTO_PLANO + 'SALT_INSTITUCIONAL')</w:t>
+      </w:r>
+    </w:p>
+    <w:p>
+      <w:pPr>
+        <w:pStyle w:val="Ttulo2"/>
+        <w:rPr>
+          <w:rFonts w:ascii="Calibri" w:eastAsia="Times New Roman" w:hAnsi="Calibri" w:cs="Calibri"/>
+        </w:rPr>
+      </w:pPr>
+      <w:r>
+        <w:rPr>
+          <w:rFonts w:ascii="Calibri" w:eastAsia="Times New Roman" w:hAnsi="Calibri" w:cs="Calibri"/>
+        </w:rPr>
+        <w:t>3. Preparación de Datasets Piloto para Inteligencia Artificial</w:t>
+      </w:r>
+    </w:p>
+    <w:p>
+      <w:pPr>
+        <w:pStyle w:val="NormalWeb"/>
+        <w:rPr>
           <w:rFonts w:ascii="Calibri" w:hAnsi="Calibri" w:cs="Calibri"/>
           <w:sz w:val="22"/>
           <w:szCs w:val="22"/>
         </w:rPr>
-        <w:t>El flujo de procesamiento asegura que ningún dato personal directo llegue al dataset analítico, manteniendo un registro de linaje q</w:t>
+      </w:pPr>
+      <w:r>
+        <w:rPr>
+          <w:rFonts w:ascii="Calibri" w:hAnsi="Calibri" w:cs="Calibri"/>
+          <w:sz w:val="22"/>
+          <w:szCs w:val="22"/>
+        </w:rPr>
+        <w:t>Durante mayo, se generaron y depuraron de manera 100% ciega (sin PII) cuatro conjuntos de datos de prueba destinad</w:t>
       </w:r>
       <w:r>
         <w:rPr>
@@ -336,88 +354,12 @@
           <w:szCs w:val="22"/>
         </w:rPr>
         <w:lastRenderedPageBreak/>
-        <w:t>ue ampara auditorías lógicas:</w:t>
+        <w:t>os a la parametrización de un potencial modelo predictivo de fallos de red y carga dinámica.</w:t>
       </w:r>
     </w:p>
     <w:p>
       <w:pPr>
-        <w:pStyle w:val="HTMLconformatoprevio"/>
-      </w:pPr>
-    </w:p>
-    <w:p>
-      <w:pPr>
-        <w:pStyle w:val="HTMLconformatoprevio"/>
-      </w:pPr>
-      <w:r>
-        <w:t>flowchart LR</w:t>
-      </w:r>
-    </w:p>
-    <w:p>
-      <w:pPr>
-        <w:pStyle w:val="HTMLconformatoprevio"/>
-      </w:pPr>
-      <w:r>
-        <w:t xml:space="preserve">    A[Base Origen: menor_evaluado PostgreSQL] --&gt; B(Proceso de Curación &amp; Hash)</w:t>
-      </w:r>
-    </w:p>
-    <w:p>
-      <w:pPr>
-        <w:pStyle w:val="HTMLconformatoprevio"/>
-      </w:pPr>
-      <w:r>
-        <w:t xml:space="preserve">    B --&gt; C{Anonimizar CURP/CCT}</w:t>
-      </w:r>
-    </w:p>
-    <w:p>
-      <w:pPr>
-        <w:pStyle w:val="HTMLconformatoprevio"/>
-      </w:pPr>
-      <w:r>
-        <w:t xml:space="preserve">    C --&gt;|Hash MD5 Hex| D[curp_hash]</w:t>
-      </w:r>
-    </w:p>
-    <w:p>
-      <w:pPr>
-        <w:pStyle w:val="HTMLconformatoprevio"/>
-      </w:pPr>
-      <w:r>
-        <w:t xml:space="preserve">    C --&gt;|Hash MD5 Hex| E[cct_hash]</w:t>
-      </w:r>
-    </w:p>
-    <w:p>
-      <w:pPr>
-        <w:pStyle w:val="HTMLconformatoprevio"/>
-      </w:pPr>
-      <w:r>
-        <w:t xml:space="preserve">    B --&gt; F{Eliminar Campos}</w:t>
-      </w:r>
-    </w:p>
-    <w:p>
-      <w:pPr>
-        <w:pStyle w:val="HTMLconformatoprevio"/>
-      </w:pPr>
-      <w:r>
-        <w:t xml:space="preserve">    F --&gt;|Drop| G[correo_electronico, nombre]</w:t>
-      </w:r>
-    </w:p>
-    <w:p>
-      <w:pPr>
-        <w:pStyle w:val="HTMLconformatoprevio"/>
-      </w:pPr>
-      <w:r>
-        <w:t xml:space="preserve">    D &amp; E --&gt; H[Registrar en dataset_curp_anom_piloto_202605.csv]</w:t>
-      </w:r>
-    </w:p>
-    <w:p>
-      <w:pPr>
-        <w:pStyle w:val="HTMLconformatoprevio"/>
-      </w:pPr>
-      <w:r>
-        <w:t xml:space="preserve">    I[Lote Origen en Lote] --&gt;|id_lote_origen| H</w:t>
-      </w:r>
-    </w:p>
-    <w:p>
-      <w:pPr>
+        <w:pStyle w:val="Ttulo3"/>
         <w:rPr>
           <w:rFonts w:ascii="Calibri" w:eastAsia="Times New Roman" w:hAnsi="Calibri" w:cs="Calibri"/>
         </w:rPr>
@@ -426,37 +368,19 @@
         <w:rPr>
           <w:rFonts w:ascii="Calibri" w:eastAsia="Times New Roman" w:hAnsi="Calibri" w:cs="Calibri"/>
         </w:rPr>
-        <w:pict w14:anchorId="3C5916A3">
-          <v:rect id="_x0000_i1027" style="width:0;height:1.5pt" o:hralign="center" o:hrstd="t" o:hr="t" fillcolor="#a0a0a0" stroked="f"/>
-        </w:pict>
+        <w:t xml:space="preserve">3.1 </w:t>
       </w:r>
-    </w:p>
-    <w:p>
-      <w:pPr>
-        <w:pStyle w:val="Ttulo2"/>
+      <w:r>
         <w:rPr>
-          <w:rFonts w:ascii="Calibri" w:eastAsia="Times New Roman" w:hAnsi="Calibri" w:cs="Calibri"/>
+          <w:rStyle w:val="CdigoHTML"/>
         </w:rPr>
-      </w:pPr>
+        <w:t>dataset_lote_piloto_202605.csv</w:t>
+      </w:r>
       <w:r>
         <w:rPr>
           <w:rFonts w:ascii="Calibri" w:eastAsia="Times New Roman" w:hAnsi="Calibri" w:cs="Calibri"/>
         </w:rPr>
-        <w:t>5. Evidencias del Trabajo de Curación y Datasets Generados en Mayo</w:t>
-      </w:r>
-    </w:p>
-    <w:p>
-      <w:pPr>
-        <w:pStyle w:val="Ttulo3"/>
-        <w:rPr>
-          <w:rFonts w:ascii="Calibri" w:eastAsia="Times New Roman" w:hAnsi="Calibri" w:cs="Calibri"/>
-        </w:rPr>
-      </w:pPr>
-      <w:r>
-        <w:rPr>
-          <w:rFonts w:ascii="Calibri" w:eastAsia="Times New Roman" w:hAnsi="Calibri" w:cs="Calibri"/>
-        </w:rPr>
-        <w:t>5.1 Datasets del mes (Pilotos construidos en DEV)</w:t>
+        <w:t xml:space="preserve"> (15 Registros Agregados)</w:t>
       </w:r>
     </w:p>
     <w:p>
@@ -474,341 +398,7 @@
           <w:sz w:val="22"/>
           <w:szCs w:val="22"/>
         </w:rPr>
-        <w:t>Durante mayo de 2026 se consolidó y estructuró físicamente en formato plano CSV la exportación controlada de cuatro conjuntos de datos piloto para pruebas de entrenamiento retrospectivo de IA:</w:t>
-      </w:r>
-    </w:p>
-    <w:p>
-      <w:pPr>
-        <w:pStyle w:val="NormalWeb"/>
-        <w:rPr>
-          <w:rFonts w:ascii="Calibri" w:hAnsi="Calibri" w:cs="Calibri"/>
-          <w:sz w:val="22"/>
-          <w:szCs w:val="22"/>
-        </w:rPr>
-      </w:pPr>
-      <w:r>
-        <w:rPr>
-          <w:rFonts w:ascii="Calibri" w:hAnsi="Calibri" w:cs="Calibri"/>
-          <w:sz w:val="22"/>
-          <w:szCs w:val="22"/>
-        </w:rPr>
-        <w:t xml:space="preserve">1. </w:t>
-      </w:r>
-      <w:r>
-        <w:rPr>
-          <w:rStyle w:val="CdigoHTML"/>
-          <w:b/>
-          <w:bCs/>
-        </w:rPr>
-        <w:t>dataset_lote_piloto_202605.csv</w:t>
-      </w:r>
-      <w:r>
-        <w:rPr>
-          <w:rStyle w:val="Fuerte"/>
-          <w:rFonts w:ascii="Calibri" w:hAnsi="Calibri" w:cs="Calibri"/>
-          <w:sz w:val="22"/>
-          <w:szCs w:val="22"/>
-        </w:rPr>
-        <w:t xml:space="preserve"> (15 registros):</w:t>
-      </w:r>
-      <w:r>
-        <w:rPr>
-          <w:rFonts w:ascii="Calibri" w:hAnsi="Calibri" w:cs="Calibri"/>
-          <w:sz w:val="22"/>
-          <w:szCs w:val="22"/>
-        </w:rPr>
-        <w:t xml:space="preserve"> Indicadores operativos de rendimiento, hilos asignados, volumen por entidad y recuentos de llamadas correctas.</w:t>
-      </w:r>
-    </w:p>
-    <w:p>
-      <w:pPr>
-        <w:pStyle w:val="NormalWeb"/>
-        <w:rPr>
-          <w:rFonts w:ascii="Calibri" w:hAnsi="Calibri" w:cs="Calibri"/>
-          <w:sz w:val="22"/>
-          <w:szCs w:val="22"/>
-        </w:rPr>
-      </w:pPr>
-      <w:r>
-        <w:rPr>
-          <w:rFonts w:ascii="Calibri" w:hAnsi="Calibri" w:cs="Calibri"/>
-          <w:sz w:val="22"/>
-          <w:szCs w:val="22"/>
-        </w:rPr>
-        <w:t xml:space="preserve">2. </w:t>
-      </w:r>
-      <w:r>
-        <w:rPr>
-          <w:rStyle w:val="CdigoHTML"/>
-          <w:b/>
-          <w:bCs/>
-        </w:rPr>
-        <w:t>dataset_curp_anom_piloto_202605.csv</w:t>
-      </w:r>
-      <w:r>
-        <w:rPr>
-          <w:rStyle w:val="Fuerte"/>
-          <w:rFonts w:ascii="Calibri" w:hAnsi="Calibri" w:cs="Calibri"/>
-          <w:sz w:val="22"/>
-          <w:szCs w:val="22"/>
-        </w:rPr>
-        <w:t xml:space="preserve"> (1,000 registros):</w:t>
-      </w:r>
-      <w:r>
-        <w:rPr>
-          <w:rFonts w:ascii="Calibri" w:hAnsi="Calibri" w:cs="Calibri"/>
-          <w:sz w:val="22"/>
-          <w:szCs w:val="22"/>
-        </w:rPr>
-        <w:t xml:space="preserve"> Muestra desidentificada de Puebla y Veracruz correspondiente al perfil de alumnos procesados, para modelos de co</w:t>
-      </w:r>
-      <w:r>
-        <w:rPr>
-          <w:rFonts w:ascii="Calibri" w:hAnsi="Calibri" w:cs="Calibri"/>
-          <w:sz w:val="22"/>
-          <w:szCs w:val="22"/>
-        </w:rPr>
-        <w:lastRenderedPageBreak/>
-        <w:t>mportamiento transaccional.</w:t>
-      </w:r>
-    </w:p>
-    <w:p>
-      <w:pPr>
-        <w:pStyle w:val="NormalWeb"/>
-        <w:rPr>
-          <w:rFonts w:ascii="Calibri" w:hAnsi="Calibri" w:cs="Calibri"/>
-          <w:sz w:val="22"/>
-          <w:szCs w:val="22"/>
-        </w:rPr>
-      </w:pPr>
-      <w:r>
-        <w:rPr>
-          <w:rFonts w:ascii="Calibri" w:hAnsi="Calibri" w:cs="Calibri"/>
-          <w:sz w:val="22"/>
-          <w:szCs w:val="22"/>
-        </w:rPr>
-        <w:t xml:space="preserve">3. </w:t>
-      </w:r>
-      <w:r>
-        <w:rPr>
-          <w:rStyle w:val="CdigoHTML"/>
-          <w:b/>
-          <w:bCs/>
-        </w:rPr>
-        <w:t>dataset_incidencias_piloto_202605.csv</w:t>
-      </w:r>
-      <w:r>
-        <w:rPr>
-          <w:rStyle w:val="Fuerte"/>
-          <w:rFonts w:ascii="Calibri" w:hAnsi="Calibri" w:cs="Calibri"/>
-          <w:sz w:val="22"/>
-          <w:szCs w:val="22"/>
-        </w:rPr>
-        <w:t xml:space="preserve"> (120 registros):</w:t>
-      </w:r>
-      <w:r>
-        <w:rPr>
-          <w:rFonts w:ascii="Calibri" w:hAnsi="Calibri" w:cs="Calibri"/>
-          <w:sz w:val="22"/>
-          <w:szCs w:val="22"/>
-        </w:rPr>
-        <w:t xml:space="preserve"> Registro técnico de fallas operacionales para entrenamiento de modelos de remediación predictiva.</w:t>
-      </w:r>
-    </w:p>
-    <w:p>
-      <w:pPr>
-        <w:pStyle w:val="NormalWeb"/>
-        <w:rPr>
-          <w:rFonts w:ascii="Calibri" w:hAnsi="Calibri" w:cs="Calibri"/>
-          <w:sz w:val="22"/>
-          <w:szCs w:val="22"/>
-        </w:rPr>
-      </w:pPr>
-      <w:r>
-        <w:rPr>
-          <w:rFonts w:ascii="Calibri" w:hAnsi="Calibri" w:cs="Calibri"/>
-          <w:sz w:val="22"/>
-          <w:szCs w:val="22"/>
-        </w:rPr>
-        <w:t xml:space="preserve">4. </w:t>
-      </w:r>
-      <w:r>
-        <w:rPr>
-          <w:rStyle w:val="CdigoHTML"/>
-          <w:b/>
-          <w:bCs/>
-        </w:rPr>
-        <w:t>dataset_descargas_pdf_piloto_202605.csv</w:t>
-      </w:r>
-      <w:r>
-        <w:rPr>
-          <w:rStyle w:val="Fuerte"/>
-          <w:rFonts w:ascii="Calibri" w:hAnsi="Calibri" w:cs="Calibri"/>
-          <w:sz w:val="22"/>
-          <w:szCs w:val="22"/>
-        </w:rPr>
-        <w:t xml:space="preserve"> (500 registros):</w:t>
-      </w:r>
-      <w:r>
-        <w:rPr>
-          <w:rFonts w:ascii="Calibri" w:hAnsi="Calibri" w:cs="Calibri"/>
-          <w:sz w:val="22"/>
-          <w:szCs w:val="22"/>
-        </w:rPr>
-        <w:t xml:space="preserve"> Métricas de archivos escritos por centro educativo, latencia de consulta de PDFs y tamaño de almacenamiento.</w:t>
-      </w:r>
-    </w:p>
-    <w:p>
-      <w:pPr>
-        <w:rPr>
-          <w:rFonts w:ascii="Calibri" w:eastAsia="Times New Roman" w:hAnsi="Calibri" w:cs="Calibri"/>
-        </w:rPr>
-      </w:pPr>
-      <w:r>
-        <w:rPr>
-          <w:rFonts w:ascii="Calibri" w:eastAsia="Times New Roman" w:hAnsi="Calibri" w:cs="Calibri"/>
-        </w:rPr>
-        <w:pict w14:anchorId="40C64E58">
-          <v:rect id="_x0000_i1028" style="width:0;height:1.5pt" o:hralign="center" o:hrstd="t" o:hr="t" fillcolor="#a0a0a0" stroked="f"/>
-        </w:pict>
-      </w:r>
-    </w:p>
-    <w:p>
-      <w:pPr>
-        <w:pStyle w:val="Ttulo3"/>
-        <w:rPr>
-          <w:rFonts w:ascii="Calibri" w:eastAsia="Times New Roman" w:hAnsi="Calibri" w:cs="Calibri"/>
-        </w:rPr>
-      </w:pPr>
-      <w:r>
-        <w:rPr>
-          <w:rFonts w:ascii="Calibri" w:eastAsia="Times New Roman" w:hAnsi="Calibri" w:cs="Calibri"/>
-        </w:rPr>
-        <w:t>5.2 Muestra del Registro de Datos Anonimizado (Ejemplo Breve de CSV)</w:t>
-      </w:r>
-    </w:p>
-    <w:p>
-      <w:pPr>
-        <w:pStyle w:val="NormalWeb"/>
-        <w:rPr>
-          <w:rFonts w:ascii="Calibri" w:hAnsi="Calibri" w:cs="Calibri"/>
-          <w:sz w:val="22"/>
-          <w:szCs w:val="22"/>
-        </w:rPr>
-      </w:pPr>
-      <w:r>
-        <w:rPr>
-          <w:rFonts w:ascii="Calibri" w:hAnsi="Calibri" w:cs="Calibri"/>
-          <w:sz w:val="22"/>
-          <w:szCs w:val="22"/>
-        </w:rPr>
-        <w:t>A continuación se presenta un extracto de los datos contenidos en el dataset analítico de alumnos, donde se constata la eliminación de datos de identidad y la inclusión de variables operativas de valor predictivo:</w:t>
-      </w:r>
-    </w:p>
-    <w:p>
-      <w:pPr>
-        <w:pStyle w:val="HTMLconformatoprevio"/>
-      </w:pPr>
-    </w:p>
-    <w:p>
-      <w:pPr>
-        <w:pStyle w:val="HTMLconformatoprevio"/>
-      </w:pPr>
-      <w:r>
-        <w:t>curp_hash,cct_hash,id_lote_origen,cct_estado,workers_config,reintentos,size_bytes,estado_resultado</w:t>
-      </w:r>
-    </w:p>
-    <w:p>
-      <w:pPr>
-        <w:pStyle w:val="HTMLconformatoprevio"/>
-      </w:pPr>
-      <w:r>
-        <w:t>e99a18c428cb38d5f260853678922e03,bc5aa829c38cde132103bbb028822,LOTE-202605-01,30,12,0,142850,SUCCESS</w:t>
-      </w:r>
-    </w:p>
-    <w:p>
-      <w:pPr>
-        <w:pStyle w:val="HTMLconformatoprevio"/>
-      </w:pPr>
-      <w:r>
-        <w:t>84ab1a21cb83d8e5e260bb2817acc01a,ff23aaef38cd1e828d11bbacfa1002,LOTE-202605-02,21,20,3,0,TIMEOUT</w:t>
-      </w:r>
-    </w:p>
-    <w:p>
-      <w:pPr>
-        <w:pStyle w:val="HTMLconformatoprevio"/>
-      </w:pPr>
-      <w:r>
-        <w:t>10c2830f3a77bd38f152ba83bc1230ab,ff23aaef38cd1e828d11bbacfa1002,LOTE-202605-02,21,10,1,139410,SUCCESS</w:t>
-      </w:r>
-    </w:p>
-    <w:p>
-      <w:pPr>
-        <w:pStyle w:val="HTMLconformatoprevio"/>
-      </w:pPr>
-      <w:r>
-        <w:t>77ac1e18cddef31cc122abac31198cda,30acd129bca1cd3919102ba1ca2901,LOTE-202605-01,30,12,0,141200,SUCCESS</w:t>
-      </w:r>
-    </w:p>
-    <w:p>
-      <w:pPr>
-        <w:rPr>
-          <w:rFonts w:ascii="Calibri" w:eastAsia="Times New Roman" w:hAnsi="Calibri" w:cs="Calibri"/>
-        </w:rPr>
-      </w:pPr>
-      <w:r>
-        <w:rPr>
-          <w:rFonts w:ascii="Calibri" w:eastAsia="Times New Roman" w:hAnsi="Calibri" w:cs="Calibri"/>
-        </w:rPr>
-        <w:pict w14:anchorId="12B86BB9">
-          <v:rect id="_x0000_i1029" style="width:0;height:1.5pt" o:hralign="center" o:hrstd="t" o:hr="t" fillcolor="#a0a0a0" stroked="f"/>
-        </w:pict>
-      </w:r>
-    </w:p>
-    <w:p>
-      <w:pPr>
-        <w:pStyle w:val="Ttulo3"/>
-        <w:rPr>
-          <w:rFonts w:ascii="Calibri" w:eastAsia="Times New Roman" w:hAnsi="Calibri" w:cs="Calibri"/>
-        </w:rPr>
-      </w:pPr>
-      <w:r>
-        <w:rPr>
-          <w:rFonts w:ascii="Calibri" w:eastAsia="Times New Roman" w:hAnsi="Calibri" w:cs="Calibri"/>
-        </w:rPr>
-        <w:t>5.3 Validación de calidad de datos</w:t>
-      </w:r>
-    </w:p>
-    <w:p>
-      <w:pPr>
-        <w:pStyle w:val="NormalWeb"/>
-        <w:rPr>
-          <w:rFonts w:ascii="Calibri" w:hAnsi="Calibri" w:cs="Calibri"/>
-          <w:sz w:val="22"/>
-          <w:szCs w:val="22"/>
-        </w:rPr>
-      </w:pPr>
-      <w:r>
-        <w:rPr>
-          <w:rFonts w:ascii="Calibri" w:hAnsi="Calibri" w:cs="Calibri"/>
-          <w:sz w:val="22"/>
-          <w:szCs w:val="22"/>
-        </w:rPr>
-        <w:t xml:space="preserve">Se programaron rutinas en Python utilizando la librería </w:t>
-      </w:r>
-      <w:r>
-        <w:rPr>
-          <w:rStyle w:val="CdigoHTML"/>
-        </w:rPr>
-        <w:t>pandas</w:t>
-      </w:r>
-      <w:r>
-        <w:rPr>
-          <w:rFonts w:ascii="Calibri" w:hAnsi="Calibri" w:cs="Calibri"/>
-          <w:sz w:val="22"/>
-          <w:szCs w:val="22"/>
-        </w:rPr>
-        <w:t xml:space="preserve"> para certificar la sanidad de los listados antes de su publicación interna:</w:t>
+        <w:t>Contiene las características consolidadas del comportamiento del pool por corrida:</w:t>
       </w:r>
     </w:p>
     <w:p>
@@ -827,19 +417,19 @@
           <w:rStyle w:val="Fuerte"/>
           <w:rFonts w:ascii="Calibri" w:eastAsia="Times New Roman" w:hAnsi="Calibri" w:cs="Calibri"/>
         </w:rPr>
-        <w:t>Completitud (99.8%):</w:t>
+        <w:t>Variables Predictivas:</w:t>
       </w:r>
       <w:r>
         <w:rPr>
           <w:rFonts w:ascii="Calibri" w:eastAsia="Times New Roman" w:hAnsi="Calibri" w:cs="Calibri"/>
         </w:rPr>
-        <w:t xml:space="preserve"> Se validó la presencia de valores no nulos en etiquetas críticas (</w:t>
+        <w:t xml:space="preserve"> </w:t>
       </w:r>
       <w:r>
         <w:rPr>
           <w:rStyle w:val="CdigoHTML"/>
         </w:rPr>
-        <w:t>curp_hash</w:t>
+        <w:t>estado_origen</w:t>
       </w:r>
       <w:r>
         <w:rPr>
@@ -851,25 +441,37 @@
         <w:rPr>
           <w:rStyle w:val="CdigoHTML"/>
         </w:rPr>
-        <w:t>id_lote_origen</w:t>
+        <w:t>horas_del_dia</w:t>
       </w:r>
       <w:r>
         <w:rPr>
           <w:rFonts w:ascii="Calibri" w:eastAsia="Times New Roman" w:hAnsi="Calibri" w:cs="Calibri"/>
         </w:rPr>
-        <w:t xml:space="preserve">). Se detectaron y purgaron 2 registros que carecían del campo </w:t>
+        <w:t xml:space="preserve">, </w:t>
       </w:r>
       <w:r>
         <w:rPr>
           <w:rStyle w:val="CdigoHTML"/>
         </w:rPr>
-        <w:t>cct_hash</w:t>
+        <w:t>num_workers</w:t>
       </w:r>
       <w:r>
         <w:rPr>
           <w:rFonts w:ascii="Calibri" w:eastAsia="Times New Roman" w:hAnsi="Calibri" w:cs="Calibri"/>
         </w:rPr>
-        <w:t xml:space="preserve"> de origen en Puebla.</w:t>
+        <w:t xml:space="preserve"> asignados, </w:t>
+      </w:r>
+      <w:r>
+        <w:rPr>
+          <w:rStyle w:val="CdigoHTML"/>
+        </w:rPr>
+        <w:t>tamanio_batch</w:t>
+      </w:r>
+      <w:r>
+        <w:rPr>
+          <w:rFonts w:ascii="Calibri" w:eastAsia="Times New Roman" w:hAnsi="Calibri" w:cs="Calibri"/>
+        </w:rPr>
+        <w:t>.</w:t>
       </w:r>
     </w:p>
     <w:p>
@@ -888,38 +490,51 @@
           <w:rStyle w:val="Fuerte"/>
           <w:rFonts w:ascii="Calibri" w:eastAsia="Times New Roman" w:hAnsi="Calibri" w:cs="Calibri"/>
         </w:rPr>
-        <w:t>Consistencia (100.0%):</w:t>
+        <w:t>Variable Objetivo (Target):</w:t>
       </w:r>
       <w:r>
         <w:rPr>
           <w:rFonts w:ascii="Calibri" w:eastAsia="Times New Roman" w:hAnsi="Calibri" w:cs="Calibri"/>
         </w:rPr>
-        <w:t xml:space="preserve"> Se constató la uniformidad de longitud de los campos anonimizados hashing a 32 caracteres (MD5 hexadecimal) de forma estricta.</w:t>
+        <w:t xml:space="preserve"> </w:t>
       </w:r>
-    </w:p>
-    <w:p>
-      <w:pPr>
-        <w:numPr>
-          <w:ilvl w:val="0"/>
-          <w:numId w:val="14"/>
-        </w:numPr>
-        <w:spacing w:before="100" w:beforeAutospacing="1" w:after="100" w:afterAutospacing="1" w:line="240" w:lineRule="auto"/>
-        <w:rPr>
-          <w:rFonts w:ascii="Calibri" w:eastAsia="Times New Roman" w:hAnsi="Calibri" w:cs="Calibri"/>
-        </w:rPr>
-      </w:pPr>
       <w:r>
         <w:rPr>
-          <w:rStyle w:val="Fuerte"/>
-          <w:rFonts w:ascii="Calibri" w:eastAsia="Times New Roman" w:hAnsi="Calibri" w:cs="Calibri"/>
+          <w:rStyle w:val="CdigoHTML"/>
         </w:rPr>
-        <w:t>Duplicidad (0.23%):</w:t>
+        <w:t>tasa_exito_descarga</w:t>
       </w:r>
       <w:r>
         <w:rPr>
           <w:rFonts w:ascii="Calibri" w:eastAsia="Times New Roman" w:hAnsi="Calibri" w:cs="Calibri"/>
         </w:rPr>
-        <w:t xml:space="preserve"> Se detectaron 2 y 3 registros duplicados de Puebla en </w:t>
+        <w:t xml:space="preserve"> y </w:t>
+      </w:r>
+      <w:r>
+        <w:rPr>
+          <w:rStyle w:val="CdigoHTML"/>
+        </w:rPr>
+        <w:t>ms_promedio_respuesta</w:t>
+      </w:r>
+      <w:r>
+        <w:rPr>
+          <w:rFonts w:ascii="Calibri" w:eastAsia="Times New Roman" w:hAnsi="Calibri" w:cs="Calibri"/>
+        </w:rPr>
+        <w:t>.</w:t>
+      </w:r>
+    </w:p>
+    <w:p>
+      <w:pPr>
+        <w:pStyle w:val="Ttulo3"/>
+        <w:rPr>
+          <w:rFonts w:ascii="Calibri" w:eastAsia="Times New Roman" w:hAnsi="Calibri" w:cs="Calibri"/>
+        </w:rPr>
+      </w:pPr>
+      <w:r>
+        <w:rPr>
+          <w:rFonts w:ascii="Calibri" w:eastAsia="Times New Roman" w:hAnsi="Calibri" w:cs="Calibri"/>
+        </w:rPr>
+        <w:t xml:space="preserve">3.2 </w:t>
       </w:r>
       <w:r>
         <w:rPr>
@@ -931,36 +546,7 @@
         <w:rPr>
           <w:rFonts w:ascii="Calibri" w:eastAsia="Times New Roman" w:hAnsi="Calibri" w:cs="Calibri"/>
         </w:rPr>
-        <w:t xml:space="preserve"> debido a hilos duplicados por reanudaciones abruptas concurrentes. Fueron unificados y removidos de la muestra.</w:t>
-      </w:r>
-    </w:p>
-    <w:p>
-      <w:pPr>
-        <w:rPr>
-          <w:rFonts w:ascii="Calibri" w:eastAsia="Times New Roman" w:hAnsi="Calibri" w:cs="Calibri"/>
-        </w:rPr>
-      </w:pPr>
-      <w:r>
-        <w:rPr>
-          <w:rFonts w:ascii="Calibri" w:eastAsia="Times New Roman" w:hAnsi="Calibri" w:cs="Calibri"/>
-        </w:rPr>
-        <w:pict w14:anchorId="4809654F">
-          <v:rect id="_x0000_i1030" style="width:0;height:1.5pt" o:hralign="center" o:hrstd="t" o:hr="t" fillcolor="#a0a0a0" stroked="f"/>
-        </w:pict>
-      </w:r>
-    </w:p>
-    <w:p>
-      <w:pPr>
-        <w:pStyle w:val="Ttulo3"/>
-        <w:rPr>
-          <w:rFonts w:ascii="Calibri" w:eastAsia="Times New Roman" w:hAnsi="Calibri" w:cs="Calibri"/>
-        </w:rPr>
-      </w:pPr>
-      <w:r>
-        <w:rPr>
-          <w:rFonts w:ascii="Calibri" w:eastAsia="Times New Roman" w:hAnsi="Calibri" w:cs="Calibri"/>
-        </w:rPr>
-        <w:t>5.4 Gobernanza y Trazabilidad de Privacidad</w:t>
+        <w:t xml:space="preserve"> (1,000 Registros)</w:t>
       </w:r>
     </w:p>
     <w:p>
@@ -978,7 +564,7 @@
           <w:sz w:val="22"/>
           <w:szCs w:val="22"/>
         </w:rPr>
-        <w:t>Para dar cabal cumplimiento a las políticas institucionales de protección de datos personales, se aplicaron las siguientes reglas lógicas:</w:t>
+        <w:t>Muestra representativa de alumnos (Veracruz y Puebla) utilizando un diseño estricto de columnas:</w:t>
       </w:r>
     </w:p>
     <w:p>
@@ -994,16 +580,15 @@
       </w:pPr>
       <w:r>
         <w:rPr>
-          <w:rStyle w:val="Fuerte"/>
-          <w:rFonts w:ascii="Calibri" w:eastAsia="Times New Roman" w:hAnsi="Calibri" w:cs="Calibri"/>
+          <w:rStyle w:val="CdigoHTML"/>
         </w:rPr>
-        <w:t>Anonimización Criptográfica:</w:t>
+        <w:t>curp_hash</w:t>
       </w:r>
       <w:r>
         <w:rPr>
           <w:rFonts w:ascii="Calibri" w:eastAsia="Times New Roman" w:hAnsi="Calibri" w:cs="Calibri"/>
         </w:rPr>
-        <w:t xml:space="preserve"> La CURP de los menores fue sustituida directamente por su hash. El nombre, apellidos, dirección física y teléfonos se descartaron de los conjuntos de datos en la fase previa a la extracción.</w:t>
+        <w:t>: Identificador trazable internamente pero inútil en el exterior.</w:t>
       </w:r>
     </w:p>
     <w:p>
@@ -1017,19 +602,6 @@
           <w:rFonts w:ascii="Calibri" w:eastAsia="Times New Roman" w:hAnsi="Calibri" w:cs="Calibri"/>
         </w:rPr>
       </w:pPr>
-      <w:r>
-        <w:rPr>
-          <w:rStyle w:val="Fuerte"/>
-          <w:rFonts w:ascii="Calibri" w:eastAsia="Times New Roman" w:hAnsi="Calibri" w:cs="Calibri"/>
-        </w:rPr>
-        <w:t>Enmascaramiento Educativo:</w:t>
-      </w:r>
-      <w:r>
-        <w:rPr>
-          <w:rFonts w:ascii="Calibri" w:eastAsia="Times New Roman" w:hAnsi="Calibri" w:cs="Calibri"/>
-        </w:rPr>
-        <w:t xml:space="preserve"> El Centro de Trabajo se representa por su hash (</w:t>
-      </w:r>
       <w:r>
         <w:rPr>
           <w:rStyle w:val="CdigoHTML"/>
@@ -1040,7 +612,7 @@
         <w:rPr>
           <w:rFonts w:ascii="Calibri" w:eastAsia="Times New Roman" w:hAnsi="Calibri" w:cs="Calibri"/>
         </w:rPr>
-        <w:t>), resguardando el nombre real del plantel escolar y mitigando riesgos de geolocalización directa inapropiada.</w:t>
+        <w:t>: Clave del Centro de Trabajo ofuscada.</w:t>
       </w:r>
     </w:p>
     <w:p>
@@ -1056,34 +628,33 @@
       </w:pPr>
       <w:r>
         <w:rPr>
-          <w:rStyle w:val="Fuerte"/>
-          <w:rFonts w:ascii="Calibri" w:eastAsia="Times New Roman" w:hAnsi="Calibri" w:cs="Calibri"/>
+          <w:rStyle w:val="CdigoHTML"/>
         </w:rPr>
-        <w:t>Control de Linaje:</w:t>
+        <w:t>ciclo</w:t>
       </w:r>
       <w:r>
         <w:rPr>
           <w:rFonts w:ascii="Calibri" w:eastAsia="Times New Roman" w:hAnsi="Calibri" w:cs="Calibri"/>
         </w:rPr>
-        <w:t xml:space="preserve"> Se preservó el campo </w:t>
+        <w:t xml:space="preserve">, </w:t>
       </w:r>
       <w:r>
         <w:rPr>
           <w:rStyle w:val="CdigoHTML"/>
         </w:rPr>
-        <w:t>id_lote_origen</w:t>
+        <w:t>turno</w:t>
       </w:r>
       <w:r>
         <w:rPr>
           <w:rFonts w:ascii="Calibri" w:eastAsia="Times New Roman" w:hAnsi="Calibri" w:cs="Calibri"/>
         </w:rPr>
-        <w:t xml:space="preserve"> como atributo unificador para posibilitar el linaje forense de datos analíticos contra la tabla relacional de auditoría </w:t>
+        <w:t xml:space="preserve">, </w:t>
       </w:r>
       <w:r>
         <w:rPr>
           <w:rStyle w:val="CdigoHTML"/>
         </w:rPr>
-        <w:t>Lote</w:t>
+        <w:t>estatus_api</w:t>
       </w:r>
       <w:r>
         <w:rPr>
@@ -1094,6 +665,7 @@
     </w:p>
     <w:p>
       <w:pPr>
+        <w:pStyle w:val="Ttulo3"/>
         <w:rPr>
           <w:rFonts w:ascii="Calibri" w:eastAsia="Times New Roman" w:hAnsi="Calibri" w:cs="Calibri"/>
         </w:rPr>
@@ -1102,23 +674,19 @@
         <w:rPr>
           <w:rFonts w:ascii="Calibri" w:eastAsia="Times New Roman" w:hAnsi="Calibri" w:cs="Calibri"/>
         </w:rPr>
-        <w:pict w14:anchorId="2B805E05">
-          <v:rect id="_x0000_i1031" style="width:0;height:1.5pt" o:hralign="center" o:hrstd="t" o:hr="t" fillcolor="#a0a0a0" stroked="f"/>
-        </w:pict>
+        <w:t xml:space="preserve">3.3 </w:t>
       </w:r>
-    </w:p>
-    <w:p>
-      <w:pPr>
-        <w:pStyle w:val="Ttulo3"/>
+      <w:r>
         <w:rPr>
-          <w:rFonts w:ascii="Calibri" w:eastAsia="Times New Roman" w:hAnsi="Calibri" w:cs="Calibri"/>
+          <w:rStyle w:val="CdigoHTML"/>
         </w:rPr>
-      </w:pPr>
+        <w:t>dataset_incidencias_piloto_202605.csv</w:t>
+      </w:r>
       <w:r>
         <w:rPr>
           <w:rFonts w:ascii="Calibri" w:eastAsia="Times New Roman" w:hAnsi="Calibri" w:cs="Calibri"/>
         </w:rPr>
-        <w:t>5.5 Features y casos de uso prioritarios</w:t>
+        <w:t xml:space="preserve"> (120 Registros)</w:t>
       </w:r>
     </w:p>
     <w:p>
@@ -1136,708 +704,21 @@
           <w:sz w:val="22"/>
           <w:szCs w:val="22"/>
         </w:rPr>
-        <w:t>Para el entrenamiento de modelos de remediación, las variables fueron priorizadas en la siguiente matriz analítica:</w:t>
+        <w:t xml:space="preserve">Extraído directamente de la tabla </w:t>
       </w:r>
-    </w:p>
-    <w:tbl>
-      <w:tblPr>
-        <w:tblW w:w="5000" w:type="pct"/>
-        <w:tblCellMar>
-          <w:top w:w="15" w:type="dxa"/>
-          <w:left w:w="15" w:type="dxa"/>
-          <w:bottom w:w="15" w:type="dxa"/>
-          <w:right w:w="15" w:type="dxa"/>
-        </w:tblCellMar>
-        <w:tblLook w:val="04A0" w:firstRow="1" w:lastRow="0" w:firstColumn="1" w:lastColumn="0" w:noHBand="0" w:noVBand="1"/>
-      </w:tblPr>
-      <w:tblGrid>
-        <w:gridCol w:w="1920"/>
-        <w:gridCol w:w="1264"/>
-        <w:gridCol w:w="4404"/>
-        <w:gridCol w:w="1756"/>
-      </w:tblGrid>
-      <w:tr>
-        <w:trPr>
-          <w:tblHeader/>
-        </w:trPr>
-        <w:tc>
-          <w:tcPr>
-            <w:tcW w:w="0" w:type="auto"/>
-            <w:tcBorders>
-              <w:top w:val="single" w:sz="6" w:space="0" w:color="666666"/>
-              <w:left w:val="single" w:sz="6" w:space="0" w:color="666666"/>
-              <w:bottom w:val="single" w:sz="6" w:space="0" w:color="666666"/>
-              <w:right w:val="single" w:sz="6" w:space="0" w:color="666666"/>
-            </w:tcBorders>
-            <w:tcMar>
-              <w:top w:w="90" w:type="dxa"/>
-              <w:left w:w="90" w:type="dxa"/>
-              <w:bottom w:w="90" w:type="dxa"/>
-              <w:right w:w="90" w:type="dxa"/>
-            </w:tcMar>
-            <w:hideMark/>
-          </w:tcPr>
-          <w:p>
-            <w:pPr>
-              <w:spacing w:before="180" w:after="180"/>
-              <w:rPr>
-                <w:rFonts w:ascii="Calibri" w:eastAsia="Times New Roman" w:hAnsi="Calibri" w:cs="Calibri"/>
-                <w:b/>
-                <w:bCs/>
-              </w:rPr>
-            </w:pPr>
-            <w:r>
-              <w:rPr>
-                <w:rFonts w:ascii="Calibri" w:eastAsia="Times New Roman" w:hAnsi="Calibri" w:cs="Calibri"/>
-                <w:b/>
-                <w:bCs/>
-              </w:rPr>
-              <w:t>Nombre de Feature</w:t>
-            </w:r>
-          </w:p>
-        </w:tc>
-        <w:tc>
-          <w:tcPr>
-            <w:tcW w:w="0" w:type="auto"/>
-            <w:tcBorders>
-              <w:top w:val="single" w:sz="6" w:space="0" w:color="666666"/>
-              <w:left w:val="single" w:sz="6" w:space="0" w:color="666666"/>
-              <w:bottom w:val="single" w:sz="6" w:space="0" w:color="666666"/>
-              <w:right w:val="single" w:sz="6" w:space="0" w:color="666666"/>
-            </w:tcBorders>
-            <w:tcMar>
-              <w:top w:w="90" w:type="dxa"/>
-              <w:left w:w="90" w:type="dxa"/>
-              <w:bottom w:w="90" w:type="dxa"/>
-              <w:right w:w="90" w:type="dxa"/>
-            </w:tcMar>
-            <w:hideMark/>
-          </w:tcPr>
-          <w:p>
-            <w:pPr>
-              <w:spacing w:before="180" w:after="180"/>
-              <w:rPr>
-                <w:rFonts w:ascii="Calibri" w:eastAsia="Times New Roman" w:hAnsi="Calibri" w:cs="Calibri"/>
-                <w:b/>
-                <w:bCs/>
-              </w:rPr>
-            </w:pPr>
-            <w:r>
-              <w:rPr>
-                <w:rFonts w:ascii="Calibri" w:eastAsia="Times New Roman" w:hAnsi="Calibri" w:cs="Calibri"/>
-                <w:b/>
-                <w:bCs/>
-              </w:rPr>
-              <w:t>Tipo de Dato</w:t>
-            </w:r>
-          </w:p>
-        </w:tc>
-        <w:tc>
-          <w:tcPr>
-            <w:tcW w:w="0" w:type="auto"/>
-            <w:tcBorders>
-              <w:top w:val="single" w:sz="6" w:space="0" w:color="666666"/>
-              <w:left w:val="single" w:sz="6" w:space="0" w:color="666666"/>
-              <w:bottom w:val="single" w:sz="6" w:space="0" w:color="666666"/>
-              <w:right w:val="single" w:sz="6" w:space="0" w:color="666666"/>
-            </w:tcBorders>
-            <w:tcMar>
-              <w:top w:w="90" w:type="dxa"/>
-              <w:left w:w="90" w:type="dxa"/>
-              <w:bottom w:w="90" w:type="dxa"/>
-              <w:right w:w="90" w:type="dxa"/>
-            </w:tcMar>
-            <w:hideMark/>
-          </w:tcPr>
-          <w:p>
-            <w:pPr>
-              <w:spacing w:before="180" w:after="180"/>
-              <w:rPr>
-                <w:rFonts w:ascii="Calibri" w:eastAsia="Times New Roman" w:hAnsi="Calibri" w:cs="Calibri"/>
-                <w:b/>
-                <w:bCs/>
-              </w:rPr>
-            </w:pPr>
-            <w:r>
-              <w:rPr>
-                <w:rFonts w:ascii="Calibri" w:eastAsia="Times New Roman" w:hAnsi="Calibri" w:cs="Calibri"/>
-                <w:b/>
-                <w:bCs/>
-              </w:rPr>
-              <w:t>Propósito Analítico</w:t>
-            </w:r>
-          </w:p>
-        </w:tc>
-        <w:tc>
-          <w:tcPr>
-            <w:tcW w:w="0" w:type="auto"/>
-            <w:tcBorders>
-              <w:top w:val="single" w:sz="6" w:space="0" w:color="666666"/>
-              <w:left w:val="single" w:sz="6" w:space="0" w:color="666666"/>
-              <w:bottom w:val="single" w:sz="6" w:space="0" w:color="666666"/>
-              <w:right w:val="single" w:sz="6" w:space="0" w:color="666666"/>
-            </w:tcBorders>
-            <w:tcMar>
-              <w:top w:w="90" w:type="dxa"/>
-              <w:left w:w="90" w:type="dxa"/>
-              <w:bottom w:w="90" w:type="dxa"/>
-              <w:right w:w="90" w:type="dxa"/>
-            </w:tcMar>
-            <w:hideMark/>
-          </w:tcPr>
-          <w:p>
-            <w:pPr>
-              <w:spacing w:before="180" w:after="180"/>
-              <w:rPr>
-                <w:rFonts w:ascii="Calibri" w:eastAsia="Times New Roman" w:hAnsi="Calibri" w:cs="Calibri"/>
-                <w:b/>
-                <w:bCs/>
-              </w:rPr>
-            </w:pPr>
-            <w:r>
-              <w:rPr>
-                <w:rFonts w:ascii="Calibri" w:eastAsia="Times New Roman" w:hAnsi="Calibri" w:cs="Calibri"/>
-                <w:b/>
-                <w:bCs/>
-              </w:rPr>
-              <w:t>Nivel de Importancia</w:t>
-            </w:r>
-          </w:p>
-        </w:tc>
-      </w:tr>
-      <w:tr>
-        <w:tc>
-          <w:tcPr>
-            <w:tcW w:w="0" w:type="auto"/>
-            <w:tcBorders>
-              <w:top w:val="single" w:sz="6" w:space="0" w:color="666666"/>
-              <w:left w:val="single" w:sz="6" w:space="0" w:color="666666"/>
-              <w:bottom w:val="single" w:sz="6" w:space="0" w:color="666666"/>
-              <w:right w:val="single" w:sz="6" w:space="0" w:color="666666"/>
-            </w:tcBorders>
-            <w:tcMar>
-              <w:top w:w="90" w:type="dxa"/>
-              <w:left w:w="90" w:type="dxa"/>
-              <w:bottom w:w="90" w:type="dxa"/>
-              <w:right w:w="90" w:type="dxa"/>
-            </w:tcMar>
-            <w:hideMark/>
-          </w:tcPr>
-          <w:p>
-            <w:pPr>
-              <w:spacing w:before="180" w:after="180"/>
-              <w:rPr>
-                <w:rFonts w:ascii="Calibri" w:eastAsia="Times New Roman" w:hAnsi="Calibri" w:cs="Calibri"/>
-              </w:rPr>
-            </w:pPr>
-            <w:r>
-              <w:rPr>
-                <w:rStyle w:val="CdigoHTML"/>
-              </w:rPr>
-              <w:t>cct_estado</w:t>
-            </w:r>
-          </w:p>
-        </w:tc>
-        <w:tc>
-          <w:tcPr>
-            <w:tcW w:w="0" w:type="auto"/>
-            <w:tcBorders>
-              <w:top w:val="single" w:sz="6" w:space="0" w:color="666666"/>
-              <w:left w:val="single" w:sz="6" w:space="0" w:color="666666"/>
-              <w:bottom w:val="single" w:sz="6" w:space="0" w:color="666666"/>
-              <w:right w:val="single" w:sz="6" w:space="0" w:color="666666"/>
-            </w:tcBorders>
-            <w:tcMar>
-              <w:top w:w="90" w:type="dxa"/>
-              <w:left w:w="90" w:type="dxa"/>
-              <w:bottom w:w="90" w:type="dxa"/>
-              <w:right w:w="90" w:type="dxa"/>
-            </w:tcMar>
-            <w:hideMark/>
-          </w:tcPr>
-          <w:p>
-            <w:pPr>
-              <w:spacing w:before="180" w:after="180"/>
-              <w:rPr>
-                <w:rFonts w:ascii="Calibri" w:eastAsia="Times New Roman" w:hAnsi="Calibri" w:cs="Calibri"/>
-              </w:rPr>
-            </w:pPr>
-            <w:r>
-              <w:rPr>
-                <w:rFonts w:ascii="Calibri" w:eastAsia="Times New Roman" w:hAnsi="Calibri" w:cs="Calibri"/>
-              </w:rPr>
-              <w:t>Categórico</w:t>
-            </w:r>
-          </w:p>
-        </w:tc>
-        <w:tc>
-          <w:tcPr>
-            <w:tcW w:w="0" w:type="auto"/>
-            <w:tcBorders>
-              <w:top w:val="single" w:sz="6" w:space="0" w:color="666666"/>
-              <w:left w:val="single" w:sz="6" w:space="0" w:color="666666"/>
-              <w:bottom w:val="single" w:sz="6" w:space="0" w:color="666666"/>
-              <w:right w:val="single" w:sz="6" w:space="0" w:color="666666"/>
-            </w:tcBorders>
-            <w:tcMar>
-              <w:top w:w="90" w:type="dxa"/>
-              <w:left w:w="90" w:type="dxa"/>
-              <w:bottom w:w="90" w:type="dxa"/>
-              <w:right w:w="90" w:type="dxa"/>
-            </w:tcMar>
-            <w:hideMark/>
-          </w:tcPr>
-          <w:p>
-            <w:pPr>
-              <w:spacing w:before="180" w:after="180"/>
-              <w:rPr>
-                <w:rFonts w:ascii="Calibri" w:eastAsia="Times New Roman" w:hAnsi="Calibri" w:cs="Calibri"/>
-              </w:rPr>
-            </w:pPr>
-            <w:r>
-              <w:rPr>
-                <w:rFonts w:ascii="Calibri" w:eastAsia="Times New Roman" w:hAnsi="Calibri" w:cs="Calibri"/>
-              </w:rPr>
-              <w:t>Evaluar correlación geográfica y cuellos de botella de red por entidad.</w:t>
-            </w:r>
-          </w:p>
-        </w:tc>
-        <w:tc>
-          <w:tcPr>
-            <w:tcW w:w="0" w:type="auto"/>
-            <w:tcBorders>
-              <w:top w:val="single" w:sz="6" w:space="0" w:color="666666"/>
-              <w:left w:val="single" w:sz="6" w:space="0" w:color="666666"/>
-              <w:bottom w:val="single" w:sz="6" w:space="0" w:color="666666"/>
-              <w:right w:val="single" w:sz="6" w:space="0" w:color="666666"/>
-            </w:tcBorders>
-            <w:tcMar>
-              <w:top w:w="90" w:type="dxa"/>
-              <w:left w:w="90" w:type="dxa"/>
-              <w:bottom w:w="90" w:type="dxa"/>
-              <w:right w:w="90" w:type="dxa"/>
-            </w:tcMar>
-            <w:hideMark/>
-          </w:tcPr>
-          <w:p>
-            <w:pPr>
-              <w:spacing w:before="180" w:after="180"/>
-              <w:rPr>
-                <w:rFonts w:ascii="Calibri" w:eastAsia="Times New Roman" w:hAnsi="Calibri" w:cs="Calibri"/>
-              </w:rPr>
-            </w:pPr>
-            <w:r>
-              <w:rPr>
-                <w:rFonts w:ascii="Calibri" w:eastAsia="Times New Roman" w:hAnsi="Calibri" w:cs="Calibri"/>
-              </w:rPr>
-              <w:t>Alta</w:t>
-            </w:r>
-          </w:p>
-        </w:tc>
-      </w:tr>
-      <w:tr>
-        <w:tc>
-          <w:tcPr>
-            <w:tcW w:w="0" w:type="auto"/>
-            <w:tcBorders>
-              <w:top w:val="single" w:sz="6" w:space="0" w:color="666666"/>
-              <w:left w:val="single" w:sz="6" w:space="0" w:color="666666"/>
-              <w:bottom w:val="single" w:sz="6" w:space="0" w:color="666666"/>
-              <w:right w:val="single" w:sz="6" w:space="0" w:color="666666"/>
-            </w:tcBorders>
-            <w:tcMar>
-              <w:top w:w="90" w:type="dxa"/>
-              <w:left w:w="90" w:type="dxa"/>
-              <w:bottom w:w="90" w:type="dxa"/>
-              <w:right w:w="90" w:type="dxa"/>
-            </w:tcMar>
-            <w:hideMark/>
-          </w:tcPr>
-          <w:p>
-            <w:pPr>
-              <w:spacing w:before="180" w:after="180"/>
-              <w:rPr>
-                <w:rFonts w:ascii="Calibri" w:eastAsia="Times New Roman" w:hAnsi="Calibri" w:cs="Calibri"/>
-              </w:rPr>
-            </w:pPr>
-            <w:r>
-              <w:rPr>
-                <w:rStyle w:val="CdigoHTML"/>
-              </w:rPr>
-              <w:t>workers_config</w:t>
-            </w:r>
-          </w:p>
-        </w:tc>
-        <w:tc>
-          <w:tcPr>
-            <w:tcW w:w="0" w:type="auto"/>
-            <w:tcBorders>
-              <w:top w:val="single" w:sz="6" w:space="0" w:color="666666"/>
-              <w:left w:val="single" w:sz="6" w:space="0" w:color="666666"/>
-              <w:bottom w:val="single" w:sz="6" w:space="0" w:color="666666"/>
-              <w:right w:val="single" w:sz="6" w:space="0" w:color="666666"/>
-            </w:tcBorders>
-            <w:tcMar>
-              <w:top w:w="90" w:type="dxa"/>
-              <w:left w:w="90" w:type="dxa"/>
-              <w:bottom w:w="90" w:type="dxa"/>
-              <w:right w:w="90" w:type="dxa"/>
-            </w:tcMar>
-            <w:hideMark/>
-          </w:tcPr>
-          <w:p>
-            <w:pPr>
-              <w:spacing w:before="180" w:after="180"/>
-              <w:rPr>
-                <w:rFonts w:ascii="Calibri" w:eastAsia="Times New Roman" w:hAnsi="Calibri" w:cs="Calibri"/>
-              </w:rPr>
-            </w:pPr>
-            <w:r>
-              <w:rPr>
-                <w:rFonts w:ascii="Calibri" w:eastAsia="Times New Roman" w:hAnsi="Calibri" w:cs="Calibri"/>
-              </w:rPr>
-              <w:t>Numérico</w:t>
-            </w:r>
-          </w:p>
-        </w:tc>
-        <w:tc>
-          <w:tcPr>
-            <w:tcW w:w="0" w:type="auto"/>
-            <w:tcBorders>
-              <w:top w:val="single" w:sz="6" w:space="0" w:color="666666"/>
-              <w:left w:val="single" w:sz="6" w:space="0" w:color="666666"/>
-              <w:bottom w:val="single" w:sz="6" w:space="0" w:color="666666"/>
-              <w:right w:val="single" w:sz="6" w:space="0" w:color="666666"/>
-            </w:tcBorders>
-            <w:tcMar>
-              <w:top w:w="90" w:type="dxa"/>
-              <w:left w:w="90" w:type="dxa"/>
-              <w:bottom w:w="90" w:type="dxa"/>
-              <w:right w:w="90" w:type="dxa"/>
-            </w:tcMar>
-            <w:hideMark/>
-          </w:tcPr>
-          <w:p>
-            <w:pPr>
-              <w:spacing w:before="180" w:after="180"/>
-              <w:rPr>
-                <w:rFonts w:ascii="Calibri" w:eastAsia="Times New Roman" w:hAnsi="Calibri" w:cs="Calibri"/>
-              </w:rPr>
-            </w:pPr>
-            <w:r>
-              <w:rPr>
-                <w:rFonts w:ascii="Calibri" w:eastAsia="Times New Roman" w:hAnsi="Calibri" w:cs="Calibri"/>
-              </w:rPr>
-              <w:t>Medir el grado de saturación del pool que altera tiempos de respuesta.</w:t>
-            </w:r>
-          </w:p>
-        </w:tc>
-        <w:tc>
-          <w:tcPr>
-            <w:tcW w:w="0" w:type="auto"/>
-            <w:tcBorders>
-              <w:top w:val="single" w:sz="6" w:space="0" w:color="666666"/>
-              <w:left w:val="single" w:sz="6" w:space="0" w:color="666666"/>
-              <w:bottom w:val="single" w:sz="6" w:space="0" w:color="666666"/>
-              <w:right w:val="single" w:sz="6" w:space="0" w:color="666666"/>
-            </w:tcBorders>
-            <w:tcMar>
-              <w:top w:w="90" w:type="dxa"/>
-              <w:left w:w="90" w:type="dxa"/>
-              <w:bottom w:w="90" w:type="dxa"/>
-              <w:right w:w="90" w:type="dxa"/>
-            </w:tcMar>
-            <w:hideMark/>
-          </w:tcPr>
-          <w:p>
-            <w:pPr>
-              <w:spacing w:before="180" w:after="180"/>
-              <w:rPr>
-                <w:rFonts w:ascii="Calibri" w:eastAsia="Times New Roman" w:hAnsi="Calibri" w:cs="Calibri"/>
-              </w:rPr>
-            </w:pPr>
-            <w:r>
-              <w:rPr>
-                <w:rFonts w:ascii="Calibri" w:eastAsia="Times New Roman" w:hAnsi="Calibri" w:cs="Calibri"/>
-              </w:rPr>
-              <w:t>Alta</w:t>
-            </w:r>
-          </w:p>
-        </w:tc>
-      </w:tr>
-      <w:tr>
-        <w:tc>
-          <w:tcPr>
-            <w:tcW w:w="0" w:type="auto"/>
-            <w:tcBorders>
-              <w:top w:val="single" w:sz="6" w:space="0" w:color="666666"/>
-              <w:left w:val="single" w:sz="6" w:space="0" w:color="666666"/>
-              <w:bottom w:val="single" w:sz="6" w:space="0" w:color="666666"/>
-              <w:right w:val="single" w:sz="6" w:space="0" w:color="666666"/>
-            </w:tcBorders>
-            <w:tcMar>
-              <w:top w:w="90" w:type="dxa"/>
-              <w:left w:w="90" w:type="dxa"/>
-              <w:bottom w:w="90" w:type="dxa"/>
-              <w:right w:w="90" w:type="dxa"/>
-            </w:tcMar>
-            <w:hideMark/>
-          </w:tcPr>
-          <w:p>
-            <w:pPr>
-              <w:spacing w:before="180" w:after="180"/>
-              <w:rPr>
-                <w:rFonts w:ascii="Calibri" w:eastAsia="Times New Roman" w:hAnsi="Calibri" w:cs="Calibri"/>
-              </w:rPr>
-            </w:pPr>
-            <w:r>
-              <w:rPr>
-                <w:rStyle w:val="CdigoHTML"/>
-              </w:rPr>
-              <w:t>reintentos</w:t>
-            </w:r>
-          </w:p>
-        </w:tc>
-        <w:tc>
-          <w:tcPr>
-            <w:tcW w:w="0" w:type="auto"/>
-            <w:tcBorders>
-              <w:top w:val="single" w:sz="6" w:space="0" w:color="666666"/>
-              <w:left w:val="single" w:sz="6" w:space="0" w:color="666666"/>
-              <w:bottom w:val="single" w:sz="6" w:space="0" w:color="666666"/>
-              <w:right w:val="single" w:sz="6" w:space="0" w:color="666666"/>
-            </w:tcBorders>
-            <w:tcMar>
-              <w:top w:w="90" w:type="dxa"/>
-              <w:left w:w="90" w:type="dxa"/>
-              <w:bottom w:w="90" w:type="dxa"/>
-              <w:right w:w="90" w:type="dxa"/>
-            </w:tcMar>
-            <w:hideMark/>
-          </w:tcPr>
-          <w:p>
-            <w:pPr>
-              <w:spacing w:before="180" w:after="180"/>
-              <w:rPr>
-                <w:rFonts w:ascii="Calibri" w:eastAsia="Times New Roman" w:hAnsi="Calibri" w:cs="Calibri"/>
-              </w:rPr>
-            </w:pPr>
-            <w:r>
-              <w:rPr>
-                <w:rFonts w:ascii="Calibri" w:eastAsia="Times New Roman" w:hAnsi="Calibri" w:cs="Calibri"/>
-              </w:rPr>
-              <w:t>Numérico</w:t>
-            </w:r>
-          </w:p>
-        </w:tc>
-        <w:tc>
-          <w:tcPr>
-            <w:tcW w:w="0" w:type="auto"/>
-            <w:tcBorders>
-              <w:top w:val="single" w:sz="6" w:space="0" w:color="666666"/>
-              <w:left w:val="single" w:sz="6" w:space="0" w:color="666666"/>
-              <w:bottom w:val="single" w:sz="6" w:space="0" w:color="666666"/>
-              <w:right w:val="single" w:sz="6" w:space="0" w:color="666666"/>
-            </w:tcBorders>
-            <w:tcMar>
-              <w:top w:w="90" w:type="dxa"/>
-              <w:left w:w="90" w:type="dxa"/>
-              <w:bottom w:w="90" w:type="dxa"/>
-              <w:right w:w="90" w:type="dxa"/>
-            </w:tcMar>
-            <w:hideMark/>
-          </w:tcPr>
-          <w:p>
-            <w:pPr>
-              <w:spacing w:before="180" w:after="180"/>
-              <w:rPr>
-                <w:rFonts w:ascii="Calibri" w:eastAsia="Times New Roman" w:hAnsi="Calibri" w:cs="Calibri"/>
-              </w:rPr>
-            </w:pPr>
-            <w:r>
-              <w:rPr>
-                <w:rFonts w:ascii="Calibri" w:eastAsia="Times New Roman" w:hAnsi="Calibri" w:cs="Calibri"/>
-              </w:rPr>
-              <w:t>Evaluar resiliencia operacional del orquestador.</w:t>
-            </w:r>
-          </w:p>
-        </w:tc>
-        <w:tc>
-          <w:tcPr>
-            <w:tcW w:w="0" w:type="auto"/>
-            <w:tcBorders>
-              <w:top w:val="single" w:sz="6" w:space="0" w:color="666666"/>
-              <w:left w:val="single" w:sz="6" w:space="0" w:color="666666"/>
-              <w:bottom w:val="single" w:sz="6" w:space="0" w:color="666666"/>
-              <w:right w:val="single" w:sz="6" w:space="0" w:color="666666"/>
-            </w:tcBorders>
-            <w:tcMar>
-              <w:top w:w="90" w:type="dxa"/>
-              <w:left w:w="90" w:type="dxa"/>
-              <w:bottom w:w="90" w:type="dxa"/>
-              <w:right w:w="90" w:type="dxa"/>
-            </w:tcMar>
-            <w:hideMark/>
-          </w:tcPr>
-          <w:p>
-            <w:pPr>
-              <w:spacing w:before="180" w:after="180"/>
-              <w:rPr>
-                <w:rFonts w:ascii="Calibri" w:eastAsia="Times New Roman" w:hAnsi="Calibri" w:cs="Calibri"/>
-              </w:rPr>
-            </w:pPr>
-            <w:r>
-              <w:rPr>
-                <w:rFonts w:ascii="Calibri" w:eastAsia="Times New Roman" w:hAnsi="Calibri" w:cs="Calibri"/>
-              </w:rPr>
-              <w:t>Media</w:t>
-            </w:r>
-          </w:p>
-        </w:tc>
-      </w:tr>
-      <w:tr>
-        <w:tc>
-          <w:tcPr>
-            <w:tcW w:w="0" w:type="auto"/>
-            <w:tcBorders>
-              <w:top w:val="single" w:sz="6" w:space="0" w:color="666666"/>
-              <w:left w:val="single" w:sz="6" w:space="0" w:color="666666"/>
-              <w:bottom w:val="single" w:sz="6" w:space="0" w:color="666666"/>
-              <w:right w:val="single" w:sz="6" w:space="0" w:color="666666"/>
-            </w:tcBorders>
-            <w:tcMar>
-              <w:top w:w="90" w:type="dxa"/>
-              <w:left w:w="90" w:type="dxa"/>
-              <w:bottom w:w="90" w:type="dxa"/>
-              <w:right w:w="90" w:type="dxa"/>
-            </w:tcMar>
-            <w:hideMark/>
-          </w:tcPr>
-          <w:p>
-            <w:pPr>
-              <w:spacing w:before="180" w:after="180"/>
-              <w:rPr>
-                <w:rFonts w:ascii="Calibri" w:eastAsia="Times New Roman" w:hAnsi="Calibri" w:cs="Calibri"/>
-              </w:rPr>
-            </w:pPr>
-            <w:r>
-              <w:rPr>
-                <w:rStyle w:val="CdigoHTML"/>
-              </w:rPr>
-              <w:t>size_bytes</w:t>
-            </w:r>
-          </w:p>
-        </w:tc>
-        <w:tc>
-          <w:tcPr>
-            <w:tcW w:w="0" w:type="auto"/>
-            <w:tcBorders>
-              <w:top w:val="single" w:sz="6" w:space="0" w:color="666666"/>
-              <w:left w:val="single" w:sz="6" w:space="0" w:color="666666"/>
-              <w:bottom w:val="single" w:sz="6" w:space="0" w:color="666666"/>
-              <w:right w:val="single" w:sz="6" w:space="0" w:color="666666"/>
-            </w:tcBorders>
-            <w:tcMar>
-              <w:top w:w="90" w:type="dxa"/>
-              <w:left w:w="90" w:type="dxa"/>
-              <w:bottom w:w="90" w:type="dxa"/>
-              <w:right w:w="90" w:type="dxa"/>
-            </w:tcMar>
-            <w:hideMark/>
-          </w:tcPr>
-          <w:p>
-            <w:pPr>
-              <w:spacing w:before="180" w:after="180"/>
-              <w:rPr>
-                <w:rFonts w:ascii="Calibri" w:eastAsia="Times New Roman" w:hAnsi="Calibri" w:cs="Calibri"/>
-              </w:rPr>
-            </w:pPr>
-            <w:r>
-              <w:rPr>
-                <w:rFonts w:ascii="Calibri" w:eastAsia="Times New Roman" w:hAnsi="Calibri" w:cs="Calibri"/>
-              </w:rPr>
-              <w:t>Numérico</w:t>
-            </w:r>
-          </w:p>
-        </w:tc>
-        <w:tc>
-          <w:tcPr>
-            <w:tcW w:w="0" w:type="auto"/>
-            <w:tcBorders>
-              <w:top w:val="single" w:sz="6" w:space="0" w:color="666666"/>
-              <w:left w:val="single" w:sz="6" w:space="0" w:color="666666"/>
-              <w:bottom w:val="single" w:sz="6" w:space="0" w:color="666666"/>
-              <w:right w:val="single" w:sz="6" w:space="0" w:color="666666"/>
-            </w:tcBorders>
-            <w:tcMar>
-              <w:top w:w="90" w:type="dxa"/>
-              <w:left w:w="90" w:type="dxa"/>
-              <w:bottom w:w="90" w:type="dxa"/>
-              <w:right w:w="90" w:type="dxa"/>
-            </w:tcMar>
-            <w:hideMark/>
-          </w:tcPr>
-          <w:p>
-            <w:pPr>
-              <w:spacing w:before="180" w:after="180"/>
-              <w:rPr>
-                <w:rFonts w:ascii="Calibri" w:eastAsia="Times New Roman" w:hAnsi="Calibri" w:cs="Calibri"/>
-              </w:rPr>
-            </w:pPr>
-            <w:r>
-              <w:rPr>
-                <w:rFonts w:ascii="Calibri" w:eastAsia="Times New Roman" w:hAnsi="Calibri" w:cs="Calibri"/>
-              </w:rPr>
-              <w:t>Estimar ancho de banda consumido por transacciones de la Red.</w:t>
-            </w:r>
-          </w:p>
-        </w:tc>
-        <w:tc>
-          <w:tcPr>
-            <w:tcW w:w="0" w:type="auto"/>
-            <w:tcBorders>
-              <w:top w:val="single" w:sz="6" w:space="0" w:color="666666"/>
-              <w:left w:val="single" w:sz="6" w:space="0" w:color="666666"/>
-              <w:bottom w:val="single" w:sz="6" w:space="0" w:color="666666"/>
-              <w:right w:val="single" w:sz="6" w:space="0" w:color="666666"/>
-            </w:tcBorders>
-            <w:tcMar>
-              <w:top w:w="90" w:type="dxa"/>
-              <w:left w:w="90" w:type="dxa"/>
-              <w:bottom w:w="90" w:type="dxa"/>
-              <w:right w:w="90" w:type="dxa"/>
-            </w:tcMar>
-            <w:hideMark/>
-          </w:tcPr>
-          <w:p>
-            <w:pPr>
-              <w:spacing w:before="180" w:after="180"/>
-              <w:rPr>
-                <w:rFonts w:ascii="Calibri" w:eastAsia="Times New Roman" w:hAnsi="Calibri" w:cs="Calibri"/>
-              </w:rPr>
-            </w:pPr>
-            <w:r>
-              <w:rPr>
-                <w:rFonts w:ascii="Calibri" w:eastAsia="Times New Roman" w:hAnsi="Calibri" w:cs="Calibri"/>
-              </w:rPr>
-              <w:t>Media</w:t>
-            </w:r>
-          </w:p>
-        </w:tc>
-      </w:tr>
-    </w:tbl>
-    <w:p>
-      <w:pPr>
-        <w:pStyle w:val="Ttulo2"/>
-        <w:rPr>
-          <w:rFonts w:ascii="Calibri" w:eastAsia="Times New Roman" w:hAnsi="Calibri" w:cs="Calibri"/>
-        </w:rPr>
-      </w:pPr>
       <w:r>
         <w:rPr>
-          <w:rFonts w:ascii="Calibri" w:eastAsia="Times New Roman" w:hAnsi="Calibri" w:cs="Calibri"/>
+          <w:rStyle w:val="CdigoHTML"/>
         </w:rPr>
-        <w:t>6. Riesgos y Dependencias para Mayo</w:t>
+        <w:t>BitacoraEvento</w:t>
+      </w:r>
+      <w:r>
+        <w:rPr>
+          <w:rFonts w:ascii="Calibri" w:hAnsi="Calibri" w:cs="Calibri"/>
+          <w:sz w:val="22"/>
+          <w:szCs w:val="22"/>
+        </w:rPr>
+        <w:t xml:space="preserve"> de PostgreSQL, este set servirá para clasificar anomalías en los patrones de respuesta HTTP devueltos por el IMSS.</w:t>
       </w:r>
     </w:p>
     <w:p>
@@ -1853,41 +734,96 @@
       </w:pPr>
       <w:r>
         <w:rPr>
-          <w:rStyle w:val="Fuerte"/>
           <w:rFonts w:ascii="Calibri" w:eastAsia="Times New Roman" w:hAnsi="Calibri" w:cs="Calibri"/>
         </w:rPr>
-        <w:t>Sub-ajuste por muestra chica (*Underfitting*):</w:t>
+        <w:t xml:space="preserve">Clases incluidas: </w:t>
+      </w:r>
+      <w:r>
+        <w:rPr>
+          <w:rStyle w:val="CdigoHTML"/>
+        </w:rPr>
+        <w:t>RateLimitError</w:t>
       </w:r>
       <w:r>
         <w:rPr>
           <w:rFonts w:ascii="Calibri" w:eastAsia="Times New Roman" w:hAnsi="Calibri" w:cs="Calibri"/>
         </w:rPr>
-        <w:t xml:space="preserve"> El volumen piloto de 1,000 registros curados en mayo puede resultar insuficiente para entrenamientos representativos de modelos predictivos de deep-learning.</w:t>
+        <w:t xml:space="preserve"> (HTTP 429), </w:t>
       </w:r>
-    </w:p>
-    <w:p>
-      <w:pPr>
-        <w:numPr>
-          <w:ilvl w:val="0"/>
-          <w:numId w:val="16"/>
-        </w:numPr>
-        <w:spacing w:before="100" w:beforeAutospacing="1" w:after="100" w:afterAutospacing="1" w:line="240" w:lineRule="auto"/>
-        <w:rPr>
-          <w:rFonts w:ascii="Calibri" w:eastAsia="Times New Roman" w:hAnsi="Calibri" w:cs="Calibri"/>
-        </w:rPr>
-      </w:pPr>
       <w:r>
         <w:rPr>
-          <w:rStyle w:val="Fuerte"/>
-          <w:rFonts w:ascii="Calibri" w:eastAsia="Times New Roman" w:hAnsi="Calibri" w:cs="Calibri"/>
+          <w:rStyle w:val="CdigoHTML"/>
         </w:rPr>
-        <w:t>Privacidad del hash:</w:t>
+        <w:t>ConnectionTimeout</w:t>
       </w:r>
       <w:r>
         <w:rPr>
           <w:rFonts w:ascii="Calibri" w:eastAsia="Times New Roman" w:hAnsi="Calibri" w:cs="Calibri"/>
         </w:rPr>
-        <w:t xml:space="preserve"> El hash MD5 simple sin sal (*Salt*) es susceptible de ataques por fuerza bruta (*Rainbow Tables*) de CURPs comunes si se cuenta con el diccionario raíz. Se recomienda migrar a algoritmos más robustos tipo SHA-256 en junio.</w:t>
+        <w:t xml:space="preserve">, </w:t>
+      </w:r>
+      <w:r>
+        <w:rPr>
+          <w:rStyle w:val="CdigoHTML"/>
+        </w:rPr>
+        <w:t>InvalidFormatError</w:t>
+      </w:r>
+      <w:r>
+        <w:rPr>
+          <w:rFonts w:ascii="Calibri" w:eastAsia="Times New Roman" w:hAnsi="Calibri" w:cs="Calibri"/>
+        </w:rPr>
+        <w:t>.</w:t>
+      </w:r>
+    </w:p>
+    <w:p>
+      <w:pPr>
+        <w:pStyle w:val="Ttulo3"/>
+        <w:rPr>
+          <w:rFonts w:ascii="Calibri" w:eastAsia="Times New Roman" w:hAnsi="Calibri" w:cs="Calibri"/>
+        </w:rPr>
+      </w:pPr>
+      <w:r>
+        <w:rPr>
+          <w:rFonts w:ascii="Calibri" w:eastAsia="Times New Roman" w:hAnsi="Calibri" w:cs="Calibri"/>
+        </w:rPr>
+        <w:t xml:space="preserve">3.4 </w:t>
+      </w:r>
+      <w:r>
+        <w:rPr>
+          <w:rStyle w:val="CdigoHTML"/>
+        </w:rPr>
+        <w:t>dataset_descargas_pdf_piloto_202605.csv</w:t>
+      </w:r>
+      <w:r>
+        <w:rPr>
+          <w:rFonts w:ascii="Calibri" w:eastAsia="Times New Roman" w:hAnsi="Calibri" w:cs="Calibri"/>
+        </w:rPr>
+        <w:t xml:space="preserve"> (500 Reg</w:t>
+      </w:r>
+      <w:r>
+        <w:rPr>
+          <w:rFonts w:ascii="Calibri" w:eastAsia="Times New Roman" w:hAnsi="Calibri" w:cs="Calibri"/>
+        </w:rPr>
+        <w:lastRenderedPageBreak/>
+        <w:t>istros)</w:t>
+      </w:r>
+    </w:p>
+    <w:p>
+      <w:pPr>
+        <w:pStyle w:val="NormalWeb"/>
+        <w:rPr>
+          <w:rFonts w:ascii="Calibri" w:hAnsi="Calibri" w:cs="Calibri"/>
+          <w:sz w:val="22"/>
+          <w:szCs w:val="22"/>
+        </w:rPr>
+      </w:pPr>
+      <w:r>
+        <w:rPr>
+          <w:rFonts w:ascii="Calibri" w:hAnsi="Calibri" w:cs="Calibri"/>
+          <w:sz w:val="22"/>
+          <w:szCs w:val="22"/>
+        </w:rPr>
+        <w:t>Dataset que correlaciona el volumen en bytes del PDF resultante con el tiempo de descarga, para análisis de distribuciones de tráfico.</w:t>
       </w:r>
     </w:p>
     <w:p>
@@ -1901,7 +837,137 @@
         <w:rPr>
           <w:rFonts w:ascii="Calibri" w:eastAsia="Times New Roman" w:hAnsi="Calibri" w:cs="Calibri"/>
         </w:rPr>
-        <w:t>7. Próximos Pasos rumbo a Junio</w:t>
+        <w:t>4. Pruebas y Validación (Test Plan)</w:t>
+      </w:r>
+    </w:p>
+    <w:p>
+      <w:pPr>
+        <w:pStyle w:val="NormalWeb"/>
+        <w:rPr>
+          <w:rFonts w:ascii="Calibri" w:hAnsi="Calibri" w:cs="Calibri"/>
+          <w:sz w:val="22"/>
+          <w:szCs w:val="22"/>
+        </w:rPr>
+      </w:pPr>
+      <w:r>
+        <w:rPr>
+          <w:rFonts w:ascii="Calibri" w:hAnsi="Calibri" w:cs="Calibri"/>
+          <w:sz w:val="22"/>
+          <w:szCs w:val="22"/>
+        </w:rPr>
+        <w:t>Se sometieron los datasets generados a la validación estricta de la matriz de procesos:</w:t>
+      </w:r>
+    </w:p>
+    <w:p>
+      <w:pPr>
+        <w:pStyle w:val="NormalWeb"/>
+        <w:rPr>
+          <w:rFonts w:ascii="Calibri" w:hAnsi="Calibri" w:cs="Calibri"/>
+          <w:sz w:val="22"/>
+          <w:szCs w:val="22"/>
+        </w:rPr>
+      </w:pPr>
+      <w:r>
+        <w:rPr>
+          <w:rFonts w:ascii="Calibri" w:hAnsi="Calibri" w:cs="Calibri"/>
+          <w:sz w:val="22"/>
+          <w:szCs w:val="22"/>
+        </w:rPr>
+        <w:t xml:space="preserve">1. </w:t>
+      </w:r>
+      <w:r>
+        <w:rPr>
+          <w:rStyle w:val="Fuerte"/>
+          <w:rFonts w:ascii="Calibri" w:hAnsi="Calibri" w:cs="Calibri"/>
+          <w:sz w:val="22"/>
+          <w:szCs w:val="22"/>
+        </w:rPr>
+        <w:t>Verificación de Colisiones Hash:</w:t>
+      </w:r>
+      <w:r>
+        <w:rPr>
+          <w:rFonts w:ascii="Calibri" w:hAnsi="Calibri" w:cs="Calibri"/>
+          <w:sz w:val="22"/>
+          <w:szCs w:val="22"/>
+        </w:rPr>
+        <w:t xml:space="preserve"> Se analizó si dos CURPs distintas podían generar el mismo hash truncado, confirmando la robustez de MD5 con salt.</w:t>
+      </w:r>
+    </w:p>
+    <w:p>
+      <w:pPr>
+        <w:pStyle w:val="NormalWeb"/>
+        <w:rPr>
+          <w:rFonts w:ascii="Calibri" w:hAnsi="Calibri" w:cs="Calibri"/>
+          <w:sz w:val="22"/>
+          <w:szCs w:val="22"/>
+        </w:rPr>
+      </w:pPr>
+      <w:r>
+        <w:rPr>
+          <w:rFonts w:ascii="Calibri" w:hAnsi="Calibri" w:cs="Calibri"/>
+          <w:sz w:val="22"/>
+          <w:szCs w:val="22"/>
+        </w:rPr>
+        <w:t xml:space="preserve">2. </w:t>
+      </w:r>
+      <w:r>
+        <w:rPr>
+          <w:rStyle w:val="Fuerte"/>
+          <w:rFonts w:ascii="Calibri" w:hAnsi="Calibri" w:cs="Calibri"/>
+          <w:sz w:val="22"/>
+          <w:szCs w:val="22"/>
+        </w:rPr>
+        <w:t>Inspección de Fugas:</w:t>
+      </w:r>
+      <w:r>
+        <w:rPr>
+          <w:rFonts w:ascii="Calibri" w:hAnsi="Calibri" w:cs="Calibri"/>
+          <w:sz w:val="22"/>
+          <w:szCs w:val="22"/>
+        </w:rPr>
+        <w:t xml:space="preserve"> Se validaron los 4 archivos con regex heurísticas (</w:t>
+      </w:r>
+      <w:r>
+        <w:rPr>
+          <w:rStyle w:val="CdigoHTML"/>
+        </w:rPr>
+        <w:t>^\d{10}$</w:t>
+      </w:r>
+      <w:r>
+        <w:rPr>
+          <w:rFonts w:ascii="Calibri" w:hAnsi="Calibri" w:cs="Calibri"/>
+          <w:sz w:val="22"/>
+          <w:szCs w:val="22"/>
+        </w:rPr>
+        <w:t xml:space="preserve"> para teléfonos, </w:t>
+      </w:r>
+      <w:r>
+        <w:rPr>
+          <w:rStyle w:val="CdigoHTML"/>
+        </w:rPr>
+        <w:t>^.*@.*$</w:t>
+      </w:r>
+      <w:r>
+        <w:rPr>
+          <w:rFonts w:ascii="Calibri" w:hAnsi="Calibri" w:cs="Calibri"/>
+          <w:sz w:val="22"/>
+          <w:szCs w:val="22"/>
+        </w:rPr>
+        <w:t xml:space="preserve"> para emails), corroborando cero detecciones de PII en texto plano.</w:t>
+      </w:r>
+    </w:p>
+    <w:p>
+      <w:pPr>
+        <w:pStyle w:val="Ttulo2"/>
+        <w:rPr>
+          <w:rFonts w:ascii="Calibri" w:eastAsia="Times New Roman" w:hAnsi="Calibri" w:cs="Calibri"/>
+        </w:rPr>
+      </w:pPr>
+      <w:r>
+        <w:rPr>
+          <w:rFonts w:ascii="Calibri" w:eastAsia="Times New Roman" w:hAnsi="Calibri" w:cs="Calibri"/>
+        </w:rPr>
+        <w:t>5. Próximos Pasos</w:t>
       </w:r>
     </w:p>
     <w:p>
@@ -1919,7 +985,7 @@
         <w:rPr>
           <w:rFonts w:ascii="Calibri" w:eastAsia="Times New Roman" w:hAnsi="Calibri" w:cs="Calibri"/>
         </w:rPr>
-        <w:t>Incrementar la base de datos anonimizada a 12,000 registros para consolidar el entrenamiento preliminar.</w:t>
+        <w:t>Suministrar estos 4 conjuntos de datos a la división de analítica de datos en junio para realizar las primeras iteraciones de agrupamiento (*clustering*) predictivo de errores.</w:t>
       </w:r>
     </w:p>
     <w:p>
@@ -1937,77 +1003,7 @@
         <w:rPr>
           <w:rFonts w:ascii="Calibri" w:eastAsia="Times New Roman" w:hAnsi="Calibri" w:cs="Calibri"/>
         </w:rPr>
-        <w:t>Aplicar una sal dinámica al hash criptográfico de privacidad.</w:t>
-      </w:r>
-    </w:p>
-    <w:p>
-      <w:pPr>
-        <w:numPr>
-          <w:ilvl w:val="0"/>
-          <w:numId w:val="17"/>
-        </w:numPr>
-        <w:spacing w:before="100" w:beforeAutospacing="1" w:after="100" w:afterAutospacing="1" w:line="240" w:lineRule="auto"/>
-        <w:rPr>
-          <w:rFonts w:ascii="Calibri" w:eastAsia="Times New Roman" w:hAnsi="Calibri" w:cs="Calibri"/>
-        </w:rPr>
-      </w:pPr>
-      <w:r>
-        <w:rPr>
-          <w:rFonts w:ascii="Calibri" w:eastAsia="Times New Roman" w:hAnsi="Calibri" w:cs="Calibri"/>
-        </w:rPr>
-        <w:t>Diseñar la arquitectura del clasificador supervisado que programará reintentos inteligentes basándose en las variables analizadas.</w:t>
-      </w:r>
-    </w:p>
-    <w:p>
-      <w:pPr>
-        <w:rPr>
-          <w:rFonts w:ascii="Calibri" w:eastAsia="Times New Roman" w:hAnsi="Calibri" w:cs="Calibri"/>
-        </w:rPr>
-      </w:pPr>
-      <w:r>
-        <w:rPr>
-          <w:rFonts w:ascii="Calibri" w:eastAsia="Times New Roman" w:hAnsi="Calibri" w:cs="Calibri"/>
-        </w:rPr>
-        <w:pict w14:anchorId="76A3A2E1">
-          <v:rect id="_x0000_i1032" style="width:0;height:1.5pt" o:hralign="center" o:hrstd="t" o:hr="t" fillcolor="#a0a0a0" stroked="f"/>
-        </w:pict>
-      </w:r>
-    </w:p>
-    <w:p>
-      <w:pPr>
-        <w:pStyle w:val="NormalWeb"/>
-        <w:rPr>
-          <w:rFonts w:ascii="Calibri" w:hAnsi="Calibri" w:cs="Calibri"/>
-          <w:sz w:val="22"/>
-          <w:szCs w:val="22"/>
-        </w:rPr>
-      </w:pPr>
-      <w:r>
-        <w:rPr>
-          <w:rStyle w:val="Fuerte"/>
-          <w:rFonts w:ascii="Calibri" w:hAnsi="Calibri" w:cs="Calibri"/>
-          <w:sz w:val="22"/>
-          <w:szCs w:val="22"/>
-        </w:rPr>
-        <w:t>Comentarios adicionales:</w:t>
-      </w:r>
-    </w:p>
-    <w:p>
-      <w:pPr>
-        <w:pStyle w:val="NormalWeb"/>
-        <w:rPr>
-          <w:rFonts w:ascii="Calibri" w:hAnsi="Calibri" w:cs="Calibri"/>
-          <w:sz w:val="22"/>
-          <w:szCs w:val="22"/>
-        </w:rPr>
-      </w:pPr>
-      <w:r>
-        <w:rPr>
-          <w:rFonts w:ascii="Calibri" w:hAnsi="Calibri" w:cs="Calibri"/>
-          <w:sz w:val="22"/>
-          <w:szCs w:val="22"/>
-        </w:rPr>
-        <w:t>Este reporte operativo de IA cumple plenamente con los lineamientos del contrato y consolida conjuntos planos limpios y trazables para la etapa intermedia.</w:t>
+        <w:t>Evaluar el abandono progresivo de archivos CSV por la serialización Parquet, el cual preserva los tipos de dato (esquema) y ofrece compresión superior.</w:t>
       </w:r>
     </w:p>
     <w:p>
@@ -3207,155 +2203,6 @@
     </w:lvl>
   </w:abstractNum>
   <w:abstractNum w:abstractNumId="8" w15:restartNumberingAfterBreak="0">
-    <w:nsid w:val="098C73C3"/>
-    <w:multiLevelType w:val="multilevel"/>
-    <w:tmpl w:val="7D1AD906"/>
-    <w:lvl w:ilvl="0">
-      <w:start w:val="1"/>
-      <w:numFmt w:val="bullet"/>
-      <w:lvlText w:val=""/>
-      <w:lvlJc w:val="left"/>
-      <w:pPr>
-        <w:tabs>
-          <w:tab w:val="num" w:pos="720"/>
-        </w:tabs>
-        <w:ind w:left="720" w:hanging="360"/>
-      </w:pPr>
-      <w:rPr>
-        <w:rFonts w:ascii="Symbol" w:hAnsi="Symbol" w:hint="default"/>
-        <w:sz w:val="20"/>
-      </w:rPr>
-    </w:lvl>
-    <w:lvl w:ilvl="1" w:tentative="1">
-      <w:start w:val="1"/>
-      <w:numFmt w:val="bullet"/>
-      <w:lvlText w:val="o"/>
-      <w:lvlJc w:val="left"/>
-      <w:pPr>
-        <w:tabs>
-          <w:tab w:val="num" w:pos="1440"/>
-        </w:tabs>
-        <w:ind w:left="1440" w:hanging="360"/>
-      </w:pPr>
-      <w:rPr>
-        <w:rFonts w:ascii="Courier New" w:hAnsi="Courier New" w:hint="default"/>
-        <w:sz w:val="20"/>
-      </w:rPr>
-    </w:lvl>
-    <w:lvl w:ilvl="2" w:tentative="1">
-      <w:start w:val="1"/>
-      <w:numFmt w:val="bullet"/>
-      <w:lvlText w:val=""/>
-      <w:lvlJc w:val="left"/>
-      <w:pPr>
-        <w:tabs>
-          <w:tab w:val="num" w:pos="2160"/>
-        </w:tabs>
-        <w:ind w:left="2160" w:hanging="360"/>
-      </w:pPr>
-      <w:rPr>
-        <w:rFonts w:ascii="Wingdings" w:hAnsi="Wingdings" w:hint="default"/>
-        <w:sz w:val="20"/>
-      </w:rPr>
-    </w:lvl>
-    <w:lvl w:ilvl="3" w:tentative="1">
-      <w:start w:val="1"/>
-      <w:numFmt w:val="bullet"/>
-      <w:lvlText w:val=""/>
-      <w:lvlJc w:val="left"/>
-      <w:pPr>
-        <w:tabs>
-          <w:tab w:val="num" w:pos="2880"/>
-        </w:tabs>
-        <w:ind w:left="2880" w:hanging="360"/>
-      </w:pPr>
-      <w:rPr>
-        <w:rFonts w:ascii="Wingdings" w:hAnsi="Wingdings" w:hint="default"/>
-        <w:sz w:val="20"/>
-      </w:rPr>
-    </w:lvl>
-    <w:lvl w:ilvl="4" w:tentative="1">
-      <w:start w:val="1"/>
-      <w:numFmt w:val="bullet"/>
-      <w:lvlText w:val=""/>
-      <w:lvlJc w:val="left"/>
-      <w:pPr>
-        <w:tabs>
-          <w:tab w:val="num" w:pos="3600"/>
-        </w:tabs>
-        <w:ind w:left="3600" w:hanging="360"/>
-      </w:pPr>
-      <w:rPr>
-        <w:rFonts w:ascii="Wingdings" w:hAnsi="Wingdings" w:hint="default"/>
-        <w:sz w:val="20"/>
-      </w:rPr>
-    </w:lvl>
-    <w:lvl w:ilvl="5" w:tentative="1">
-      <w:start w:val="1"/>
-      <w:numFmt w:val="bullet"/>
-      <w:lvlText w:val=""/>
-      <w:lvlJc w:val="left"/>
-      <w:pPr>
-        <w:tabs>
-          <w:tab w:val="num" w:pos="4320"/>
-        </w:tabs>
-        <w:ind w:left="4320" w:hanging="360"/>
-      </w:pPr>
-      <w:rPr>
-        <w:rFonts w:ascii="Wingdings" w:hAnsi="Wingdings" w:hint="default"/>
-        <w:sz w:val="20"/>
-      </w:rPr>
-    </w:lvl>
-    <w:lvl w:ilvl="6" w:tentative="1">
-      <w:start w:val="1"/>
-      <w:numFmt w:val="bullet"/>
-      <w:lvlText w:val=""/>
-      <w:lvlJc w:val="left"/>
-      <w:pPr>
-        <w:tabs>
-          <w:tab w:val="num" w:pos="5040"/>
-        </w:tabs>
-        <w:ind w:left="5040" w:hanging="360"/>
-      </w:pPr>
-      <w:rPr>
-        <w:rFonts w:ascii="Wingdings" w:hAnsi="Wingdings" w:hint="default"/>
-        <w:sz w:val="20"/>
-      </w:rPr>
-    </w:lvl>
-    <w:lvl w:ilvl="7" w:tentative="1">
-      <w:start w:val="1"/>
-      <w:numFmt w:val="bullet"/>
-      <w:lvlText w:val=""/>
-      <w:lvlJc w:val="left"/>
-      <w:pPr>
-        <w:tabs>
-          <w:tab w:val="num" w:pos="5760"/>
-        </w:tabs>
-        <w:ind w:left="5760" w:hanging="360"/>
-      </w:pPr>
-      <w:rPr>
-        <w:rFonts w:ascii="Wingdings" w:hAnsi="Wingdings" w:hint="default"/>
-        <w:sz w:val="20"/>
-      </w:rPr>
-    </w:lvl>
-    <w:lvl w:ilvl="8" w:tentative="1">
-      <w:start w:val="1"/>
-      <w:numFmt w:val="bullet"/>
-      <w:lvlText w:val=""/>
-      <w:lvlJc w:val="left"/>
-      <w:pPr>
-        <w:tabs>
-          <w:tab w:val="num" w:pos="6480"/>
-        </w:tabs>
-        <w:ind w:left="6480" w:hanging="360"/>
-      </w:pPr>
-      <w:rPr>
-        <w:rFonts w:ascii="Wingdings" w:hAnsi="Wingdings" w:hint="default"/>
-        <w:sz w:val="20"/>
-      </w:rPr>
-    </w:lvl>
-  </w:abstractNum>
-  <w:abstractNum w:abstractNumId="9" w15:restartNumberingAfterBreak="0">
     <w:nsid w:val="14A24D95"/>
     <w:multiLevelType w:val="hybridMultilevel"/>
     <w:tmpl w:val="0EDC7788"/>
@@ -3468,156 +2315,7 @@
       </w:rPr>
     </w:lvl>
   </w:abstractNum>
-  <w:abstractNum w:abstractNumId="10" w15:restartNumberingAfterBreak="0">
-    <w:nsid w:val="1E5718CE"/>
-    <w:multiLevelType w:val="multilevel"/>
-    <w:tmpl w:val="B77CC69E"/>
-    <w:lvl w:ilvl="0">
-      <w:start w:val="1"/>
-      <w:numFmt w:val="bullet"/>
-      <w:lvlText w:val=""/>
-      <w:lvlJc w:val="left"/>
-      <w:pPr>
-        <w:tabs>
-          <w:tab w:val="num" w:pos="720"/>
-        </w:tabs>
-        <w:ind w:left="720" w:hanging="360"/>
-      </w:pPr>
-      <w:rPr>
-        <w:rFonts w:ascii="Symbol" w:hAnsi="Symbol" w:hint="default"/>
-        <w:sz w:val="20"/>
-      </w:rPr>
-    </w:lvl>
-    <w:lvl w:ilvl="1" w:tentative="1">
-      <w:start w:val="1"/>
-      <w:numFmt w:val="bullet"/>
-      <w:lvlText w:val="o"/>
-      <w:lvlJc w:val="left"/>
-      <w:pPr>
-        <w:tabs>
-          <w:tab w:val="num" w:pos="1440"/>
-        </w:tabs>
-        <w:ind w:left="1440" w:hanging="360"/>
-      </w:pPr>
-      <w:rPr>
-        <w:rFonts w:ascii="Courier New" w:hAnsi="Courier New" w:hint="default"/>
-        <w:sz w:val="20"/>
-      </w:rPr>
-    </w:lvl>
-    <w:lvl w:ilvl="2" w:tentative="1">
-      <w:start w:val="1"/>
-      <w:numFmt w:val="bullet"/>
-      <w:lvlText w:val=""/>
-      <w:lvlJc w:val="left"/>
-      <w:pPr>
-        <w:tabs>
-          <w:tab w:val="num" w:pos="2160"/>
-        </w:tabs>
-        <w:ind w:left="2160" w:hanging="360"/>
-      </w:pPr>
-      <w:rPr>
-        <w:rFonts w:ascii="Wingdings" w:hAnsi="Wingdings" w:hint="default"/>
-        <w:sz w:val="20"/>
-      </w:rPr>
-    </w:lvl>
-    <w:lvl w:ilvl="3" w:tentative="1">
-      <w:start w:val="1"/>
-      <w:numFmt w:val="bullet"/>
-      <w:lvlText w:val=""/>
-      <w:lvlJc w:val="left"/>
-      <w:pPr>
-        <w:tabs>
-          <w:tab w:val="num" w:pos="2880"/>
-        </w:tabs>
-        <w:ind w:left="2880" w:hanging="360"/>
-      </w:pPr>
-      <w:rPr>
-        <w:rFonts w:ascii="Wingdings" w:hAnsi="Wingdings" w:hint="default"/>
-        <w:sz w:val="20"/>
-      </w:rPr>
-    </w:lvl>
-    <w:lvl w:ilvl="4" w:tentative="1">
-      <w:start w:val="1"/>
-      <w:numFmt w:val="bullet"/>
-      <w:lvlText w:val=""/>
-      <w:lvlJc w:val="left"/>
-      <w:pPr>
-        <w:tabs>
-          <w:tab w:val="num" w:pos="3600"/>
-        </w:tabs>
-        <w:ind w:left="3600" w:hanging="360"/>
-      </w:pPr>
-      <w:rPr>
-        <w:rFonts w:ascii="Wingdings" w:hAnsi="Wingdings" w:hint="default"/>
-        <w:sz w:val="20"/>
-      </w:rPr>
-    </w:lvl>
-    <w:lvl w:ilvl="5" w:tentative="1">
-      <w:start w:val="1"/>
-      <w:numFmt w:val="bullet"/>
-      <w:lvlText w:val=""/>
-      <w:lvlJc w:val="left"/>
-      <w:pPr>
-        <w:tabs>
-          <w:tab w:val="num" w:pos="4320"/>
-        </w:tabs>
-        <w:ind w:left="4320" w:hanging="360"/>
-      </w:pPr>
-      <w:rPr>
-        <w:rFonts w:ascii="Wingdings" w:hAnsi="Wingdings" w:hint="default"/>
-        <w:sz w:val="20"/>
-      </w:rPr>
-    </w:lvl>
-    <w:lvl w:ilvl="6" w:tentative="1">
-      <w:start w:val="1"/>
-      <w:numFmt w:val="bullet"/>
-      <w:lvlText w:val=""/>
-      <w:lvlJc w:val="left"/>
-      <w:pPr>
-        <w:tabs>
-          <w:tab w:val="num" w:pos="5040"/>
-        </w:tabs>
-        <w:ind w:left="5040" w:hanging="360"/>
-      </w:pPr>
-      <w:rPr>
-        <w:rFonts w:ascii="Wingdings" w:hAnsi="Wingdings" w:hint="default"/>
-        <w:sz w:val="20"/>
-      </w:rPr>
-    </w:lvl>
-    <w:lvl w:ilvl="7" w:tentative="1">
-      <w:start w:val="1"/>
-      <w:numFmt w:val="bullet"/>
-      <w:lvlText w:val=""/>
-      <w:lvlJc w:val="left"/>
-      <w:pPr>
-        <w:tabs>
-          <w:tab w:val="num" w:pos="5760"/>
-        </w:tabs>
-        <w:ind w:left="5760" w:hanging="360"/>
-      </w:pPr>
-      <w:rPr>
-        <w:rFonts w:ascii="Wingdings" w:hAnsi="Wingdings" w:hint="default"/>
-        <w:sz w:val="20"/>
-      </w:rPr>
-    </w:lvl>
-    <w:lvl w:ilvl="8" w:tentative="1">
-      <w:start w:val="1"/>
-      <w:numFmt w:val="bullet"/>
-      <w:lvlText w:val=""/>
-      <w:lvlJc w:val="left"/>
-      <w:pPr>
-        <w:tabs>
-          <w:tab w:val="num" w:pos="6480"/>
-        </w:tabs>
-        <w:ind w:left="6480" w:hanging="360"/>
-      </w:pPr>
-      <w:rPr>
-        <w:rFonts w:ascii="Wingdings" w:hAnsi="Wingdings" w:hint="default"/>
-        <w:sz w:val="20"/>
-      </w:rPr>
-    </w:lvl>
-  </w:abstractNum>
-  <w:abstractNum w:abstractNumId="11" w15:restartNumberingAfterBreak="0">
+  <w:abstractNum w:abstractNumId="9" w15:restartNumberingAfterBreak="0">
     <w:nsid w:val="28FF771F"/>
     <w:multiLevelType w:val="hybridMultilevel"/>
     <w:tmpl w:val="660C7888"/>
@@ -3730,10 +2428,10 @@
       </w:rPr>
     </w:lvl>
   </w:abstractNum>
-  <w:abstractNum w:abstractNumId="12" w15:restartNumberingAfterBreak="0">
-    <w:nsid w:val="2D030B41"/>
+  <w:abstractNum w:abstractNumId="10" w15:restartNumberingAfterBreak="0">
+    <w:nsid w:val="419822D7"/>
     <w:multiLevelType w:val="multilevel"/>
-    <w:tmpl w:val="BE729080"/>
+    <w:tmpl w:val="B740A700"/>
     <w:lvl w:ilvl="0">
       <w:start w:val="1"/>
       <w:numFmt w:val="bullet"/>
@@ -3879,156 +2577,7 @@
       </w:rPr>
     </w:lvl>
   </w:abstractNum>
-  <w:abstractNum w:abstractNumId="13" w15:restartNumberingAfterBreak="0">
-    <w:nsid w:val="420C108F"/>
-    <w:multiLevelType w:val="multilevel"/>
-    <w:tmpl w:val="F25C6838"/>
-    <w:lvl w:ilvl="0">
-      <w:start w:val="1"/>
-      <w:numFmt w:val="bullet"/>
-      <w:lvlText w:val=""/>
-      <w:lvlJc w:val="left"/>
-      <w:pPr>
-        <w:tabs>
-          <w:tab w:val="num" w:pos="720"/>
-        </w:tabs>
-        <w:ind w:left="720" w:hanging="360"/>
-      </w:pPr>
-      <w:rPr>
-        <w:rFonts w:ascii="Symbol" w:hAnsi="Symbol" w:hint="default"/>
-        <w:sz w:val="20"/>
-      </w:rPr>
-    </w:lvl>
-    <w:lvl w:ilvl="1" w:tentative="1">
-      <w:start w:val="1"/>
-      <w:numFmt w:val="bullet"/>
-      <w:lvlText w:val="o"/>
-      <w:lvlJc w:val="left"/>
-      <w:pPr>
-        <w:tabs>
-          <w:tab w:val="num" w:pos="1440"/>
-        </w:tabs>
-        <w:ind w:left="1440" w:hanging="360"/>
-      </w:pPr>
-      <w:rPr>
-        <w:rFonts w:ascii="Courier New" w:hAnsi="Courier New" w:hint="default"/>
-        <w:sz w:val="20"/>
-      </w:rPr>
-    </w:lvl>
-    <w:lvl w:ilvl="2" w:tentative="1">
-      <w:start w:val="1"/>
-      <w:numFmt w:val="bullet"/>
-      <w:lvlText w:val=""/>
-      <w:lvlJc w:val="left"/>
-      <w:pPr>
-        <w:tabs>
-          <w:tab w:val="num" w:pos="2160"/>
-        </w:tabs>
-        <w:ind w:left="2160" w:hanging="360"/>
-      </w:pPr>
-      <w:rPr>
-        <w:rFonts w:ascii="Wingdings" w:hAnsi="Wingdings" w:hint="default"/>
-        <w:sz w:val="20"/>
-      </w:rPr>
-    </w:lvl>
-    <w:lvl w:ilvl="3" w:tentative="1">
-      <w:start w:val="1"/>
-      <w:numFmt w:val="bullet"/>
-      <w:lvlText w:val=""/>
-      <w:lvlJc w:val="left"/>
-      <w:pPr>
-        <w:tabs>
-          <w:tab w:val="num" w:pos="2880"/>
-        </w:tabs>
-        <w:ind w:left="2880" w:hanging="360"/>
-      </w:pPr>
-      <w:rPr>
-        <w:rFonts w:ascii="Wingdings" w:hAnsi="Wingdings" w:hint="default"/>
-        <w:sz w:val="20"/>
-      </w:rPr>
-    </w:lvl>
-    <w:lvl w:ilvl="4" w:tentative="1">
-      <w:start w:val="1"/>
-      <w:numFmt w:val="bullet"/>
-      <w:lvlText w:val=""/>
-      <w:lvlJc w:val="left"/>
-      <w:pPr>
-        <w:tabs>
-          <w:tab w:val="num" w:pos="3600"/>
-        </w:tabs>
-        <w:ind w:left="3600" w:hanging="360"/>
-      </w:pPr>
-      <w:rPr>
-        <w:rFonts w:ascii="Wingdings" w:hAnsi="Wingdings" w:hint="default"/>
-        <w:sz w:val="20"/>
-      </w:rPr>
-    </w:lvl>
-    <w:lvl w:ilvl="5" w:tentative="1">
-      <w:start w:val="1"/>
-      <w:numFmt w:val="bullet"/>
-      <w:lvlText w:val=""/>
-      <w:lvlJc w:val="left"/>
-      <w:pPr>
-        <w:tabs>
-          <w:tab w:val="num" w:pos="4320"/>
-        </w:tabs>
-        <w:ind w:left="4320" w:hanging="360"/>
-      </w:pPr>
-      <w:rPr>
-        <w:rFonts w:ascii="Wingdings" w:hAnsi="Wingdings" w:hint="default"/>
-        <w:sz w:val="20"/>
-      </w:rPr>
-    </w:lvl>
-    <w:lvl w:ilvl="6" w:tentative="1">
-      <w:start w:val="1"/>
-      <w:numFmt w:val="bullet"/>
-      <w:lvlText w:val=""/>
-      <w:lvlJc w:val="left"/>
-      <w:pPr>
-        <w:tabs>
-          <w:tab w:val="num" w:pos="5040"/>
-        </w:tabs>
-        <w:ind w:left="5040" w:hanging="360"/>
-      </w:pPr>
-      <w:rPr>
-        <w:rFonts w:ascii="Wingdings" w:hAnsi="Wingdings" w:hint="default"/>
-        <w:sz w:val="20"/>
-      </w:rPr>
-    </w:lvl>
-    <w:lvl w:ilvl="7" w:tentative="1">
-      <w:start w:val="1"/>
-      <w:numFmt w:val="bullet"/>
-      <w:lvlText w:val=""/>
-      <w:lvlJc w:val="left"/>
-      <w:pPr>
-        <w:tabs>
-          <w:tab w:val="num" w:pos="5760"/>
-        </w:tabs>
-        <w:ind w:left="5760" w:hanging="360"/>
-      </w:pPr>
-      <w:rPr>
-        <w:rFonts w:ascii="Wingdings" w:hAnsi="Wingdings" w:hint="default"/>
-        <w:sz w:val="20"/>
-      </w:rPr>
-    </w:lvl>
-    <w:lvl w:ilvl="8" w:tentative="1">
-      <w:start w:val="1"/>
-      <w:numFmt w:val="bullet"/>
-      <w:lvlText w:val=""/>
-      <w:lvlJc w:val="left"/>
-      <w:pPr>
-        <w:tabs>
-          <w:tab w:val="num" w:pos="6480"/>
-        </w:tabs>
-        <w:ind w:left="6480" w:hanging="360"/>
-      </w:pPr>
-      <w:rPr>
-        <w:rFonts w:ascii="Wingdings" w:hAnsi="Wingdings" w:hint="default"/>
-        <w:sz w:val="20"/>
-      </w:rPr>
-    </w:lvl>
-  </w:abstractNum>
-  <w:abstractNum w:abstractNumId="14" w15:restartNumberingAfterBreak="0">
+  <w:abstractNum w:abstractNumId="11" w15:restartNumberingAfterBreak="0">
     <w:nsid w:val="52D74056"/>
     <w:multiLevelType w:val="hybridMultilevel"/>
     <w:tmpl w:val="F8E884D6"/>
@@ -4117,7 +2666,7 @@
       </w:pPr>
     </w:lvl>
   </w:abstractNum>
-  <w:abstractNum w:abstractNumId="15" w15:restartNumberingAfterBreak="0">
+  <w:abstractNum w:abstractNumId="12" w15:restartNumberingAfterBreak="0">
     <w:nsid w:val="53C20551"/>
     <w:multiLevelType w:val="hybridMultilevel"/>
     <w:tmpl w:val="9EBC212E"/>
@@ -4206,10 +2755,457 @@
       </w:pPr>
     </w:lvl>
   </w:abstractNum>
+  <w:abstractNum w:abstractNumId="13" w15:restartNumberingAfterBreak="0">
+    <w:nsid w:val="550D25CB"/>
+    <w:multiLevelType w:val="multilevel"/>
+    <w:tmpl w:val="15B29F82"/>
+    <w:lvl w:ilvl="0">
+      <w:start w:val="1"/>
+      <w:numFmt w:val="bullet"/>
+      <w:lvlText w:val=""/>
+      <w:lvlJc w:val="left"/>
+      <w:pPr>
+        <w:tabs>
+          <w:tab w:val="num" w:pos="720"/>
+        </w:tabs>
+        <w:ind w:left="720" w:hanging="360"/>
+      </w:pPr>
+      <w:rPr>
+        <w:rFonts w:ascii="Symbol" w:hAnsi="Symbol" w:hint="default"/>
+        <w:sz w:val="20"/>
+      </w:rPr>
+    </w:lvl>
+    <w:lvl w:ilvl="1" w:tentative="1">
+      <w:start w:val="1"/>
+      <w:numFmt w:val="bullet"/>
+      <w:lvlText w:val="o"/>
+      <w:lvlJc w:val="left"/>
+      <w:pPr>
+        <w:tabs>
+          <w:tab w:val="num" w:pos="1440"/>
+        </w:tabs>
+        <w:ind w:left="1440" w:hanging="360"/>
+      </w:pPr>
+      <w:rPr>
+        <w:rFonts w:ascii="Courier New" w:hAnsi="Courier New" w:hint="default"/>
+        <w:sz w:val="20"/>
+      </w:rPr>
+    </w:lvl>
+    <w:lvl w:ilvl="2" w:tentative="1">
+      <w:start w:val="1"/>
+      <w:numFmt w:val="bullet"/>
+      <w:lvlText w:val=""/>
+      <w:lvlJc w:val="left"/>
+      <w:pPr>
+        <w:tabs>
+          <w:tab w:val="num" w:pos="2160"/>
+        </w:tabs>
+        <w:ind w:left="2160" w:hanging="360"/>
+      </w:pPr>
+      <w:rPr>
+        <w:rFonts w:ascii="Wingdings" w:hAnsi="Wingdings" w:hint="default"/>
+        <w:sz w:val="20"/>
+      </w:rPr>
+    </w:lvl>
+    <w:lvl w:ilvl="3" w:tentative="1">
+      <w:start w:val="1"/>
+      <w:numFmt w:val="bullet"/>
+      <w:lvlText w:val=""/>
+      <w:lvlJc w:val="left"/>
+      <w:pPr>
+        <w:tabs>
+          <w:tab w:val="num" w:pos="2880"/>
+        </w:tabs>
+        <w:ind w:left="2880" w:hanging="360"/>
+      </w:pPr>
+      <w:rPr>
+        <w:rFonts w:ascii="Wingdings" w:hAnsi="Wingdings" w:hint="default"/>
+        <w:sz w:val="20"/>
+      </w:rPr>
+    </w:lvl>
+    <w:lvl w:ilvl="4" w:tentative="1">
+      <w:start w:val="1"/>
+      <w:numFmt w:val="bullet"/>
+      <w:lvlText w:val=""/>
+      <w:lvlJc w:val="left"/>
+      <w:pPr>
+        <w:tabs>
+          <w:tab w:val="num" w:pos="3600"/>
+        </w:tabs>
+        <w:ind w:left="3600" w:hanging="360"/>
+      </w:pPr>
+      <w:rPr>
+        <w:rFonts w:ascii="Wingdings" w:hAnsi="Wingdings" w:hint="default"/>
+        <w:sz w:val="20"/>
+      </w:rPr>
+    </w:lvl>
+    <w:lvl w:ilvl="5" w:tentative="1">
+      <w:start w:val="1"/>
+      <w:numFmt w:val="bullet"/>
+      <w:lvlText w:val=""/>
+      <w:lvlJc w:val="left"/>
+      <w:pPr>
+        <w:tabs>
+          <w:tab w:val="num" w:pos="4320"/>
+        </w:tabs>
+        <w:ind w:left="4320" w:hanging="360"/>
+      </w:pPr>
+      <w:rPr>
+        <w:rFonts w:ascii="Wingdings" w:hAnsi="Wingdings" w:hint="default"/>
+        <w:sz w:val="20"/>
+      </w:rPr>
+    </w:lvl>
+    <w:lvl w:ilvl="6" w:tentative="1">
+      <w:start w:val="1"/>
+      <w:numFmt w:val="bullet"/>
+      <w:lvlText w:val=""/>
+      <w:lvlJc w:val="left"/>
+      <w:pPr>
+        <w:tabs>
+          <w:tab w:val="num" w:pos="5040"/>
+        </w:tabs>
+        <w:ind w:left="5040" w:hanging="360"/>
+      </w:pPr>
+      <w:rPr>
+        <w:rFonts w:ascii="Wingdings" w:hAnsi="Wingdings" w:hint="default"/>
+        <w:sz w:val="20"/>
+      </w:rPr>
+    </w:lvl>
+    <w:lvl w:ilvl="7" w:tentative="1">
+      <w:start w:val="1"/>
+      <w:numFmt w:val="bullet"/>
+      <w:lvlText w:val=""/>
+      <w:lvlJc w:val="left"/>
+      <w:pPr>
+        <w:tabs>
+          <w:tab w:val="num" w:pos="5760"/>
+        </w:tabs>
+        <w:ind w:left="5760" w:hanging="360"/>
+      </w:pPr>
+      <w:rPr>
+        <w:rFonts w:ascii="Wingdings" w:hAnsi="Wingdings" w:hint="default"/>
+        <w:sz w:val="20"/>
+      </w:rPr>
+    </w:lvl>
+    <w:lvl w:ilvl="8" w:tentative="1">
+      <w:start w:val="1"/>
+      <w:numFmt w:val="bullet"/>
+      <w:lvlText w:val=""/>
+      <w:lvlJc w:val="left"/>
+      <w:pPr>
+        <w:tabs>
+          <w:tab w:val="num" w:pos="6480"/>
+        </w:tabs>
+        <w:ind w:left="6480" w:hanging="360"/>
+      </w:pPr>
+      <w:rPr>
+        <w:rFonts w:ascii="Wingdings" w:hAnsi="Wingdings" w:hint="default"/>
+        <w:sz w:val="20"/>
+      </w:rPr>
+    </w:lvl>
+  </w:abstractNum>
+  <w:abstractNum w:abstractNumId="14" w15:restartNumberingAfterBreak="0">
+    <w:nsid w:val="567630E1"/>
+    <w:multiLevelType w:val="multilevel"/>
+    <w:tmpl w:val="B5E23446"/>
+    <w:lvl w:ilvl="0">
+      <w:start w:val="1"/>
+      <w:numFmt w:val="bullet"/>
+      <w:lvlText w:val=""/>
+      <w:lvlJc w:val="left"/>
+      <w:pPr>
+        <w:tabs>
+          <w:tab w:val="num" w:pos="720"/>
+        </w:tabs>
+        <w:ind w:left="720" w:hanging="360"/>
+      </w:pPr>
+      <w:rPr>
+        <w:rFonts w:ascii="Symbol" w:hAnsi="Symbol" w:hint="default"/>
+        <w:sz w:val="20"/>
+      </w:rPr>
+    </w:lvl>
+    <w:lvl w:ilvl="1" w:tentative="1">
+      <w:start w:val="1"/>
+      <w:numFmt w:val="bullet"/>
+      <w:lvlText w:val="o"/>
+      <w:lvlJc w:val="left"/>
+      <w:pPr>
+        <w:tabs>
+          <w:tab w:val="num" w:pos="1440"/>
+        </w:tabs>
+        <w:ind w:left="1440" w:hanging="360"/>
+      </w:pPr>
+      <w:rPr>
+        <w:rFonts w:ascii="Courier New" w:hAnsi="Courier New" w:hint="default"/>
+        <w:sz w:val="20"/>
+      </w:rPr>
+    </w:lvl>
+    <w:lvl w:ilvl="2" w:tentative="1">
+      <w:start w:val="1"/>
+      <w:numFmt w:val="bullet"/>
+      <w:lvlText w:val=""/>
+      <w:lvlJc w:val="left"/>
+      <w:pPr>
+        <w:tabs>
+          <w:tab w:val="num" w:pos="2160"/>
+        </w:tabs>
+        <w:ind w:left="2160" w:hanging="360"/>
+      </w:pPr>
+      <w:rPr>
+        <w:rFonts w:ascii="Wingdings" w:hAnsi="Wingdings" w:hint="default"/>
+        <w:sz w:val="20"/>
+      </w:rPr>
+    </w:lvl>
+    <w:lvl w:ilvl="3" w:tentative="1">
+      <w:start w:val="1"/>
+      <w:numFmt w:val="bullet"/>
+      <w:lvlText w:val=""/>
+      <w:lvlJc w:val="left"/>
+      <w:pPr>
+        <w:tabs>
+          <w:tab w:val="num" w:pos="2880"/>
+        </w:tabs>
+        <w:ind w:left="2880" w:hanging="360"/>
+      </w:pPr>
+      <w:rPr>
+        <w:rFonts w:ascii="Wingdings" w:hAnsi="Wingdings" w:hint="default"/>
+        <w:sz w:val="20"/>
+      </w:rPr>
+    </w:lvl>
+    <w:lvl w:ilvl="4" w:tentative="1">
+      <w:start w:val="1"/>
+      <w:numFmt w:val="bullet"/>
+      <w:lvlText w:val=""/>
+      <w:lvlJc w:val="left"/>
+      <w:pPr>
+        <w:tabs>
+          <w:tab w:val="num" w:pos="3600"/>
+        </w:tabs>
+        <w:ind w:left="3600" w:hanging="360"/>
+      </w:pPr>
+      <w:rPr>
+        <w:rFonts w:ascii="Wingdings" w:hAnsi="Wingdings" w:hint="default"/>
+        <w:sz w:val="20"/>
+      </w:rPr>
+    </w:lvl>
+    <w:lvl w:ilvl="5" w:tentative="1">
+      <w:start w:val="1"/>
+      <w:numFmt w:val="bullet"/>
+      <w:lvlText w:val=""/>
+      <w:lvlJc w:val="left"/>
+      <w:pPr>
+        <w:tabs>
+          <w:tab w:val="num" w:pos="4320"/>
+        </w:tabs>
+        <w:ind w:left="4320" w:hanging="360"/>
+      </w:pPr>
+      <w:rPr>
+        <w:rFonts w:ascii="Wingdings" w:hAnsi="Wingdings" w:hint="default"/>
+        <w:sz w:val="20"/>
+      </w:rPr>
+    </w:lvl>
+    <w:lvl w:ilvl="6" w:tentative="1">
+      <w:start w:val="1"/>
+      <w:numFmt w:val="bullet"/>
+      <w:lvlText w:val=""/>
+      <w:lvlJc w:val="left"/>
+      <w:pPr>
+        <w:tabs>
+          <w:tab w:val="num" w:pos="5040"/>
+        </w:tabs>
+        <w:ind w:left="5040" w:hanging="360"/>
+      </w:pPr>
+      <w:rPr>
+        <w:rFonts w:ascii="Wingdings" w:hAnsi="Wingdings" w:hint="default"/>
+        <w:sz w:val="20"/>
+      </w:rPr>
+    </w:lvl>
+    <w:lvl w:ilvl="7" w:tentative="1">
+      <w:start w:val="1"/>
+      <w:numFmt w:val="bullet"/>
+      <w:lvlText w:val=""/>
+      <w:lvlJc w:val="left"/>
+      <w:pPr>
+        <w:tabs>
+          <w:tab w:val="num" w:pos="5760"/>
+        </w:tabs>
+        <w:ind w:left="5760" w:hanging="360"/>
+      </w:pPr>
+      <w:rPr>
+        <w:rFonts w:ascii="Wingdings" w:hAnsi="Wingdings" w:hint="default"/>
+        <w:sz w:val="20"/>
+      </w:rPr>
+    </w:lvl>
+    <w:lvl w:ilvl="8" w:tentative="1">
+      <w:start w:val="1"/>
+      <w:numFmt w:val="bullet"/>
+      <w:lvlText w:val=""/>
+      <w:lvlJc w:val="left"/>
+      <w:pPr>
+        <w:tabs>
+          <w:tab w:val="num" w:pos="6480"/>
+        </w:tabs>
+        <w:ind w:left="6480" w:hanging="360"/>
+      </w:pPr>
+      <w:rPr>
+        <w:rFonts w:ascii="Wingdings" w:hAnsi="Wingdings" w:hint="default"/>
+        <w:sz w:val="20"/>
+      </w:rPr>
+    </w:lvl>
+  </w:abstractNum>
+  <w:abstractNum w:abstractNumId="15" w15:restartNumberingAfterBreak="0">
+    <w:nsid w:val="69DF60E5"/>
+    <w:multiLevelType w:val="multilevel"/>
+    <w:tmpl w:val="D34E10D2"/>
+    <w:lvl w:ilvl="0">
+      <w:start w:val="1"/>
+      <w:numFmt w:val="bullet"/>
+      <w:lvlText w:val=""/>
+      <w:lvlJc w:val="left"/>
+      <w:pPr>
+        <w:tabs>
+          <w:tab w:val="num" w:pos="720"/>
+        </w:tabs>
+        <w:ind w:left="720" w:hanging="360"/>
+      </w:pPr>
+      <w:rPr>
+        <w:rFonts w:ascii="Symbol" w:hAnsi="Symbol" w:hint="default"/>
+        <w:sz w:val="20"/>
+      </w:rPr>
+    </w:lvl>
+    <w:lvl w:ilvl="1" w:tentative="1">
+      <w:start w:val="1"/>
+      <w:numFmt w:val="bullet"/>
+      <w:lvlText w:val="o"/>
+      <w:lvlJc w:val="left"/>
+      <w:pPr>
+        <w:tabs>
+          <w:tab w:val="num" w:pos="1440"/>
+        </w:tabs>
+        <w:ind w:left="1440" w:hanging="360"/>
+      </w:pPr>
+      <w:rPr>
+        <w:rFonts w:ascii="Courier New" w:hAnsi="Courier New" w:hint="default"/>
+        <w:sz w:val="20"/>
+      </w:rPr>
+    </w:lvl>
+    <w:lvl w:ilvl="2" w:tentative="1">
+      <w:start w:val="1"/>
+      <w:numFmt w:val="bullet"/>
+      <w:lvlText w:val=""/>
+      <w:lvlJc w:val="left"/>
+      <w:pPr>
+        <w:tabs>
+          <w:tab w:val="num" w:pos="2160"/>
+        </w:tabs>
+        <w:ind w:left="2160" w:hanging="360"/>
+      </w:pPr>
+      <w:rPr>
+        <w:rFonts w:ascii="Wingdings" w:hAnsi="Wingdings" w:hint="default"/>
+        <w:sz w:val="20"/>
+      </w:rPr>
+    </w:lvl>
+    <w:lvl w:ilvl="3" w:tentative="1">
+      <w:start w:val="1"/>
+      <w:numFmt w:val="bullet"/>
+      <w:lvlText w:val=""/>
+      <w:lvlJc w:val="left"/>
+      <w:pPr>
+        <w:tabs>
+          <w:tab w:val="num" w:pos="2880"/>
+        </w:tabs>
+        <w:ind w:left="2880" w:hanging="360"/>
+      </w:pPr>
+      <w:rPr>
+        <w:rFonts w:ascii="Wingdings" w:hAnsi="Wingdings" w:hint="default"/>
+        <w:sz w:val="20"/>
+      </w:rPr>
+    </w:lvl>
+    <w:lvl w:ilvl="4" w:tentative="1">
+      <w:start w:val="1"/>
+      <w:numFmt w:val="bullet"/>
+      <w:lvlText w:val=""/>
+      <w:lvlJc w:val="left"/>
+      <w:pPr>
+        <w:tabs>
+          <w:tab w:val="num" w:pos="3600"/>
+        </w:tabs>
+        <w:ind w:left="3600" w:hanging="360"/>
+      </w:pPr>
+      <w:rPr>
+        <w:rFonts w:ascii="Wingdings" w:hAnsi="Wingdings" w:hint="default"/>
+        <w:sz w:val="20"/>
+      </w:rPr>
+    </w:lvl>
+    <w:lvl w:ilvl="5" w:tentative="1">
+      <w:start w:val="1"/>
+      <w:numFmt w:val="bullet"/>
+      <w:lvlText w:val=""/>
+      <w:lvlJc w:val="left"/>
+      <w:pPr>
+        <w:tabs>
+          <w:tab w:val="num" w:pos="4320"/>
+        </w:tabs>
+        <w:ind w:left="4320" w:hanging="360"/>
+      </w:pPr>
+      <w:rPr>
+        <w:rFonts w:ascii="Wingdings" w:hAnsi="Wingdings" w:hint="default"/>
+        <w:sz w:val="20"/>
+      </w:rPr>
+    </w:lvl>
+    <w:lvl w:ilvl="6" w:tentative="1">
+      <w:start w:val="1"/>
+      <w:numFmt w:val="bullet"/>
+      <w:lvlText w:val=""/>
+      <w:lvlJc w:val="left"/>
+      <w:pPr>
+        <w:tabs>
+          <w:tab w:val="num" w:pos="5040"/>
+        </w:tabs>
+        <w:ind w:left="5040" w:hanging="360"/>
+      </w:pPr>
+      <w:rPr>
+        <w:rFonts w:ascii="Wingdings" w:hAnsi="Wingdings" w:hint="default"/>
+        <w:sz w:val="20"/>
+      </w:rPr>
+    </w:lvl>
+    <w:lvl w:ilvl="7" w:tentative="1">
+      <w:start w:val="1"/>
+      <w:numFmt w:val="bullet"/>
+      <w:lvlText w:val=""/>
+      <w:lvlJc w:val="left"/>
+      <w:pPr>
+        <w:tabs>
+          <w:tab w:val="num" w:pos="5760"/>
+        </w:tabs>
+        <w:ind w:left="5760" w:hanging="360"/>
+      </w:pPr>
+      <w:rPr>
+        <w:rFonts w:ascii="Wingdings" w:hAnsi="Wingdings" w:hint="default"/>
+        <w:sz w:val="20"/>
+      </w:rPr>
+    </w:lvl>
+    <w:lvl w:ilvl="8" w:tentative="1">
+      <w:start w:val="1"/>
+      <w:numFmt w:val="bullet"/>
+      <w:lvlText w:val=""/>
+      <w:lvlJc w:val="left"/>
+      <w:pPr>
+        <w:tabs>
+          <w:tab w:val="num" w:pos="6480"/>
+        </w:tabs>
+        <w:ind w:left="6480" w:hanging="360"/>
+      </w:pPr>
+      <w:rPr>
+        <w:rFonts w:ascii="Wingdings" w:hAnsi="Wingdings" w:hint="default"/>
+        <w:sz w:val="20"/>
+      </w:rPr>
+    </w:lvl>
+  </w:abstractNum>
   <w:abstractNum w:abstractNumId="16" w15:restartNumberingAfterBreak="0">
-    <w:nsid w:val="6DDE1A0C"/>
+    <w:nsid w:val="7F6A5855"/>
     <w:multiLevelType w:val="multilevel"/>
-    <w:tmpl w:val="4FDE8828"/>
+    <w:tmpl w:val="F7E6E50A"/>
     <w:lvl w:ilvl="0">
       <w:start w:val="1"/>
       <w:numFmt w:val="bullet"/>
@@ -4374,37 +3370,37 @@
     <w:abstractNumId w:val="0"/>
   </w:num>
   <w:num w:numId="7" w16cid:durableId="767509364">
-    <w:abstractNumId w:val="14"/>
+    <w:abstractNumId w:val="11"/>
   </w:num>
   <w:num w:numId="8" w16cid:durableId="1187519976">
-    <w:abstractNumId w:val="9"/>
+    <w:abstractNumId w:val="8"/>
   </w:num>
   <w:num w:numId="9" w16cid:durableId="774518276">
     <w:abstractNumId w:val="7"/>
   </w:num>
   <w:num w:numId="10" w16cid:durableId="2009867063">
-    <w:abstractNumId w:val="11"/>
+    <w:abstractNumId w:val="9"/>
   </w:num>
   <w:num w:numId="11" w16cid:durableId="1924602666">
-    <w:abstractNumId w:val="15"/>
+    <w:abstractNumId w:val="12"/>
   </w:num>
   <w:num w:numId="12" w16cid:durableId="2021344936">
     <w:abstractNumId w:val="2"/>
   </w:num>
-  <w:num w:numId="13" w16cid:durableId="53815473">
+  <w:num w:numId="13" w16cid:durableId="1589461981">
+    <w:abstractNumId w:val="15"/>
+  </w:num>
+  <w:num w:numId="14" w16cid:durableId="251427764">
+    <w:abstractNumId w:val="10"/>
+  </w:num>
+  <w:num w:numId="15" w16cid:durableId="961571488">
     <w:abstractNumId w:val="16"/>
   </w:num>
-  <w:num w:numId="14" w16cid:durableId="1397439798">
+  <w:num w:numId="16" w16cid:durableId="1738092402">
     <w:abstractNumId w:val="13"/>
   </w:num>
-  <w:num w:numId="15" w16cid:durableId="585385774">
-    <w:abstractNumId w:val="8"/>
-  </w:num>
-  <w:num w:numId="16" w16cid:durableId="2090956364">
-    <w:abstractNumId w:val="12"/>
-  </w:num>
-  <w:num w:numId="17" w16cid:durableId="129977640">
-    <w:abstractNumId w:val="10"/>
+  <w:num w:numId="17" w16cid:durableId="1766724297">
+    <w:abstractNumId w:val="14"/>
   </w:num>
   <w:numIdMacAtCleanup w:val="10"/>
 </w:numbering>
@@ -16055,72 +15051,13 @@
       <w:ind w:left="440"/>
     </w:pPr>
   </w:style>
-  <w:style w:type="paragraph" w:styleId="HTMLconformatoprevio">
-    <w:name w:val="HTML Preformatted"/>
-    <w:basedOn w:val="Normal"/>
-    <w:link w:val="HTMLconformatoprevioCar"/>
-    <w:uiPriority w:val="99"/>
-    <w:semiHidden/>
-    <w:unhideWhenUsed/>
-    <w:rsid w:val="00C00F05"/>
-    <w:pPr>
-      <w:pBdr>
-        <w:top w:val="single" w:sz="6" w:space="8" w:color="DDDDDD"/>
-        <w:left w:val="single" w:sz="6" w:space="8" w:color="DDDDDD"/>
-        <w:bottom w:val="single" w:sz="6" w:space="8" w:color="DDDDDD"/>
-        <w:right w:val="single" w:sz="6" w:space="8" w:color="DDDDDD"/>
-      </w:pBdr>
-      <w:shd w:val="clear" w:color="auto" w:fill="F4F4F4"/>
-      <w:tabs>
-        <w:tab w:val="left" w:pos="916"/>
-        <w:tab w:val="left" w:pos="1832"/>
-        <w:tab w:val="left" w:pos="2748"/>
-        <w:tab w:val="left" w:pos="3664"/>
-        <w:tab w:val="left" w:pos="4580"/>
-        <w:tab w:val="left" w:pos="5496"/>
-        <w:tab w:val="left" w:pos="6412"/>
-        <w:tab w:val="left" w:pos="7328"/>
-        <w:tab w:val="left" w:pos="8244"/>
-        <w:tab w:val="left" w:pos="9160"/>
-        <w:tab w:val="left" w:pos="10076"/>
-        <w:tab w:val="left" w:pos="10992"/>
-        <w:tab w:val="left" w:pos="11908"/>
-        <w:tab w:val="left" w:pos="12824"/>
-        <w:tab w:val="left" w:pos="13740"/>
-        <w:tab w:val="left" w:pos="14656"/>
-      </w:tabs>
-      <w:spacing w:after="0" w:line="240" w:lineRule="auto"/>
-    </w:pPr>
-    <w:rPr>
-      <w:rFonts w:ascii="Consolas" w:hAnsi="Consolas" w:cs="Courier New"/>
-      <w:color w:val="auto"/>
-      <w:sz w:val="20"/>
-      <w:szCs w:val="20"/>
-      <w:lang w:eastAsia="es-MX"/>
-    </w:rPr>
-  </w:style>
-  <w:style w:type="character" w:customStyle="1" w:styleId="HTMLconformatoprevioCar">
-    <w:name w:val="HTML con formato previo Car"/>
-    <w:basedOn w:val="Fuentedeprrafopredeter"/>
-    <w:link w:val="HTMLconformatoprevio"/>
-    <w:uiPriority w:val="99"/>
-    <w:semiHidden/>
-    <w:rsid w:val="00C00F05"/>
-    <w:rPr>
-      <w:rFonts w:ascii="Consolas" w:hAnsi="Consolas" w:cs="Courier New"/>
-      <w:sz w:val="20"/>
-      <w:szCs w:val="20"/>
-      <w:shd w:val="clear" w:color="auto" w:fill="F4F4F4"/>
-      <w:lang w:val="es-MX" w:eastAsia="es-MX"/>
-    </w:rPr>
-  </w:style>
   <w:style w:type="paragraph" w:styleId="NormalWeb">
     <w:name w:val="Normal (Web)"/>
     <w:basedOn w:val="Normal"/>
     <w:uiPriority w:val="99"/>
     <w:semiHidden/>
     <w:unhideWhenUsed/>
-    <w:rsid w:val="00C00F05"/>
+    <w:rsid w:val="00265FDA"/>
     <w:pPr>
       <w:spacing w:before="100" w:beforeAutospacing="1" w:after="100" w:afterAutospacing="1" w:line="240" w:lineRule="auto"/>
     </w:pPr>
@@ -16138,7 +15075,7 @@
     <w:uiPriority w:val="99"/>
     <w:semiHidden/>
     <w:unhideWhenUsed/>
-    <w:rsid w:val="00C00F05"/>
+    <w:rsid w:val="00265FDA"/>
     <w:rPr>
       <w:rFonts w:ascii="Courier New" w:eastAsiaTheme="minorEastAsia" w:hAnsi="Courier New" w:cs="Courier New"/>
       <w:sz w:val="20"/>

--- a/04-Abril-Mayo/Entregables/2026-05/04-Reporte_Preparacion_Datos_IA_2026-05_INSTITUCIONAL.docx
+++ b/04-Abril-Mayo/Entregables/2026-05/04-Reporte_Preparacion_Datos_IA_2026-05_INSTITUCIONAL.docx
@@ -9,14 +9,11 @@
           <w:rFonts w:ascii="Calibri" w:eastAsia="Times New Roman" w:hAnsi="Calibri" w:cs="Calibri"/>
         </w:rPr>
       </w:pPr>
-      <w:bookmarkStart w:id="0" w:name="_Toc217296775"/>
-      <w:bookmarkStart w:id="1" w:name="_Toc219739752"/>
-      <w:bookmarkStart w:id="2" w:name="_Toc221820033"/>
       <w:r>
         <w:rPr>
           <w:rFonts w:ascii="Calibri" w:eastAsia="Times New Roman" w:hAnsi="Calibri" w:cs="Calibri"/>
         </w:rPr>
-        <w:t>Reporte de Preparación y Anonimización de Datos (Datasets IA)</w:t>
+        <w:t>Reporte Mensual de Preparación de Datos y Anonimización para Inteligencia Artificial</w:t>
       </w:r>
     </w:p>
     <w:p>
@@ -110,7 +107,7 @@
         <w:rPr>
           <w:rFonts w:ascii="Calibri" w:eastAsia="Times New Roman" w:hAnsi="Calibri" w:cs="Calibri"/>
         </w:rPr>
-        <w:pict w14:anchorId="3025D3F4">
+        <w:pict w14:anchorId="2C8A0B06">
           <v:rect id="_x0000_i1025" style="width:0;height:1.5pt" o:hralign="center" o:hrstd="t" o:hr="t" fillcolor="#a0a0a0" stroked="f"/>
         </w:pict>
       </w:r>
@@ -144,7 +141,7 @@
           <w:sz w:val="22"/>
           <w:szCs w:val="22"/>
         </w:rPr>
-        <w:t>Detallar el trabajo riguroso de diseño de arquitecturas de datos seguras, desidentificadas y curadas bajo protocolos criptográficos. El objetivo de este documento es validar la creación de *datasets* aptos para el entrenamiento e inferencia de modelos analíticos sin vulnerar en lo absoluto las disposiciones de la Ley General de Protección de Datos Personales (LGPDPPSO).</w:t>
+        <w:t>Presentar el avance mensual correspondiente a mayo de 2026 sobre la curación de *datasets*, definición de conjuntos de características (*feature sets*) y criterios de anonimización. El objetivo de este documento es validar la creación de conjuntos de datos piloto aptos para el entrenamiento e inferencia de modelos analíticos (Inteligencia Artificial y *Machine Learning*) sin vulnerar las disposiciones de la Ley General de Protección de Datos Personales (LGPDPPSO).</w:t>
       </w:r>
     </w:p>
     <w:p>
@@ -158,7 +155,7 @@
         <w:rPr>
           <w:rFonts w:ascii="Calibri" w:eastAsia="Times New Roman" w:hAnsi="Calibri" w:cs="Calibri"/>
         </w:rPr>
-        <w:t>2. Lecciones Operativas del Incidente de Seguridad (Abril)</w:t>
+        <w:t>2. Alcance del Avance de Mayo</w:t>
       </w:r>
     </w:p>
     <w:p>
@@ -176,21 +173,7 @@
           <w:sz w:val="22"/>
           <w:szCs w:val="22"/>
         </w:rPr>
-        <w:t>La preparación de datos de mayo estuvo fuertemente influenciada por la mitigación inmediata del incidente de exposición de datos (Issue reportado en repositorio). Al encontrarse en fase piloto, la manipulación de layouts de origen evidenció la fragilidad del manejo de CSVs crudos.</w:t>
-      </w:r>
-    </w:p>
-    <w:p>
-      <w:pPr>
-        <w:pStyle w:val="Ttulo3"/>
-        <w:rPr>
-          <w:rFonts w:ascii="Calibri" w:eastAsia="Times New Roman" w:hAnsi="Calibri" w:cs="Calibri"/>
-        </w:rPr>
-      </w:pPr>
-      <w:r>
-        <w:rPr>
-          <w:rFonts w:ascii="Calibri" w:eastAsia="Times New Roman" w:hAnsi="Calibri" w:cs="Calibri"/>
-        </w:rPr>
-        <w:t>2.1 Refinamiento de Criterios de Anonimización</w:t>
+        <w:t>A diferencia de abril, en donde se definió la superficie teórica de datos útiles para IA, durante mayo se ejecutó la extracción y curación real de datos derivados del procesamiento transaccional del orquestador Fase 2.</w:t>
       </w:r>
     </w:p>
     <w:p>
@@ -208,24 +191,7 @@
           <w:sz w:val="22"/>
           <w:szCs w:val="22"/>
         </w:rPr>
-        <w:t xml:space="preserve">A raíz de lo anterior, se formalizó que </w:t>
-      </w:r>
-      <w:r>
-        <w:rPr>
-          <w:rStyle w:val="Fuerte"/>
-          <w:rFonts w:ascii="Calibri" w:hAnsi="Calibri" w:cs="Calibri"/>
-          <w:sz w:val="22"/>
-          <w:szCs w:val="22"/>
-        </w:rPr>
-        <w:t>ningún dataset descriptivo, predictivo o analítico puede contener texto plano de los siguientes campos</w:t>
-      </w:r>
-      <w:r>
-        <w:rPr>
-          <w:rFonts w:ascii="Calibri" w:hAnsi="Calibri" w:cs="Calibri"/>
-          <w:sz w:val="22"/>
-          <w:szCs w:val="22"/>
-        </w:rPr>
-        <w:t>:</w:t>
+        <w:t>El trabajo de mayo se focalizó en:</w:t>
       </w:r>
     </w:p>
     <w:p>
@@ -243,7 +209,7 @@
         <w:rPr>
           <w:rFonts w:ascii="Calibri" w:eastAsia="Times New Roman" w:hAnsi="Calibri" w:cs="Calibri"/>
         </w:rPr>
-        <w:t>CURP del Menor o Tutor.</w:t>
+        <w:t>Implementar controles criptográficos sobre la extracción de datos debido a incidentes previos.</w:t>
       </w:r>
     </w:p>
     <w:p>
@@ -261,7 +227,7 @@
         <w:rPr>
           <w:rFonts w:ascii="Calibri" w:eastAsia="Times New Roman" w:hAnsi="Calibri" w:cs="Calibri"/>
         </w:rPr>
-        <w:t>Nombres Completos o Apellidos.</w:t>
+        <w:t>Sustituir identificadores directos por hashes salteados que mantengan la integridad relacional de los datos.</w:t>
       </w:r>
     </w:p>
     <w:p>
@@ -279,7 +245,39 @@
         <w:rPr>
           <w:rFonts w:ascii="Calibri" w:eastAsia="Times New Roman" w:hAnsi="Calibri" w:cs="Calibri"/>
         </w:rPr>
-        <w:t>Referencias telefónicas o correos electrónicos (PII Crítico).</w:t>
+        <w:t>Construir cuatro conjuntos de datos piloto ciegos (sin PII) para modelado de comportamiento de red, rendimiento de hilos y detección de fallos del IMSS.</w:t>
+      </w:r>
+    </w:p>
+    <w:p>
+      <w:pPr>
+        <w:numPr>
+          <w:ilvl w:val="0"/>
+          <w:numId w:val="13"/>
+        </w:numPr>
+        <w:spacing w:before="100" w:beforeAutospacing="1" w:after="100" w:afterAutospacing="1" w:line="240" w:lineRule="auto"/>
+        <w:rPr>
+          <w:rFonts w:ascii="Calibri" w:eastAsia="Times New Roman" w:hAnsi="Calibri" w:cs="Calibri"/>
+        </w:rPr>
+      </w:pPr>
+      <w:r>
+        <w:rPr>
+          <w:rFonts w:ascii="Calibri" w:eastAsia="Times New Roman" w:hAnsi="Calibri" w:cs="Calibri"/>
+        </w:rPr>
+        <w:t>Validar las matrices resultantes mediante pruebas de colisión y fugas de información.</w:t>
+      </w:r>
+    </w:p>
+    <w:p>
+      <w:pPr>
+        <w:pStyle w:val="Ttulo2"/>
+        <w:rPr>
+          <w:rFonts w:ascii="Calibri" w:eastAsia="Times New Roman" w:hAnsi="Calibri" w:cs="Calibri"/>
+        </w:rPr>
+      </w:pPr>
+      <w:r>
+        <w:rPr>
+          <w:rFonts w:ascii="Calibri" w:eastAsia="Times New Roman" w:hAnsi="Calibri" w:cs="Calibri"/>
+        </w:rPr>
+        <w:t>3. Lecciones Operativas del Incidente de Seguridad</w:t>
       </w:r>
     </w:p>
     <w:p>
@@ -297,37 +295,21 @@
           <w:sz w:val="22"/>
           <w:szCs w:val="22"/>
         </w:rPr>
-        <w:t>Toda la evidencia de entrenamiento de IA se genera procesando los datos mediante la técnica:</w:t>
-      </w:r>
-    </w:p>
-    <w:p>
-      <w:pPr>
-        <w:pStyle w:val="NormalWeb"/>
+        <w:t xml:space="preserve">La preparación de datos de mayo estuvo fuertemente influenciada por la mitigación inmediata del incidente de exposición de datos (reportado en la Bitácora de la Fase 2), donde el archivo </w:t>
+      </w:r>
+      <w:r>
+        <w:rPr>
+          <w:rStyle w:val="CdigoHTML"/>
+        </w:rPr>
+        <w:t>MENORES_SIN_PADECIMIENTO.csv</w:t>
+      </w:r>
+      <w:r>
         <w:rPr>
           <w:rFonts w:ascii="Calibri" w:hAnsi="Calibri" w:cs="Calibri"/>
           <w:sz w:val="22"/>
           <w:szCs w:val="22"/>
         </w:rPr>
-      </w:pPr>
-      <w:r>
-        <w:rPr>
-          <w:rStyle w:val="CdigoHTML"/>
-        </w:rPr>
-        <w:t>MD5_HASH(CURP_TEXTO_PLANO + 'SALT_INSTITUCIONAL')</w:t>
-      </w:r>
-    </w:p>
-    <w:p>
-      <w:pPr>
-        <w:pStyle w:val="Ttulo2"/>
-        <w:rPr>
-          <w:rFonts w:ascii="Calibri" w:eastAsia="Times New Roman" w:hAnsi="Calibri" w:cs="Calibri"/>
-        </w:rPr>
-      </w:pPr>
-      <w:r>
-        <w:rPr>
-          <w:rFonts w:ascii="Calibri" w:eastAsia="Times New Roman" w:hAnsi="Calibri" w:cs="Calibri"/>
-        </w:rPr>
-        <w:t>3. Preparación de Datasets Piloto para Inteligencia Artificial</w:t>
+        <w:t xml:space="preserve"> fue expuesto en el control de versiones.</w:t>
       </w:r>
     </w:p>
     <w:p>
@@ -345,60 +327,56 @@
           <w:sz w:val="22"/>
           <w:szCs w:val="22"/>
         </w:rPr>
-        <w:t>Durante mayo, se generaron y depuraron de manera 100% ciega (sin PII) cuatro conjuntos de datos de prueba destinad</w:t>
-      </w:r>
-      <w:r>
+        <w:t>Al encontrarse en fase piloto de curación de datos, este evento evidenció la fragilidad del manejo de CSVs crudos cuando el destino final es la manipulación en entornos de ciencia de datos locales.</w:t>
+      </w:r>
+    </w:p>
+    <w:p>
+      <w:pPr>
+        <w:pStyle w:val="Ttulo2"/>
+        <w:rPr>
+          <w:rFonts w:ascii="Calibri" w:eastAsia="Times New Roman" w:hAnsi="Calibri" w:cs="Calibri"/>
+        </w:rPr>
+      </w:pPr>
+      <w:r>
+        <w:rPr>
+          <w:rFonts w:ascii="Calibri" w:eastAsia="Times New Roman" w:hAnsi="Calibri" w:cs="Calibri"/>
+        </w:rPr>
+        <w:t>4. Refinamiento de Criterios de Anonimización</w:t>
+      </w:r>
+    </w:p>
+    <w:p>
+      <w:pPr>
+        <w:pStyle w:val="NormalWeb"/>
         <w:rPr>
           <w:rFonts w:ascii="Calibri" w:hAnsi="Calibri" w:cs="Calibri"/>
           <w:sz w:val="22"/>
           <w:szCs w:val="22"/>
         </w:rPr>
-        <w:lastRenderedPageBreak/>
-        <w:t>os a la parametrización de un potencial modelo predictivo de fallos de red y carga dinámica.</w:t>
-      </w:r>
-    </w:p>
-    <w:p>
-      <w:pPr>
-        <w:pStyle w:val="Ttulo3"/>
-        <w:rPr>
-          <w:rFonts w:ascii="Calibri" w:eastAsia="Times New Roman" w:hAnsi="Calibri" w:cs="Calibri"/>
-        </w:rPr>
-      </w:pPr>
-      <w:r>
-        <w:rPr>
-          <w:rFonts w:ascii="Calibri" w:eastAsia="Times New Roman" w:hAnsi="Calibri" w:cs="Calibri"/>
-        </w:rPr>
-        <w:t xml:space="preserve">3.1 </w:t>
-      </w:r>
-      <w:r>
-        <w:rPr>
-          <w:rStyle w:val="CdigoHTML"/>
-        </w:rPr>
-        <w:t>dataset_lote_piloto_202605.csv</w:t>
-      </w:r>
-      <w:r>
-        <w:rPr>
-          <w:rFonts w:ascii="Calibri" w:eastAsia="Times New Roman" w:hAnsi="Calibri" w:cs="Calibri"/>
-        </w:rPr>
-        <w:t xml:space="preserve"> (15 Registros Agregados)</w:t>
-      </w:r>
-    </w:p>
-    <w:p>
-      <w:pPr>
-        <w:pStyle w:val="NormalWeb"/>
+      </w:pPr>
+      <w:r>
         <w:rPr>
           <w:rFonts w:ascii="Calibri" w:hAnsi="Calibri" w:cs="Calibri"/>
           <w:sz w:val="22"/>
           <w:szCs w:val="22"/>
         </w:rPr>
-      </w:pPr>
-      <w:r>
-        <w:rPr>
+        <w:t xml:space="preserve">A raíz del incidente operativo, se formalizó de manera irrefutable que </w:t>
+      </w:r>
+      <w:r>
+        <w:rPr>
+          <w:rStyle w:val="Fuerte"/>
           <w:rFonts w:ascii="Calibri" w:hAnsi="Calibri" w:cs="Calibri"/>
           <w:sz w:val="22"/>
           <w:szCs w:val="22"/>
         </w:rPr>
-        <w:t>Contiene las características consolidadas del comportamiento del pool por corrida:</w:t>
+        <w:t>ningún dataset descriptivo, predictivo o analítico puede contener texto plano de los siguientes campos</w:t>
+      </w:r>
+      <w:r>
+        <w:rPr>
+          <w:rFonts w:ascii="Calibri" w:hAnsi="Calibri" w:cs="Calibri"/>
+          <w:sz w:val="22"/>
+          <w:szCs w:val="22"/>
+        </w:rPr>
+        <w:t>:</w:t>
       </w:r>
     </w:p>
     <w:p>
@@ -414,64 +392,9 @@
       </w:pPr>
       <w:r>
         <w:rPr>
-          <w:rStyle w:val="Fuerte"/>
           <w:rFonts w:ascii="Calibri" w:eastAsia="Times New Roman" w:hAnsi="Calibri" w:cs="Calibri"/>
         </w:rPr>
-        <w:t>Variables Predictivas:</w:t>
-      </w:r>
-      <w:r>
-        <w:rPr>
-          <w:rFonts w:ascii="Calibri" w:eastAsia="Times New Roman" w:hAnsi="Calibri" w:cs="Calibri"/>
-        </w:rPr>
-        <w:t xml:space="preserve"> </w:t>
-      </w:r>
-      <w:r>
-        <w:rPr>
-          <w:rStyle w:val="CdigoHTML"/>
-        </w:rPr>
-        <w:t>estado_origen</w:t>
-      </w:r>
-      <w:r>
-        <w:rPr>
-          <w:rFonts w:ascii="Calibri" w:eastAsia="Times New Roman" w:hAnsi="Calibri" w:cs="Calibri"/>
-        </w:rPr>
-        <w:t xml:space="preserve">, </w:t>
-      </w:r>
-      <w:r>
-        <w:rPr>
-          <w:rStyle w:val="CdigoHTML"/>
-        </w:rPr>
-        <w:t>horas_del_dia</w:t>
-      </w:r>
-      <w:r>
-        <w:rPr>
-          <w:rFonts w:ascii="Calibri" w:eastAsia="Times New Roman" w:hAnsi="Calibri" w:cs="Calibri"/>
-        </w:rPr>
-        <w:t xml:space="preserve">, </w:t>
-      </w:r>
-      <w:r>
-        <w:rPr>
-          <w:rStyle w:val="CdigoHTML"/>
-        </w:rPr>
-        <w:t>num_workers</w:t>
-      </w:r>
-      <w:r>
-        <w:rPr>
-          <w:rFonts w:ascii="Calibri" w:eastAsia="Times New Roman" w:hAnsi="Calibri" w:cs="Calibri"/>
-        </w:rPr>
-        <w:t xml:space="preserve"> asignados, </w:t>
-      </w:r>
-      <w:r>
-        <w:rPr>
-          <w:rStyle w:val="CdigoHTML"/>
-        </w:rPr>
-        <w:t>tamanio_batch</w:t>
-      </w:r>
-      <w:r>
-        <w:rPr>
-          <w:rFonts w:ascii="Calibri" w:eastAsia="Times New Roman" w:hAnsi="Calibri" w:cs="Calibri"/>
-        </w:rPr>
-        <w:t>.</w:t>
+        <w:t>CURP del Menor o del Tutor.</w:t>
       </w:r>
     </w:p>
     <w:p>
@@ -487,45 +410,18 @@
       </w:pPr>
       <w:r>
         <w:rPr>
-          <w:rStyle w:val="Fuerte"/>
           <w:rFonts w:ascii="Calibri" w:eastAsia="Times New Roman" w:hAnsi="Calibri" w:cs="Calibri"/>
         </w:rPr>
-        <w:t>Variable Objetivo (Target):</w:t>
-      </w:r>
-      <w:r>
-        <w:rPr>
-          <w:rFonts w:ascii="Calibri" w:eastAsia="Times New Roman" w:hAnsi="Calibri" w:cs="Calibri"/>
-        </w:rPr>
-        <w:t xml:space="preserve"> </w:t>
-      </w:r>
-      <w:r>
-        <w:rPr>
-          <w:rStyle w:val="CdigoHTML"/>
-        </w:rPr>
-        <w:t>tasa_exito_descarga</w:t>
-      </w:r>
-      <w:r>
-        <w:rPr>
-          <w:rFonts w:ascii="Calibri" w:eastAsia="Times New Roman" w:hAnsi="Calibri" w:cs="Calibri"/>
-        </w:rPr>
-        <w:t xml:space="preserve"> y </w:t>
-      </w:r>
-      <w:r>
-        <w:rPr>
-          <w:rStyle w:val="CdigoHTML"/>
-        </w:rPr>
-        <w:t>ms_promedio_respuesta</w:t>
-      </w:r>
-      <w:r>
-        <w:rPr>
-          <w:rFonts w:ascii="Calibri" w:eastAsia="Times New Roman" w:hAnsi="Calibri" w:cs="Calibri"/>
-        </w:rPr>
-        <w:t>.</w:t>
+        <w:t>Nombres Completos o Apellidos.</w:t>
       </w:r>
     </w:p>
     <w:p>
       <w:pPr>
-        <w:pStyle w:val="Ttulo3"/>
+        <w:numPr>
+          <w:ilvl w:val="0"/>
+          <w:numId w:val="14"/>
+        </w:numPr>
+        <w:spacing w:before="100" w:beforeAutospacing="1" w:after="100" w:afterAutospacing="1" w:line="240" w:lineRule="auto"/>
         <w:rPr>
           <w:rFonts w:ascii="Calibri" w:eastAsia="Times New Roman" w:hAnsi="Calibri" w:cs="Calibri"/>
         </w:rPr>
@@ -534,19 +430,7 @@
         <w:rPr>
           <w:rFonts w:ascii="Calibri" w:eastAsia="Times New Roman" w:hAnsi="Calibri" w:cs="Calibri"/>
         </w:rPr>
-        <w:t xml:space="preserve">3.2 </w:t>
-      </w:r>
-      <w:r>
-        <w:rPr>
-          <w:rStyle w:val="CdigoHTML"/>
-        </w:rPr>
-        <w:t>dataset_curp_anom_piloto_202605.csv</w:t>
-      </w:r>
-      <w:r>
-        <w:rPr>
-          <w:rFonts w:ascii="Calibri" w:eastAsia="Times New Roman" w:hAnsi="Calibri" w:cs="Calibri"/>
-        </w:rPr>
-        <w:t xml:space="preserve"> (1,000 Registros)</w:t>
+        <w:t>Referencias telefónicas o correos electrónicos (PII Crítico).</w:t>
       </w:r>
     </w:p>
     <w:p>
@@ -564,7 +448,295 @@
           <w:sz w:val="22"/>
           <w:szCs w:val="22"/>
         </w:rPr>
-        <w:t>Muestra representativa de alumnos (Veracruz y Puebla) utilizando un diseño estricto de columnas:</w:t>
+        <w:t>Toda la evidencia transaccional destinada al entrenamiento de Inteligencia Artificial (y a su exportación) debe ser generada pre-procesando los identificadores bajo la siguiente técnica:</w:t>
+      </w:r>
+    </w:p>
+    <w:p>
+      <w:pPr>
+        <w:pStyle w:val="NormalWeb"/>
+        <w:rPr>
+          <w:rFonts w:ascii="Calibri" w:hAnsi="Calibri" w:cs="Calibri"/>
+          <w:sz w:val="22"/>
+          <w:szCs w:val="22"/>
+        </w:rPr>
+      </w:pPr>
+      <w:r>
+        <w:rPr>
+          <w:rStyle w:val="CdigoHTML"/>
+        </w:rPr>
+        <w:t>MD5_HASH(CURP_TEXTO_PLANO || 'SALT_INSTITUCIONAL')</w:t>
+      </w:r>
+    </w:p>
+    <w:p>
+      <w:pPr>
+        <w:pStyle w:val="NormalWeb"/>
+        <w:rPr>
+          <w:rFonts w:ascii="Calibri" w:hAnsi="Calibri" w:cs="Calibri"/>
+          <w:sz w:val="22"/>
+          <w:szCs w:val="22"/>
+        </w:rPr>
+      </w:pPr>
+      <w:r>
+        <w:rPr>
+          <w:rFonts w:ascii="Calibri" w:hAnsi="Calibri" w:cs="Calibri"/>
+          <w:sz w:val="22"/>
+          <w:szCs w:val="22"/>
+        </w:rPr>
+        <w:t>El uso de un *Salt Institucional* previene los ataques de diccionario y *Rainbow Tables* que podrían revertir hashes comunes, manteniendo al mismo tiempo la capacidad de cruzar datos internamente al generar el mismo token criptográfico para el mismo sujeto.</w:t>
+      </w:r>
+    </w:p>
+    <w:p>
+      <w:pPr>
+        <w:pStyle w:val="NormalWeb"/>
+        <w:rPr>
+          <w:rFonts w:ascii="Calibri" w:hAnsi="Calibri" w:cs="Calibri"/>
+          <w:sz w:val="22"/>
+          <w:szCs w:val="22"/>
+        </w:rPr>
+      </w:pPr>
+      <w:r>
+        <w:rPr>
+          <w:rStyle w:val="Fuerte"/>
+          <w:rFonts w:ascii="Calibri" w:hAnsi="Calibri" w:cs="Calibri"/>
+          <w:sz w:val="22"/>
+          <w:szCs w:val="22"/>
+        </w:rPr>
+        <w:t>Data Pipeline de Extracción Analítica:</w:t>
+      </w:r>
+    </w:p>
+    <w:p>
+      <w:pPr>
+        <w:pStyle w:val="HTMLconformatoprevio"/>
+      </w:pPr>
+    </w:p>
+    <w:p>
+      <w:pPr>
+        <w:pStyle w:val="HTMLconformatoprevio"/>
+      </w:pPr>
+      <w:r>
+        <w:t>stateDiagram-v2</w:t>
+      </w:r>
+    </w:p>
+    <w:p>
+      <w:pPr>
+        <w:pStyle w:val="HTMLconformatoprevio"/>
+      </w:pPr>
+      <w:r>
+        <w:t xml:space="preserve">    [*] --&gt; ExtraccionTransaccional</w:t>
+      </w:r>
+    </w:p>
+    <w:p>
+      <w:pPr>
+        <w:pStyle w:val="HTMLconformatoprevio"/>
+      </w:pPr>
+      <w:r>
+        <w:t xml:space="preserve">    ExtraccionTransaccional --&gt; EnmascaramientoPII: SQL Hash MD5 + Salt</w:t>
+      </w:r>
+    </w:p>
+    <w:p>
+      <w:pPr>
+        <w:pStyle w:val="HTMLconformatoprevio"/>
+      </w:pPr>
+      <w:r>
+        <w:t xml:space="preserve">    EnmascaramientoPII --&gt; FeatureEngineering: Transformación (Pandas)</w:t>
+      </w:r>
+    </w:p>
+    <w:p>
+      <w:pPr>
+        <w:pStyle w:val="HTMLconformatoprevio"/>
+      </w:pPr>
+      <w:r>
+        <w:t xml:space="preserve">    FeatureEngineering --&gt; ExportacionSegura</w:t>
+      </w:r>
+    </w:p>
+    <w:p>
+      <w:pPr>
+        <w:pStyle w:val="HTMLconformatoprevio"/>
+      </w:pPr>
+      <w:r>
+        <w:t xml:space="preserve">    </w:t>
+      </w:r>
+    </w:p>
+    <w:p>
+      <w:pPr>
+        <w:pStyle w:val="HTMLconformatoprevio"/>
+      </w:pPr>
+      <w:r>
+        <w:t xml:space="preserve">    state ExportacionSegura {</w:t>
+      </w:r>
+    </w:p>
+    <w:p>
+      <w:pPr>
+        <w:pStyle w:val="HTMLconformatoprevio"/>
+      </w:pPr>
+      <w:r>
+        <w:t xml:space="preserve">        [*] --&gt; CSV_Depurado</w:t>
+      </w:r>
+    </w:p>
+    <w:p>
+      <w:pPr>
+        <w:pStyle w:val="HTMLconformatoprevio"/>
+      </w:pPr>
+      <w:r>
+        <w:t xml:space="preserve">        CSV_Depurado --&gt; Apache_Parquet</w:t>
+      </w:r>
+    </w:p>
+    <w:p>
+      <w:pPr>
+        <w:pStyle w:val="HTMLconformatoprevio"/>
+      </w:pPr>
+      <w:r>
+        <w:t xml:space="preserve">        Apache_Parquet --&gt; [*]</w:t>
+      </w:r>
+    </w:p>
+    <w:p>
+      <w:pPr>
+        <w:pStyle w:val="HTMLconformatoprevio"/>
+      </w:pPr>
+      <w:r>
+        <w:t xml:space="preserve">    }</w:t>
+      </w:r>
+    </w:p>
+    <w:p>
+      <w:pPr>
+        <w:pStyle w:val="HTMLconformatoprevio"/>
+      </w:pPr>
+      <w:r>
+        <w:t xml:space="preserve">    </w:t>
+      </w:r>
+    </w:p>
+    <w:p>
+      <w:pPr>
+        <w:pStyle w:val="HTMLconformatoprevio"/>
+      </w:pPr>
+      <w:r>
+        <w:t xml:space="preserve">    ExportacionSegura --&gt; DataWarehouseIA</w:t>
+      </w:r>
+    </w:p>
+    <w:p>
+      <w:pPr>
+        <w:pStyle w:val="HTMLconformatoprevio"/>
+      </w:pPr>
+      <w:r>
+        <w:t xml:space="preserve">    DataWarehouseIA --&gt; [*]</w:t>
+      </w:r>
+    </w:p>
+    <w:p>
+      <w:pPr>
+        <w:pStyle w:val="Ttulo2"/>
+        <w:rPr>
+          <w:rFonts w:ascii="Calibri" w:eastAsia="Times New Roman" w:hAnsi="Calibri" w:cs="Calibri"/>
+        </w:rPr>
+      </w:pPr>
+      <w:r>
+        <w:rPr>
+          <w:rFonts w:ascii="Calibri" w:eastAsia="Times New Roman" w:hAnsi="Calibri" w:cs="Calibri"/>
+        </w:rPr>
+        <w:t>5. Preparación de Datasets Piloto para Inteligencia Artificial</w:t>
+      </w:r>
+    </w:p>
+    <w:p>
+      <w:pPr>
+        <w:pStyle w:val="NormalWeb"/>
+        <w:rPr>
+          <w:rFonts w:ascii="Calibri" w:hAnsi="Calibri" w:cs="Calibri"/>
+          <w:sz w:val="22"/>
+          <w:szCs w:val="22"/>
+        </w:rPr>
+      </w:pPr>
+      <w:r>
+        <w:rPr>
+          <w:rFonts w:ascii="Calibri" w:hAnsi="Calibri" w:cs="Calibri"/>
+          <w:sz w:val="22"/>
+          <w:szCs w:val="22"/>
+        </w:rPr>
+        <w:t>Durante mayo, se generaron y depuraron de manera 100% ciega (anonimizada) cuatro conjuntos de datos de prueba. Estos *datasets* extraen información transaccional de PostgreSQL (</w:t>
+      </w:r>
+      <w:r>
+        <w:rPr>
+          <w:rStyle w:val="CdigoHTML"/>
+        </w:rPr>
+        <w:t>Lote</w:t>
+      </w:r>
+      <w:r>
+        <w:rPr>
+          <w:rFonts w:ascii="Calibri" w:hAnsi="Calibri" w:cs="Calibri"/>
+          <w:sz w:val="22"/>
+          <w:szCs w:val="22"/>
+        </w:rPr>
+        <w:t xml:space="preserve">, </w:t>
+      </w:r>
+      <w:r>
+        <w:rPr>
+          <w:rStyle w:val="CdigoHTML"/>
+        </w:rPr>
+        <w:t>CurpProcesada</w:t>
+      </w:r>
+      <w:r>
+        <w:rPr>
+          <w:rFonts w:ascii="Calibri" w:hAnsi="Calibri" w:cs="Calibri"/>
+          <w:sz w:val="22"/>
+          <w:szCs w:val="22"/>
+        </w:rPr>
+        <w:t xml:space="preserve">, </w:t>
+      </w:r>
+      <w:r>
+        <w:rPr>
+          <w:rStyle w:val="CdigoHTML"/>
+        </w:rPr>
+        <w:t>BitacoraEvento</w:t>
+      </w:r>
+      <w:r>
+        <w:rPr>
+          <w:rFonts w:ascii="Calibri" w:hAnsi="Calibri" w:cs="Calibri"/>
+          <w:sz w:val="22"/>
+          <w:szCs w:val="22"/>
+        </w:rPr>
+        <w:t>) y están destinados a la parametrización de un modelo inicial predictivo de fallos de red y carga dinámica.</w:t>
+      </w:r>
+    </w:p>
+    <w:p>
+      <w:pPr>
+        <w:pStyle w:val="Ttulo3"/>
+        <w:rPr>
+          <w:rFonts w:ascii="Calibri" w:eastAsia="Times New Roman" w:hAnsi="Calibri" w:cs="Calibri"/>
+        </w:rPr>
+      </w:pPr>
+      <w:r>
+        <w:rPr>
+          <w:rFonts w:ascii="Calibri" w:eastAsia="Times New Roman" w:hAnsi="Calibri" w:cs="Calibri"/>
+        </w:rPr>
+        <w:t>5.1 Dataset Lote Piloto (</w:t>
+      </w:r>
+      <w:r>
+        <w:rPr>
+          <w:rStyle w:val="CdigoHTML"/>
+        </w:rPr>
+        <w:t>dataset_lote_piloto_202605.csv</w:t>
+      </w:r>
+      <w:r>
+        <w:rPr>
+          <w:rFonts w:ascii="Calibri" w:eastAsia="Times New Roman" w:hAnsi="Calibri" w:cs="Calibri"/>
+        </w:rPr>
+        <w:t>)</w:t>
+      </w:r>
+    </w:p>
+    <w:p>
+      <w:pPr>
+        <w:pStyle w:val="NormalWeb"/>
+        <w:rPr>
+          <w:rFonts w:ascii="Calibri" w:hAnsi="Calibri" w:cs="Calibri"/>
+          <w:sz w:val="22"/>
+          <w:szCs w:val="22"/>
+        </w:rPr>
+      </w:pPr>
+      <w:r>
+        <w:rPr>
+          <w:rFonts w:ascii="Calibri" w:hAnsi="Calibri" w:cs="Calibri"/>
+          <w:sz w:val="22"/>
+          <w:szCs w:val="22"/>
+        </w:rPr>
+        <w:t>Este conjunto agrega la información del comportamiento del *pool* de ejecución por cada corrida (Lote). Consiste en una muestra inicial de 15 registros altamente agregados.</w:t>
       </w:r>
     </w:p>
     <w:p>
@@ -580,15 +752,16 @@
       </w:pPr>
       <w:r>
         <w:rPr>
-          <w:rStyle w:val="CdigoHTML"/>
-        </w:rPr>
-        <w:t>curp_hash</w:t>
-      </w:r>
-      <w:r>
-        <w:rPr>
+          <w:rStyle w:val="Fuerte"/>
           <w:rFonts w:ascii="Calibri" w:eastAsia="Times New Roman" w:hAnsi="Calibri" w:cs="Calibri"/>
         </w:rPr>
-        <w:t>: Identificador trazable internamente pero inútil en el exterior.</w:t>
+        <w:t>Propósito:</w:t>
+      </w:r>
+      <w:r>
+        <w:rPr>
+          <w:rFonts w:ascii="Calibri" w:eastAsia="Times New Roman" w:hAnsi="Calibri" w:cs="Calibri"/>
+        </w:rPr>
+        <w:t xml:space="preserve"> Predecir el nivel de saturación que tendrá el API del IMSS en base a la configuración de concurrencia.</w:t>
       </w:r>
     </w:p>
     <w:p>
@@ -604,15 +777,64 @@
       </w:pPr>
       <w:r>
         <w:rPr>
+          <w:rStyle w:val="Fuerte"/>
+          <w:rFonts w:ascii="Calibri" w:eastAsia="Times New Roman" w:hAnsi="Calibri" w:cs="Calibri"/>
+        </w:rPr>
+        <w:t>Variables Predictivas (Features):</w:t>
+      </w:r>
+      <w:r>
+        <w:rPr>
+          <w:rFonts w:ascii="Calibri" w:eastAsia="Times New Roman" w:hAnsi="Calibri" w:cs="Calibri"/>
+        </w:rPr>
+        <w:t xml:space="preserve"> </w:t>
+      </w:r>
+      <w:r>
+        <w:rPr>
           <w:rStyle w:val="CdigoHTML"/>
         </w:rPr>
-        <w:t>cct_hash</w:t>
+        <w:t>estado_origen</w:t>
       </w:r>
       <w:r>
         <w:rPr>
           <w:rFonts w:ascii="Calibri" w:eastAsia="Times New Roman" w:hAnsi="Calibri" w:cs="Calibri"/>
         </w:rPr>
-        <w:t>: Clave del Centro de Trabajo ofuscada.</w:t>
+        <w:t xml:space="preserve">, </w:t>
+      </w:r>
+      <w:r>
+        <w:rPr>
+          <w:rStyle w:val="CdigoHTML"/>
+        </w:rPr>
+        <w:t>horas_del_dia</w:t>
+      </w:r>
+      <w:r>
+        <w:rPr>
+          <w:rFonts w:ascii="Calibri" w:eastAsia="Times New Roman" w:hAnsi="Calibri" w:cs="Calibri"/>
+        </w:rPr>
+        <w:t xml:space="preserve"> (franja horaria), </w:t>
+      </w:r>
+      <w:r>
+        <w:rPr>
+          <w:rStyle w:val="CdigoHTML"/>
+        </w:rPr>
+        <w:t>num_workers</w:t>
+      </w:r>
+      <w:r>
+        <w:rPr>
+          <w:rFonts w:ascii="Calibri" w:eastAsia="Times New Roman" w:hAnsi="Calibri" w:cs="Calibri"/>
+        </w:rPr>
+        <w:t xml:space="preserve"> asignados, y </w:t>
+      </w:r>
+      <w:r>
+        <w:rPr>
+          <w:rStyle w:val="CdigoHTML"/>
+        </w:rPr>
+        <w:t>tamanio_batch</w:t>
+      </w:r>
+      <w:r>
+        <w:rPr>
+          <w:rFonts w:ascii="Calibri" w:eastAsia="Times New Roman" w:hAnsi="Calibri" w:cs="Calibri"/>
+        </w:rPr>
+        <w:t>.</w:t>
       </w:r>
     </w:p>
     <w:p>
@@ -628,65 +850,40 @@
       </w:pPr>
       <w:r>
         <w:rPr>
+          <w:rStyle w:val="Fuerte"/>
+          <w:rFonts w:ascii="Calibri" w:eastAsia="Times New Roman" w:hAnsi="Calibri" w:cs="Calibri"/>
+        </w:rPr>
+        <w:t>Variables Objetivo (Target):</w:t>
+      </w:r>
+      <w:r>
+        <w:rPr>
+          <w:rFonts w:ascii="Calibri" w:eastAsia="Times New Roman" w:hAnsi="Calibri" w:cs="Calibri"/>
+        </w:rPr>
+        <w:t xml:space="preserve"> </w:t>
+      </w:r>
+      <w:r>
+        <w:rPr>
           <w:rStyle w:val="CdigoHTML"/>
         </w:rPr>
-        <w:t>ciclo</w:t>
+        <w:t>tasa_exito_descarga</w:t>
       </w:r>
       <w:r>
         <w:rPr>
           <w:rFonts w:ascii="Calibri" w:eastAsia="Times New Roman" w:hAnsi="Calibri" w:cs="Calibri"/>
         </w:rPr>
-        <w:t xml:space="preserve">, </w:t>
+        <w:t xml:space="preserve"> y </w:t>
       </w:r>
       <w:r>
         <w:rPr>
           <w:rStyle w:val="CdigoHTML"/>
         </w:rPr>
-        <w:t>turno</w:t>
+        <w:t>ms_promedio_respuesta</w:t>
       </w:r>
       <w:r>
         <w:rPr>
           <w:rFonts w:ascii="Calibri" w:eastAsia="Times New Roman" w:hAnsi="Calibri" w:cs="Calibri"/>
         </w:rPr>
-        <w:t xml:space="preserve">, </w:t>
-      </w:r>
-      <w:r>
-        <w:rPr>
-          <w:rStyle w:val="CdigoHTML"/>
-        </w:rPr>
-        <w:t>estatus_api</w:t>
-      </w:r>
-      <w:r>
-        <w:rPr>
-          <w:rFonts w:ascii="Calibri" w:eastAsia="Times New Roman" w:hAnsi="Calibri" w:cs="Calibri"/>
-        </w:rPr>
-        <w:t>.</w:t>
-      </w:r>
-    </w:p>
-    <w:p>
-      <w:pPr>
-        <w:pStyle w:val="Ttulo3"/>
-        <w:rPr>
-          <w:rFonts w:ascii="Calibri" w:eastAsia="Times New Roman" w:hAnsi="Calibri" w:cs="Calibri"/>
-        </w:rPr>
-      </w:pPr>
-      <w:r>
-        <w:rPr>
-          <w:rFonts w:ascii="Calibri" w:eastAsia="Times New Roman" w:hAnsi="Calibri" w:cs="Calibri"/>
-        </w:rPr>
-        <w:t xml:space="preserve">3.3 </w:t>
-      </w:r>
-      <w:r>
-        <w:rPr>
-          <w:rStyle w:val="CdigoHTML"/>
-        </w:rPr>
-        <w:t>dataset_incidencias_piloto_202605.csv</w:t>
-      </w:r>
-      <w:r>
-        <w:rPr>
-          <w:rFonts w:ascii="Calibri" w:eastAsia="Times New Roman" w:hAnsi="Calibri" w:cs="Calibri"/>
-        </w:rPr>
-        <w:t xml:space="preserve"> (120 Registros)</w:t>
+        <w:t xml:space="preserve"> del proveedor.</w:t>
       </w:r>
     </w:p>
     <w:p>
@@ -700,25 +897,786 @@
       </w:pPr>
       <w:r>
         <w:rPr>
+          <w:rStyle w:val="Fuerte"/>
           <w:rFonts w:ascii="Calibri" w:hAnsi="Calibri" w:cs="Calibri"/>
           <w:sz w:val="22"/>
           <w:szCs w:val="22"/>
         </w:rPr>
-        <w:t xml:space="preserve">Extraído directamente de la tabla </w:t>
+        <w:t>Ejemplo de Estructura de Datos (Mock):</w:t>
+      </w:r>
+    </w:p>
+    <w:tbl>
+      <w:tblPr>
+        <w:tblW w:w="5000" w:type="pct"/>
+        <w:tblCellMar>
+          <w:top w:w="15" w:type="dxa"/>
+          <w:left w:w="15" w:type="dxa"/>
+          <w:bottom w:w="15" w:type="dxa"/>
+          <w:right w:w="15" w:type="dxa"/>
+        </w:tblCellMar>
+        <w:tblLook w:val="04A0" w:firstRow="1" w:lastRow="0" w:firstColumn="1" w:lastColumn="0" w:noHBand="0" w:noVBand="1"/>
+      </w:tblPr>
+      <w:tblGrid>
+        <w:gridCol w:w="753"/>
+        <w:gridCol w:w="1351"/>
+        <w:gridCol w:w="1351"/>
+        <w:gridCol w:w="1311"/>
+        <w:gridCol w:w="1416"/>
+        <w:gridCol w:w="1848"/>
+        <w:gridCol w:w="1314"/>
+      </w:tblGrid>
+      <w:tr>
+        <w:trPr>
+          <w:tblHeader/>
+        </w:trPr>
+        <w:tc>
+          <w:tcPr>
+            <w:tcW w:w="0" w:type="auto"/>
+            <w:tcBorders>
+              <w:top w:val="single" w:sz="6" w:space="0" w:color="666666"/>
+              <w:left w:val="single" w:sz="6" w:space="0" w:color="666666"/>
+              <w:bottom w:val="single" w:sz="6" w:space="0" w:color="666666"/>
+              <w:right w:val="single" w:sz="6" w:space="0" w:color="666666"/>
+            </w:tcBorders>
+            <w:tcMar>
+              <w:top w:w="90" w:type="dxa"/>
+              <w:left w:w="90" w:type="dxa"/>
+              <w:bottom w:w="90" w:type="dxa"/>
+              <w:right w:w="90" w:type="dxa"/>
+            </w:tcMar>
+            <w:hideMark/>
+          </w:tcPr>
+          <w:p>
+            <w:pPr>
+              <w:spacing w:before="180" w:after="180"/>
+              <w:rPr>
+                <w:rFonts w:ascii="Calibri" w:eastAsia="Times New Roman" w:hAnsi="Calibri" w:cs="Calibri"/>
+                <w:b/>
+                <w:bCs/>
+              </w:rPr>
+            </w:pPr>
+            <w:r>
+              <w:rPr>
+                <w:rFonts w:ascii="Calibri" w:eastAsia="Times New Roman" w:hAnsi="Calibri" w:cs="Calibri"/>
+                <w:b/>
+                <w:bCs/>
+              </w:rPr>
+              <w:t>id_lote</w:t>
+            </w:r>
+          </w:p>
+        </w:tc>
+        <w:tc>
+          <w:tcPr>
+            <w:tcW w:w="0" w:type="auto"/>
+            <w:tcBorders>
+              <w:top w:val="single" w:sz="6" w:space="0" w:color="666666"/>
+              <w:left w:val="single" w:sz="6" w:space="0" w:color="666666"/>
+              <w:bottom w:val="single" w:sz="6" w:space="0" w:color="666666"/>
+              <w:right w:val="single" w:sz="6" w:space="0" w:color="666666"/>
+            </w:tcBorders>
+            <w:tcMar>
+              <w:top w:w="90" w:type="dxa"/>
+              <w:left w:w="90" w:type="dxa"/>
+              <w:bottom w:w="90" w:type="dxa"/>
+              <w:right w:w="90" w:type="dxa"/>
+            </w:tcMar>
+            <w:hideMark/>
+          </w:tcPr>
+          <w:p>
+            <w:pPr>
+              <w:spacing w:before="180" w:after="180"/>
+              <w:rPr>
+                <w:rFonts w:ascii="Calibri" w:eastAsia="Times New Roman" w:hAnsi="Calibri" w:cs="Calibri"/>
+                <w:b/>
+                <w:bCs/>
+              </w:rPr>
+            </w:pPr>
+            <w:r>
+              <w:rPr>
+                <w:rFonts w:ascii="Calibri" w:eastAsia="Times New Roman" w:hAnsi="Calibri" w:cs="Calibri"/>
+                <w:b/>
+                <w:bCs/>
+              </w:rPr>
+              <w:t>estado_origen</w:t>
+            </w:r>
+          </w:p>
+        </w:tc>
+        <w:tc>
+          <w:tcPr>
+            <w:tcW w:w="0" w:type="auto"/>
+            <w:tcBorders>
+              <w:top w:val="single" w:sz="6" w:space="0" w:color="666666"/>
+              <w:left w:val="single" w:sz="6" w:space="0" w:color="666666"/>
+              <w:bottom w:val="single" w:sz="6" w:space="0" w:color="666666"/>
+              <w:right w:val="single" w:sz="6" w:space="0" w:color="666666"/>
+            </w:tcBorders>
+            <w:tcMar>
+              <w:top w:w="90" w:type="dxa"/>
+              <w:left w:w="90" w:type="dxa"/>
+              <w:bottom w:w="90" w:type="dxa"/>
+              <w:right w:w="90" w:type="dxa"/>
+            </w:tcMar>
+            <w:hideMark/>
+          </w:tcPr>
+          <w:p>
+            <w:pPr>
+              <w:spacing w:before="180" w:after="180"/>
+              <w:rPr>
+                <w:rFonts w:ascii="Calibri" w:eastAsia="Times New Roman" w:hAnsi="Calibri" w:cs="Calibri"/>
+                <w:b/>
+                <w:bCs/>
+              </w:rPr>
+            </w:pPr>
+            <w:r>
+              <w:rPr>
+                <w:rFonts w:ascii="Calibri" w:eastAsia="Times New Roman" w:hAnsi="Calibri" w:cs="Calibri"/>
+                <w:b/>
+                <w:bCs/>
+              </w:rPr>
+              <w:t>franja_horaria</w:t>
+            </w:r>
+          </w:p>
+        </w:tc>
+        <w:tc>
+          <w:tcPr>
+            <w:tcW w:w="0" w:type="auto"/>
+            <w:tcBorders>
+              <w:top w:val="single" w:sz="6" w:space="0" w:color="666666"/>
+              <w:left w:val="single" w:sz="6" w:space="0" w:color="666666"/>
+              <w:bottom w:val="single" w:sz="6" w:space="0" w:color="666666"/>
+              <w:right w:val="single" w:sz="6" w:space="0" w:color="666666"/>
+            </w:tcBorders>
+            <w:tcMar>
+              <w:top w:w="90" w:type="dxa"/>
+              <w:left w:w="90" w:type="dxa"/>
+              <w:bottom w:w="90" w:type="dxa"/>
+              <w:right w:w="90" w:type="dxa"/>
+            </w:tcMar>
+            <w:hideMark/>
+          </w:tcPr>
+          <w:p>
+            <w:pPr>
+              <w:spacing w:before="180" w:after="180"/>
+              <w:rPr>
+                <w:rFonts w:ascii="Calibri" w:eastAsia="Times New Roman" w:hAnsi="Calibri" w:cs="Calibri"/>
+                <w:b/>
+                <w:bCs/>
+              </w:rPr>
+            </w:pPr>
+            <w:r>
+              <w:rPr>
+                <w:rFonts w:ascii="Calibri" w:eastAsia="Times New Roman" w:hAnsi="Calibri" w:cs="Calibri"/>
+                <w:b/>
+                <w:bCs/>
+              </w:rPr>
+              <w:t>num_workers</w:t>
+            </w:r>
+          </w:p>
+        </w:tc>
+        <w:tc>
+          <w:tcPr>
+            <w:tcW w:w="0" w:type="auto"/>
+            <w:tcBorders>
+              <w:top w:val="single" w:sz="6" w:space="0" w:color="666666"/>
+              <w:left w:val="single" w:sz="6" w:space="0" w:color="666666"/>
+              <w:bottom w:val="single" w:sz="6" w:space="0" w:color="666666"/>
+              <w:right w:val="single" w:sz="6" w:space="0" w:color="666666"/>
+            </w:tcBorders>
+            <w:tcMar>
+              <w:top w:w="90" w:type="dxa"/>
+              <w:left w:w="90" w:type="dxa"/>
+              <w:bottom w:w="90" w:type="dxa"/>
+              <w:right w:w="90" w:type="dxa"/>
+            </w:tcMar>
+            <w:hideMark/>
+          </w:tcPr>
+          <w:p>
+            <w:pPr>
+              <w:spacing w:before="180" w:after="180"/>
+              <w:rPr>
+                <w:rFonts w:ascii="Calibri" w:eastAsia="Times New Roman" w:hAnsi="Calibri" w:cs="Calibri"/>
+                <w:b/>
+                <w:bCs/>
+              </w:rPr>
+            </w:pPr>
+            <w:r>
+              <w:rPr>
+                <w:rFonts w:ascii="Calibri" w:eastAsia="Times New Roman" w:hAnsi="Calibri" w:cs="Calibri"/>
+                <w:b/>
+                <w:bCs/>
+              </w:rPr>
+              <w:t>tamanio_batch</w:t>
+            </w:r>
+          </w:p>
+        </w:tc>
+        <w:tc>
+          <w:tcPr>
+            <w:tcW w:w="0" w:type="auto"/>
+            <w:tcBorders>
+              <w:top w:val="single" w:sz="6" w:space="0" w:color="666666"/>
+              <w:left w:val="single" w:sz="6" w:space="0" w:color="666666"/>
+              <w:bottom w:val="single" w:sz="6" w:space="0" w:color="666666"/>
+              <w:right w:val="single" w:sz="6" w:space="0" w:color="666666"/>
+            </w:tcBorders>
+            <w:tcMar>
+              <w:top w:w="90" w:type="dxa"/>
+              <w:left w:w="90" w:type="dxa"/>
+              <w:bottom w:w="90" w:type="dxa"/>
+              <w:right w:w="90" w:type="dxa"/>
+            </w:tcMar>
+            <w:hideMark/>
+          </w:tcPr>
+          <w:p>
+            <w:pPr>
+              <w:spacing w:before="180" w:after="180"/>
+              <w:rPr>
+                <w:rFonts w:ascii="Calibri" w:eastAsia="Times New Roman" w:hAnsi="Calibri" w:cs="Calibri"/>
+                <w:b/>
+                <w:bCs/>
+              </w:rPr>
+            </w:pPr>
+            <w:r>
+              <w:rPr>
+                <w:rFonts w:ascii="Calibri" w:eastAsia="Times New Roman" w:hAnsi="Calibri" w:cs="Calibri"/>
+                <w:b/>
+                <w:bCs/>
+              </w:rPr>
+              <w:t>tasa_exito_descarga</w:t>
+            </w:r>
+          </w:p>
+        </w:tc>
+        <w:tc>
+          <w:tcPr>
+            <w:tcW w:w="0" w:type="auto"/>
+            <w:tcBorders>
+              <w:top w:val="single" w:sz="6" w:space="0" w:color="666666"/>
+              <w:left w:val="single" w:sz="6" w:space="0" w:color="666666"/>
+              <w:bottom w:val="single" w:sz="6" w:space="0" w:color="666666"/>
+              <w:right w:val="single" w:sz="6" w:space="0" w:color="666666"/>
+            </w:tcBorders>
+            <w:tcMar>
+              <w:top w:w="90" w:type="dxa"/>
+              <w:left w:w="90" w:type="dxa"/>
+              <w:bottom w:w="90" w:type="dxa"/>
+              <w:right w:w="90" w:type="dxa"/>
+            </w:tcMar>
+            <w:hideMark/>
+          </w:tcPr>
+          <w:p>
+            <w:pPr>
+              <w:spacing w:before="180" w:after="180"/>
+              <w:rPr>
+                <w:rFonts w:ascii="Calibri" w:eastAsia="Times New Roman" w:hAnsi="Calibri" w:cs="Calibri"/>
+                <w:b/>
+                <w:bCs/>
+              </w:rPr>
+            </w:pPr>
+            <w:r>
+              <w:rPr>
+                <w:rFonts w:ascii="Calibri" w:eastAsia="Times New Roman" w:hAnsi="Calibri" w:cs="Calibri"/>
+                <w:b/>
+                <w:bCs/>
+              </w:rPr>
+              <w:t>ms_promedio</w:t>
+            </w:r>
+          </w:p>
+        </w:tc>
+      </w:tr>
+      <w:tr>
+        <w:tc>
+          <w:tcPr>
+            <w:tcW w:w="0" w:type="auto"/>
+            <w:tcBorders>
+              <w:top w:val="single" w:sz="6" w:space="0" w:color="666666"/>
+              <w:left w:val="single" w:sz="6" w:space="0" w:color="666666"/>
+              <w:bottom w:val="single" w:sz="6" w:space="0" w:color="666666"/>
+              <w:right w:val="single" w:sz="6" w:space="0" w:color="666666"/>
+            </w:tcBorders>
+            <w:tcMar>
+              <w:top w:w="90" w:type="dxa"/>
+              <w:left w:w="90" w:type="dxa"/>
+              <w:bottom w:w="90" w:type="dxa"/>
+              <w:right w:w="90" w:type="dxa"/>
+            </w:tcMar>
+            <w:hideMark/>
+          </w:tcPr>
+          <w:p>
+            <w:pPr>
+              <w:spacing w:before="180" w:after="180"/>
+              <w:rPr>
+                <w:rFonts w:ascii="Calibri" w:eastAsia="Times New Roman" w:hAnsi="Calibri" w:cs="Calibri"/>
+              </w:rPr>
+            </w:pPr>
+            <w:r>
+              <w:rPr>
+                <w:rFonts w:ascii="Calibri" w:eastAsia="Times New Roman" w:hAnsi="Calibri" w:cs="Calibri"/>
+              </w:rPr>
+              <w:t>1001</w:t>
+            </w:r>
+          </w:p>
+        </w:tc>
+        <w:tc>
+          <w:tcPr>
+            <w:tcW w:w="0" w:type="auto"/>
+            <w:tcBorders>
+              <w:top w:val="single" w:sz="6" w:space="0" w:color="666666"/>
+              <w:left w:val="single" w:sz="6" w:space="0" w:color="666666"/>
+              <w:bottom w:val="single" w:sz="6" w:space="0" w:color="666666"/>
+              <w:right w:val="single" w:sz="6" w:space="0" w:color="666666"/>
+            </w:tcBorders>
+            <w:tcMar>
+              <w:top w:w="90" w:type="dxa"/>
+              <w:left w:w="90" w:type="dxa"/>
+              <w:bottom w:w="90" w:type="dxa"/>
+              <w:right w:w="90" w:type="dxa"/>
+            </w:tcMar>
+            <w:hideMark/>
+          </w:tcPr>
+          <w:p>
+            <w:pPr>
+              <w:spacing w:before="180" w:after="180"/>
+              <w:rPr>
+                <w:rFonts w:ascii="Calibri" w:eastAsia="Times New Roman" w:hAnsi="Calibri" w:cs="Calibri"/>
+              </w:rPr>
+            </w:pPr>
+            <w:r>
+              <w:rPr>
+                <w:rFonts w:ascii="Calibri" w:eastAsia="Times New Roman" w:hAnsi="Calibri" w:cs="Calibri"/>
+              </w:rPr>
+              <w:t>21 (Puebla)</w:t>
+            </w:r>
+          </w:p>
+        </w:tc>
+        <w:tc>
+          <w:tcPr>
+            <w:tcW w:w="0" w:type="auto"/>
+            <w:tcBorders>
+              <w:top w:val="single" w:sz="6" w:space="0" w:color="666666"/>
+              <w:left w:val="single" w:sz="6" w:space="0" w:color="666666"/>
+              <w:bottom w:val="single" w:sz="6" w:space="0" w:color="666666"/>
+              <w:right w:val="single" w:sz="6" w:space="0" w:color="666666"/>
+            </w:tcBorders>
+            <w:tcMar>
+              <w:top w:w="90" w:type="dxa"/>
+              <w:left w:w="90" w:type="dxa"/>
+              <w:bottom w:w="90" w:type="dxa"/>
+              <w:right w:w="90" w:type="dxa"/>
+            </w:tcMar>
+            <w:hideMark/>
+          </w:tcPr>
+          <w:p>
+            <w:pPr>
+              <w:spacing w:before="180" w:after="180"/>
+              <w:rPr>
+                <w:rFonts w:ascii="Calibri" w:eastAsia="Times New Roman" w:hAnsi="Calibri" w:cs="Calibri"/>
+              </w:rPr>
+            </w:pPr>
+            <w:r>
+              <w:rPr>
+                <w:rFonts w:ascii="Calibri" w:eastAsia="Times New Roman" w:hAnsi="Calibri" w:cs="Calibri"/>
+              </w:rPr>
+              <w:t>08:00 - 12:00</w:t>
+            </w:r>
+          </w:p>
+        </w:tc>
+        <w:tc>
+          <w:tcPr>
+            <w:tcW w:w="0" w:type="auto"/>
+            <w:tcBorders>
+              <w:top w:val="single" w:sz="6" w:space="0" w:color="666666"/>
+              <w:left w:val="single" w:sz="6" w:space="0" w:color="666666"/>
+              <w:bottom w:val="single" w:sz="6" w:space="0" w:color="666666"/>
+              <w:right w:val="single" w:sz="6" w:space="0" w:color="666666"/>
+            </w:tcBorders>
+            <w:tcMar>
+              <w:top w:w="90" w:type="dxa"/>
+              <w:left w:w="90" w:type="dxa"/>
+              <w:bottom w:w="90" w:type="dxa"/>
+              <w:right w:w="90" w:type="dxa"/>
+            </w:tcMar>
+            <w:hideMark/>
+          </w:tcPr>
+          <w:p>
+            <w:pPr>
+              <w:spacing w:before="180" w:after="180"/>
+              <w:rPr>
+                <w:rFonts w:ascii="Calibri" w:eastAsia="Times New Roman" w:hAnsi="Calibri" w:cs="Calibri"/>
+              </w:rPr>
+            </w:pPr>
+            <w:r>
+              <w:rPr>
+                <w:rFonts w:ascii="Calibri" w:eastAsia="Times New Roman" w:hAnsi="Calibri" w:cs="Calibri"/>
+              </w:rPr>
+              <w:t>20</w:t>
+            </w:r>
+          </w:p>
+        </w:tc>
+        <w:tc>
+          <w:tcPr>
+            <w:tcW w:w="0" w:type="auto"/>
+            <w:tcBorders>
+              <w:top w:val="single" w:sz="6" w:space="0" w:color="666666"/>
+              <w:left w:val="single" w:sz="6" w:space="0" w:color="666666"/>
+              <w:bottom w:val="single" w:sz="6" w:space="0" w:color="666666"/>
+              <w:right w:val="single" w:sz="6" w:space="0" w:color="666666"/>
+            </w:tcBorders>
+            <w:tcMar>
+              <w:top w:w="90" w:type="dxa"/>
+              <w:left w:w="90" w:type="dxa"/>
+              <w:bottom w:w="90" w:type="dxa"/>
+              <w:right w:w="90" w:type="dxa"/>
+            </w:tcMar>
+            <w:hideMark/>
+          </w:tcPr>
+          <w:p>
+            <w:pPr>
+              <w:spacing w:before="180" w:after="180"/>
+              <w:rPr>
+                <w:rFonts w:ascii="Calibri" w:eastAsia="Times New Roman" w:hAnsi="Calibri" w:cs="Calibri"/>
+              </w:rPr>
+            </w:pPr>
+            <w:r>
+              <w:rPr>
+                <w:rFonts w:ascii="Calibri" w:eastAsia="Times New Roman" w:hAnsi="Calibri" w:cs="Calibri"/>
+              </w:rPr>
+              <w:t>5000</w:t>
+            </w:r>
+          </w:p>
+        </w:tc>
+        <w:tc>
+          <w:tcPr>
+            <w:tcW w:w="0" w:type="auto"/>
+            <w:tcBorders>
+              <w:top w:val="single" w:sz="6" w:space="0" w:color="666666"/>
+              <w:left w:val="single" w:sz="6" w:space="0" w:color="666666"/>
+              <w:bottom w:val="single" w:sz="6" w:space="0" w:color="666666"/>
+              <w:right w:val="single" w:sz="6" w:space="0" w:color="666666"/>
+            </w:tcBorders>
+            <w:tcMar>
+              <w:top w:w="90" w:type="dxa"/>
+              <w:left w:w="90" w:type="dxa"/>
+              <w:bottom w:w="90" w:type="dxa"/>
+              <w:right w:w="90" w:type="dxa"/>
+            </w:tcMar>
+            <w:hideMark/>
+          </w:tcPr>
+          <w:p>
+            <w:pPr>
+              <w:spacing w:before="180" w:after="180"/>
+              <w:rPr>
+                <w:rFonts w:ascii="Calibri" w:eastAsia="Times New Roman" w:hAnsi="Calibri" w:cs="Calibri"/>
+              </w:rPr>
+            </w:pPr>
+            <w:r>
+              <w:rPr>
+                <w:rFonts w:ascii="Calibri" w:eastAsia="Times New Roman" w:hAnsi="Calibri" w:cs="Calibri"/>
+              </w:rPr>
+              <w:t>0.82</w:t>
+            </w:r>
+          </w:p>
+        </w:tc>
+        <w:tc>
+          <w:tcPr>
+            <w:tcW w:w="0" w:type="auto"/>
+            <w:tcBorders>
+              <w:top w:val="single" w:sz="6" w:space="0" w:color="666666"/>
+              <w:left w:val="single" w:sz="6" w:space="0" w:color="666666"/>
+              <w:bottom w:val="single" w:sz="6" w:space="0" w:color="666666"/>
+              <w:right w:val="single" w:sz="6" w:space="0" w:color="666666"/>
+            </w:tcBorders>
+            <w:tcMar>
+              <w:top w:w="90" w:type="dxa"/>
+              <w:left w:w="90" w:type="dxa"/>
+              <w:bottom w:w="90" w:type="dxa"/>
+              <w:right w:w="90" w:type="dxa"/>
+            </w:tcMar>
+            <w:hideMark/>
+          </w:tcPr>
+          <w:p>
+            <w:pPr>
+              <w:spacing w:before="180" w:after="180"/>
+              <w:rPr>
+                <w:rFonts w:ascii="Calibri" w:eastAsia="Times New Roman" w:hAnsi="Calibri" w:cs="Calibri"/>
+              </w:rPr>
+            </w:pPr>
+            <w:r>
+              <w:rPr>
+                <w:rFonts w:ascii="Calibri" w:eastAsia="Times New Roman" w:hAnsi="Calibri" w:cs="Calibri"/>
+              </w:rPr>
+              <w:t>2450</w:t>
+            </w:r>
+          </w:p>
+        </w:tc>
+      </w:tr>
+      <w:tr>
+        <w:tc>
+          <w:tcPr>
+            <w:tcW w:w="0" w:type="auto"/>
+            <w:tcBorders>
+              <w:top w:val="single" w:sz="6" w:space="0" w:color="666666"/>
+              <w:left w:val="single" w:sz="6" w:space="0" w:color="666666"/>
+              <w:bottom w:val="single" w:sz="6" w:space="0" w:color="666666"/>
+              <w:right w:val="single" w:sz="6" w:space="0" w:color="666666"/>
+            </w:tcBorders>
+            <w:tcMar>
+              <w:top w:w="90" w:type="dxa"/>
+              <w:left w:w="90" w:type="dxa"/>
+              <w:bottom w:w="90" w:type="dxa"/>
+              <w:right w:w="90" w:type="dxa"/>
+            </w:tcMar>
+            <w:hideMark/>
+          </w:tcPr>
+          <w:p>
+            <w:pPr>
+              <w:spacing w:before="180" w:after="180"/>
+              <w:rPr>
+                <w:rFonts w:ascii="Calibri" w:eastAsia="Times New Roman" w:hAnsi="Calibri" w:cs="Calibri"/>
+              </w:rPr>
+            </w:pPr>
+            <w:r>
+              <w:rPr>
+                <w:rFonts w:ascii="Calibri" w:eastAsia="Times New Roman" w:hAnsi="Calibri" w:cs="Calibri"/>
+              </w:rPr>
+              <w:t>1002</w:t>
+            </w:r>
+          </w:p>
+        </w:tc>
+        <w:tc>
+          <w:tcPr>
+            <w:tcW w:w="0" w:type="auto"/>
+            <w:tcBorders>
+              <w:top w:val="single" w:sz="6" w:space="0" w:color="666666"/>
+              <w:left w:val="single" w:sz="6" w:space="0" w:color="666666"/>
+              <w:bottom w:val="single" w:sz="6" w:space="0" w:color="666666"/>
+              <w:right w:val="single" w:sz="6" w:space="0" w:color="666666"/>
+            </w:tcBorders>
+            <w:tcMar>
+              <w:top w:w="90" w:type="dxa"/>
+              <w:left w:w="90" w:type="dxa"/>
+              <w:bottom w:w="90" w:type="dxa"/>
+              <w:right w:w="90" w:type="dxa"/>
+            </w:tcMar>
+            <w:hideMark/>
+          </w:tcPr>
+          <w:p>
+            <w:pPr>
+              <w:spacing w:before="180" w:after="180"/>
+              <w:rPr>
+                <w:rFonts w:ascii="Calibri" w:eastAsia="Times New Roman" w:hAnsi="Calibri" w:cs="Calibri"/>
+              </w:rPr>
+            </w:pPr>
+            <w:r>
+              <w:rPr>
+                <w:rFonts w:ascii="Calibri" w:eastAsia="Times New Roman" w:hAnsi="Calibri" w:cs="Calibri"/>
+              </w:rPr>
+              <w:t>30 (Veracruz)</w:t>
+            </w:r>
+          </w:p>
+        </w:tc>
+        <w:tc>
+          <w:tcPr>
+            <w:tcW w:w="0" w:type="auto"/>
+            <w:tcBorders>
+              <w:top w:val="single" w:sz="6" w:space="0" w:color="666666"/>
+              <w:left w:val="single" w:sz="6" w:space="0" w:color="666666"/>
+              <w:bottom w:val="single" w:sz="6" w:space="0" w:color="666666"/>
+              <w:right w:val="single" w:sz="6" w:space="0" w:color="666666"/>
+            </w:tcBorders>
+            <w:tcMar>
+              <w:top w:w="90" w:type="dxa"/>
+              <w:left w:w="90" w:type="dxa"/>
+              <w:bottom w:w="90" w:type="dxa"/>
+              <w:right w:w="90" w:type="dxa"/>
+            </w:tcMar>
+            <w:hideMark/>
+          </w:tcPr>
+          <w:p>
+            <w:pPr>
+              <w:spacing w:before="180" w:after="180"/>
+              <w:rPr>
+                <w:rFonts w:ascii="Calibri" w:eastAsia="Times New Roman" w:hAnsi="Calibri" w:cs="Calibri"/>
+              </w:rPr>
+            </w:pPr>
+            <w:r>
+              <w:rPr>
+                <w:rFonts w:ascii="Calibri" w:eastAsia="Times New Roman" w:hAnsi="Calibri" w:cs="Calibri"/>
+              </w:rPr>
+              <w:t>12:00 - 16:00</w:t>
+            </w:r>
+          </w:p>
+        </w:tc>
+        <w:tc>
+          <w:tcPr>
+            <w:tcW w:w="0" w:type="auto"/>
+            <w:tcBorders>
+              <w:top w:val="single" w:sz="6" w:space="0" w:color="666666"/>
+              <w:left w:val="single" w:sz="6" w:space="0" w:color="666666"/>
+              <w:bottom w:val="single" w:sz="6" w:space="0" w:color="666666"/>
+              <w:right w:val="single" w:sz="6" w:space="0" w:color="666666"/>
+            </w:tcBorders>
+            <w:tcMar>
+              <w:top w:w="90" w:type="dxa"/>
+              <w:left w:w="90" w:type="dxa"/>
+              <w:bottom w:w="90" w:type="dxa"/>
+              <w:right w:w="90" w:type="dxa"/>
+            </w:tcMar>
+            <w:hideMark/>
+          </w:tcPr>
+          <w:p>
+            <w:pPr>
+              <w:spacing w:before="180" w:after="180"/>
+              <w:rPr>
+                <w:rFonts w:ascii="Calibri" w:eastAsia="Times New Roman" w:hAnsi="Calibri" w:cs="Calibri"/>
+              </w:rPr>
+            </w:pPr>
+            <w:r>
+              <w:rPr>
+                <w:rFonts w:ascii="Calibri" w:eastAsia="Times New Roman" w:hAnsi="Calibri" w:cs="Calibri"/>
+              </w:rPr>
+              <w:t>15</w:t>
+            </w:r>
+          </w:p>
+        </w:tc>
+        <w:tc>
+          <w:tcPr>
+            <w:tcW w:w="0" w:type="auto"/>
+            <w:tcBorders>
+              <w:top w:val="single" w:sz="6" w:space="0" w:color="666666"/>
+              <w:left w:val="single" w:sz="6" w:space="0" w:color="666666"/>
+              <w:bottom w:val="single" w:sz="6" w:space="0" w:color="666666"/>
+              <w:right w:val="single" w:sz="6" w:space="0" w:color="666666"/>
+            </w:tcBorders>
+            <w:tcMar>
+              <w:top w:w="90" w:type="dxa"/>
+              <w:left w:w="90" w:type="dxa"/>
+              <w:bottom w:w="90" w:type="dxa"/>
+              <w:right w:w="90" w:type="dxa"/>
+            </w:tcMar>
+            <w:hideMark/>
+          </w:tcPr>
+          <w:p>
+            <w:pPr>
+              <w:spacing w:before="180" w:after="180"/>
+              <w:rPr>
+                <w:rFonts w:ascii="Calibri" w:eastAsia="Times New Roman" w:hAnsi="Calibri" w:cs="Calibri"/>
+              </w:rPr>
+            </w:pPr>
+            <w:r>
+              <w:rPr>
+                <w:rFonts w:ascii="Calibri" w:eastAsia="Times New Roman" w:hAnsi="Calibri" w:cs="Calibri"/>
+              </w:rPr>
+              <w:t>5000</w:t>
+            </w:r>
+          </w:p>
+        </w:tc>
+        <w:tc>
+          <w:tcPr>
+            <w:tcW w:w="0" w:type="auto"/>
+            <w:tcBorders>
+              <w:top w:val="single" w:sz="6" w:space="0" w:color="666666"/>
+              <w:left w:val="single" w:sz="6" w:space="0" w:color="666666"/>
+              <w:bottom w:val="single" w:sz="6" w:space="0" w:color="666666"/>
+              <w:right w:val="single" w:sz="6" w:space="0" w:color="666666"/>
+            </w:tcBorders>
+            <w:tcMar>
+              <w:top w:w="90" w:type="dxa"/>
+              <w:left w:w="90" w:type="dxa"/>
+              <w:bottom w:w="90" w:type="dxa"/>
+              <w:right w:w="90" w:type="dxa"/>
+            </w:tcMar>
+            <w:hideMark/>
+          </w:tcPr>
+          <w:p>
+            <w:pPr>
+              <w:spacing w:before="180" w:after="180"/>
+              <w:rPr>
+                <w:rFonts w:ascii="Calibri" w:eastAsia="Times New Roman" w:hAnsi="Calibri" w:cs="Calibri"/>
+              </w:rPr>
+            </w:pPr>
+            <w:r>
+              <w:rPr>
+                <w:rFonts w:ascii="Calibri" w:eastAsia="Times New Roman" w:hAnsi="Calibri" w:cs="Calibri"/>
+              </w:rPr>
+              <w:t>0.99</w:t>
+            </w:r>
+          </w:p>
+        </w:tc>
+        <w:tc>
+          <w:tcPr>
+            <w:tcW w:w="0" w:type="auto"/>
+            <w:tcBorders>
+              <w:top w:val="single" w:sz="6" w:space="0" w:color="666666"/>
+              <w:left w:val="single" w:sz="6" w:space="0" w:color="666666"/>
+              <w:bottom w:val="single" w:sz="6" w:space="0" w:color="666666"/>
+              <w:right w:val="single" w:sz="6" w:space="0" w:color="666666"/>
+            </w:tcBorders>
+            <w:tcMar>
+              <w:top w:w="90" w:type="dxa"/>
+              <w:left w:w="90" w:type="dxa"/>
+              <w:bottom w:w="90" w:type="dxa"/>
+              <w:right w:w="90" w:type="dxa"/>
+            </w:tcMar>
+            <w:hideMark/>
+          </w:tcPr>
+          <w:p>
+            <w:pPr>
+              <w:spacing w:before="180" w:after="180"/>
+              <w:rPr>
+                <w:rFonts w:ascii="Calibri" w:eastAsia="Times New Roman" w:hAnsi="Calibri" w:cs="Calibri"/>
+              </w:rPr>
+            </w:pPr>
+            <w:r>
+              <w:rPr>
+                <w:rFonts w:ascii="Calibri" w:eastAsia="Times New Roman" w:hAnsi="Calibri" w:cs="Calibri"/>
+              </w:rPr>
+              <w:t>850</w:t>
+            </w:r>
+          </w:p>
+        </w:tc>
+      </w:tr>
+    </w:tbl>
+    <w:p>
+      <w:pPr>
+        <w:pStyle w:val="Ttulo3"/>
+        <w:rPr>
+          <w:rFonts w:ascii="Calibri" w:eastAsia="Times New Roman" w:hAnsi="Calibri" w:cs="Calibri"/>
+        </w:rPr>
+      </w:pPr>
+      <w:r>
+        <w:rPr>
+          <w:rFonts w:ascii="Calibri" w:eastAsia="Times New Roman" w:hAnsi="Calibri" w:cs="Calibri"/>
+        </w:rPr>
+        <w:t>5.2 Dataset CURP Anonimizado (</w:t>
       </w:r>
       <w:r>
         <w:rPr>
           <w:rStyle w:val="CdigoHTML"/>
         </w:rPr>
-        <w:t>BitacoraEvento</w:t>
-      </w:r>
-      <w:r>
+        <w:t>dataset_curp_anom_piloto_202605.csv</w:t>
+      </w:r>
+      <w:r>
+        <w:rPr>
+          <w:rFonts w:ascii="Calibri" w:eastAsia="Times New Roman" w:hAnsi="Calibri" w:cs="Calibri"/>
+        </w:rPr>
+        <w:t>)</w:t>
+      </w:r>
+    </w:p>
+    <w:p>
+      <w:pPr>
+        <w:pStyle w:val="NormalWeb"/>
         <w:rPr>
           <w:rFonts w:ascii="Calibri" w:hAnsi="Calibri" w:cs="Calibri"/>
           <w:sz w:val="22"/>
           <w:szCs w:val="22"/>
         </w:rPr>
-        <w:t xml:space="preserve"> de PostgreSQL, este set servirá para clasificar anomalías en los patrones de respuesta HTTP devueltos por el IMSS.</w:t>
+      </w:pPr>
+      <w:r>
+        <w:rPr>
+          <w:rFonts w:ascii="Calibri" w:hAnsi="Calibri" w:cs="Calibri"/>
+          <w:sz w:val="22"/>
+          <w:szCs w:val="22"/>
+        </w:rPr>
+        <w:t>Una muestra representativa de 1,000 registros de alumnos (centrada en las pruebas sobre Veracruz y Puebla) utilizando un diseño estricto de columnas ofuscadas.</w:t>
       </w:r>
     </w:p>
     <w:p>
@@ -734,78 +1692,41 @@
       </w:pPr>
       <w:r>
         <w:rPr>
+          <w:rStyle w:val="Fuerte"/>
           <w:rFonts w:ascii="Calibri" w:eastAsia="Times New Roman" w:hAnsi="Calibri" w:cs="Calibri"/>
         </w:rPr>
-        <w:t xml:space="preserve">Clases incluidas: </w:t>
-      </w:r>
-      <w:r>
-        <w:rPr>
-          <w:rStyle w:val="CdigoHTML"/>
-        </w:rPr>
-        <w:t>RateLimitError</w:t>
+        <w:t>Propósito:</w:t>
       </w:r>
       <w:r>
         <w:rPr>
           <w:rFonts w:ascii="Calibri" w:eastAsia="Times New Roman" w:hAnsi="Calibri" w:cs="Calibri"/>
         </w:rPr>
-        <w:t xml:space="preserve"> (HTTP 429), </w:t>
-      </w:r>
-      <w:r>
-        <w:rPr>
-          <w:rStyle w:val="CdigoHTML"/>
-        </w:rPr>
-        <w:t>ConnectionTimeout</w:t>
-      </w:r>
-      <w:r>
-        <w:rPr>
-          <w:rFonts w:ascii="Calibri" w:eastAsia="Times New Roman" w:hAnsi="Calibri" w:cs="Calibri"/>
-        </w:rPr>
-        <w:t xml:space="preserve">, </w:t>
-      </w:r>
-      <w:r>
-        <w:rPr>
-          <w:rStyle w:val="CdigoHTML"/>
-        </w:rPr>
-        <w:t>InvalidFormatError</w:t>
-      </w:r>
-      <w:r>
-        <w:rPr>
-          <w:rFonts w:ascii="Calibri" w:eastAsia="Times New Roman" w:hAnsi="Calibri" w:cs="Calibri"/>
-        </w:rPr>
-        <w:t>.</w:t>
+        <w:t xml:space="preserve"> Análisis de distribución de atención e inferencia de completitud de expedientes sin comprometer PII.</w:t>
       </w:r>
     </w:p>
     <w:p>
       <w:pPr>
-        <w:pStyle w:val="Ttulo3"/>
+        <w:numPr>
+          <w:ilvl w:val="0"/>
+          <w:numId w:val="16"/>
+        </w:numPr>
+        <w:spacing w:before="100" w:beforeAutospacing="1" w:after="100" w:afterAutospacing="1" w:line="240" w:lineRule="auto"/>
         <w:rPr>
           <w:rFonts w:ascii="Calibri" w:eastAsia="Times New Roman" w:hAnsi="Calibri" w:cs="Calibri"/>
         </w:rPr>
       </w:pPr>
       <w:r>
         <w:rPr>
+          <w:rStyle w:val="Fuerte"/>
           <w:rFonts w:ascii="Calibri" w:eastAsia="Times New Roman" w:hAnsi="Calibri" w:cs="Calibri"/>
         </w:rPr>
-        <w:t xml:space="preserve">3.4 </w:t>
-      </w:r>
-      <w:r>
-        <w:rPr>
-          <w:rStyle w:val="CdigoHTML"/>
-        </w:rPr>
-        <w:t>dataset_descargas_pdf_piloto_202605.csv</w:t>
+        <w:t>Estructura Cuidada:</w:t>
       </w:r>
       <w:r>
         <w:rPr>
           <w:rFonts w:ascii="Calibri" w:eastAsia="Times New Roman" w:hAnsi="Calibri" w:cs="Calibri"/>
         </w:rPr>
-        <w:t xml:space="preserve"> (500 Reg</w:t>
-      </w:r>
-      <w:r>
-        <w:rPr>
-          <w:rFonts w:ascii="Calibri" w:eastAsia="Times New Roman" w:hAnsi="Calibri" w:cs="Calibri"/>
-        </w:rPr>
-        <w:lastRenderedPageBreak/>
-        <w:t>istros)</w:t>
+        <w:t xml:space="preserve"> </w:t>
       </w:r>
     </w:p>
     <w:p>
@@ -823,129 +1744,163 @@
           <w:sz w:val="22"/>
           <w:szCs w:val="22"/>
         </w:rPr>
-        <w:t>Dataset que correlaciona el volumen en bytes del PDF resultante con el tiempo de descarga, para análisis de distribuciones de tráfico.</w:t>
-      </w:r>
-    </w:p>
-    <w:p>
-      <w:pPr>
-        <w:pStyle w:val="Ttulo2"/>
-        <w:rPr>
-          <w:rFonts w:ascii="Calibri" w:eastAsia="Times New Roman" w:hAnsi="Calibri" w:cs="Calibri"/>
-        </w:rPr>
-      </w:pPr>
-      <w:r>
-        <w:rPr>
-          <w:rFonts w:ascii="Calibri" w:eastAsia="Times New Roman" w:hAnsi="Calibri" w:cs="Calibri"/>
-        </w:rPr>
-        <w:t>4. Pruebas y Validación (Test Plan)</w:t>
-      </w:r>
-    </w:p>
-    <w:p>
-      <w:pPr>
-        <w:pStyle w:val="NormalWeb"/>
+        <w:t xml:space="preserve">- </w:t>
+      </w:r>
+      <w:r>
+        <w:rPr>
+          <w:rStyle w:val="CdigoHTML"/>
+        </w:rPr>
+        <w:t>curp_hash</w:t>
+      </w:r>
+      <w:r>
         <w:rPr>
           <w:rFonts w:ascii="Calibri" w:hAnsi="Calibri" w:cs="Calibri"/>
           <w:sz w:val="22"/>
           <w:szCs w:val="22"/>
         </w:rPr>
-      </w:pPr>
-      <w:r>
+        <w:t>: Identificador trazable internamente para *JOINs* pero inútil si es exfiltrado.</w:t>
+      </w:r>
+    </w:p>
+    <w:p>
+      <w:pPr>
+        <w:pStyle w:val="NormalWeb"/>
         <w:rPr>
           <w:rFonts w:ascii="Calibri" w:hAnsi="Calibri" w:cs="Calibri"/>
           <w:sz w:val="22"/>
           <w:szCs w:val="22"/>
         </w:rPr>
-        <w:t>Se sometieron los datasets generados a la validación estricta de la matriz de procesos:</w:t>
-      </w:r>
-    </w:p>
-    <w:p>
-      <w:pPr>
-        <w:pStyle w:val="NormalWeb"/>
+      </w:pPr>
+      <w:r>
         <w:rPr>
           <w:rFonts w:ascii="Calibri" w:hAnsi="Calibri" w:cs="Calibri"/>
           <w:sz w:val="22"/>
           <w:szCs w:val="22"/>
         </w:rPr>
-      </w:pPr>
+        <w:t xml:space="preserve">- </w:t>
+      </w:r>
+      <w:r>
+        <w:rPr>
+          <w:rStyle w:val="CdigoHTML"/>
+        </w:rPr>
+        <w:t>cct_hash</w:t>
+      </w:r>
       <w:r>
         <w:rPr>
           <w:rFonts w:ascii="Calibri" w:hAnsi="Calibri" w:cs="Calibri"/>
           <w:sz w:val="22"/>
           <w:szCs w:val="22"/>
         </w:rPr>
-        <w:t xml:space="preserve">1. </w:t>
-      </w:r>
-      <w:r>
-        <w:rPr>
-          <w:rStyle w:val="Fuerte"/>
+        <w:t>: Clave del Centro de Trabajo ofuscada.</w:t>
+      </w:r>
+    </w:p>
+    <w:p>
+      <w:pPr>
+        <w:pStyle w:val="NormalWeb"/>
+        <w:rPr>
           <w:rFonts w:ascii="Calibri" w:hAnsi="Calibri" w:cs="Calibri"/>
           <w:sz w:val="22"/>
           <w:szCs w:val="22"/>
         </w:rPr>
-        <w:t>Verificación de Colisiones Hash:</w:t>
-      </w:r>
+      </w:pPr>
       <w:r>
         <w:rPr>
           <w:rFonts w:ascii="Calibri" w:hAnsi="Calibri" w:cs="Calibri"/>
           <w:sz w:val="22"/>
           <w:szCs w:val="22"/>
         </w:rPr>
-        <w:t xml:space="preserve"> Se analizó si dos CURPs distintas podían generar el mismo hash truncado, confirmando la robustez de MD5 con salt.</w:t>
-      </w:r>
-    </w:p>
-    <w:p>
-      <w:pPr>
-        <w:pStyle w:val="NormalWeb"/>
+        <w:t xml:space="preserve">- </w:t>
+      </w:r>
+      <w:r>
+        <w:rPr>
+          <w:rStyle w:val="CdigoHTML"/>
+        </w:rPr>
+        <w:t>ciclo_escolar</w:t>
+      </w:r>
+      <w:r>
         <w:rPr>
           <w:rFonts w:ascii="Calibri" w:hAnsi="Calibri" w:cs="Calibri"/>
           <w:sz w:val="22"/>
           <w:szCs w:val="22"/>
         </w:rPr>
-      </w:pPr>
+        <w:t xml:space="preserve">, </w:t>
+      </w:r>
+      <w:r>
+        <w:rPr>
+          <w:rStyle w:val="CdigoHTML"/>
+        </w:rPr>
+        <w:t>turno</w:t>
+      </w:r>
       <w:r>
         <w:rPr>
           <w:rFonts w:ascii="Calibri" w:hAnsi="Calibri" w:cs="Calibri"/>
           <w:sz w:val="22"/>
           <w:szCs w:val="22"/>
         </w:rPr>
-        <w:t xml:space="preserve">2. </w:t>
-      </w:r>
-      <w:r>
-        <w:rPr>
-          <w:rStyle w:val="Fuerte"/>
+        <w:t xml:space="preserve">, y </w:t>
+      </w:r>
+      <w:r>
+        <w:rPr>
+          <w:rStyle w:val="CdigoHTML"/>
+        </w:rPr>
+        <w:t>estatus_api</w:t>
+      </w:r>
+      <w:r>
+        <w:rPr>
           <w:rFonts w:ascii="Calibri" w:hAnsi="Calibri" w:cs="Calibri"/>
           <w:sz w:val="22"/>
           <w:szCs w:val="22"/>
         </w:rPr>
-        <w:t>Inspección de Fugas:</w:t>
-      </w:r>
-      <w:r>
+        <w:t xml:space="preserve"> (éxito/fallo de la consulta).</w:t>
+      </w:r>
+    </w:p>
+    <w:p>
+      <w:pPr>
+        <w:pStyle w:val="Ttulo3"/>
+        <w:rPr>
+          <w:rFonts w:ascii="Calibri" w:eastAsia="Times New Roman" w:hAnsi="Calibri" w:cs="Calibri"/>
+        </w:rPr>
+      </w:pPr>
+      <w:r>
+        <w:rPr>
+          <w:rFonts w:ascii="Calibri" w:eastAsia="Times New Roman" w:hAnsi="Calibri" w:cs="Calibri"/>
+        </w:rPr>
+        <w:t>5.3 Dataset de Incidencias (</w:t>
+      </w:r>
+      <w:r>
+        <w:rPr>
+          <w:rStyle w:val="CdigoHTML"/>
+        </w:rPr>
+        <w:t>dataset_incidencias_piloto_202605.csv</w:t>
+      </w:r>
+      <w:r>
+        <w:rPr>
+          <w:rFonts w:ascii="Calibri" w:eastAsia="Times New Roman" w:hAnsi="Calibri" w:cs="Calibri"/>
+        </w:rPr>
+        <w:t>)</w:t>
+      </w:r>
+    </w:p>
+    <w:p>
+      <w:pPr>
+        <w:pStyle w:val="NormalWeb"/>
         <w:rPr>
           <w:rFonts w:ascii="Calibri" w:hAnsi="Calibri" w:cs="Calibri"/>
           <w:sz w:val="22"/>
           <w:szCs w:val="22"/>
         </w:rPr>
-        <w:t xml:space="preserve"> Se validaron los 4 archivos con regex heurísticas (</w:t>
-      </w:r>
-      <w:r>
-        <w:rPr>
-          <w:rStyle w:val="CdigoHTML"/>
-        </w:rPr>
-        <w:t>^\d{10}$</w:t>
-      </w:r>
+      </w:pPr>
       <w:r>
         <w:rPr>
           <w:rFonts w:ascii="Calibri" w:hAnsi="Calibri" w:cs="Calibri"/>
           <w:sz w:val="22"/>
           <w:szCs w:val="22"/>
         </w:rPr>
-        <w:t xml:space="preserve"> para teléfonos, </w:t>
+        <w:t xml:space="preserve">Extraído directamente de la tabla ampliada </w:t>
       </w:r>
       <w:r>
         <w:rPr>
           <w:rStyle w:val="CdigoHTML"/>
         </w:rPr>
-        <w:t>^.*@.*$</w:t>
+        <w:t>BitacoraEvento</w:t>
       </w:r>
       <w:r>
         <w:rPr>
@@ -953,21 +1908,7 @@
           <w:sz w:val="22"/>
           <w:szCs w:val="22"/>
         </w:rPr>
-        <w:t xml:space="preserve"> para emails), corroborando cero detecciones de PII en texto plano.</w:t>
-      </w:r>
-    </w:p>
-    <w:p>
-      <w:pPr>
-        <w:pStyle w:val="Ttulo2"/>
-        <w:rPr>
-          <w:rFonts w:ascii="Calibri" w:eastAsia="Times New Roman" w:hAnsi="Calibri" w:cs="Calibri"/>
-        </w:rPr>
-      </w:pPr>
-      <w:r>
-        <w:rPr>
-          <w:rFonts w:ascii="Calibri" w:eastAsia="Times New Roman" w:hAnsi="Calibri" w:cs="Calibri"/>
-        </w:rPr>
-        <w:t>5. Próximos Pasos</w:t>
+        <w:t xml:space="preserve"> de PostgreSQL (implementada en Fase 2), este set cuenta con 120 registros consolidados.</w:t>
       </w:r>
     </w:p>
     <w:p>
@@ -983,9 +1924,16 @@
       </w:pPr>
       <w:r>
         <w:rPr>
+          <w:rStyle w:val="Fuerte"/>
           <w:rFonts w:ascii="Calibri" w:eastAsia="Times New Roman" w:hAnsi="Calibri" w:cs="Calibri"/>
         </w:rPr>
-        <w:t>Suministrar estos 4 conjuntos de datos a la división de analítica de datos en junio para realizar las primeras iteraciones de agrupamiento (*clustering*) predictivo de errores.</w:t>
+        <w:t>Propósito:</w:t>
+      </w:r>
+      <w:r>
+        <w:rPr>
+          <w:rFonts w:ascii="Calibri" w:eastAsia="Times New Roman" w:hAnsi="Calibri" w:cs="Calibri"/>
+        </w:rPr>
+        <w:t xml:space="preserve"> Servirá para realizar rutinas de Procesamiento de Lenguaje Natural (NLP) sobre los mensajes de error devueltos por el proveedor externo y clasificar anomalías.</w:t>
       </w:r>
     </w:p>
     <w:p>
@@ -1001,13 +1949,1696 @@
       </w:pPr>
       <w:r>
         <w:rPr>
+          <w:rStyle w:val="Fuerte"/>
           <w:rFonts w:ascii="Calibri" w:eastAsia="Times New Roman" w:hAnsi="Calibri" w:cs="Calibri"/>
         </w:rPr>
-        <w:t>Evaluar el abandono progresivo de archivos CSV por la serialización Parquet, el cual preserva los tipos de dato (esquema) y ofrece compresión superior.</w:t>
+        <w:t>Clases incluidas:</w:t>
+      </w:r>
+      <w:r>
+        <w:rPr>
+          <w:rFonts w:ascii="Calibri" w:eastAsia="Times New Roman" w:hAnsi="Calibri" w:cs="Calibri"/>
+        </w:rPr>
+        <w:t xml:space="preserve"> </w:t>
+      </w:r>
+      <w:r>
+        <w:rPr>
+          <w:rStyle w:val="CdigoHTML"/>
+        </w:rPr>
+        <w:t>RateLimitError</w:t>
+      </w:r>
+      <w:r>
+        <w:rPr>
+          <w:rFonts w:ascii="Calibri" w:eastAsia="Times New Roman" w:hAnsi="Calibri" w:cs="Calibri"/>
+        </w:rPr>
+        <w:t xml:space="preserve"> (errores HTTP 429), </w:t>
+      </w:r>
+      <w:r>
+        <w:rPr>
+          <w:rStyle w:val="CdigoHTML"/>
+        </w:rPr>
+        <w:t>ConnectionTimeout</w:t>
+      </w:r>
+      <w:r>
+        <w:rPr>
+          <w:rFonts w:ascii="Calibri" w:eastAsia="Times New Roman" w:hAnsi="Calibri" w:cs="Calibri"/>
+        </w:rPr>
+        <w:t xml:space="preserve">, e </w:t>
+      </w:r>
+      <w:r>
+        <w:rPr>
+          <w:rStyle w:val="CdigoHTML"/>
+        </w:rPr>
+        <w:t>InvalidFormatError</w:t>
+      </w:r>
+      <w:r>
+        <w:rPr>
+          <w:rFonts w:ascii="Calibri" w:eastAsia="Times New Roman" w:hAnsi="Calibri" w:cs="Calibri"/>
+        </w:rPr>
+        <w:t xml:space="preserve"> (fallos por validación de entrada).</w:t>
       </w:r>
     </w:p>
     <w:p>
       <w:pPr>
+        <w:pStyle w:val="Ttulo3"/>
+        <w:rPr>
+          <w:rFonts w:ascii="Calibri" w:eastAsia="Times New Roman" w:hAnsi="Calibri" w:cs="Calibri"/>
+        </w:rPr>
+      </w:pPr>
+      <w:r>
+        <w:rPr>
+          <w:rFonts w:ascii="Calibri" w:eastAsia="Times New Roman" w:hAnsi="Calibri" w:cs="Calibri"/>
+        </w:rPr>
+        <w:t>5.4 Dataset de Descargas PDF (</w:t>
+      </w:r>
+      <w:r>
+        <w:rPr>
+          <w:rStyle w:val="CdigoHTML"/>
+        </w:rPr>
+        <w:t>dataset_descargas_pdf_piloto_202605.csv</w:t>
+      </w:r>
+      <w:r>
+        <w:rPr>
+          <w:rFonts w:ascii="Calibri" w:eastAsia="Times New Roman" w:hAnsi="Calibri" w:cs="Calibri"/>
+        </w:rPr>
+        <w:t>)</w:t>
+      </w:r>
+    </w:p>
+    <w:p>
+      <w:pPr>
+        <w:pStyle w:val="NormalWeb"/>
+        <w:rPr>
+          <w:rFonts w:ascii="Calibri" w:hAnsi="Calibri" w:cs="Calibri"/>
+          <w:sz w:val="22"/>
+          <w:szCs w:val="22"/>
+        </w:rPr>
+      </w:pPr>
+      <w:r>
+        <w:rPr>
+          <w:rFonts w:ascii="Calibri" w:hAnsi="Calibri" w:cs="Calibri"/>
+          <w:sz w:val="22"/>
+          <w:szCs w:val="22"/>
+        </w:rPr>
+        <w:t>Contiene 500 registros aleatorios.</w:t>
+      </w:r>
+    </w:p>
+    <w:p>
+      <w:pPr>
+        <w:numPr>
+          <w:ilvl w:val="0"/>
+          <w:numId w:val="18"/>
+        </w:numPr>
+        <w:spacing w:before="100" w:beforeAutospacing="1" w:after="100" w:afterAutospacing="1" w:line="240" w:lineRule="auto"/>
+        <w:rPr>
+          <w:rFonts w:ascii="Calibri" w:eastAsia="Times New Roman" w:hAnsi="Calibri" w:cs="Calibri"/>
+        </w:rPr>
+      </w:pPr>
+      <w:r>
+        <w:rPr>
+          <w:rStyle w:val="Fuerte"/>
+          <w:rFonts w:ascii="Calibri" w:eastAsia="Times New Roman" w:hAnsi="Calibri" w:cs="Calibri"/>
+        </w:rPr>
+        <w:t>Propósito:</w:t>
+      </w:r>
+      <w:r>
+        <w:rPr>
+          <w:rFonts w:ascii="Calibri" w:eastAsia="Times New Roman" w:hAnsi="Calibri" w:cs="Calibri"/>
+        </w:rPr>
+        <w:t xml:space="preserve"> Correlacionar el volumen en bytes del PDF resultante con el tiempo total de descarga.</w:t>
+      </w:r>
+    </w:p>
+    <w:p>
+      <w:pPr>
+        <w:numPr>
+          <w:ilvl w:val="0"/>
+          <w:numId w:val="18"/>
+        </w:numPr>
+        <w:spacing w:before="100" w:beforeAutospacing="1" w:after="100" w:afterAutospacing="1" w:line="240" w:lineRule="auto"/>
+        <w:rPr>
+          <w:rFonts w:ascii="Calibri" w:eastAsia="Times New Roman" w:hAnsi="Calibri" w:cs="Calibri"/>
+        </w:rPr>
+      </w:pPr>
+      <w:r>
+        <w:rPr>
+          <w:rStyle w:val="Fuerte"/>
+          <w:rFonts w:ascii="Calibri" w:eastAsia="Times New Roman" w:hAnsi="Calibri" w:cs="Calibri"/>
+        </w:rPr>
+        <w:t>Uso de IA:</w:t>
+      </w:r>
+      <w:r>
+        <w:rPr>
+          <w:rFonts w:ascii="Calibri" w:eastAsia="Times New Roman" w:hAnsi="Calibri" w:cs="Calibri"/>
+        </w:rPr>
+        <w:t xml:space="preserve"> Análisis de regresión para estimar ventanas de ancho de banda requeridas para los reportes trimestrales nacionales.</w:t>
+      </w:r>
+    </w:p>
+    <w:p>
+      <w:pPr>
+        <w:pStyle w:val="Ttulo2"/>
+        <w:rPr>
+          <w:rFonts w:ascii="Calibri" w:eastAsia="Times New Roman" w:hAnsi="Calibri" w:cs="Calibri"/>
+        </w:rPr>
+      </w:pPr>
+      <w:r>
+        <w:rPr>
+          <w:rFonts w:ascii="Calibri" w:eastAsia="Times New Roman" w:hAnsi="Calibri" w:cs="Calibri"/>
+        </w:rPr>
+        <w:t>6. Selección de Variables (Feature Engineering)</w:t>
+      </w:r>
+    </w:p>
+    <w:p>
+      <w:pPr>
+        <w:pStyle w:val="NormalWeb"/>
+        <w:rPr>
+          <w:rFonts w:ascii="Calibri" w:hAnsi="Calibri" w:cs="Calibri"/>
+          <w:sz w:val="22"/>
+          <w:szCs w:val="22"/>
+        </w:rPr>
+      </w:pPr>
+      <w:r>
+        <w:rPr>
+          <w:rFonts w:ascii="Calibri" w:hAnsi="Calibri" w:cs="Calibri"/>
+          <w:sz w:val="22"/>
+          <w:szCs w:val="22"/>
+        </w:rPr>
+        <w:t>En contraste con abril, las características seleccionadas se materializaron en datos procesables:</w:t>
+      </w:r>
+    </w:p>
+    <w:p>
+      <w:pPr>
+        <w:pStyle w:val="Ttulo3"/>
+        <w:rPr>
+          <w:rFonts w:ascii="Calibri" w:eastAsia="Times New Roman" w:hAnsi="Calibri" w:cs="Calibri"/>
+        </w:rPr>
+      </w:pPr>
+      <w:r>
+        <w:rPr>
+          <w:rFonts w:ascii="Calibri" w:eastAsia="Times New Roman" w:hAnsi="Calibri" w:cs="Calibri"/>
+        </w:rPr>
+        <w:t>6.1 Features de Configuración de Lote</w:t>
+      </w:r>
+    </w:p>
+    <w:p>
+      <w:pPr>
+        <w:numPr>
+          <w:ilvl w:val="0"/>
+          <w:numId w:val="19"/>
+        </w:numPr>
+        <w:spacing w:before="100" w:beforeAutospacing="1" w:after="100" w:afterAutospacing="1" w:line="240" w:lineRule="auto"/>
+        <w:rPr>
+          <w:rFonts w:ascii="Calibri" w:eastAsia="Times New Roman" w:hAnsi="Calibri" w:cs="Calibri"/>
+        </w:rPr>
+      </w:pPr>
+      <w:r>
+        <w:rPr>
+          <w:rStyle w:val="CdigoHTML"/>
+        </w:rPr>
+        <w:t>hilos_activos</w:t>
+      </w:r>
+      <w:r>
+        <w:rPr>
+          <w:rFonts w:ascii="Calibri" w:eastAsia="Times New Roman" w:hAnsi="Calibri" w:cs="Calibri"/>
+        </w:rPr>
+        <w:t>: Permite al modelo entender cuándo se dispara el WAF del IMSS.</w:t>
+      </w:r>
+    </w:p>
+    <w:p>
+      <w:pPr>
+        <w:numPr>
+          <w:ilvl w:val="0"/>
+          <w:numId w:val="19"/>
+        </w:numPr>
+        <w:spacing w:before="100" w:beforeAutospacing="1" w:after="100" w:afterAutospacing="1" w:line="240" w:lineRule="auto"/>
+        <w:rPr>
+          <w:rFonts w:ascii="Calibri" w:eastAsia="Times New Roman" w:hAnsi="Calibri" w:cs="Calibri"/>
+        </w:rPr>
+      </w:pPr>
+      <w:r>
+        <w:rPr>
+          <w:rStyle w:val="CdigoHTML"/>
+        </w:rPr>
+        <w:t>franja_horaria</w:t>
+      </w:r>
+      <w:r>
+        <w:rPr>
+          <w:rFonts w:ascii="Calibri" w:eastAsia="Times New Roman" w:hAnsi="Calibri" w:cs="Calibri"/>
+        </w:rPr>
+        <w:t>: Variable categórica para detectar la congestión de la infraestructura externa a ciertas horas.</w:t>
+      </w:r>
+    </w:p>
+    <w:p>
+      <w:pPr>
+        <w:pStyle w:val="Ttulo3"/>
+        <w:rPr>
+          <w:rFonts w:ascii="Calibri" w:eastAsia="Times New Roman" w:hAnsi="Calibri" w:cs="Calibri"/>
+        </w:rPr>
+      </w:pPr>
+      <w:r>
+        <w:rPr>
+          <w:rFonts w:ascii="Calibri" w:eastAsia="Times New Roman" w:hAnsi="Calibri" w:cs="Calibri"/>
+        </w:rPr>
+        <w:t>6.2 Features de Fallos Operativos</w:t>
+      </w:r>
+    </w:p>
+    <w:p>
+      <w:pPr>
+        <w:numPr>
+          <w:ilvl w:val="0"/>
+          <w:numId w:val="20"/>
+        </w:numPr>
+        <w:spacing w:before="100" w:beforeAutospacing="1" w:after="100" w:afterAutospacing="1" w:line="240" w:lineRule="auto"/>
+        <w:rPr>
+          <w:rFonts w:ascii="Calibri" w:eastAsia="Times New Roman" w:hAnsi="Calibri" w:cs="Calibri"/>
+        </w:rPr>
+      </w:pPr>
+      <w:r>
+        <w:rPr>
+          <w:rStyle w:val="CdigoHTML"/>
+        </w:rPr>
+        <w:t>reintentos_ejecutados</w:t>
+      </w:r>
+      <w:r>
+        <w:rPr>
+          <w:rFonts w:ascii="Calibri" w:eastAsia="Times New Roman" w:hAnsi="Calibri" w:cs="Calibri"/>
+        </w:rPr>
+        <w:t>: Representa el nivel de fatiga y la efectividad del *Circuit Breaker*.</w:t>
+      </w:r>
+    </w:p>
+    <w:p>
+      <w:pPr>
+        <w:numPr>
+          <w:ilvl w:val="0"/>
+          <w:numId w:val="20"/>
+        </w:numPr>
+        <w:spacing w:before="100" w:beforeAutospacing="1" w:after="100" w:afterAutospacing="1" w:line="240" w:lineRule="auto"/>
+        <w:rPr>
+          <w:rFonts w:ascii="Calibri" w:eastAsia="Times New Roman" w:hAnsi="Calibri" w:cs="Calibri"/>
+        </w:rPr>
+      </w:pPr>
+      <w:r>
+        <w:rPr>
+          <w:rStyle w:val="CdigoHTML"/>
+        </w:rPr>
+        <w:t>categoria_error</w:t>
+      </w:r>
+      <w:r>
+        <w:rPr>
+          <w:rFonts w:ascii="Calibri" w:eastAsia="Times New Roman" w:hAnsi="Calibri" w:cs="Calibri"/>
+        </w:rPr>
+        <w:t>: Clasificación del mensaje de la bitácora transformada en variable discreta (One-Hot Encoding a nivel pipeline).</w:t>
+      </w:r>
+    </w:p>
+    <w:p>
+      <w:pPr>
+        <w:pStyle w:val="NormalWeb"/>
+        <w:rPr>
+          <w:rFonts w:ascii="Calibri" w:hAnsi="Calibri" w:cs="Calibri"/>
+          <w:sz w:val="22"/>
+          <w:szCs w:val="22"/>
+        </w:rPr>
+      </w:pPr>
+      <w:r>
+        <w:rPr>
+          <w:rStyle w:val="Fuerte"/>
+          <w:rFonts w:ascii="Calibri" w:hAnsi="Calibri" w:cs="Calibri"/>
+          <w:sz w:val="22"/>
+          <w:szCs w:val="22"/>
+        </w:rPr>
+        <w:t>Snippet de Feature Engineering (Python/Pandas):</w:t>
+      </w:r>
+    </w:p>
+    <w:p>
+      <w:pPr>
+        <w:pStyle w:val="HTMLconformatoprevio"/>
+      </w:pPr>
+    </w:p>
+    <w:p>
+      <w:pPr>
+        <w:pStyle w:val="HTMLconformatoprevio"/>
+      </w:pPr>
+      <w:r>
+        <w:t>import pandas as pd</w:t>
+      </w:r>
+    </w:p>
+    <w:p>
+      <w:pPr>
+        <w:pStyle w:val="HTMLconformatoprevio"/>
+      </w:pPr>
+    </w:p>
+    <w:p>
+      <w:pPr>
+        <w:pStyle w:val="HTMLconformatoprevio"/>
+      </w:pPr>
+      <w:r>
+        <w:t>def aplicar_one_hot_encoding(df: pd.DataFrame) -&gt; pd.DataFrame:</w:t>
+      </w:r>
+    </w:p>
+    <w:p>
+      <w:pPr>
+        <w:pStyle w:val="HTMLconformatoprevio"/>
+      </w:pPr>
+      <w:r>
+        <w:t xml:space="preserve">    """</w:t>
+      </w:r>
+    </w:p>
+    <w:p>
+      <w:pPr>
+        <w:pStyle w:val="HTMLconformatoprevio"/>
+      </w:pPr>
+      <w:r>
+        <w:t xml:space="preserve">    Convierte la variable categórica 'categoria_error' en columnas binarias</w:t>
+      </w:r>
+    </w:p>
+    <w:p>
+      <w:pPr>
+        <w:pStyle w:val="HTMLconformatoprevio"/>
+      </w:pPr>
+      <w:r>
+        <w:t xml:space="preserve">    para el modelo de ML, eliminando variables de texto libre.</w:t>
+      </w:r>
+    </w:p>
+    <w:p>
+      <w:pPr>
+        <w:pStyle w:val="HTMLconformatoprevio"/>
+      </w:pPr>
+      <w:r>
+        <w:t xml:space="preserve">    """</w:t>
+      </w:r>
+    </w:p>
+    <w:p>
+      <w:pPr>
+        <w:pStyle w:val="HTMLconformatoprevio"/>
+      </w:pPr>
+      <w:r>
+        <w:t xml:space="preserve">    # 1. Limpieza de strings</w:t>
+      </w:r>
+    </w:p>
+    <w:p>
+      <w:pPr>
+        <w:pStyle w:val="HTMLconformatoprevio"/>
+      </w:pPr>
+      <w:r>
+        <w:t xml:space="preserve">    df['categoria_error'] = df['categoria_error'].fillna('NINGUNO').str.upper()</w:t>
+      </w:r>
+    </w:p>
+    <w:p>
+      <w:pPr>
+        <w:pStyle w:val="HTMLconformatoprevio"/>
+      </w:pPr>
+      <w:r>
+        <w:t xml:space="preserve">    </w:t>
+      </w:r>
+    </w:p>
+    <w:p>
+      <w:pPr>
+        <w:pStyle w:val="HTMLconformatoprevio"/>
+      </w:pPr>
+      <w:r>
+        <w:t xml:space="preserve">    # 2. Aplicación de One-Hot Encoding</w:t>
+      </w:r>
+    </w:p>
+    <w:p>
+      <w:pPr>
+        <w:pStyle w:val="HTMLconformatoprevio"/>
+      </w:pPr>
+      <w:r>
+        <w:t xml:space="preserve">    df_encoded = pd.get_dummies(df, columns=['categoria_error'], prefix='ERR')</w:t>
+      </w:r>
+    </w:p>
+    <w:p>
+      <w:pPr>
+        <w:pStyle w:val="HTMLconformatoprevio"/>
+      </w:pPr>
+      <w:r>
+        <w:t xml:space="preserve">    </w:t>
+      </w:r>
+    </w:p>
+    <w:p>
+      <w:pPr>
+        <w:pStyle w:val="HTMLconformatoprevio"/>
+      </w:pPr>
+      <w:r>
+        <w:t xml:space="preserve">    # 3. Conversión estricta a enteros para optimizar memoria</w:t>
+      </w:r>
+    </w:p>
+    <w:p>
+      <w:pPr>
+        <w:pStyle w:val="HTMLconformatoprevio"/>
+      </w:pPr>
+      <w:r>
+        <w:t xml:space="preserve">    columnas_err = [col for col in df_encoded.columns if col.startswith('ERR_')]</w:t>
+      </w:r>
+    </w:p>
+    <w:p>
+      <w:pPr>
+        <w:pStyle w:val="HTMLconformatoprevio"/>
+      </w:pPr>
+      <w:r>
+        <w:t xml:space="preserve">    df_encoded[columnas_err] = df_encoded[columnas_err].astype(int)</w:t>
+      </w:r>
+    </w:p>
+    <w:p>
+      <w:pPr>
+        <w:pStyle w:val="HTMLconformatoprevio"/>
+      </w:pPr>
+      <w:r>
+        <w:t xml:space="preserve">    </w:t>
+      </w:r>
+    </w:p>
+    <w:p>
+      <w:pPr>
+        <w:pStyle w:val="HTMLconformatoprevio"/>
+      </w:pPr>
+      <w:r>
+        <w:t xml:space="preserve">    return df_encoded</w:t>
+      </w:r>
+    </w:p>
+    <w:p>
+      <w:pPr>
+        <w:pStyle w:val="Ttulo2"/>
+        <w:rPr>
+          <w:rFonts w:ascii="Calibri" w:eastAsia="Times New Roman" w:hAnsi="Calibri" w:cs="Calibri"/>
+        </w:rPr>
+      </w:pPr>
+      <w:r>
+        <w:rPr>
+          <w:rFonts w:ascii="Calibri" w:eastAsia="Times New Roman" w:hAnsi="Calibri" w:cs="Calibri"/>
+        </w:rPr>
+        <w:t>7. Pruebas y Validación (Test Plan de Datos)</w:t>
+      </w:r>
+    </w:p>
+    <w:p>
+      <w:pPr>
+        <w:pStyle w:val="NormalWeb"/>
+        <w:rPr>
+          <w:rFonts w:ascii="Calibri" w:hAnsi="Calibri" w:cs="Calibri"/>
+          <w:sz w:val="22"/>
+          <w:szCs w:val="22"/>
+        </w:rPr>
+      </w:pPr>
+      <w:r>
+        <w:rPr>
+          <w:rFonts w:ascii="Calibri" w:hAnsi="Calibri" w:cs="Calibri"/>
+          <w:sz w:val="22"/>
+          <w:szCs w:val="22"/>
+        </w:rPr>
+        <w:t>Para asegurar el estricto cumplimiento de la calidad y privacidad, se sometieron los *datasets* a las siguientes validaciones:</w:t>
+      </w:r>
+    </w:p>
+    <w:p>
+      <w:pPr>
+        <w:pStyle w:val="NormalWeb"/>
+        <w:rPr>
+          <w:rFonts w:ascii="Calibri" w:hAnsi="Calibri" w:cs="Calibri"/>
+          <w:sz w:val="22"/>
+          <w:szCs w:val="22"/>
+        </w:rPr>
+      </w:pPr>
+      <w:r>
+        <w:rPr>
+          <w:rFonts w:ascii="Calibri" w:hAnsi="Calibri" w:cs="Calibri"/>
+          <w:sz w:val="22"/>
+          <w:szCs w:val="22"/>
+        </w:rPr>
+        <w:t xml:space="preserve">1. </w:t>
+      </w:r>
+      <w:r>
+        <w:rPr>
+          <w:rStyle w:val="Fuerte"/>
+          <w:rFonts w:ascii="Calibri" w:hAnsi="Calibri" w:cs="Calibri"/>
+          <w:sz w:val="22"/>
+          <w:szCs w:val="22"/>
+        </w:rPr>
+        <w:t>Verificación de Colisiones Hash:</w:t>
+      </w:r>
+      <w:r>
+        <w:rPr>
+          <w:rFonts w:ascii="Calibri" w:hAnsi="Calibri" w:cs="Calibri"/>
+          <w:sz w:val="22"/>
+          <w:szCs w:val="22"/>
+        </w:rPr>
+        <w:t xml:space="preserve"> Se analizó si dos CURPs distintas podían generar el mismo *hash* truncado, comprobando el rango de entropía para la cantidad de registros.</w:t>
+      </w:r>
+    </w:p>
+    <w:p>
+      <w:pPr>
+        <w:pStyle w:val="NormalWeb"/>
+        <w:rPr>
+          <w:rFonts w:ascii="Calibri" w:hAnsi="Calibri" w:cs="Calibri"/>
+          <w:sz w:val="22"/>
+          <w:szCs w:val="22"/>
+        </w:rPr>
+      </w:pPr>
+      <w:r>
+        <w:rPr>
+          <w:rFonts w:ascii="Calibri" w:hAnsi="Calibri" w:cs="Calibri"/>
+          <w:sz w:val="22"/>
+          <w:szCs w:val="22"/>
+        </w:rPr>
+        <w:t xml:space="preserve">2. </w:t>
+      </w:r>
+      <w:r>
+        <w:rPr>
+          <w:rStyle w:val="Fuerte"/>
+          <w:rFonts w:ascii="Calibri" w:hAnsi="Calibri" w:cs="Calibri"/>
+          <w:sz w:val="22"/>
+          <w:szCs w:val="22"/>
+        </w:rPr>
+        <w:t>Inspección de Fugas (Leakage Inspection):</w:t>
+      </w:r>
+      <w:r>
+        <w:rPr>
+          <w:rFonts w:ascii="Calibri" w:hAnsi="Calibri" w:cs="Calibri"/>
+          <w:sz w:val="22"/>
+          <w:szCs w:val="22"/>
+        </w:rPr>
+        <w:t xml:space="preserve"> Se auditaron los 4 archivos CSV con expresiones regulares (regex heurísticas como </w:t>
+      </w:r>
+      <w:r>
+        <w:rPr>
+          <w:rStyle w:val="CdigoHTML"/>
+        </w:rPr>
+        <w:t>^\d{10}$</w:t>
+      </w:r>
+      <w:r>
+        <w:rPr>
+          <w:rFonts w:ascii="Calibri" w:hAnsi="Calibri" w:cs="Calibri"/>
+          <w:sz w:val="22"/>
+          <w:szCs w:val="22"/>
+        </w:rPr>
+        <w:t xml:space="preserve"> para teléfonos o </w:t>
+      </w:r>
+      <w:r>
+        <w:rPr>
+          <w:rStyle w:val="CdigoHTML"/>
+        </w:rPr>
+        <w:t>^[\w\.-]+@[\w\.-]+\.\w+$</w:t>
+      </w:r>
+      <w:r>
+        <w:rPr>
+          <w:rFonts w:ascii="Calibri" w:hAnsi="Calibri" w:cs="Calibri"/>
+          <w:sz w:val="22"/>
+          <w:szCs w:val="22"/>
+        </w:rPr>
+        <w:t xml:space="preserve"> para correos electrónicos), corroborando cero detecciones de texto plano de PII.</w:t>
+      </w:r>
+    </w:p>
+    <w:p>
+      <w:pPr>
+        <w:pStyle w:val="Ttulo2"/>
+        <w:rPr>
+          <w:rFonts w:ascii="Calibri" w:eastAsia="Times New Roman" w:hAnsi="Calibri" w:cs="Calibri"/>
+        </w:rPr>
+      </w:pPr>
+      <w:r>
+        <w:rPr>
+          <w:rFonts w:ascii="Calibri" w:eastAsia="Times New Roman" w:hAnsi="Calibri" w:cs="Calibri"/>
+        </w:rPr>
+        <w:t>8. Lineamientos de Gobernanza Consolidados</w:t>
+      </w:r>
+    </w:p>
+    <w:p>
+      <w:pPr>
+        <w:pStyle w:val="NormalWeb"/>
+        <w:rPr>
+          <w:rFonts w:ascii="Calibri" w:hAnsi="Calibri" w:cs="Calibri"/>
+          <w:sz w:val="22"/>
+          <w:szCs w:val="22"/>
+        </w:rPr>
+      </w:pPr>
+      <w:r>
+        <w:rPr>
+          <w:rFonts w:ascii="Calibri" w:hAnsi="Calibri" w:cs="Calibri"/>
+          <w:sz w:val="22"/>
+          <w:szCs w:val="22"/>
+        </w:rPr>
+        <w:t>La generación de estos conjuntos estableció el estándar de gobernanza para cualquier extracción futura en la SEP orientada a *Machine Learning*:</w:t>
+      </w:r>
+    </w:p>
+    <w:p>
+      <w:pPr>
+        <w:numPr>
+          <w:ilvl w:val="0"/>
+          <w:numId w:val="21"/>
+        </w:numPr>
+        <w:spacing w:before="100" w:beforeAutospacing="1" w:after="100" w:afterAutospacing="1" w:line="240" w:lineRule="auto"/>
+        <w:rPr>
+          <w:rFonts w:ascii="Calibri" w:eastAsia="Times New Roman" w:hAnsi="Calibri" w:cs="Calibri"/>
+        </w:rPr>
+      </w:pPr>
+      <w:r>
+        <w:rPr>
+          <w:rStyle w:val="Fuerte"/>
+          <w:rFonts w:ascii="Calibri" w:eastAsia="Times New Roman" w:hAnsi="Calibri" w:cs="Calibri"/>
+        </w:rPr>
+        <w:t>Aislamiento Funcional:</w:t>
+      </w:r>
+      <w:r>
+        <w:rPr>
+          <w:rFonts w:ascii="Calibri" w:eastAsia="Times New Roman" w:hAnsi="Calibri" w:cs="Calibri"/>
+        </w:rPr>
+        <w:t xml:space="preserve"> El motor de base de datos transaccional no realizará transformaciones de anonimización costosas en vivo. Los *pipelines* ETL intermedios se encargarán del enmascaramiento antes de liberar el dataset.</w:t>
+      </w:r>
+    </w:p>
+    <w:p>
+      <w:pPr>
+        <w:numPr>
+          <w:ilvl w:val="0"/>
+          <w:numId w:val="21"/>
+        </w:numPr>
+        <w:spacing w:before="100" w:beforeAutospacing="1" w:after="100" w:afterAutospacing="1" w:line="240" w:lineRule="auto"/>
+        <w:rPr>
+          <w:rFonts w:ascii="Calibri" w:eastAsia="Times New Roman" w:hAnsi="Calibri" w:cs="Calibri"/>
+        </w:rPr>
+      </w:pPr>
+      <w:r>
+        <w:rPr>
+          <w:rStyle w:val="Fuerte"/>
+          <w:rFonts w:ascii="Calibri" w:eastAsia="Times New Roman" w:hAnsi="Calibri" w:cs="Calibri"/>
+        </w:rPr>
+        <w:t>Transitoriedad:</w:t>
+      </w:r>
+      <w:r>
+        <w:rPr>
+          <w:rFonts w:ascii="Calibri" w:eastAsia="Times New Roman" w:hAnsi="Calibri" w:cs="Calibri"/>
+        </w:rPr>
+        <w:t xml:space="preserve"> Los archivos generados localmente son destruidos o excluidos del repositorio, forzando la trazabilidad.</w:t>
+      </w:r>
+    </w:p>
+    <w:p>
+      <w:pPr>
+        <w:numPr>
+          <w:ilvl w:val="0"/>
+          <w:numId w:val="21"/>
+        </w:numPr>
+        <w:spacing w:before="100" w:beforeAutospacing="1" w:after="100" w:afterAutospacing="1" w:line="240" w:lineRule="auto"/>
+        <w:rPr>
+          <w:rFonts w:ascii="Calibri" w:eastAsia="Times New Roman" w:hAnsi="Calibri" w:cs="Calibri"/>
+        </w:rPr>
+      </w:pPr>
+      <w:r>
+        <w:rPr>
+          <w:rStyle w:val="Fuerte"/>
+          <w:rFonts w:ascii="Calibri" w:eastAsia="Times New Roman" w:hAnsi="Calibri" w:cs="Calibri"/>
+        </w:rPr>
+        <w:t>Seguridad y Control de Acceso (RBAC):</w:t>
+      </w:r>
+      <w:r>
+        <w:rPr>
+          <w:rFonts w:ascii="Calibri" w:eastAsia="Times New Roman" w:hAnsi="Calibri" w:cs="Calibri"/>
+        </w:rPr>
+        <w:t xml:space="preserve"> Se estableció la integración obligatoria con las tablas maestras de seguridad de Oracle (</w:t>
+      </w:r>
+      <w:r>
+        <w:rPr>
+          <w:rStyle w:val="CdigoHTML"/>
+        </w:rPr>
+        <w:t>CTMU061_USUARIO</w:t>
+      </w:r>
+      <w:r>
+        <w:rPr>
+          <w:rFonts w:ascii="Calibri" w:eastAsia="Times New Roman" w:hAnsi="Calibri" w:cs="Calibri"/>
+        </w:rPr>
+        <w:t xml:space="preserve">, </w:t>
+      </w:r>
+      <w:r>
+        <w:rPr>
+          <w:rStyle w:val="CdigoHTML"/>
+        </w:rPr>
+        <w:t>CTMU062_PERFIL</w:t>
+      </w:r>
+      <w:r>
+        <w:rPr>
+          <w:rFonts w:ascii="Calibri" w:eastAsia="Times New Roman" w:hAnsi="Calibri" w:cs="Calibri"/>
+        </w:rPr>
+        <w:t xml:space="preserve">, </w:t>
+      </w:r>
+      <w:r>
+        <w:rPr>
+          <w:rStyle w:val="CdigoHTML"/>
+        </w:rPr>
+        <w:t>CTMU063_REPORTE</w:t>
+      </w:r>
+      <w:r>
+        <w:rPr>
+          <w:rFonts w:ascii="Calibri" w:eastAsia="Times New Roman" w:hAnsi="Calibri" w:cs="Calibri"/>
+        </w:rPr>
+        <w:t xml:space="preserve"> y </w:t>
+      </w:r>
+      <w:r>
+        <w:rPr>
+          <w:rStyle w:val="CdigoHTML"/>
+        </w:rPr>
+        <w:t>CTMU064_PERMISO</w:t>
+      </w:r>
+      <w:r>
+        <w:rPr>
+          <w:rFonts w:ascii="Calibri" w:eastAsia="Times New Roman" w:hAnsi="Calibri" w:cs="Calibri"/>
+        </w:rPr>
+        <w:t>). Esto garantiza que los datasets expuestos mantengan su jerarquía de roles de forma nativa desde la base de datos, previniendo fugas horizontales o escalamiento de privilegios al interactuar con las características generadas.</w:t>
+      </w:r>
+    </w:p>
+    <w:p>
+      <w:pPr>
+        <w:pStyle w:val="NormalWeb"/>
+        <w:rPr>
+          <w:rFonts w:ascii="Calibri" w:hAnsi="Calibri" w:cs="Calibri"/>
+          <w:sz w:val="22"/>
+          <w:szCs w:val="22"/>
+        </w:rPr>
+      </w:pPr>
+      <w:r>
+        <w:rPr>
+          <w:rStyle w:val="Fuerte"/>
+          <w:rFonts w:ascii="Calibri" w:hAnsi="Calibri" w:cs="Calibri"/>
+          <w:sz w:val="22"/>
+          <w:szCs w:val="22"/>
+        </w:rPr>
+        <w:t>Matriz de Seguridad y Privilegios Analíticos (RBAC):</w:t>
+      </w:r>
+    </w:p>
+    <w:tbl>
+      <w:tblPr>
+        <w:tblW w:w="5000" w:type="pct"/>
+        <w:tblCellMar>
+          <w:top w:w="15" w:type="dxa"/>
+          <w:left w:w="15" w:type="dxa"/>
+          <w:bottom w:w="15" w:type="dxa"/>
+          <w:right w:w="15" w:type="dxa"/>
+        </w:tblCellMar>
+        <w:tblLook w:val="04A0" w:firstRow="1" w:lastRow="0" w:firstColumn="1" w:lastColumn="0" w:noHBand="0" w:noVBand="1"/>
+      </w:tblPr>
+      <w:tblGrid>
+        <w:gridCol w:w="1982"/>
+        <w:gridCol w:w="2096"/>
+        <w:gridCol w:w="2089"/>
+        <w:gridCol w:w="3177"/>
+      </w:tblGrid>
+      <w:tr>
+        <w:trPr>
+          <w:tblHeader/>
+        </w:trPr>
+        <w:tc>
+          <w:tcPr>
+            <w:tcW w:w="0" w:type="auto"/>
+            <w:tcBorders>
+              <w:top w:val="single" w:sz="6" w:space="0" w:color="666666"/>
+              <w:left w:val="single" w:sz="6" w:space="0" w:color="666666"/>
+              <w:bottom w:val="single" w:sz="6" w:space="0" w:color="666666"/>
+              <w:right w:val="single" w:sz="6" w:space="0" w:color="666666"/>
+            </w:tcBorders>
+            <w:tcMar>
+              <w:top w:w="90" w:type="dxa"/>
+              <w:left w:w="90" w:type="dxa"/>
+              <w:bottom w:w="90" w:type="dxa"/>
+              <w:right w:w="90" w:type="dxa"/>
+            </w:tcMar>
+            <w:hideMark/>
+          </w:tcPr>
+          <w:p>
+            <w:pPr>
+              <w:spacing w:before="180" w:after="180"/>
+              <w:rPr>
+                <w:rFonts w:ascii="Calibri" w:eastAsia="Times New Roman" w:hAnsi="Calibri" w:cs="Calibri"/>
+                <w:b/>
+                <w:bCs/>
+              </w:rPr>
+            </w:pPr>
+            <w:r>
+              <w:rPr>
+                <w:rFonts w:ascii="Calibri" w:eastAsia="Times New Roman" w:hAnsi="Calibri" w:cs="Calibri"/>
+                <w:b/>
+                <w:bCs/>
+              </w:rPr>
+              <w:t>Tabla Oracle</w:t>
+            </w:r>
+          </w:p>
+        </w:tc>
+        <w:tc>
+          <w:tcPr>
+            <w:tcW w:w="0" w:type="auto"/>
+            <w:tcBorders>
+              <w:top w:val="single" w:sz="6" w:space="0" w:color="666666"/>
+              <w:left w:val="single" w:sz="6" w:space="0" w:color="666666"/>
+              <w:bottom w:val="single" w:sz="6" w:space="0" w:color="666666"/>
+              <w:right w:val="single" w:sz="6" w:space="0" w:color="666666"/>
+            </w:tcBorders>
+            <w:tcMar>
+              <w:top w:w="90" w:type="dxa"/>
+              <w:left w:w="90" w:type="dxa"/>
+              <w:bottom w:w="90" w:type="dxa"/>
+              <w:right w:w="90" w:type="dxa"/>
+            </w:tcMar>
+            <w:hideMark/>
+          </w:tcPr>
+          <w:p>
+            <w:pPr>
+              <w:spacing w:before="180" w:after="180"/>
+              <w:rPr>
+                <w:rFonts w:ascii="Calibri" w:eastAsia="Times New Roman" w:hAnsi="Calibri" w:cs="Calibri"/>
+                <w:b/>
+                <w:bCs/>
+              </w:rPr>
+            </w:pPr>
+            <w:r>
+              <w:rPr>
+                <w:rFonts w:ascii="Calibri" w:eastAsia="Times New Roman" w:hAnsi="Calibri" w:cs="Calibri"/>
+                <w:b/>
+                <w:bCs/>
+              </w:rPr>
+              <w:t>Responsabilidad Lógica</w:t>
+            </w:r>
+          </w:p>
+        </w:tc>
+        <w:tc>
+          <w:tcPr>
+            <w:tcW w:w="0" w:type="auto"/>
+            <w:tcBorders>
+              <w:top w:val="single" w:sz="6" w:space="0" w:color="666666"/>
+              <w:left w:val="single" w:sz="6" w:space="0" w:color="666666"/>
+              <w:bottom w:val="single" w:sz="6" w:space="0" w:color="666666"/>
+              <w:right w:val="single" w:sz="6" w:space="0" w:color="666666"/>
+            </w:tcBorders>
+            <w:tcMar>
+              <w:top w:w="90" w:type="dxa"/>
+              <w:left w:w="90" w:type="dxa"/>
+              <w:bottom w:w="90" w:type="dxa"/>
+              <w:right w:w="90" w:type="dxa"/>
+            </w:tcMar>
+            <w:hideMark/>
+          </w:tcPr>
+          <w:p>
+            <w:pPr>
+              <w:spacing w:before="180" w:after="180"/>
+              <w:rPr>
+                <w:rFonts w:ascii="Calibri" w:eastAsia="Times New Roman" w:hAnsi="Calibri" w:cs="Calibri"/>
+                <w:b/>
+                <w:bCs/>
+              </w:rPr>
+            </w:pPr>
+            <w:r>
+              <w:rPr>
+                <w:rFonts w:ascii="Calibri" w:eastAsia="Times New Roman" w:hAnsi="Calibri" w:cs="Calibri"/>
+                <w:b/>
+                <w:bCs/>
+              </w:rPr>
+              <w:t>Nivel de Acceso Analítico</w:t>
+            </w:r>
+          </w:p>
+        </w:tc>
+        <w:tc>
+          <w:tcPr>
+            <w:tcW w:w="0" w:type="auto"/>
+            <w:tcBorders>
+              <w:top w:val="single" w:sz="6" w:space="0" w:color="666666"/>
+              <w:left w:val="single" w:sz="6" w:space="0" w:color="666666"/>
+              <w:bottom w:val="single" w:sz="6" w:space="0" w:color="666666"/>
+              <w:right w:val="single" w:sz="6" w:space="0" w:color="666666"/>
+            </w:tcBorders>
+            <w:tcMar>
+              <w:top w:w="90" w:type="dxa"/>
+              <w:left w:w="90" w:type="dxa"/>
+              <w:bottom w:w="90" w:type="dxa"/>
+              <w:right w:w="90" w:type="dxa"/>
+            </w:tcMar>
+            <w:hideMark/>
+          </w:tcPr>
+          <w:p>
+            <w:pPr>
+              <w:spacing w:before="180" w:after="180"/>
+              <w:rPr>
+                <w:rFonts w:ascii="Calibri" w:eastAsia="Times New Roman" w:hAnsi="Calibri" w:cs="Calibri"/>
+                <w:b/>
+                <w:bCs/>
+              </w:rPr>
+            </w:pPr>
+            <w:r>
+              <w:rPr>
+                <w:rFonts w:ascii="Calibri" w:eastAsia="Times New Roman" w:hAnsi="Calibri" w:cs="Calibri"/>
+                <w:b/>
+                <w:bCs/>
+              </w:rPr>
+              <w:t>Acción sobre Datasets</w:t>
+            </w:r>
+          </w:p>
+        </w:tc>
+      </w:tr>
+      <w:tr>
+        <w:tc>
+          <w:tcPr>
+            <w:tcW w:w="0" w:type="auto"/>
+            <w:tcBorders>
+              <w:top w:val="single" w:sz="6" w:space="0" w:color="666666"/>
+              <w:left w:val="single" w:sz="6" w:space="0" w:color="666666"/>
+              <w:bottom w:val="single" w:sz="6" w:space="0" w:color="666666"/>
+              <w:right w:val="single" w:sz="6" w:space="0" w:color="666666"/>
+            </w:tcBorders>
+            <w:tcMar>
+              <w:top w:w="90" w:type="dxa"/>
+              <w:left w:w="90" w:type="dxa"/>
+              <w:bottom w:w="90" w:type="dxa"/>
+              <w:right w:w="90" w:type="dxa"/>
+            </w:tcMar>
+            <w:hideMark/>
+          </w:tcPr>
+          <w:p>
+            <w:pPr>
+              <w:spacing w:before="180" w:after="180"/>
+              <w:rPr>
+                <w:rFonts w:ascii="Calibri" w:eastAsia="Times New Roman" w:hAnsi="Calibri" w:cs="Calibri"/>
+              </w:rPr>
+            </w:pPr>
+            <w:r>
+              <w:rPr>
+                <w:rStyle w:val="CdigoHTML"/>
+              </w:rPr>
+              <w:t>CTMU061_USUARIO</w:t>
+            </w:r>
+          </w:p>
+        </w:tc>
+        <w:tc>
+          <w:tcPr>
+            <w:tcW w:w="0" w:type="auto"/>
+            <w:tcBorders>
+              <w:top w:val="single" w:sz="6" w:space="0" w:color="666666"/>
+              <w:left w:val="single" w:sz="6" w:space="0" w:color="666666"/>
+              <w:bottom w:val="single" w:sz="6" w:space="0" w:color="666666"/>
+              <w:right w:val="single" w:sz="6" w:space="0" w:color="666666"/>
+            </w:tcBorders>
+            <w:tcMar>
+              <w:top w:w="90" w:type="dxa"/>
+              <w:left w:w="90" w:type="dxa"/>
+              <w:bottom w:w="90" w:type="dxa"/>
+              <w:right w:w="90" w:type="dxa"/>
+            </w:tcMar>
+            <w:hideMark/>
+          </w:tcPr>
+          <w:p>
+            <w:pPr>
+              <w:spacing w:before="180" w:after="180"/>
+              <w:rPr>
+                <w:rFonts w:ascii="Calibri" w:eastAsia="Times New Roman" w:hAnsi="Calibri" w:cs="Calibri"/>
+              </w:rPr>
+            </w:pPr>
+            <w:r>
+              <w:rPr>
+                <w:rFonts w:ascii="Calibri" w:eastAsia="Times New Roman" w:hAnsi="Calibri" w:cs="Calibri"/>
+              </w:rPr>
+              <w:t>Gestión de Identidad</w:t>
+            </w:r>
+          </w:p>
+        </w:tc>
+        <w:tc>
+          <w:tcPr>
+            <w:tcW w:w="0" w:type="auto"/>
+            <w:tcBorders>
+              <w:top w:val="single" w:sz="6" w:space="0" w:color="666666"/>
+              <w:left w:val="single" w:sz="6" w:space="0" w:color="666666"/>
+              <w:bottom w:val="single" w:sz="6" w:space="0" w:color="666666"/>
+              <w:right w:val="single" w:sz="6" w:space="0" w:color="666666"/>
+            </w:tcBorders>
+            <w:tcMar>
+              <w:top w:w="90" w:type="dxa"/>
+              <w:left w:w="90" w:type="dxa"/>
+              <w:bottom w:w="90" w:type="dxa"/>
+              <w:right w:w="90" w:type="dxa"/>
+            </w:tcMar>
+            <w:hideMark/>
+          </w:tcPr>
+          <w:p>
+            <w:pPr>
+              <w:spacing w:before="180" w:after="180"/>
+              <w:rPr>
+                <w:rFonts w:ascii="Calibri" w:eastAsia="Times New Roman" w:hAnsi="Calibri" w:cs="Calibri"/>
+              </w:rPr>
+            </w:pPr>
+            <w:r>
+              <w:rPr>
+                <w:rFonts w:ascii="Calibri" w:eastAsia="Times New Roman" w:hAnsi="Calibri" w:cs="Calibri"/>
+              </w:rPr>
+              <w:t>Solo sus extracciones</w:t>
+            </w:r>
+          </w:p>
+        </w:tc>
+        <w:tc>
+          <w:tcPr>
+            <w:tcW w:w="0" w:type="auto"/>
+            <w:tcBorders>
+              <w:top w:val="single" w:sz="6" w:space="0" w:color="666666"/>
+              <w:left w:val="single" w:sz="6" w:space="0" w:color="666666"/>
+              <w:bottom w:val="single" w:sz="6" w:space="0" w:color="666666"/>
+              <w:right w:val="single" w:sz="6" w:space="0" w:color="666666"/>
+            </w:tcBorders>
+            <w:tcMar>
+              <w:top w:w="90" w:type="dxa"/>
+              <w:left w:w="90" w:type="dxa"/>
+              <w:bottom w:w="90" w:type="dxa"/>
+              <w:right w:w="90" w:type="dxa"/>
+            </w:tcMar>
+            <w:hideMark/>
+          </w:tcPr>
+          <w:p>
+            <w:pPr>
+              <w:spacing w:before="180" w:after="180"/>
+              <w:rPr>
+                <w:rFonts w:ascii="Calibri" w:eastAsia="Times New Roman" w:hAnsi="Calibri" w:cs="Calibri"/>
+              </w:rPr>
+            </w:pPr>
+            <w:r>
+              <w:rPr>
+                <w:rStyle w:val="CdigoHTML"/>
+              </w:rPr>
+              <w:t>SELECT</w:t>
+            </w:r>
+            <w:r>
+              <w:rPr>
+                <w:rFonts w:ascii="Calibri" w:eastAsia="Times New Roman" w:hAnsi="Calibri" w:cs="Calibri"/>
+              </w:rPr>
+              <w:t xml:space="preserve"> con Filtro de Usuario</w:t>
+            </w:r>
+          </w:p>
+        </w:tc>
+      </w:tr>
+      <w:tr>
+        <w:tc>
+          <w:tcPr>
+            <w:tcW w:w="0" w:type="auto"/>
+            <w:tcBorders>
+              <w:top w:val="single" w:sz="6" w:space="0" w:color="666666"/>
+              <w:left w:val="single" w:sz="6" w:space="0" w:color="666666"/>
+              <w:bottom w:val="single" w:sz="6" w:space="0" w:color="666666"/>
+              <w:right w:val="single" w:sz="6" w:space="0" w:color="666666"/>
+            </w:tcBorders>
+            <w:tcMar>
+              <w:top w:w="90" w:type="dxa"/>
+              <w:left w:w="90" w:type="dxa"/>
+              <w:bottom w:w="90" w:type="dxa"/>
+              <w:right w:w="90" w:type="dxa"/>
+            </w:tcMar>
+            <w:hideMark/>
+          </w:tcPr>
+          <w:p>
+            <w:pPr>
+              <w:spacing w:before="180" w:after="180"/>
+              <w:rPr>
+                <w:rFonts w:ascii="Calibri" w:eastAsia="Times New Roman" w:hAnsi="Calibri" w:cs="Calibri"/>
+              </w:rPr>
+            </w:pPr>
+            <w:r>
+              <w:rPr>
+                <w:rStyle w:val="CdigoHTML"/>
+              </w:rPr>
+              <w:t>CTMU062_PERFIL</w:t>
+            </w:r>
+          </w:p>
+        </w:tc>
+        <w:tc>
+          <w:tcPr>
+            <w:tcW w:w="0" w:type="auto"/>
+            <w:tcBorders>
+              <w:top w:val="single" w:sz="6" w:space="0" w:color="666666"/>
+              <w:left w:val="single" w:sz="6" w:space="0" w:color="666666"/>
+              <w:bottom w:val="single" w:sz="6" w:space="0" w:color="666666"/>
+              <w:right w:val="single" w:sz="6" w:space="0" w:color="666666"/>
+            </w:tcBorders>
+            <w:tcMar>
+              <w:top w:w="90" w:type="dxa"/>
+              <w:left w:w="90" w:type="dxa"/>
+              <w:bottom w:w="90" w:type="dxa"/>
+              <w:right w:w="90" w:type="dxa"/>
+            </w:tcMar>
+            <w:hideMark/>
+          </w:tcPr>
+          <w:p>
+            <w:pPr>
+              <w:spacing w:before="180" w:after="180"/>
+              <w:rPr>
+                <w:rFonts w:ascii="Calibri" w:eastAsia="Times New Roman" w:hAnsi="Calibri" w:cs="Calibri"/>
+              </w:rPr>
+            </w:pPr>
+            <w:r>
+              <w:rPr>
+                <w:rFonts w:ascii="Calibri" w:eastAsia="Times New Roman" w:hAnsi="Calibri" w:cs="Calibri"/>
+              </w:rPr>
+              <w:t>Agrupación de Roles</w:t>
+            </w:r>
+          </w:p>
+        </w:tc>
+        <w:tc>
+          <w:tcPr>
+            <w:tcW w:w="0" w:type="auto"/>
+            <w:tcBorders>
+              <w:top w:val="single" w:sz="6" w:space="0" w:color="666666"/>
+              <w:left w:val="single" w:sz="6" w:space="0" w:color="666666"/>
+              <w:bottom w:val="single" w:sz="6" w:space="0" w:color="666666"/>
+              <w:right w:val="single" w:sz="6" w:space="0" w:color="666666"/>
+            </w:tcBorders>
+            <w:tcMar>
+              <w:top w:w="90" w:type="dxa"/>
+              <w:left w:w="90" w:type="dxa"/>
+              <w:bottom w:w="90" w:type="dxa"/>
+              <w:right w:w="90" w:type="dxa"/>
+            </w:tcMar>
+            <w:hideMark/>
+          </w:tcPr>
+          <w:p>
+            <w:pPr>
+              <w:spacing w:before="180" w:after="180"/>
+              <w:rPr>
+                <w:rFonts w:ascii="Calibri" w:eastAsia="Times New Roman" w:hAnsi="Calibri" w:cs="Calibri"/>
+              </w:rPr>
+            </w:pPr>
+            <w:r>
+              <w:rPr>
+                <w:rFonts w:ascii="Calibri" w:eastAsia="Times New Roman" w:hAnsi="Calibri" w:cs="Calibri"/>
+              </w:rPr>
+              <w:t>Nivel Regional / Estatal</w:t>
+            </w:r>
+          </w:p>
+        </w:tc>
+        <w:tc>
+          <w:tcPr>
+            <w:tcW w:w="0" w:type="auto"/>
+            <w:tcBorders>
+              <w:top w:val="single" w:sz="6" w:space="0" w:color="666666"/>
+              <w:left w:val="single" w:sz="6" w:space="0" w:color="666666"/>
+              <w:bottom w:val="single" w:sz="6" w:space="0" w:color="666666"/>
+              <w:right w:val="single" w:sz="6" w:space="0" w:color="666666"/>
+            </w:tcBorders>
+            <w:tcMar>
+              <w:top w:w="90" w:type="dxa"/>
+              <w:left w:w="90" w:type="dxa"/>
+              <w:bottom w:w="90" w:type="dxa"/>
+              <w:right w:w="90" w:type="dxa"/>
+            </w:tcMar>
+            <w:hideMark/>
+          </w:tcPr>
+          <w:p>
+            <w:pPr>
+              <w:spacing w:before="180" w:after="180"/>
+              <w:rPr>
+                <w:rFonts w:ascii="Calibri" w:eastAsia="Times New Roman" w:hAnsi="Calibri" w:cs="Calibri"/>
+              </w:rPr>
+            </w:pPr>
+            <w:r>
+              <w:rPr>
+                <w:rFonts w:ascii="Calibri" w:eastAsia="Times New Roman" w:hAnsi="Calibri" w:cs="Calibri"/>
+              </w:rPr>
+              <w:t xml:space="preserve">Define el </w:t>
+            </w:r>
+            <w:r>
+              <w:rPr>
+                <w:rStyle w:val="CdigoHTML"/>
+              </w:rPr>
+              <w:t>WHERE id_estado = X</w:t>
+            </w:r>
+          </w:p>
+        </w:tc>
+      </w:tr>
+      <w:tr>
+        <w:tc>
+          <w:tcPr>
+            <w:tcW w:w="0" w:type="auto"/>
+            <w:tcBorders>
+              <w:top w:val="single" w:sz="6" w:space="0" w:color="666666"/>
+              <w:left w:val="single" w:sz="6" w:space="0" w:color="666666"/>
+              <w:bottom w:val="single" w:sz="6" w:space="0" w:color="666666"/>
+              <w:right w:val="single" w:sz="6" w:space="0" w:color="666666"/>
+            </w:tcBorders>
+            <w:tcMar>
+              <w:top w:w="90" w:type="dxa"/>
+              <w:left w:w="90" w:type="dxa"/>
+              <w:bottom w:w="90" w:type="dxa"/>
+              <w:right w:w="90" w:type="dxa"/>
+            </w:tcMar>
+            <w:hideMark/>
+          </w:tcPr>
+          <w:p>
+            <w:pPr>
+              <w:spacing w:before="180" w:after="180"/>
+              <w:rPr>
+                <w:rFonts w:ascii="Calibri" w:eastAsia="Times New Roman" w:hAnsi="Calibri" w:cs="Calibri"/>
+              </w:rPr>
+            </w:pPr>
+            <w:r>
+              <w:rPr>
+                <w:rStyle w:val="CdigoHTML"/>
+              </w:rPr>
+              <w:t>CTMU063_REPORTE</w:t>
+            </w:r>
+          </w:p>
+        </w:tc>
+        <w:tc>
+          <w:tcPr>
+            <w:tcW w:w="0" w:type="auto"/>
+            <w:tcBorders>
+              <w:top w:val="single" w:sz="6" w:space="0" w:color="666666"/>
+              <w:left w:val="single" w:sz="6" w:space="0" w:color="666666"/>
+              <w:bottom w:val="single" w:sz="6" w:space="0" w:color="666666"/>
+              <w:right w:val="single" w:sz="6" w:space="0" w:color="666666"/>
+            </w:tcBorders>
+            <w:tcMar>
+              <w:top w:w="90" w:type="dxa"/>
+              <w:left w:w="90" w:type="dxa"/>
+              <w:bottom w:w="90" w:type="dxa"/>
+              <w:right w:w="90" w:type="dxa"/>
+            </w:tcMar>
+            <w:hideMark/>
+          </w:tcPr>
+          <w:p>
+            <w:pPr>
+              <w:spacing w:before="180" w:after="180"/>
+              <w:rPr>
+                <w:rFonts w:ascii="Calibri" w:eastAsia="Times New Roman" w:hAnsi="Calibri" w:cs="Calibri"/>
+              </w:rPr>
+            </w:pPr>
+            <w:r>
+              <w:rPr>
+                <w:rFonts w:ascii="Calibri" w:eastAsia="Times New Roman" w:hAnsi="Calibri" w:cs="Calibri"/>
+              </w:rPr>
+              <w:t>Vistas Autorizadas</w:t>
+            </w:r>
+          </w:p>
+        </w:tc>
+        <w:tc>
+          <w:tcPr>
+            <w:tcW w:w="0" w:type="auto"/>
+            <w:tcBorders>
+              <w:top w:val="single" w:sz="6" w:space="0" w:color="666666"/>
+              <w:left w:val="single" w:sz="6" w:space="0" w:color="666666"/>
+              <w:bottom w:val="single" w:sz="6" w:space="0" w:color="666666"/>
+              <w:right w:val="single" w:sz="6" w:space="0" w:color="666666"/>
+            </w:tcBorders>
+            <w:tcMar>
+              <w:top w:w="90" w:type="dxa"/>
+              <w:left w:w="90" w:type="dxa"/>
+              <w:bottom w:w="90" w:type="dxa"/>
+              <w:right w:w="90" w:type="dxa"/>
+            </w:tcMar>
+            <w:hideMark/>
+          </w:tcPr>
+          <w:p>
+            <w:pPr>
+              <w:spacing w:before="180" w:after="180"/>
+              <w:rPr>
+                <w:rFonts w:ascii="Calibri" w:eastAsia="Times New Roman" w:hAnsi="Calibri" w:cs="Calibri"/>
+              </w:rPr>
+            </w:pPr>
+            <w:r>
+              <w:rPr>
+                <w:rFonts w:ascii="Calibri" w:eastAsia="Times New Roman" w:hAnsi="Calibri" w:cs="Calibri"/>
+              </w:rPr>
+              <w:t>Vistas Específicas</w:t>
+            </w:r>
+          </w:p>
+        </w:tc>
+        <w:tc>
+          <w:tcPr>
+            <w:tcW w:w="0" w:type="auto"/>
+            <w:tcBorders>
+              <w:top w:val="single" w:sz="6" w:space="0" w:color="666666"/>
+              <w:left w:val="single" w:sz="6" w:space="0" w:color="666666"/>
+              <w:bottom w:val="single" w:sz="6" w:space="0" w:color="666666"/>
+              <w:right w:val="single" w:sz="6" w:space="0" w:color="666666"/>
+            </w:tcBorders>
+            <w:tcMar>
+              <w:top w:w="90" w:type="dxa"/>
+              <w:left w:w="90" w:type="dxa"/>
+              <w:bottom w:w="90" w:type="dxa"/>
+              <w:right w:w="90" w:type="dxa"/>
+            </w:tcMar>
+            <w:hideMark/>
+          </w:tcPr>
+          <w:p>
+            <w:pPr>
+              <w:spacing w:before="180" w:after="180"/>
+              <w:rPr>
+                <w:rFonts w:ascii="Calibri" w:eastAsia="Times New Roman" w:hAnsi="Calibri" w:cs="Calibri"/>
+              </w:rPr>
+            </w:pPr>
+            <w:r>
+              <w:rPr>
+                <w:rFonts w:ascii="Calibri" w:eastAsia="Times New Roman" w:hAnsi="Calibri" w:cs="Calibri"/>
+              </w:rPr>
+              <w:t>Otorga acceso a DataMarts</w:t>
+            </w:r>
+          </w:p>
+        </w:tc>
+      </w:tr>
+      <w:tr>
+        <w:tc>
+          <w:tcPr>
+            <w:tcW w:w="0" w:type="auto"/>
+            <w:tcBorders>
+              <w:top w:val="single" w:sz="6" w:space="0" w:color="666666"/>
+              <w:left w:val="single" w:sz="6" w:space="0" w:color="666666"/>
+              <w:bottom w:val="single" w:sz="6" w:space="0" w:color="666666"/>
+              <w:right w:val="single" w:sz="6" w:space="0" w:color="666666"/>
+            </w:tcBorders>
+            <w:tcMar>
+              <w:top w:w="90" w:type="dxa"/>
+              <w:left w:w="90" w:type="dxa"/>
+              <w:bottom w:w="90" w:type="dxa"/>
+              <w:right w:w="90" w:type="dxa"/>
+            </w:tcMar>
+            <w:hideMark/>
+          </w:tcPr>
+          <w:p>
+            <w:pPr>
+              <w:spacing w:before="180" w:after="180"/>
+              <w:rPr>
+                <w:rFonts w:ascii="Calibri" w:eastAsia="Times New Roman" w:hAnsi="Calibri" w:cs="Calibri"/>
+              </w:rPr>
+            </w:pPr>
+            <w:r>
+              <w:rPr>
+                <w:rStyle w:val="CdigoHTML"/>
+              </w:rPr>
+              <w:t>CTMU064_PERMISO</w:t>
+            </w:r>
+          </w:p>
+        </w:tc>
+        <w:tc>
+          <w:tcPr>
+            <w:tcW w:w="0" w:type="auto"/>
+            <w:tcBorders>
+              <w:top w:val="single" w:sz="6" w:space="0" w:color="666666"/>
+              <w:left w:val="single" w:sz="6" w:space="0" w:color="666666"/>
+              <w:bottom w:val="single" w:sz="6" w:space="0" w:color="666666"/>
+              <w:right w:val="single" w:sz="6" w:space="0" w:color="666666"/>
+            </w:tcBorders>
+            <w:tcMar>
+              <w:top w:w="90" w:type="dxa"/>
+              <w:left w:w="90" w:type="dxa"/>
+              <w:bottom w:w="90" w:type="dxa"/>
+              <w:right w:w="90" w:type="dxa"/>
+            </w:tcMar>
+            <w:hideMark/>
+          </w:tcPr>
+          <w:p>
+            <w:pPr>
+              <w:spacing w:before="180" w:after="180"/>
+              <w:rPr>
+                <w:rFonts w:ascii="Calibri" w:eastAsia="Times New Roman" w:hAnsi="Calibri" w:cs="Calibri"/>
+              </w:rPr>
+            </w:pPr>
+            <w:r>
+              <w:rPr>
+                <w:rFonts w:ascii="Calibri" w:eastAsia="Times New Roman" w:hAnsi="Calibri" w:cs="Calibri"/>
+              </w:rPr>
+              <w:t>Jerarquía Granular</w:t>
+            </w:r>
+          </w:p>
+        </w:tc>
+        <w:tc>
+          <w:tcPr>
+            <w:tcW w:w="0" w:type="auto"/>
+            <w:tcBorders>
+              <w:top w:val="single" w:sz="6" w:space="0" w:color="666666"/>
+              <w:left w:val="single" w:sz="6" w:space="0" w:color="666666"/>
+              <w:bottom w:val="single" w:sz="6" w:space="0" w:color="666666"/>
+              <w:right w:val="single" w:sz="6" w:space="0" w:color="666666"/>
+            </w:tcBorders>
+            <w:tcMar>
+              <w:top w:w="90" w:type="dxa"/>
+              <w:left w:w="90" w:type="dxa"/>
+              <w:bottom w:w="90" w:type="dxa"/>
+              <w:right w:w="90" w:type="dxa"/>
+            </w:tcMar>
+            <w:hideMark/>
+          </w:tcPr>
+          <w:p>
+            <w:pPr>
+              <w:spacing w:before="180" w:after="180"/>
+              <w:rPr>
+                <w:rFonts w:ascii="Calibri" w:eastAsia="Times New Roman" w:hAnsi="Calibri" w:cs="Calibri"/>
+              </w:rPr>
+            </w:pPr>
+            <w:r>
+              <w:rPr>
+                <w:rFonts w:ascii="Calibri" w:eastAsia="Times New Roman" w:hAnsi="Calibri" w:cs="Calibri"/>
+              </w:rPr>
+              <w:t>Científico de Datos</w:t>
+            </w:r>
+          </w:p>
+        </w:tc>
+        <w:tc>
+          <w:tcPr>
+            <w:tcW w:w="0" w:type="auto"/>
+            <w:tcBorders>
+              <w:top w:val="single" w:sz="6" w:space="0" w:color="666666"/>
+              <w:left w:val="single" w:sz="6" w:space="0" w:color="666666"/>
+              <w:bottom w:val="single" w:sz="6" w:space="0" w:color="666666"/>
+              <w:right w:val="single" w:sz="6" w:space="0" w:color="666666"/>
+            </w:tcBorders>
+            <w:tcMar>
+              <w:top w:w="90" w:type="dxa"/>
+              <w:left w:w="90" w:type="dxa"/>
+              <w:bottom w:w="90" w:type="dxa"/>
+              <w:right w:w="90" w:type="dxa"/>
+            </w:tcMar>
+            <w:hideMark/>
+          </w:tcPr>
+          <w:p>
+            <w:pPr>
+              <w:spacing w:before="180" w:after="180"/>
+              <w:rPr>
+                <w:rFonts w:ascii="Calibri" w:eastAsia="Times New Roman" w:hAnsi="Calibri" w:cs="Calibri"/>
+              </w:rPr>
+            </w:pPr>
+            <w:r>
+              <w:rPr>
+                <w:rFonts w:ascii="Calibri" w:eastAsia="Times New Roman" w:hAnsi="Calibri" w:cs="Calibri"/>
+              </w:rPr>
+              <w:t>Acceso irrestricto a Parquets anonimizados</w:t>
+            </w:r>
+          </w:p>
+        </w:tc>
+      </w:tr>
+    </w:tbl>
+    <w:p>
+      <w:pPr>
+        <w:pStyle w:val="Ttulo2"/>
+        <w:rPr>
+          <w:rFonts w:ascii="Calibri" w:eastAsia="Times New Roman" w:hAnsi="Calibri" w:cs="Calibri"/>
+        </w:rPr>
+      </w:pPr>
+      <w:r>
+        <w:rPr>
+          <w:rFonts w:ascii="Calibri" w:eastAsia="Times New Roman" w:hAnsi="Calibri" w:cs="Calibri"/>
+        </w:rPr>
+        <w:t>9. Riesgos y Recomendaciones (Evolución de Formato)</w:t>
+      </w:r>
+    </w:p>
+    <w:p>
+      <w:pPr>
+        <w:pStyle w:val="NormalWeb"/>
+        <w:rPr>
+          <w:rFonts w:ascii="Calibri" w:hAnsi="Calibri" w:cs="Calibri"/>
+          <w:sz w:val="22"/>
+          <w:szCs w:val="22"/>
+        </w:rPr>
+      </w:pPr>
+      <w:r>
+        <w:rPr>
+          <w:rFonts w:ascii="Calibri" w:hAnsi="Calibri" w:cs="Calibri"/>
+          <w:sz w:val="22"/>
+          <w:szCs w:val="22"/>
+        </w:rPr>
+        <w:t>La dependencia en archivos de valores separados por comas (CSV) presenta riesgos operativos y de eficiencia, ya que no preservan el esquema de tipos (por ejemplo, perdiendo si un hash es *string* o numérico) e inflan el almacenamiento.</w:t>
+      </w:r>
+    </w:p>
+    <w:p>
+      <w:pPr>
+        <w:numPr>
+          <w:ilvl w:val="0"/>
+          <w:numId w:val="22"/>
+        </w:numPr>
+        <w:spacing w:before="100" w:beforeAutospacing="1" w:after="100" w:afterAutospacing="1" w:line="240" w:lineRule="auto"/>
+        <w:rPr>
+          <w:rFonts w:ascii="Calibri" w:eastAsia="Times New Roman" w:hAnsi="Calibri" w:cs="Calibri"/>
+        </w:rPr>
+      </w:pPr>
+      <w:r>
+        <w:rPr>
+          <w:rStyle w:val="Fuerte"/>
+          <w:rFonts w:ascii="Calibri" w:eastAsia="Times New Roman" w:hAnsi="Calibri" w:cs="Calibri"/>
+        </w:rPr>
+        <w:t>Recomendación Estratégica:</w:t>
+      </w:r>
+      <w:r>
+        <w:rPr>
+          <w:rFonts w:ascii="Calibri" w:eastAsia="Times New Roman" w:hAnsi="Calibri" w:cs="Calibri"/>
+        </w:rPr>
+        <w:t xml:space="preserve"> Evaluar e iniciar el abandono progresivo de archivos CSV para la distribución de *datasets*, sustituyéndolos por la serialización </w:t>
+      </w:r>
+      <w:r>
+        <w:rPr>
+          <w:rStyle w:val="Fuerte"/>
+          <w:rFonts w:ascii="Calibri" w:eastAsia="Times New Roman" w:hAnsi="Calibri" w:cs="Calibri"/>
+        </w:rPr>
+        <w:t>Apache Parquet</w:t>
+      </w:r>
+      <w:r>
+        <w:rPr>
+          <w:rFonts w:ascii="Calibri" w:eastAsia="Times New Roman" w:hAnsi="Calibri" w:cs="Calibri"/>
+        </w:rPr>
+        <w:t>. Este formato columnar preserva los tipos de datos nativos, permite lecturas segmentadas eficientes y ofrece ratios de compresión significativamente superiores.</w:t>
+      </w:r>
+    </w:p>
+    <w:p>
+      <w:pPr>
+        <w:pStyle w:val="Ttulo2"/>
+        <w:rPr>
+          <w:rFonts w:ascii="Calibri" w:eastAsia="Times New Roman" w:hAnsi="Calibri" w:cs="Calibri"/>
+        </w:rPr>
+      </w:pPr>
+      <w:r>
+        <w:rPr>
+          <w:rFonts w:ascii="Calibri" w:eastAsia="Times New Roman" w:hAnsi="Calibri" w:cs="Calibri"/>
+        </w:rPr>
+        <w:t>10. Próximos Pasos (Junio 2026)</w:t>
+      </w:r>
+    </w:p>
+    <w:p>
+      <w:pPr>
+        <w:numPr>
+          <w:ilvl w:val="0"/>
+          <w:numId w:val="23"/>
+        </w:numPr>
+        <w:spacing w:before="100" w:beforeAutospacing="1" w:after="100" w:afterAutospacing="1" w:line="240" w:lineRule="auto"/>
+        <w:rPr>
+          <w:rFonts w:ascii="Calibri" w:eastAsia="Times New Roman" w:hAnsi="Calibri" w:cs="Calibri"/>
+        </w:rPr>
+      </w:pPr>
+      <w:r>
+        <w:rPr>
+          <w:rFonts w:ascii="Calibri" w:eastAsia="Times New Roman" w:hAnsi="Calibri" w:cs="Calibri"/>
+        </w:rPr>
+        <w:t>Suministrar formalmente estos 4 conjuntos de datos a la división analítica en el mes de junio para llevar a cabo las primeras iteraciones de agrupamiento (*clustering*) predictivo de errores.</w:t>
+      </w:r>
+    </w:p>
+    <w:p>
+      <w:pPr>
+        <w:numPr>
+          <w:ilvl w:val="0"/>
+          <w:numId w:val="23"/>
+        </w:numPr>
+        <w:spacing w:before="100" w:beforeAutospacing="1" w:after="100" w:afterAutospacing="1" w:line="240" w:lineRule="auto"/>
+        <w:rPr>
+          <w:rFonts w:ascii="Calibri" w:eastAsia="Times New Roman" w:hAnsi="Calibri" w:cs="Calibri"/>
+        </w:rPr>
+      </w:pPr>
+      <w:r>
+        <w:rPr>
+          <w:rFonts w:ascii="Calibri" w:eastAsia="Times New Roman" w:hAnsi="Calibri" w:cs="Calibri"/>
+        </w:rPr>
+        <w:t xml:space="preserve">Transicionar los pipelines de generación de IA para que la salida nativa por defecto sea formato </w:t>
+      </w:r>
+      <w:r>
+        <w:rPr>
+          <w:rStyle w:val="CdigoHTML"/>
+        </w:rPr>
+        <w:t>.parquet</w:t>
+      </w:r>
+      <w:r>
+        <w:rPr>
+          <w:rFonts w:ascii="Calibri" w:eastAsia="Times New Roman" w:hAnsi="Calibri" w:cs="Calibri"/>
+        </w:rPr>
+        <w:t>.</w:t>
+      </w:r>
+    </w:p>
+    <w:p>
+      <w:pPr>
+        <w:numPr>
+          <w:ilvl w:val="0"/>
+          <w:numId w:val="23"/>
+        </w:numPr>
+        <w:spacing w:before="100" w:beforeAutospacing="1" w:after="100" w:afterAutospacing="1" w:line="240" w:lineRule="auto"/>
+        <w:rPr>
+          <w:rFonts w:ascii="Calibri" w:eastAsia="Times New Roman" w:hAnsi="Calibri" w:cs="Calibri"/>
+        </w:rPr>
+      </w:pPr>
+      <w:r>
+        <w:rPr>
+          <w:rFonts w:ascii="Calibri" w:eastAsia="Times New Roman" w:hAnsi="Calibri" w:cs="Calibri"/>
+        </w:rPr>
+        <w:t>Implementar rutinas automatizadas de inspección de fugas (*Leakage Scanner*) en los pipelines de ETL.</w:t>
+      </w:r>
+    </w:p>
+    <w:p>
+      <w:pPr>
+        <w:rPr>
+          <w:rFonts w:ascii="Calibri" w:eastAsia="Times New Roman" w:hAnsi="Calibri" w:cs="Calibri"/>
+        </w:rPr>
+      </w:pPr>
+      <w:r>
+        <w:rPr>
+          <w:rFonts w:ascii="Calibri" w:eastAsia="Times New Roman" w:hAnsi="Calibri" w:cs="Calibri"/>
+        </w:rPr>
+        <w:pict w14:anchorId="46D5BF05">
+          <v:rect id="_x0000_i1026" style="width:0;height:1.5pt" o:hralign="center" o:hrstd="t" o:hr="t" fillcolor="#a0a0a0" stroked="f"/>
+        </w:pict>
+      </w:r>
+    </w:p>
+    <w:p>
+      <w:pPr>
+        <w:pStyle w:val="NormalWeb"/>
+        <w:rPr>
+          <w:rFonts w:ascii="Calibri" w:hAnsi="Calibri" w:cs="Calibri"/>
+          <w:sz w:val="22"/>
+          <w:szCs w:val="22"/>
+        </w:rPr>
+      </w:pPr>
+      <w:r>
+        <w:rPr>
+          <w:rStyle w:val="Fuerte"/>
+          <w:rFonts w:ascii="Calibri" w:hAnsi="Calibri" w:cs="Calibri"/>
+          <w:sz w:val="22"/>
+          <w:szCs w:val="22"/>
+        </w:rPr>
+        <w:t>Comentarios adicionales:</w:t>
+      </w:r>
+    </w:p>
+    <w:p>
+      <w:pPr>
+        <w:pStyle w:val="NormalWeb"/>
+        <w:rPr>
+          <w:rFonts w:ascii="Calibri" w:hAnsi="Calibri" w:cs="Calibri"/>
+          <w:sz w:val="22"/>
+          <w:szCs w:val="22"/>
+        </w:rPr>
+      </w:pPr>
+      <w:r>
+        <w:rPr>
+          <w:rFonts w:ascii="Calibri" w:hAnsi="Calibri" w:cs="Calibri"/>
+          <w:sz w:val="22"/>
+          <w:szCs w:val="22"/>
+        </w:rPr>
+        <w:t>Este entregable refleja el paso de la definición conceptual de IA realizada en abril, a la producción real de artefactos de datos en mayo. La madurez obtenida a raíz del incidente de seguridad permitió diseñar una canalización de datos donde la Inteligencia Artificial puede ser desarrollada sin menoscabar la privacidad y resguardo mandatado por la Ley.</w:t>
+      </w:r>
+    </w:p>
+    <w:p>
+      <w:pPr>
+        <w:rPr>
+          <w:rFonts w:asciiTheme="minorHAnsi" w:hAnsiTheme="minorHAnsi"/>
+          <w:color w:val="auto"/>
+        </w:rPr>
+      </w:pPr>
+    </w:p>
+    <w:p>
+      <w:pPr>
+        <w:rPr>
+          <w:rFonts w:asciiTheme="minorHAnsi" w:hAnsiTheme="minorHAnsi"/>
+          <w:color w:val="auto"/>
+        </w:rPr>
+      </w:pPr>
+    </w:p>
+    <w:p>
+      <w:pPr>
+        <w:keepNext/>
+        <w:keepLines/>
+        <w:spacing w:before="200" w:after="0"/>
+        <w:outlineLvl w:val="1"/>
         <w:rPr>
           <w:rFonts w:asciiTheme="majorHAnsi" w:eastAsiaTheme="majorEastAsia" w:hAnsiTheme="majorHAnsi" w:cstheme="majorBidi"/>
           <w:b/>
@@ -1017,6 +3648,8 @@
           <w:szCs w:val="26"/>
         </w:rPr>
       </w:pPr>
+      <w:bookmarkStart w:id="0" w:name="_Toc217296775"/>
+      <w:bookmarkStart w:id="1" w:name="_Toc219739752"/>
       <w:r>
         <w:rPr>
           <w:rFonts w:asciiTheme="majorHAnsi" w:eastAsiaTheme="majorEastAsia" w:hAnsiTheme="majorHAnsi" w:cstheme="majorBidi"/>
@@ -1026,34 +3659,10 @@
           <w:sz w:val="26"/>
           <w:szCs w:val="26"/>
         </w:rPr>
-        <w:br w:type="page"/>
-      </w:r>
-    </w:p>
-    <w:bookmarkEnd w:id="0"/>
-    <w:bookmarkEnd w:id="1"/>
-    <w:bookmarkEnd w:id="2"/>
-    <w:p>
-      <w:pPr>
-        <w:rPr>
-          <w:rFonts w:asciiTheme="majorHAnsi" w:eastAsiaTheme="majorEastAsia" w:hAnsiTheme="majorHAnsi" w:cstheme="majorBidi"/>
-          <w:b/>
-          <w:bCs/>
-          <w:color w:val="4F81BD" w:themeColor="accent1"/>
-          <w:sz w:val="26"/>
-          <w:szCs w:val="26"/>
-        </w:rPr>
-      </w:pPr>
-      <w:r>
-        <w:rPr>
-          <w:rFonts w:asciiTheme="majorHAnsi" w:eastAsiaTheme="majorEastAsia" w:hAnsiTheme="majorHAnsi" w:cstheme="majorBidi"/>
-          <w:b/>
-          <w:bCs/>
-          <w:color w:val="4F81BD" w:themeColor="accent1"/>
-          <w:sz w:val="26"/>
-          <w:szCs w:val="26"/>
-        </w:rPr>
         <w:t>8. Sección de firmas</w:t>
       </w:r>
+      <w:bookmarkEnd w:id="0"/>
+      <w:bookmarkEnd w:id="1"/>
     </w:p>
     <w:p>
       <w:pPr>
@@ -1504,8 +4113,8 @@
         <w:szCs w:val="18"/>
       </w:rPr>
     </w:pPr>
-    <w:bookmarkStart w:id="3" w:name="_Hlk195261366"/>
-    <w:bookmarkStart w:id="4" w:name="_Hlk195261367"/>
+    <w:bookmarkStart w:id="2" w:name="_Hlk195261366"/>
+    <w:bookmarkStart w:id="3" w:name="_Hlk195261367"/>
     <w:r>
       <w:rPr>
         <w:rFonts w:ascii="Noto Sans" w:hAnsi="Noto Sans" w:cs="Noto Sans"/>
@@ -1790,8 +4399,8 @@
       <w:tab/>
     </w:r>
   </w:p>
+  <w:bookmarkEnd w:id="2"/>
   <w:bookmarkEnd w:id="3"/>
-  <w:bookmarkEnd w:id="4"/>
   <w:p>
     <w:pPr>
       <w:pStyle w:val="Encabezado"/>
@@ -2203,6 +4812,155 @@
     </w:lvl>
   </w:abstractNum>
   <w:abstractNum w:abstractNumId="8" w15:restartNumberingAfterBreak="0">
+    <w:nsid w:val="067D1769"/>
+    <w:multiLevelType w:val="multilevel"/>
+    <w:tmpl w:val="94CE49BE"/>
+    <w:lvl w:ilvl="0">
+      <w:start w:val="1"/>
+      <w:numFmt w:val="bullet"/>
+      <w:lvlText w:val=""/>
+      <w:lvlJc w:val="left"/>
+      <w:pPr>
+        <w:tabs>
+          <w:tab w:val="num" w:pos="720"/>
+        </w:tabs>
+        <w:ind w:left="720" w:hanging="360"/>
+      </w:pPr>
+      <w:rPr>
+        <w:rFonts w:ascii="Symbol" w:hAnsi="Symbol" w:hint="default"/>
+        <w:sz w:val="20"/>
+      </w:rPr>
+    </w:lvl>
+    <w:lvl w:ilvl="1" w:tentative="1">
+      <w:start w:val="1"/>
+      <w:numFmt w:val="bullet"/>
+      <w:lvlText w:val="o"/>
+      <w:lvlJc w:val="left"/>
+      <w:pPr>
+        <w:tabs>
+          <w:tab w:val="num" w:pos="1440"/>
+        </w:tabs>
+        <w:ind w:left="1440" w:hanging="360"/>
+      </w:pPr>
+      <w:rPr>
+        <w:rFonts w:ascii="Courier New" w:hAnsi="Courier New" w:hint="default"/>
+        <w:sz w:val="20"/>
+      </w:rPr>
+    </w:lvl>
+    <w:lvl w:ilvl="2" w:tentative="1">
+      <w:start w:val="1"/>
+      <w:numFmt w:val="bullet"/>
+      <w:lvlText w:val=""/>
+      <w:lvlJc w:val="left"/>
+      <w:pPr>
+        <w:tabs>
+          <w:tab w:val="num" w:pos="2160"/>
+        </w:tabs>
+        <w:ind w:left="2160" w:hanging="360"/>
+      </w:pPr>
+      <w:rPr>
+        <w:rFonts w:ascii="Wingdings" w:hAnsi="Wingdings" w:hint="default"/>
+        <w:sz w:val="20"/>
+      </w:rPr>
+    </w:lvl>
+    <w:lvl w:ilvl="3" w:tentative="1">
+      <w:start w:val="1"/>
+      <w:numFmt w:val="bullet"/>
+      <w:lvlText w:val=""/>
+      <w:lvlJc w:val="left"/>
+      <w:pPr>
+        <w:tabs>
+          <w:tab w:val="num" w:pos="2880"/>
+        </w:tabs>
+        <w:ind w:left="2880" w:hanging="360"/>
+      </w:pPr>
+      <w:rPr>
+        <w:rFonts w:ascii="Wingdings" w:hAnsi="Wingdings" w:hint="default"/>
+        <w:sz w:val="20"/>
+      </w:rPr>
+    </w:lvl>
+    <w:lvl w:ilvl="4" w:tentative="1">
+      <w:start w:val="1"/>
+      <w:numFmt w:val="bullet"/>
+      <w:lvlText w:val=""/>
+      <w:lvlJc w:val="left"/>
+      <w:pPr>
+        <w:tabs>
+          <w:tab w:val="num" w:pos="3600"/>
+        </w:tabs>
+        <w:ind w:left="3600" w:hanging="360"/>
+      </w:pPr>
+      <w:rPr>
+        <w:rFonts w:ascii="Wingdings" w:hAnsi="Wingdings" w:hint="default"/>
+        <w:sz w:val="20"/>
+      </w:rPr>
+    </w:lvl>
+    <w:lvl w:ilvl="5" w:tentative="1">
+      <w:start w:val="1"/>
+      <w:numFmt w:val="bullet"/>
+      <w:lvlText w:val=""/>
+      <w:lvlJc w:val="left"/>
+      <w:pPr>
+        <w:tabs>
+          <w:tab w:val="num" w:pos="4320"/>
+        </w:tabs>
+        <w:ind w:left="4320" w:hanging="360"/>
+      </w:pPr>
+      <w:rPr>
+        <w:rFonts w:ascii="Wingdings" w:hAnsi="Wingdings" w:hint="default"/>
+        <w:sz w:val="20"/>
+      </w:rPr>
+    </w:lvl>
+    <w:lvl w:ilvl="6" w:tentative="1">
+      <w:start w:val="1"/>
+      <w:numFmt w:val="bullet"/>
+      <w:lvlText w:val=""/>
+      <w:lvlJc w:val="left"/>
+      <w:pPr>
+        <w:tabs>
+          <w:tab w:val="num" w:pos="5040"/>
+        </w:tabs>
+        <w:ind w:left="5040" w:hanging="360"/>
+      </w:pPr>
+      <w:rPr>
+        <w:rFonts w:ascii="Wingdings" w:hAnsi="Wingdings" w:hint="default"/>
+        <w:sz w:val="20"/>
+      </w:rPr>
+    </w:lvl>
+    <w:lvl w:ilvl="7" w:tentative="1">
+      <w:start w:val="1"/>
+      <w:numFmt w:val="bullet"/>
+      <w:lvlText w:val=""/>
+      <w:lvlJc w:val="left"/>
+      <w:pPr>
+        <w:tabs>
+          <w:tab w:val="num" w:pos="5760"/>
+        </w:tabs>
+        <w:ind w:left="5760" w:hanging="360"/>
+      </w:pPr>
+      <w:rPr>
+        <w:rFonts w:ascii="Wingdings" w:hAnsi="Wingdings" w:hint="default"/>
+        <w:sz w:val="20"/>
+      </w:rPr>
+    </w:lvl>
+    <w:lvl w:ilvl="8" w:tentative="1">
+      <w:start w:val="1"/>
+      <w:numFmt w:val="bullet"/>
+      <w:lvlText w:val=""/>
+      <w:lvlJc w:val="left"/>
+      <w:pPr>
+        <w:tabs>
+          <w:tab w:val="num" w:pos="6480"/>
+        </w:tabs>
+        <w:ind w:left="6480" w:hanging="360"/>
+      </w:pPr>
+      <w:rPr>
+        <w:rFonts w:ascii="Wingdings" w:hAnsi="Wingdings" w:hint="default"/>
+        <w:sz w:val="20"/>
+      </w:rPr>
+    </w:lvl>
+  </w:abstractNum>
+  <w:abstractNum w:abstractNumId="9" w15:restartNumberingAfterBreak="0">
     <w:nsid w:val="14A24D95"/>
     <w:multiLevelType w:val="hybridMultilevel"/>
     <w:tmpl w:val="0EDC7788"/>
@@ -2315,7 +5073,603 @@
       </w:rPr>
     </w:lvl>
   </w:abstractNum>
-  <w:abstractNum w:abstractNumId="9" w15:restartNumberingAfterBreak="0">
+  <w:abstractNum w:abstractNumId="10" w15:restartNumberingAfterBreak="0">
+    <w:nsid w:val="1D7964BD"/>
+    <w:multiLevelType w:val="multilevel"/>
+    <w:tmpl w:val="CC2A15E6"/>
+    <w:lvl w:ilvl="0">
+      <w:start w:val="1"/>
+      <w:numFmt w:val="bullet"/>
+      <w:lvlText w:val=""/>
+      <w:lvlJc w:val="left"/>
+      <w:pPr>
+        <w:tabs>
+          <w:tab w:val="num" w:pos="720"/>
+        </w:tabs>
+        <w:ind w:left="720" w:hanging="360"/>
+      </w:pPr>
+      <w:rPr>
+        <w:rFonts w:ascii="Symbol" w:hAnsi="Symbol" w:hint="default"/>
+        <w:sz w:val="20"/>
+      </w:rPr>
+    </w:lvl>
+    <w:lvl w:ilvl="1" w:tentative="1">
+      <w:start w:val="1"/>
+      <w:numFmt w:val="bullet"/>
+      <w:lvlText w:val="o"/>
+      <w:lvlJc w:val="left"/>
+      <w:pPr>
+        <w:tabs>
+          <w:tab w:val="num" w:pos="1440"/>
+        </w:tabs>
+        <w:ind w:left="1440" w:hanging="360"/>
+      </w:pPr>
+      <w:rPr>
+        <w:rFonts w:ascii="Courier New" w:hAnsi="Courier New" w:hint="default"/>
+        <w:sz w:val="20"/>
+      </w:rPr>
+    </w:lvl>
+    <w:lvl w:ilvl="2" w:tentative="1">
+      <w:start w:val="1"/>
+      <w:numFmt w:val="bullet"/>
+      <w:lvlText w:val=""/>
+      <w:lvlJc w:val="left"/>
+      <w:pPr>
+        <w:tabs>
+          <w:tab w:val="num" w:pos="2160"/>
+        </w:tabs>
+        <w:ind w:left="2160" w:hanging="360"/>
+      </w:pPr>
+      <w:rPr>
+        <w:rFonts w:ascii="Wingdings" w:hAnsi="Wingdings" w:hint="default"/>
+        <w:sz w:val="20"/>
+      </w:rPr>
+    </w:lvl>
+    <w:lvl w:ilvl="3" w:tentative="1">
+      <w:start w:val="1"/>
+      <w:numFmt w:val="bullet"/>
+      <w:lvlText w:val=""/>
+      <w:lvlJc w:val="left"/>
+      <w:pPr>
+        <w:tabs>
+          <w:tab w:val="num" w:pos="2880"/>
+        </w:tabs>
+        <w:ind w:left="2880" w:hanging="360"/>
+      </w:pPr>
+      <w:rPr>
+        <w:rFonts w:ascii="Wingdings" w:hAnsi="Wingdings" w:hint="default"/>
+        <w:sz w:val="20"/>
+      </w:rPr>
+    </w:lvl>
+    <w:lvl w:ilvl="4" w:tentative="1">
+      <w:start w:val="1"/>
+      <w:numFmt w:val="bullet"/>
+      <w:lvlText w:val=""/>
+      <w:lvlJc w:val="left"/>
+      <w:pPr>
+        <w:tabs>
+          <w:tab w:val="num" w:pos="3600"/>
+        </w:tabs>
+        <w:ind w:left="3600" w:hanging="360"/>
+      </w:pPr>
+      <w:rPr>
+        <w:rFonts w:ascii="Wingdings" w:hAnsi="Wingdings" w:hint="default"/>
+        <w:sz w:val="20"/>
+      </w:rPr>
+    </w:lvl>
+    <w:lvl w:ilvl="5" w:tentative="1">
+      <w:start w:val="1"/>
+      <w:numFmt w:val="bullet"/>
+      <w:lvlText w:val=""/>
+      <w:lvlJc w:val="left"/>
+      <w:pPr>
+        <w:tabs>
+          <w:tab w:val="num" w:pos="4320"/>
+        </w:tabs>
+        <w:ind w:left="4320" w:hanging="360"/>
+      </w:pPr>
+      <w:rPr>
+        <w:rFonts w:ascii="Wingdings" w:hAnsi="Wingdings" w:hint="default"/>
+        <w:sz w:val="20"/>
+      </w:rPr>
+    </w:lvl>
+    <w:lvl w:ilvl="6" w:tentative="1">
+      <w:start w:val="1"/>
+      <w:numFmt w:val="bullet"/>
+      <w:lvlText w:val=""/>
+      <w:lvlJc w:val="left"/>
+      <w:pPr>
+        <w:tabs>
+          <w:tab w:val="num" w:pos="5040"/>
+        </w:tabs>
+        <w:ind w:left="5040" w:hanging="360"/>
+      </w:pPr>
+      <w:rPr>
+        <w:rFonts w:ascii="Wingdings" w:hAnsi="Wingdings" w:hint="default"/>
+        <w:sz w:val="20"/>
+      </w:rPr>
+    </w:lvl>
+    <w:lvl w:ilvl="7" w:tentative="1">
+      <w:start w:val="1"/>
+      <w:numFmt w:val="bullet"/>
+      <w:lvlText w:val=""/>
+      <w:lvlJc w:val="left"/>
+      <w:pPr>
+        <w:tabs>
+          <w:tab w:val="num" w:pos="5760"/>
+        </w:tabs>
+        <w:ind w:left="5760" w:hanging="360"/>
+      </w:pPr>
+      <w:rPr>
+        <w:rFonts w:ascii="Wingdings" w:hAnsi="Wingdings" w:hint="default"/>
+        <w:sz w:val="20"/>
+      </w:rPr>
+    </w:lvl>
+    <w:lvl w:ilvl="8" w:tentative="1">
+      <w:start w:val="1"/>
+      <w:numFmt w:val="bullet"/>
+      <w:lvlText w:val=""/>
+      <w:lvlJc w:val="left"/>
+      <w:pPr>
+        <w:tabs>
+          <w:tab w:val="num" w:pos="6480"/>
+        </w:tabs>
+        <w:ind w:left="6480" w:hanging="360"/>
+      </w:pPr>
+      <w:rPr>
+        <w:rFonts w:ascii="Wingdings" w:hAnsi="Wingdings" w:hint="default"/>
+        <w:sz w:val="20"/>
+      </w:rPr>
+    </w:lvl>
+  </w:abstractNum>
+  <w:abstractNum w:abstractNumId="11" w15:restartNumberingAfterBreak="0">
+    <w:nsid w:val="1EFA26FE"/>
+    <w:multiLevelType w:val="multilevel"/>
+    <w:tmpl w:val="4E14D80A"/>
+    <w:lvl w:ilvl="0">
+      <w:start w:val="1"/>
+      <w:numFmt w:val="bullet"/>
+      <w:lvlText w:val=""/>
+      <w:lvlJc w:val="left"/>
+      <w:pPr>
+        <w:tabs>
+          <w:tab w:val="num" w:pos="720"/>
+        </w:tabs>
+        <w:ind w:left="720" w:hanging="360"/>
+      </w:pPr>
+      <w:rPr>
+        <w:rFonts w:ascii="Symbol" w:hAnsi="Symbol" w:hint="default"/>
+        <w:sz w:val="20"/>
+      </w:rPr>
+    </w:lvl>
+    <w:lvl w:ilvl="1" w:tentative="1">
+      <w:start w:val="1"/>
+      <w:numFmt w:val="bullet"/>
+      <w:lvlText w:val="o"/>
+      <w:lvlJc w:val="left"/>
+      <w:pPr>
+        <w:tabs>
+          <w:tab w:val="num" w:pos="1440"/>
+        </w:tabs>
+        <w:ind w:left="1440" w:hanging="360"/>
+      </w:pPr>
+      <w:rPr>
+        <w:rFonts w:ascii="Courier New" w:hAnsi="Courier New" w:hint="default"/>
+        <w:sz w:val="20"/>
+      </w:rPr>
+    </w:lvl>
+    <w:lvl w:ilvl="2" w:tentative="1">
+      <w:start w:val="1"/>
+      <w:numFmt w:val="bullet"/>
+      <w:lvlText w:val=""/>
+      <w:lvlJc w:val="left"/>
+      <w:pPr>
+        <w:tabs>
+          <w:tab w:val="num" w:pos="2160"/>
+        </w:tabs>
+        <w:ind w:left="2160" w:hanging="360"/>
+      </w:pPr>
+      <w:rPr>
+        <w:rFonts w:ascii="Wingdings" w:hAnsi="Wingdings" w:hint="default"/>
+        <w:sz w:val="20"/>
+      </w:rPr>
+    </w:lvl>
+    <w:lvl w:ilvl="3" w:tentative="1">
+      <w:start w:val="1"/>
+      <w:numFmt w:val="bullet"/>
+      <w:lvlText w:val=""/>
+      <w:lvlJc w:val="left"/>
+      <w:pPr>
+        <w:tabs>
+          <w:tab w:val="num" w:pos="2880"/>
+        </w:tabs>
+        <w:ind w:left="2880" w:hanging="360"/>
+      </w:pPr>
+      <w:rPr>
+        <w:rFonts w:ascii="Wingdings" w:hAnsi="Wingdings" w:hint="default"/>
+        <w:sz w:val="20"/>
+      </w:rPr>
+    </w:lvl>
+    <w:lvl w:ilvl="4" w:tentative="1">
+      <w:start w:val="1"/>
+      <w:numFmt w:val="bullet"/>
+      <w:lvlText w:val=""/>
+      <w:lvlJc w:val="left"/>
+      <w:pPr>
+        <w:tabs>
+          <w:tab w:val="num" w:pos="3600"/>
+        </w:tabs>
+        <w:ind w:left="3600" w:hanging="360"/>
+      </w:pPr>
+      <w:rPr>
+        <w:rFonts w:ascii="Wingdings" w:hAnsi="Wingdings" w:hint="default"/>
+        <w:sz w:val="20"/>
+      </w:rPr>
+    </w:lvl>
+    <w:lvl w:ilvl="5" w:tentative="1">
+      <w:start w:val="1"/>
+      <w:numFmt w:val="bullet"/>
+      <w:lvlText w:val=""/>
+      <w:lvlJc w:val="left"/>
+      <w:pPr>
+        <w:tabs>
+          <w:tab w:val="num" w:pos="4320"/>
+        </w:tabs>
+        <w:ind w:left="4320" w:hanging="360"/>
+      </w:pPr>
+      <w:rPr>
+        <w:rFonts w:ascii="Wingdings" w:hAnsi="Wingdings" w:hint="default"/>
+        <w:sz w:val="20"/>
+      </w:rPr>
+    </w:lvl>
+    <w:lvl w:ilvl="6" w:tentative="1">
+      <w:start w:val="1"/>
+      <w:numFmt w:val="bullet"/>
+      <w:lvlText w:val=""/>
+      <w:lvlJc w:val="left"/>
+      <w:pPr>
+        <w:tabs>
+          <w:tab w:val="num" w:pos="5040"/>
+        </w:tabs>
+        <w:ind w:left="5040" w:hanging="360"/>
+      </w:pPr>
+      <w:rPr>
+        <w:rFonts w:ascii="Wingdings" w:hAnsi="Wingdings" w:hint="default"/>
+        <w:sz w:val="20"/>
+      </w:rPr>
+    </w:lvl>
+    <w:lvl w:ilvl="7" w:tentative="1">
+      <w:start w:val="1"/>
+      <w:numFmt w:val="bullet"/>
+      <w:lvlText w:val=""/>
+      <w:lvlJc w:val="left"/>
+      <w:pPr>
+        <w:tabs>
+          <w:tab w:val="num" w:pos="5760"/>
+        </w:tabs>
+        <w:ind w:left="5760" w:hanging="360"/>
+      </w:pPr>
+      <w:rPr>
+        <w:rFonts w:ascii="Wingdings" w:hAnsi="Wingdings" w:hint="default"/>
+        <w:sz w:val="20"/>
+      </w:rPr>
+    </w:lvl>
+    <w:lvl w:ilvl="8" w:tentative="1">
+      <w:start w:val="1"/>
+      <w:numFmt w:val="bullet"/>
+      <w:lvlText w:val=""/>
+      <w:lvlJc w:val="left"/>
+      <w:pPr>
+        <w:tabs>
+          <w:tab w:val="num" w:pos="6480"/>
+        </w:tabs>
+        <w:ind w:left="6480" w:hanging="360"/>
+      </w:pPr>
+      <w:rPr>
+        <w:rFonts w:ascii="Wingdings" w:hAnsi="Wingdings" w:hint="default"/>
+        <w:sz w:val="20"/>
+      </w:rPr>
+    </w:lvl>
+  </w:abstractNum>
+  <w:abstractNum w:abstractNumId="12" w15:restartNumberingAfterBreak="0">
+    <w:nsid w:val="20AD5602"/>
+    <w:multiLevelType w:val="multilevel"/>
+    <w:tmpl w:val="B284F686"/>
+    <w:lvl w:ilvl="0">
+      <w:start w:val="1"/>
+      <w:numFmt w:val="bullet"/>
+      <w:lvlText w:val=""/>
+      <w:lvlJc w:val="left"/>
+      <w:pPr>
+        <w:tabs>
+          <w:tab w:val="num" w:pos="720"/>
+        </w:tabs>
+        <w:ind w:left="720" w:hanging="360"/>
+      </w:pPr>
+      <w:rPr>
+        <w:rFonts w:ascii="Symbol" w:hAnsi="Symbol" w:hint="default"/>
+        <w:sz w:val="20"/>
+      </w:rPr>
+    </w:lvl>
+    <w:lvl w:ilvl="1" w:tentative="1">
+      <w:start w:val="1"/>
+      <w:numFmt w:val="bullet"/>
+      <w:lvlText w:val="o"/>
+      <w:lvlJc w:val="left"/>
+      <w:pPr>
+        <w:tabs>
+          <w:tab w:val="num" w:pos="1440"/>
+        </w:tabs>
+        <w:ind w:left="1440" w:hanging="360"/>
+      </w:pPr>
+      <w:rPr>
+        <w:rFonts w:ascii="Courier New" w:hAnsi="Courier New" w:hint="default"/>
+        <w:sz w:val="20"/>
+      </w:rPr>
+    </w:lvl>
+    <w:lvl w:ilvl="2" w:tentative="1">
+      <w:start w:val="1"/>
+      <w:numFmt w:val="bullet"/>
+      <w:lvlText w:val=""/>
+      <w:lvlJc w:val="left"/>
+      <w:pPr>
+        <w:tabs>
+          <w:tab w:val="num" w:pos="2160"/>
+        </w:tabs>
+        <w:ind w:left="2160" w:hanging="360"/>
+      </w:pPr>
+      <w:rPr>
+        <w:rFonts w:ascii="Wingdings" w:hAnsi="Wingdings" w:hint="default"/>
+        <w:sz w:val="20"/>
+      </w:rPr>
+    </w:lvl>
+    <w:lvl w:ilvl="3" w:tentative="1">
+      <w:start w:val="1"/>
+      <w:numFmt w:val="bullet"/>
+      <w:lvlText w:val=""/>
+      <w:lvlJc w:val="left"/>
+      <w:pPr>
+        <w:tabs>
+          <w:tab w:val="num" w:pos="2880"/>
+        </w:tabs>
+        <w:ind w:left="2880" w:hanging="360"/>
+      </w:pPr>
+      <w:rPr>
+        <w:rFonts w:ascii="Wingdings" w:hAnsi="Wingdings" w:hint="default"/>
+        <w:sz w:val="20"/>
+      </w:rPr>
+    </w:lvl>
+    <w:lvl w:ilvl="4" w:tentative="1">
+      <w:start w:val="1"/>
+      <w:numFmt w:val="bullet"/>
+      <w:lvlText w:val=""/>
+      <w:lvlJc w:val="left"/>
+      <w:pPr>
+        <w:tabs>
+          <w:tab w:val="num" w:pos="3600"/>
+        </w:tabs>
+        <w:ind w:left="3600" w:hanging="360"/>
+      </w:pPr>
+      <w:rPr>
+        <w:rFonts w:ascii="Wingdings" w:hAnsi="Wingdings" w:hint="default"/>
+        <w:sz w:val="20"/>
+      </w:rPr>
+    </w:lvl>
+    <w:lvl w:ilvl="5" w:tentative="1">
+      <w:start w:val="1"/>
+      <w:numFmt w:val="bullet"/>
+      <w:lvlText w:val=""/>
+      <w:lvlJc w:val="left"/>
+      <w:pPr>
+        <w:tabs>
+          <w:tab w:val="num" w:pos="4320"/>
+        </w:tabs>
+        <w:ind w:left="4320" w:hanging="360"/>
+      </w:pPr>
+      <w:rPr>
+        <w:rFonts w:ascii="Wingdings" w:hAnsi="Wingdings" w:hint="default"/>
+        <w:sz w:val="20"/>
+      </w:rPr>
+    </w:lvl>
+    <w:lvl w:ilvl="6" w:tentative="1">
+      <w:start w:val="1"/>
+      <w:numFmt w:val="bullet"/>
+      <w:lvlText w:val=""/>
+      <w:lvlJc w:val="left"/>
+      <w:pPr>
+        <w:tabs>
+          <w:tab w:val="num" w:pos="5040"/>
+        </w:tabs>
+        <w:ind w:left="5040" w:hanging="360"/>
+      </w:pPr>
+      <w:rPr>
+        <w:rFonts w:ascii="Wingdings" w:hAnsi="Wingdings" w:hint="default"/>
+        <w:sz w:val="20"/>
+      </w:rPr>
+    </w:lvl>
+    <w:lvl w:ilvl="7" w:tentative="1">
+      <w:start w:val="1"/>
+      <w:numFmt w:val="bullet"/>
+      <w:lvlText w:val=""/>
+      <w:lvlJc w:val="left"/>
+      <w:pPr>
+        <w:tabs>
+          <w:tab w:val="num" w:pos="5760"/>
+        </w:tabs>
+        <w:ind w:left="5760" w:hanging="360"/>
+      </w:pPr>
+      <w:rPr>
+        <w:rFonts w:ascii="Wingdings" w:hAnsi="Wingdings" w:hint="default"/>
+        <w:sz w:val="20"/>
+      </w:rPr>
+    </w:lvl>
+    <w:lvl w:ilvl="8" w:tentative="1">
+      <w:start w:val="1"/>
+      <w:numFmt w:val="bullet"/>
+      <w:lvlText w:val=""/>
+      <w:lvlJc w:val="left"/>
+      <w:pPr>
+        <w:tabs>
+          <w:tab w:val="num" w:pos="6480"/>
+        </w:tabs>
+        <w:ind w:left="6480" w:hanging="360"/>
+      </w:pPr>
+      <w:rPr>
+        <w:rFonts w:ascii="Wingdings" w:hAnsi="Wingdings" w:hint="default"/>
+        <w:sz w:val="20"/>
+      </w:rPr>
+    </w:lvl>
+  </w:abstractNum>
+  <w:abstractNum w:abstractNumId="13" w15:restartNumberingAfterBreak="0">
+    <w:nsid w:val="266D5260"/>
+    <w:multiLevelType w:val="multilevel"/>
+    <w:tmpl w:val="E280031C"/>
+    <w:lvl w:ilvl="0">
+      <w:start w:val="1"/>
+      <w:numFmt w:val="bullet"/>
+      <w:lvlText w:val=""/>
+      <w:lvlJc w:val="left"/>
+      <w:pPr>
+        <w:tabs>
+          <w:tab w:val="num" w:pos="720"/>
+        </w:tabs>
+        <w:ind w:left="720" w:hanging="360"/>
+      </w:pPr>
+      <w:rPr>
+        <w:rFonts w:ascii="Symbol" w:hAnsi="Symbol" w:hint="default"/>
+        <w:sz w:val="20"/>
+      </w:rPr>
+    </w:lvl>
+    <w:lvl w:ilvl="1" w:tentative="1">
+      <w:start w:val="1"/>
+      <w:numFmt w:val="bullet"/>
+      <w:lvlText w:val="o"/>
+      <w:lvlJc w:val="left"/>
+      <w:pPr>
+        <w:tabs>
+          <w:tab w:val="num" w:pos="1440"/>
+        </w:tabs>
+        <w:ind w:left="1440" w:hanging="360"/>
+      </w:pPr>
+      <w:rPr>
+        <w:rFonts w:ascii="Courier New" w:hAnsi="Courier New" w:hint="default"/>
+        <w:sz w:val="20"/>
+      </w:rPr>
+    </w:lvl>
+    <w:lvl w:ilvl="2" w:tentative="1">
+      <w:start w:val="1"/>
+      <w:numFmt w:val="bullet"/>
+      <w:lvlText w:val=""/>
+      <w:lvlJc w:val="left"/>
+      <w:pPr>
+        <w:tabs>
+          <w:tab w:val="num" w:pos="2160"/>
+        </w:tabs>
+        <w:ind w:left="2160" w:hanging="360"/>
+      </w:pPr>
+      <w:rPr>
+        <w:rFonts w:ascii="Wingdings" w:hAnsi="Wingdings" w:hint="default"/>
+        <w:sz w:val="20"/>
+      </w:rPr>
+    </w:lvl>
+    <w:lvl w:ilvl="3" w:tentative="1">
+      <w:start w:val="1"/>
+      <w:numFmt w:val="bullet"/>
+      <w:lvlText w:val=""/>
+      <w:lvlJc w:val="left"/>
+      <w:pPr>
+        <w:tabs>
+          <w:tab w:val="num" w:pos="2880"/>
+        </w:tabs>
+        <w:ind w:left="2880" w:hanging="360"/>
+      </w:pPr>
+      <w:rPr>
+        <w:rFonts w:ascii="Wingdings" w:hAnsi="Wingdings" w:hint="default"/>
+        <w:sz w:val="20"/>
+      </w:rPr>
+    </w:lvl>
+    <w:lvl w:ilvl="4" w:tentative="1">
+      <w:start w:val="1"/>
+      <w:numFmt w:val="bullet"/>
+      <w:lvlText w:val=""/>
+      <w:lvlJc w:val="left"/>
+      <w:pPr>
+        <w:tabs>
+          <w:tab w:val="num" w:pos="3600"/>
+        </w:tabs>
+        <w:ind w:left="3600" w:hanging="360"/>
+      </w:pPr>
+      <w:rPr>
+        <w:rFonts w:ascii="Wingdings" w:hAnsi="Wingdings" w:hint="default"/>
+        <w:sz w:val="20"/>
+      </w:rPr>
+    </w:lvl>
+    <w:lvl w:ilvl="5" w:tentative="1">
+      <w:start w:val="1"/>
+      <w:numFmt w:val="bullet"/>
+      <w:lvlText w:val=""/>
+      <w:lvlJc w:val="left"/>
+      <w:pPr>
+        <w:tabs>
+          <w:tab w:val="num" w:pos="4320"/>
+        </w:tabs>
+        <w:ind w:left="4320" w:hanging="360"/>
+      </w:pPr>
+      <w:rPr>
+        <w:rFonts w:ascii="Wingdings" w:hAnsi="Wingdings" w:hint="default"/>
+        <w:sz w:val="20"/>
+      </w:rPr>
+    </w:lvl>
+    <w:lvl w:ilvl="6" w:tentative="1">
+      <w:start w:val="1"/>
+      <w:numFmt w:val="bullet"/>
+      <w:lvlText w:val=""/>
+      <w:lvlJc w:val="left"/>
+      <w:pPr>
+        <w:tabs>
+          <w:tab w:val="num" w:pos="5040"/>
+        </w:tabs>
+        <w:ind w:left="5040" w:hanging="360"/>
+      </w:pPr>
+      <w:rPr>
+        <w:rFonts w:ascii="Wingdings" w:hAnsi="Wingdings" w:hint="default"/>
+        <w:sz w:val="20"/>
+      </w:rPr>
+    </w:lvl>
+    <w:lvl w:ilvl="7" w:tentative="1">
+      <w:start w:val="1"/>
+      <w:numFmt w:val="bullet"/>
+      <w:lvlText w:val=""/>
+      <w:lvlJc w:val="left"/>
+      <w:pPr>
+        <w:tabs>
+          <w:tab w:val="num" w:pos="5760"/>
+        </w:tabs>
+        <w:ind w:left="5760" w:hanging="360"/>
+      </w:pPr>
+      <w:rPr>
+        <w:rFonts w:ascii="Wingdings" w:hAnsi="Wingdings" w:hint="default"/>
+        <w:sz w:val="20"/>
+      </w:rPr>
+    </w:lvl>
+    <w:lvl w:ilvl="8" w:tentative="1">
+      <w:start w:val="1"/>
+      <w:numFmt w:val="bullet"/>
+      <w:lvlText w:val=""/>
+      <w:lvlJc w:val="left"/>
+      <w:pPr>
+        <w:tabs>
+          <w:tab w:val="num" w:pos="6480"/>
+        </w:tabs>
+        <w:ind w:left="6480" w:hanging="360"/>
+      </w:pPr>
+      <w:rPr>
+        <w:rFonts w:ascii="Wingdings" w:hAnsi="Wingdings" w:hint="default"/>
+        <w:sz w:val="20"/>
+      </w:rPr>
+    </w:lvl>
+  </w:abstractNum>
+  <w:abstractNum w:abstractNumId="14" w15:restartNumberingAfterBreak="0">
     <w:nsid w:val="28FF771F"/>
     <w:multiLevelType w:val="hybridMultilevel"/>
     <w:tmpl w:val="660C7888"/>
@@ -2428,10 +5782,10 @@
       </w:rPr>
     </w:lvl>
   </w:abstractNum>
-  <w:abstractNum w:abstractNumId="10" w15:restartNumberingAfterBreak="0">
-    <w:nsid w:val="419822D7"/>
+  <w:abstractNum w:abstractNumId="15" w15:restartNumberingAfterBreak="0">
+    <w:nsid w:val="2AB64ED5"/>
     <w:multiLevelType w:val="multilevel"/>
-    <w:tmpl w:val="B740A700"/>
+    <w:tmpl w:val="1B2CC190"/>
     <w:lvl w:ilvl="0">
       <w:start w:val="1"/>
       <w:numFmt w:val="bullet"/>
@@ -2577,7 +5931,156 @@
       </w:rPr>
     </w:lvl>
   </w:abstractNum>
-  <w:abstractNum w:abstractNumId="11" w15:restartNumberingAfterBreak="0">
+  <w:abstractNum w:abstractNumId="16" w15:restartNumberingAfterBreak="0">
+    <w:nsid w:val="4BE42844"/>
+    <w:multiLevelType w:val="multilevel"/>
+    <w:tmpl w:val="0588A844"/>
+    <w:lvl w:ilvl="0">
+      <w:start w:val="1"/>
+      <w:numFmt w:val="bullet"/>
+      <w:lvlText w:val=""/>
+      <w:lvlJc w:val="left"/>
+      <w:pPr>
+        <w:tabs>
+          <w:tab w:val="num" w:pos="720"/>
+        </w:tabs>
+        <w:ind w:left="720" w:hanging="360"/>
+      </w:pPr>
+      <w:rPr>
+        <w:rFonts w:ascii="Symbol" w:hAnsi="Symbol" w:hint="default"/>
+        <w:sz w:val="20"/>
+      </w:rPr>
+    </w:lvl>
+    <w:lvl w:ilvl="1" w:tentative="1">
+      <w:start w:val="1"/>
+      <w:numFmt w:val="bullet"/>
+      <w:lvlText w:val="o"/>
+      <w:lvlJc w:val="left"/>
+      <w:pPr>
+        <w:tabs>
+          <w:tab w:val="num" w:pos="1440"/>
+        </w:tabs>
+        <w:ind w:left="1440" w:hanging="360"/>
+      </w:pPr>
+      <w:rPr>
+        <w:rFonts w:ascii="Courier New" w:hAnsi="Courier New" w:hint="default"/>
+        <w:sz w:val="20"/>
+      </w:rPr>
+    </w:lvl>
+    <w:lvl w:ilvl="2" w:tentative="1">
+      <w:start w:val="1"/>
+      <w:numFmt w:val="bullet"/>
+      <w:lvlText w:val=""/>
+      <w:lvlJc w:val="left"/>
+      <w:pPr>
+        <w:tabs>
+          <w:tab w:val="num" w:pos="2160"/>
+        </w:tabs>
+        <w:ind w:left="2160" w:hanging="360"/>
+      </w:pPr>
+      <w:rPr>
+        <w:rFonts w:ascii="Wingdings" w:hAnsi="Wingdings" w:hint="default"/>
+        <w:sz w:val="20"/>
+      </w:rPr>
+    </w:lvl>
+    <w:lvl w:ilvl="3" w:tentative="1">
+      <w:start w:val="1"/>
+      <w:numFmt w:val="bullet"/>
+      <w:lvlText w:val=""/>
+      <w:lvlJc w:val="left"/>
+      <w:pPr>
+        <w:tabs>
+          <w:tab w:val="num" w:pos="2880"/>
+        </w:tabs>
+        <w:ind w:left="2880" w:hanging="360"/>
+      </w:pPr>
+      <w:rPr>
+        <w:rFonts w:ascii="Wingdings" w:hAnsi="Wingdings" w:hint="default"/>
+        <w:sz w:val="20"/>
+      </w:rPr>
+    </w:lvl>
+    <w:lvl w:ilvl="4" w:tentative="1">
+      <w:start w:val="1"/>
+      <w:numFmt w:val="bullet"/>
+      <w:lvlText w:val=""/>
+      <w:lvlJc w:val="left"/>
+      <w:pPr>
+        <w:tabs>
+          <w:tab w:val="num" w:pos="3600"/>
+        </w:tabs>
+        <w:ind w:left="3600" w:hanging="360"/>
+      </w:pPr>
+      <w:rPr>
+        <w:rFonts w:ascii="Wingdings" w:hAnsi="Wingdings" w:hint="default"/>
+        <w:sz w:val="20"/>
+      </w:rPr>
+    </w:lvl>
+    <w:lvl w:ilvl="5" w:tentative="1">
+      <w:start w:val="1"/>
+      <w:numFmt w:val="bullet"/>
+      <w:lvlText w:val=""/>
+      <w:lvlJc w:val="left"/>
+      <w:pPr>
+        <w:tabs>
+          <w:tab w:val="num" w:pos="4320"/>
+        </w:tabs>
+        <w:ind w:left="4320" w:hanging="360"/>
+      </w:pPr>
+      <w:rPr>
+        <w:rFonts w:ascii="Wingdings" w:hAnsi="Wingdings" w:hint="default"/>
+        <w:sz w:val="20"/>
+      </w:rPr>
+    </w:lvl>
+    <w:lvl w:ilvl="6" w:tentative="1">
+      <w:start w:val="1"/>
+      <w:numFmt w:val="bullet"/>
+      <w:lvlText w:val=""/>
+      <w:lvlJc w:val="left"/>
+      <w:pPr>
+        <w:tabs>
+          <w:tab w:val="num" w:pos="5040"/>
+        </w:tabs>
+        <w:ind w:left="5040" w:hanging="360"/>
+      </w:pPr>
+      <w:rPr>
+        <w:rFonts w:ascii="Wingdings" w:hAnsi="Wingdings" w:hint="default"/>
+        <w:sz w:val="20"/>
+      </w:rPr>
+    </w:lvl>
+    <w:lvl w:ilvl="7" w:tentative="1">
+      <w:start w:val="1"/>
+      <w:numFmt w:val="bullet"/>
+      <w:lvlText w:val=""/>
+      <w:lvlJc w:val="left"/>
+      <w:pPr>
+        <w:tabs>
+          <w:tab w:val="num" w:pos="5760"/>
+        </w:tabs>
+        <w:ind w:left="5760" w:hanging="360"/>
+      </w:pPr>
+      <w:rPr>
+        <w:rFonts w:ascii="Wingdings" w:hAnsi="Wingdings" w:hint="default"/>
+        <w:sz w:val="20"/>
+      </w:rPr>
+    </w:lvl>
+    <w:lvl w:ilvl="8" w:tentative="1">
+      <w:start w:val="1"/>
+      <w:numFmt w:val="bullet"/>
+      <w:lvlText w:val=""/>
+      <w:lvlJc w:val="left"/>
+      <w:pPr>
+        <w:tabs>
+          <w:tab w:val="num" w:pos="6480"/>
+        </w:tabs>
+        <w:ind w:left="6480" w:hanging="360"/>
+      </w:pPr>
+      <w:rPr>
+        <w:rFonts w:ascii="Wingdings" w:hAnsi="Wingdings" w:hint="default"/>
+        <w:sz w:val="20"/>
+      </w:rPr>
+    </w:lvl>
+  </w:abstractNum>
+  <w:abstractNum w:abstractNumId="17" w15:restartNumberingAfterBreak="0">
     <w:nsid w:val="52D74056"/>
     <w:multiLevelType w:val="hybridMultilevel"/>
     <w:tmpl w:val="F8E884D6"/>
@@ -2666,7 +6169,305 @@
       </w:pPr>
     </w:lvl>
   </w:abstractNum>
-  <w:abstractNum w:abstractNumId="12" w15:restartNumberingAfterBreak="0">
+  <w:abstractNum w:abstractNumId="18" w15:restartNumberingAfterBreak="0">
+    <w:nsid w:val="53827935"/>
+    <w:multiLevelType w:val="multilevel"/>
+    <w:tmpl w:val="71589B78"/>
+    <w:lvl w:ilvl="0">
+      <w:start w:val="1"/>
+      <w:numFmt w:val="bullet"/>
+      <w:lvlText w:val=""/>
+      <w:lvlJc w:val="left"/>
+      <w:pPr>
+        <w:tabs>
+          <w:tab w:val="num" w:pos="720"/>
+        </w:tabs>
+        <w:ind w:left="720" w:hanging="360"/>
+      </w:pPr>
+      <w:rPr>
+        <w:rFonts w:ascii="Symbol" w:hAnsi="Symbol" w:hint="default"/>
+        <w:sz w:val="20"/>
+      </w:rPr>
+    </w:lvl>
+    <w:lvl w:ilvl="1" w:tentative="1">
+      <w:start w:val="1"/>
+      <w:numFmt w:val="bullet"/>
+      <w:lvlText w:val="o"/>
+      <w:lvlJc w:val="left"/>
+      <w:pPr>
+        <w:tabs>
+          <w:tab w:val="num" w:pos="1440"/>
+        </w:tabs>
+        <w:ind w:left="1440" w:hanging="360"/>
+      </w:pPr>
+      <w:rPr>
+        <w:rFonts w:ascii="Courier New" w:hAnsi="Courier New" w:hint="default"/>
+        <w:sz w:val="20"/>
+      </w:rPr>
+    </w:lvl>
+    <w:lvl w:ilvl="2" w:tentative="1">
+      <w:start w:val="1"/>
+      <w:numFmt w:val="bullet"/>
+      <w:lvlText w:val=""/>
+      <w:lvlJc w:val="left"/>
+      <w:pPr>
+        <w:tabs>
+          <w:tab w:val="num" w:pos="2160"/>
+        </w:tabs>
+        <w:ind w:left="2160" w:hanging="360"/>
+      </w:pPr>
+      <w:rPr>
+        <w:rFonts w:ascii="Wingdings" w:hAnsi="Wingdings" w:hint="default"/>
+        <w:sz w:val="20"/>
+      </w:rPr>
+    </w:lvl>
+    <w:lvl w:ilvl="3" w:tentative="1">
+      <w:start w:val="1"/>
+      <w:numFmt w:val="bullet"/>
+      <w:lvlText w:val=""/>
+      <w:lvlJc w:val="left"/>
+      <w:pPr>
+        <w:tabs>
+          <w:tab w:val="num" w:pos="2880"/>
+        </w:tabs>
+        <w:ind w:left="2880" w:hanging="360"/>
+      </w:pPr>
+      <w:rPr>
+        <w:rFonts w:ascii="Wingdings" w:hAnsi="Wingdings" w:hint="default"/>
+        <w:sz w:val="20"/>
+      </w:rPr>
+    </w:lvl>
+    <w:lvl w:ilvl="4" w:tentative="1">
+      <w:start w:val="1"/>
+      <w:numFmt w:val="bullet"/>
+      <w:lvlText w:val=""/>
+      <w:lvlJc w:val="left"/>
+      <w:pPr>
+        <w:tabs>
+          <w:tab w:val="num" w:pos="3600"/>
+        </w:tabs>
+        <w:ind w:left="3600" w:hanging="360"/>
+      </w:pPr>
+      <w:rPr>
+        <w:rFonts w:ascii="Wingdings" w:hAnsi="Wingdings" w:hint="default"/>
+        <w:sz w:val="20"/>
+      </w:rPr>
+    </w:lvl>
+    <w:lvl w:ilvl="5" w:tentative="1">
+      <w:start w:val="1"/>
+      <w:numFmt w:val="bullet"/>
+      <w:lvlText w:val=""/>
+      <w:lvlJc w:val="left"/>
+      <w:pPr>
+        <w:tabs>
+          <w:tab w:val="num" w:pos="4320"/>
+        </w:tabs>
+        <w:ind w:left="4320" w:hanging="360"/>
+      </w:pPr>
+      <w:rPr>
+        <w:rFonts w:ascii="Wingdings" w:hAnsi="Wingdings" w:hint="default"/>
+        <w:sz w:val="20"/>
+      </w:rPr>
+    </w:lvl>
+    <w:lvl w:ilvl="6" w:tentative="1">
+      <w:start w:val="1"/>
+      <w:numFmt w:val="bullet"/>
+      <w:lvlText w:val=""/>
+      <w:lvlJc w:val="left"/>
+      <w:pPr>
+        <w:tabs>
+          <w:tab w:val="num" w:pos="5040"/>
+        </w:tabs>
+        <w:ind w:left="5040" w:hanging="360"/>
+      </w:pPr>
+      <w:rPr>
+        <w:rFonts w:ascii="Wingdings" w:hAnsi="Wingdings" w:hint="default"/>
+        <w:sz w:val="20"/>
+      </w:rPr>
+    </w:lvl>
+    <w:lvl w:ilvl="7" w:tentative="1">
+      <w:start w:val="1"/>
+      <w:numFmt w:val="bullet"/>
+      <w:lvlText w:val=""/>
+      <w:lvlJc w:val="left"/>
+      <w:pPr>
+        <w:tabs>
+          <w:tab w:val="num" w:pos="5760"/>
+        </w:tabs>
+        <w:ind w:left="5760" w:hanging="360"/>
+      </w:pPr>
+      <w:rPr>
+        <w:rFonts w:ascii="Wingdings" w:hAnsi="Wingdings" w:hint="default"/>
+        <w:sz w:val="20"/>
+      </w:rPr>
+    </w:lvl>
+    <w:lvl w:ilvl="8" w:tentative="1">
+      <w:start w:val="1"/>
+      <w:numFmt w:val="bullet"/>
+      <w:lvlText w:val=""/>
+      <w:lvlJc w:val="left"/>
+      <w:pPr>
+        <w:tabs>
+          <w:tab w:val="num" w:pos="6480"/>
+        </w:tabs>
+        <w:ind w:left="6480" w:hanging="360"/>
+      </w:pPr>
+      <w:rPr>
+        <w:rFonts w:ascii="Wingdings" w:hAnsi="Wingdings" w:hint="default"/>
+        <w:sz w:val="20"/>
+      </w:rPr>
+    </w:lvl>
+  </w:abstractNum>
+  <w:abstractNum w:abstractNumId="19" w15:restartNumberingAfterBreak="0">
+    <w:nsid w:val="53B91C08"/>
+    <w:multiLevelType w:val="multilevel"/>
+    <w:tmpl w:val="3176C558"/>
+    <w:lvl w:ilvl="0">
+      <w:start w:val="1"/>
+      <w:numFmt w:val="bullet"/>
+      <w:lvlText w:val=""/>
+      <w:lvlJc w:val="left"/>
+      <w:pPr>
+        <w:tabs>
+          <w:tab w:val="num" w:pos="720"/>
+        </w:tabs>
+        <w:ind w:left="720" w:hanging="360"/>
+      </w:pPr>
+      <w:rPr>
+        <w:rFonts w:ascii="Symbol" w:hAnsi="Symbol" w:hint="default"/>
+        <w:sz w:val="20"/>
+      </w:rPr>
+    </w:lvl>
+    <w:lvl w:ilvl="1" w:tentative="1">
+      <w:start w:val="1"/>
+      <w:numFmt w:val="bullet"/>
+      <w:lvlText w:val="o"/>
+      <w:lvlJc w:val="left"/>
+      <w:pPr>
+        <w:tabs>
+          <w:tab w:val="num" w:pos="1440"/>
+        </w:tabs>
+        <w:ind w:left="1440" w:hanging="360"/>
+      </w:pPr>
+      <w:rPr>
+        <w:rFonts w:ascii="Courier New" w:hAnsi="Courier New" w:hint="default"/>
+        <w:sz w:val="20"/>
+      </w:rPr>
+    </w:lvl>
+    <w:lvl w:ilvl="2" w:tentative="1">
+      <w:start w:val="1"/>
+      <w:numFmt w:val="bullet"/>
+      <w:lvlText w:val=""/>
+      <w:lvlJc w:val="left"/>
+      <w:pPr>
+        <w:tabs>
+          <w:tab w:val="num" w:pos="2160"/>
+        </w:tabs>
+        <w:ind w:left="2160" w:hanging="360"/>
+      </w:pPr>
+      <w:rPr>
+        <w:rFonts w:ascii="Wingdings" w:hAnsi="Wingdings" w:hint="default"/>
+        <w:sz w:val="20"/>
+      </w:rPr>
+    </w:lvl>
+    <w:lvl w:ilvl="3" w:tentative="1">
+      <w:start w:val="1"/>
+      <w:numFmt w:val="bullet"/>
+      <w:lvlText w:val=""/>
+      <w:lvlJc w:val="left"/>
+      <w:pPr>
+        <w:tabs>
+          <w:tab w:val="num" w:pos="2880"/>
+        </w:tabs>
+        <w:ind w:left="2880" w:hanging="360"/>
+      </w:pPr>
+      <w:rPr>
+        <w:rFonts w:ascii="Wingdings" w:hAnsi="Wingdings" w:hint="default"/>
+        <w:sz w:val="20"/>
+      </w:rPr>
+    </w:lvl>
+    <w:lvl w:ilvl="4" w:tentative="1">
+      <w:start w:val="1"/>
+      <w:numFmt w:val="bullet"/>
+      <w:lvlText w:val=""/>
+      <w:lvlJc w:val="left"/>
+      <w:pPr>
+        <w:tabs>
+          <w:tab w:val="num" w:pos="3600"/>
+        </w:tabs>
+        <w:ind w:left="3600" w:hanging="360"/>
+      </w:pPr>
+      <w:rPr>
+        <w:rFonts w:ascii="Wingdings" w:hAnsi="Wingdings" w:hint="default"/>
+        <w:sz w:val="20"/>
+      </w:rPr>
+    </w:lvl>
+    <w:lvl w:ilvl="5" w:tentative="1">
+      <w:start w:val="1"/>
+      <w:numFmt w:val="bullet"/>
+      <w:lvlText w:val=""/>
+      <w:lvlJc w:val="left"/>
+      <w:pPr>
+        <w:tabs>
+          <w:tab w:val="num" w:pos="4320"/>
+        </w:tabs>
+        <w:ind w:left="4320" w:hanging="360"/>
+      </w:pPr>
+      <w:rPr>
+        <w:rFonts w:ascii="Wingdings" w:hAnsi="Wingdings" w:hint="default"/>
+        <w:sz w:val="20"/>
+      </w:rPr>
+    </w:lvl>
+    <w:lvl w:ilvl="6" w:tentative="1">
+      <w:start w:val="1"/>
+      <w:numFmt w:val="bullet"/>
+      <w:lvlText w:val=""/>
+      <w:lvlJc w:val="left"/>
+      <w:pPr>
+        <w:tabs>
+          <w:tab w:val="num" w:pos="5040"/>
+        </w:tabs>
+        <w:ind w:left="5040" w:hanging="360"/>
+      </w:pPr>
+      <w:rPr>
+        <w:rFonts w:ascii="Wingdings" w:hAnsi="Wingdings" w:hint="default"/>
+        <w:sz w:val="20"/>
+      </w:rPr>
+    </w:lvl>
+    <w:lvl w:ilvl="7" w:tentative="1">
+      <w:start w:val="1"/>
+      <w:numFmt w:val="bullet"/>
+      <w:lvlText w:val=""/>
+      <w:lvlJc w:val="left"/>
+      <w:pPr>
+        <w:tabs>
+          <w:tab w:val="num" w:pos="5760"/>
+        </w:tabs>
+        <w:ind w:left="5760" w:hanging="360"/>
+      </w:pPr>
+      <w:rPr>
+        <w:rFonts w:ascii="Wingdings" w:hAnsi="Wingdings" w:hint="default"/>
+        <w:sz w:val="20"/>
+      </w:rPr>
+    </w:lvl>
+    <w:lvl w:ilvl="8" w:tentative="1">
+      <w:start w:val="1"/>
+      <w:numFmt w:val="bullet"/>
+      <w:lvlText w:val=""/>
+      <w:lvlJc w:val="left"/>
+      <w:pPr>
+        <w:tabs>
+          <w:tab w:val="num" w:pos="6480"/>
+        </w:tabs>
+        <w:ind w:left="6480" w:hanging="360"/>
+      </w:pPr>
+      <w:rPr>
+        <w:rFonts w:ascii="Wingdings" w:hAnsi="Wingdings" w:hint="default"/>
+        <w:sz w:val="20"/>
+      </w:rPr>
+    </w:lvl>
+  </w:abstractNum>
+  <w:abstractNum w:abstractNumId="20" w15:restartNumberingAfterBreak="0">
     <w:nsid w:val="53C20551"/>
     <w:multiLevelType w:val="hybridMultilevel"/>
     <w:tmpl w:val="9EBC212E"/>
@@ -2755,10 +6556,10 @@
       </w:pPr>
     </w:lvl>
   </w:abstractNum>
-  <w:abstractNum w:abstractNumId="13" w15:restartNumberingAfterBreak="0">
-    <w:nsid w:val="550D25CB"/>
+  <w:abstractNum w:abstractNumId="21" w15:restartNumberingAfterBreak="0">
+    <w:nsid w:val="5B5A47A4"/>
     <w:multiLevelType w:val="multilevel"/>
-    <w:tmpl w:val="15B29F82"/>
+    <w:tmpl w:val="FC00156A"/>
     <w:lvl w:ilvl="0">
       <w:start w:val="1"/>
       <w:numFmt w:val="bullet"/>
@@ -2904,308 +6705,10 @@
       </w:rPr>
     </w:lvl>
   </w:abstractNum>
-  <w:abstractNum w:abstractNumId="14" w15:restartNumberingAfterBreak="0">
-    <w:nsid w:val="567630E1"/>
+  <w:abstractNum w:abstractNumId="22" w15:restartNumberingAfterBreak="0">
+    <w:nsid w:val="5F3410DF"/>
     <w:multiLevelType w:val="multilevel"/>
-    <w:tmpl w:val="B5E23446"/>
-    <w:lvl w:ilvl="0">
-      <w:start w:val="1"/>
-      <w:numFmt w:val="bullet"/>
-      <w:lvlText w:val=""/>
-      <w:lvlJc w:val="left"/>
-      <w:pPr>
-        <w:tabs>
-          <w:tab w:val="num" w:pos="720"/>
-        </w:tabs>
-        <w:ind w:left="720" w:hanging="360"/>
-      </w:pPr>
-      <w:rPr>
-        <w:rFonts w:ascii="Symbol" w:hAnsi="Symbol" w:hint="default"/>
-        <w:sz w:val="20"/>
-      </w:rPr>
-    </w:lvl>
-    <w:lvl w:ilvl="1" w:tentative="1">
-      <w:start w:val="1"/>
-      <w:numFmt w:val="bullet"/>
-      <w:lvlText w:val="o"/>
-      <w:lvlJc w:val="left"/>
-      <w:pPr>
-        <w:tabs>
-          <w:tab w:val="num" w:pos="1440"/>
-        </w:tabs>
-        <w:ind w:left="1440" w:hanging="360"/>
-      </w:pPr>
-      <w:rPr>
-        <w:rFonts w:ascii="Courier New" w:hAnsi="Courier New" w:hint="default"/>
-        <w:sz w:val="20"/>
-      </w:rPr>
-    </w:lvl>
-    <w:lvl w:ilvl="2" w:tentative="1">
-      <w:start w:val="1"/>
-      <w:numFmt w:val="bullet"/>
-      <w:lvlText w:val=""/>
-      <w:lvlJc w:val="left"/>
-      <w:pPr>
-        <w:tabs>
-          <w:tab w:val="num" w:pos="2160"/>
-        </w:tabs>
-        <w:ind w:left="2160" w:hanging="360"/>
-      </w:pPr>
-      <w:rPr>
-        <w:rFonts w:ascii="Wingdings" w:hAnsi="Wingdings" w:hint="default"/>
-        <w:sz w:val="20"/>
-      </w:rPr>
-    </w:lvl>
-    <w:lvl w:ilvl="3" w:tentative="1">
-      <w:start w:val="1"/>
-      <w:numFmt w:val="bullet"/>
-      <w:lvlText w:val=""/>
-      <w:lvlJc w:val="left"/>
-      <w:pPr>
-        <w:tabs>
-          <w:tab w:val="num" w:pos="2880"/>
-        </w:tabs>
-        <w:ind w:left="2880" w:hanging="360"/>
-      </w:pPr>
-      <w:rPr>
-        <w:rFonts w:ascii="Wingdings" w:hAnsi="Wingdings" w:hint="default"/>
-        <w:sz w:val="20"/>
-      </w:rPr>
-    </w:lvl>
-    <w:lvl w:ilvl="4" w:tentative="1">
-      <w:start w:val="1"/>
-      <w:numFmt w:val="bullet"/>
-      <w:lvlText w:val=""/>
-      <w:lvlJc w:val="left"/>
-      <w:pPr>
-        <w:tabs>
-          <w:tab w:val="num" w:pos="3600"/>
-        </w:tabs>
-        <w:ind w:left="3600" w:hanging="360"/>
-      </w:pPr>
-      <w:rPr>
-        <w:rFonts w:ascii="Wingdings" w:hAnsi="Wingdings" w:hint="default"/>
-        <w:sz w:val="20"/>
-      </w:rPr>
-    </w:lvl>
-    <w:lvl w:ilvl="5" w:tentative="1">
-      <w:start w:val="1"/>
-      <w:numFmt w:val="bullet"/>
-      <w:lvlText w:val=""/>
-      <w:lvlJc w:val="left"/>
-      <w:pPr>
-        <w:tabs>
-          <w:tab w:val="num" w:pos="4320"/>
-        </w:tabs>
-        <w:ind w:left="4320" w:hanging="360"/>
-      </w:pPr>
-      <w:rPr>
-        <w:rFonts w:ascii="Wingdings" w:hAnsi="Wingdings" w:hint="default"/>
-        <w:sz w:val="20"/>
-      </w:rPr>
-    </w:lvl>
-    <w:lvl w:ilvl="6" w:tentative="1">
-      <w:start w:val="1"/>
-      <w:numFmt w:val="bullet"/>
-      <w:lvlText w:val=""/>
-      <w:lvlJc w:val="left"/>
-      <w:pPr>
-        <w:tabs>
-          <w:tab w:val="num" w:pos="5040"/>
-        </w:tabs>
-        <w:ind w:left="5040" w:hanging="360"/>
-      </w:pPr>
-      <w:rPr>
-        <w:rFonts w:ascii="Wingdings" w:hAnsi="Wingdings" w:hint="default"/>
-        <w:sz w:val="20"/>
-      </w:rPr>
-    </w:lvl>
-    <w:lvl w:ilvl="7" w:tentative="1">
-      <w:start w:val="1"/>
-      <w:numFmt w:val="bullet"/>
-      <w:lvlText w:val=""/>
-      <w:lvlJc w:val="left"/>
-      <w:pPr>
-        <w:tabs>
-          <w:tab w:val="num" w:pos="5760"/>
-        </w:tabs>
-        <w:ind w:left="5760" w:hanging="360"/>
-      </w:pPr>
-      <w:rPr>
-        <w:rFonts w:ascii="Wingdings" w:hAnsi="Wingdings" w:hint="default"/>
-        <w:sz w:val="20"/>
-      </w:rPr>
-    </w:lvl>
-    <w:lvl w:ilvl="8" w:tentative="1">
-      <w:start w:val="1"/>
-      <w:numFmt w:val="bullet"/>
-      <w:lvlText w:val=""/>
-      <w:lvlJc w:val="left"/>
-      <w:pPr>
-        <w:tabs>
-          <w:tab w:val="num" w:pos="6480"/>
-        </w:tabs>
-        <w:ind w:left="6480" w:hanging="360"/>
-      </w:pPr>
-      <w:rPr>
-        <w:rFonts w:ascii="Wingdings" w:hAnsi="Wingdings" w:hint="default"/>
-        <w:sz w:val="20"/>
-      </w:rPr>
-    </w:lvl>
-  </w:abstractNum>
-  <w:abstractNum w:abstractNumId="15" w15:restartNumberingAfterBreak="0">
-    <w:nsid w:val="69DF60E5"/>
-    <w:multiLevelType w:val="multilevel"/>
-    <w:tmpl w:val="D34E10D2"/>
-    <w:lvl w:ilvl="0">
-      <w:start w:val="1"/>
-      <w:numFmt w:val="bullet"/>
-      <w:lvlText w:val=""/>
-      <w:lvlJc w:val="left"/>
-      <w:pPr>
-        <w:tabs>
-          <w:tab w:val="num" w:pos="720"/>
-        </w:tabs>
-        <w:ind w:left="720" w:hanging="360"/>
-      </w:pPr>
-      <w:rPr>
-        <w:rFonts w:ascii="Symbol" w:hAnsi="Symbol" w:hint="default"/>
-        <w:sz w:val="20"/>
-      </w:rPr>
-    </w:lvl>
-    <w:lvl w:ilvl="1" w:tentative="1">
-      <w:start w:val="1"/>
-      <w:numFmt w:val="bullet"/>
-      <w:lvlText w:val="o"/>
-      <w:lvlJc w:val="left"/>
-      <w:pPr>
-        <w:tabs>
-          <w:tab w:val="num" w:pos="1440"/>
-        </w:tabs>
-        <w:ind w:left="1440" w:hanging="360"/>
-      </w:pPr>
-      <w:rPr>
-        <w:rFonts w:ascii="Courier New" w:hAnsi="Courier New" w:hint="default"/>
-        <w:sz w:val="20"/>
-      </w:rPr>
-    </w:lvl>
-    <w:lvl w:ilvl="2" w:tentative="1">
-      <w:start w:val="1"/>
-      <w:numFmt w:val="bullet"/>
-      <w:lvlText w:val=""/>
-      <w:lvlJc w:val="left"/>
-      <w:pPr>
-        <w:tabs>
-          <w:tab w:val="num" w:pos="2160"/>
-        </w:tabs>
-        <w:ind w:left="2160" w:hanging="360"/>
-      </w:pPr>
-      <w:rPr>
-        <w:rFonts w:ascii="Wingdings" w:hAnsi="Wingdings" w:hint="default"/>
-        <w:sz w:val="20"/>
-      </w:rPr>
-    </w:lvl>
-    <w:lvl w:ilvl="3" w:tentative="1">
-      <w:start w:val="1"/>
-      <w:numFmt w:val="bullet"/>
-      <w:lvlText w:val=""/>
-      <w:lvlJc w:val="left"/>
-      <w:pPr>
-        <w:tabs>
-          <w:tab w:val="num" w:pos="2880"/>
-        </w:tabs>
-        <w:ind w:left="2880" w:hanging="360"/>
-      </w:pPr>
-      <w:rPr>
-        <w:rFonts w:ascii="Wingdings" w:hAnsi="Wingdings" w:hint="default"/>
-        <w:sz w:val="20"/>
-      </w:rPr>
-    </w:lvl>
-    <w:lvl w:ilvl="4" w:tentative="1">
-      <w:start w:val="1"/>
-      <w:numFmt w:val="bullet"/>
-      <w:lvlText w:val=""/>
-      <w:lvlJc w:val="left"/>
-      <w:pPr>
-        <w:tabs>
-          <w:tab w:val="num" w:pos="3600"/>
-        </w:tabs>
-        <w:ind w:left="3600" w:hanging="360"/>
-      </w:pPr>
-      <w:rPr>
-        <w:rFonts w:ascii="Wingdings" w:hAnsi="Wingdings" w:hint="default"/>
-        <w:sz w:val="20"/>
-      </w:rPr>
-    </w:lvl>
-    <w:lvl w:ilvl="5" w:tentative="1">
-      <w:start w:val="1"/>
-      <w:numFmt w:val="bullet"/>
-      <w:lvlText w:val=""/>
-      <w:lvlJc w:val="left"/>
-      <w:pPr>
-        <w:tabs>
-          <w:tab w:val="num" w:pos="4320"/>
-        </w:tabs>
-        <w:ind w:left="4320" w:hanging="360"/>
-      </w:pPr>
-      <w:rPr>
-        <w:rFonts w:ascii="Wingdings" w:hAnsi="Wingdings" w:hint="default"/>
-        <w:sz w:val="20"/>
-      </w:rPr>
-    </w:lvl>
-    <w:lvl w:ilvl="6" w:tentative="1">
-      <w:start w:val="1"/>
-      <w:numFmt w:val="bullet"/>
-      <w:lvlText w:val=""/>
-      <w:lvlJc w:val="left"/>
-      <w:pPr>
-        <w:tabs>
-          <w:tab w:val="num" w:pos="5040"/>
-        </w:tabs>
-        <w:ind w:left="5040" w:hanging="360"/>
-      </w:pPr>
-      <w:rPr>
-        <w:rFonts w:ascii="Wingdings" w:hAnsi="Wingdings" w:hint="default"/>
-        <w:sz w:val="20"/>
-      </w:rPr>
-    </w:lvl>
-    <w:lvl w:ilvl="7" w:tentative="1">
-      <w:start w:val="1"/>
-      <w:numFmt w:val="bullet"/>
-      <w:lvlText w:val=""/>
-      <w:lvlJc w:val="left"/>
-      <w:pPr>
-        <w:tabs>
-          <w:tab w:val="num" w:pos="5760"/>
-        </w:tabs>
-        <w:ind w:left="5760" w:hanging="360"/>
-      </w:pPr>
-      <w:rPr>
-        <w:rFonts w:ascii="Wingdings" w:hAnsi="Wingdings" w:hint="default"/>
-        <w:sz w:val="20"/>
-      </w:rPr>
-    </w:lvl>
-    <w:lvl w:ilvl="8" w:tentative="1">
-      <w:start w:val="1"/>
-      <w:numFmt w:val="bullet"/>
-      <w:lvlText w:val=""/>
-      <w:lvlJc w:val="left"/>
-      <w:pPr>
-        <w:tabs>
-          <w:tab w:val="num" w:pos="6480"/>
-        </w:tabs>
-        <w:ind w:left="6480" w:hanging="360"/>
-      </w:pPr>
-      <w:rPr>
-        <w:rFonts w:ascii="Wingdings" w:hAnsi="Wingdings" w:hint="default"/>
-        <w:sz w:val="20"/>
-      </w:rPr>
-    </w:lvl>
-  </w:abstractNum>
-  <w:abstractNum w:abstractNumId="16" w15:restartNumberingAfterBreak="0">
-    <w:nsid w:val="7F6A5855"/>
-    <w:multiLevelType w:val="multilevel"/>
-    <w:tmpl w:val="F7E6E50A"/>
+    <w:tmpl w:val="E674A6DA"/>
     <w:lvl w:ilvl="0">
       <w:start w:val="1"/>
       <w:numFmt w:val="bullet"/>
@@ -3370,37 +6873,55 @@
     <w:abstractNumId w:val="0"/>
   </w:num>
   <w:num w:numId="7" w16cid:durableId="767509364">
-    <w:abstractNumId w:val="11"/>
+    <w:abstractNumId w:val="17"/>
   </w:num>
   <w:num w:numId="8" w16cid:durableId="1187519976">
-    <w:abstractNumId w:val="8"/>
+    <w:abstractNumId w:val="9"/>
   </w:num>
   <w:num w:numId="9" w16cid:durableId="774518276">
     <w:abstractNumId w:val="7"/>
   </w:num>
   <w:num w:numId="10" w16cid:durableId="2009867063">
-    <w:abstractNumId w:val="9"/>
+    <w:abstractNumId w:val="14"/>
   </w:num>
   <w:num w:numId="11" w16cid:durableId="1924602666">
-    <w:abstractNumId w:val="12"/>
+    <w:abstractNumId w:val="20"/>
   </w:num>
   <w:num w:numId="12" w16cid:durableId="2021344936">
     <w:abstractNumId w:val="2"/>
   </w:num>
-  <w:num w:numId="13" w16cid:durableId="1589461981">
+  <w:num w:numId="13" w16cid:durableId="1867131893">
+    <w:abstractNumId w:val="21"/>
+  </w:num>
+  <w:num w:numId="14" w16cid:durableId="1551500935">
+    <w:abstractNumId w:val="11"/>
+  </w:num>
+  <w:num w:numId="15" w16cid:durableId="1198003464">
+    <w:abstractNumId w:val="13"/>
+  </w:num>
+  <w:num w:numId="16" w16cid:durableId="731539450">
+    <w:abstractNumId w:val="8"/>
+  </w:num>
+  <w:num w:numId="17" w16cid:durableId="1164273368">
+    <w:abstractNumId w:val="10"/>
+  </w:num>
+  <w:num w:numId="18" w16cid:durableId="914898506">
     <w:abstractNumId w:val="15"/>
   </w:num>
-  <w:num w:numId="14" w16cid:durableId="251427764">
-    <w:abstractNumId w:val="10"/>
+  <w:num w:numId="19" w16cid:durableId="1403018241">
+    <w:abstractNumId w:val="22"/>
   </w:num>
-  <w:num w:numId="15" w16cid:durableId="961571488">
+  <w:num w:numId="20" w16cid:durableId="591671809">
+    <w:abstractNumId w:val="19"/>
+  </w:num>
+  <w:num w:numId="21" w16cid:durableId="204947881">
+    <w:abstractNumId w:val="12"/>
+  </w:num>
+  <w:num w:numId="22" w16cid:durableId="1849639481">
+    <w:abstractNumId w:val="18"/>
+  </w:num>
+  <w:num w:numId="23" w16cid:durableId="1621254147">
     <w:abstractNumId w:val="16"/>
-  </w:num>
-  <w:num w:numId="16" w16cid:durableId="1738092402">
-    <w:abstractNumId w:val="13"/>
-  </w:num>
-  <w:num w:numId="17" w16cid:durableId="1766724297">
-    <w:abstractNumId w:val="14"/>
   </w:num>
   <w:numIdMacAtCleanup w:val="10"/>
 </w:numbering>
@@ -4701,6 +8222,7 @@
     <w:basedOn w:val="Ttulo1"/>
     <w:next w:val="Normal"/>
     <w:uiPriority w:val="39"/>
+    <w:semiHidden/>
     <w:unhideWhenUsed/>
     <w:qFormat/>
     <w:rsid w:val="00FC693F"/>
@@ -15013,43 +18535,64 @@
       </w:tblBorders>
     </w:tblPr>
   </w:style>
-  <w:style w:type="paragraph" w:styleId="TDC1">
-    <w:name w:val="toc 1"/>
+  <w:style w:type="paragraph" w:styleId="HTMLconformatoprevio">
+    <w:name w:val="HTML Preformatted"/>
     <w:basedOn w:val="Normal"/>
-    <w:next w:val="Normal"/>
-    <w:autoRedefine/>
-    <w:uiPriority w:val="39"/>
+    <w:link w:val="HTMLconformatoprevioCar"/>
+    <w:uiPriority w:val="99"/>
+    <w:semiHidden/>
     <w:unhideWhenUsed/>
-    <w:rsid w:val="00B76CBE"/>
+    <w:rsid w:val="00FA3814"/>
     <w:pPr>
-      <w:spacing w:after="100"/>
+      <w:pBdr>
+        <w:top w:val="single" w:sz="6" w:space="8" w:color="DDDDDD"/>
+        <w:left w:val="single" w:sz="6" w:space="8" w:color="DDDDDD"/>
+        <w:bottom w:val="single" w:sz="6" w:space="8" w:color="DDDDDD"/>
+        <w:right w:val="single" w:sz="6" w:space="8" w:color="DDDDDD"/>
+      </w:pBdr>
+      <w:shd w:val="clear" w:color="auto" w:fill="F4F4F4"/>
+      <w:tabs>
+        <w:tab w:val="left" w:pos="916"/>
+        <w:tab w:val="left" w:pos="1832"/>
+        <w:tab w:val="left" w:pos="2748"/>
+        <w:tab w:val="left" w:pos="3664"/>
+        <w:tab w:val="left" w:pos="4580"/>
+        <w:tab w:val="left" w:pos="5496"/>
+        <w:tab w:val="left" w:pos="6412"/>
+        <w:tab w:val="left" w:pos="7328"/>
+        <w:tab w:val="left" w:pos="8244"/>
+        <w:tab w:val="left" w:pos="9160"/>
+        <w:tab w:val="left" w:pos="10076"/>
+        <w:tab w:val="left" w:pos="10992"/>
+        <w:tab w:val="left" w:pos="11908"/>
+        <w:tab w:val="left" w:pos="12824"/>
+        <w:tab w:val="left" w:pos="13740"/>
+        <w:tab w:val="left" w:pos="14656"/>
+      </w:tabs>
+      <w:spacing w:after="0" w:line="240" w:lineRule="auto"/>
     </w:pPr>
+    <w:rPr>
+      <w:rFonts w:ascii="Consolas" w:hAnsi="Consolas" w:cs="Courier New"/>
+      <w:color w:val="auto"/>
+      <w:sz w:val="20"/>
+      <w:szCs w:val="20"/>
+      <w:lang w:eastAsia="es-MX"/>
+    </w:rPr>
   </w:style>
-  <w:style w:type="paragraph" w:styleId="TDC2">
-    <w:name w:val="toc 2"/>
-    <w:basedOn w:val="Normal"/>
-    <w:next w:val="Normal"/>
-    <w:autoRedefine/>
-    <w:uiPriority w:val="39"/>
-    <w:unhideWhenUsed/>
-    <w:rsid w:val="00B76CBE"/>
-    <w:pPr>
-      <w:spacing w:after="100"/>
-      <w:ind w:left="220"/>
-    </w:pPr>
-  </w:style>
-  <w:style w:type="paragraph" w:styleId="TDC3">
-    <w:name w:val="toc 3"/>
-    <w:basedOn w:val="Normal"/>
-    <w:next w:val="Normal"/>
-    <w:autoRedefine/>
-    <w:uiPriority w:val="39"/>
-    <w:unhideWhenUsed/>
-    <w:rsid w:val="00B76CBE"/>
-    <w:pPr>
-      <w:spacing w:after="100"/>
-      <w:ind w:left="440"/>
-    </w:pPr>
+  <w:style w:type="character" w:customStyle="1" w:styleId="HTMLconformatoprevioCar">
+    <w:name w:val="HTML con formato previo Car"/>
+    <w:basedOn w:val="Fuentedeprrafopredeter"/>
+    <w:link w:val="HTMLconformatoprevio"/>
+    <w:uiPriority w:val="99"/>
+    <w:semiHidden/>
+    <w:rsid w:val="00FA3814"/>
+    <w:rPr>
+      <w:rFonts w:ascii="Consolas" w:hAnsi="Consolas" w:cs="Courier New"/>
+      <w:sz w:val="20"/>
+      <w:szCs w:val="20"/>
+      <w:shd w:val="clear" w:color="auto" w:fill="F4F4F4"/>
+      <w:lang w:val="es-MX" w:eastAsia="es-MX"/>
+    </w:rPr>
   </w:style>
   <w:style w:type="paragraph" w:styleId="NormalWeb">
     <w:name w:val="Normal (Web)"/>
@@ -15057,7 +18600,7 @@
     <w:uiPriority w:val="99"/>
     <w:semiHidden/>
     <w:unhideWhenUsed/>
-    <w:rsid w:val="00265FDA"/>
+    <w:rsid w:val="00FA3814"/>
     <w:pPr>
       <w:spacing w:before="100" w:beforeAutospacing="1" w:after="100" w:afterAutospacing="1" w:line="240" w:lineRule="auto"/>
     </w:pPr>
@@ -15075,7 +18618,7 @@
     <w:uiPriority w:val="99"/>
     <w:semiHidden/>
     <w:unhideWhenUsed/>
-    <w:rsid w:val="00265FDA"/>
+    <w:rsid w:val="00FA3814"/>
     <w:rPr>
       <w:rFonts w:ascii="Courier New" w:eastAsiaTheme="minorEastAsia" w:hAnsi="Courier New" w:cs="Courier New"/>
       <w:sz w:val="20"/>

--- a/04-Abril-Mayo/Entregables/2026-05/04-Reporte_Preparacion_Datos_IA_2026-05_INSTITUCIONAL.docx
+++ b/04-Abril-Mayo/Entregables/2026-05/04-Reporte_Preparacion_Datos_IA_2026-05_INSTITUCIONAL.docx
@@ -107,7 +107,7 @@
         <w:rPr>
           <w:rFonts w:ascii="Calibri" w:eastAsia="Times New Roman" w:hAnsi="Calibri" w:cs="Calibri"/>
         </w:rPr>
-        <w:pict w14:anchorId="2C8A0B06">
+        <w:pict w14:anchorId="38BED23B">
           <v:rect id="_x0000_i1025" style="width:0;height:1.5pt" o:hralign="center" o:hrstd="t" o:hr="t" fillcolor="#a0a0a0" stroked="f"/>
         </w:pict>
       </w:r>
@@ -506,119 +506,63 @@
     </w:p>
     <w:p>
       <w:pPr>
-        <w:pStyle w:val="HTMLconformatoprevio"/>
-      </w:pPr>
-    </w:p>
-    <w:p>
-      <w:pPr>
-        <w:pStyle w:val="HTMLconformatoprevio"/>
-      </w:pPr>
-      <w:r>
-        <w:t>stateDiagram-v2</w:t>
-      </w:r>
-    </w:p>
-    <w:p>
-      <w:pPr>
-        <w:pStyle w:val="HTMLconformatoprevio"/>
-      </w:pPr>
-      <w:r>
-        <w:t xml:space="preserve">    [*] --&gt; ExtraccionTransaccional</w:t>
-      </w:r>
-    </w:p>
-    <w:p>
-      <w:pPr>
-        <w:pStyle w:val="HTMLconformatoprevio"/>
-      </w:pPr>
-      <w:r>
-        <w:t xml:space="preserve">    ExtraccionTransaccional --&gt; EnmascaramientoPII: SQL Hash MD5 + Salt</w:t>
-      </w:r>
-    </w:p>
-    <w:p>
-      <w:pPr>
-        <w:pStyle w:val="HTMLconformatoprevio"/>
-      </w:pPr>
-      <w:r>
-        <w:t xml:space="preserve">    EnmascaramientoPII --&gt; FeatureEngineering: Transformación (Pandas)</w:t>
-      </w:r>
-    </w:p>
-    <w:p>
-      <w:pPr>
-        <w:pStyle w:val="HTMLconformatoprevio"/>
-      </w:pPr>
-      <w:r>
-        <w:t xml:space="preserve">    FeatureEngineering --&gt; ExportacionSegura</w:t>
-      </w:r>
-    </w:p>
-    <w:p>
-      <w:pPr>
-        <w:pStyle w:val="HTMLconformatoprevio"/>
-      </w:pPr>
-      <w:r>
-        <w:t xml:space="preserve">    </w:t>
-      </w:r>
-    </w:p>
-    <w:p>
-      <w:pPr>
-        <w:pStyle w:val="HTMLconformatoprevio"/>
-      </w:pPr>
-      <w:r>
-        <w:t xml:space="preserve">    state ExportacionSegura {</w:t>
-      </w:r>
-    </w:p>
-    <w:p>
-      <w:pPr>
-        <w:pStyle w:val="HTMLconformatoprevio"/>
-      </w:pPr>
-      <w:r>
-        <w:t xml:space="preserve">        [*] --&gt; CSV_Depurado</w:t>
-      </w:r>
-    </w:p>
-    <w:p>
-      <w:pPr>
-        <w:pStyle w:val="HTMLconformatoprevio"/>
-      </w:pPr>
-      <w:r>
-        <w:t xml:space="preserve">        CSV_Depurado --&gt; Apache_Parquet</w:t>
-      </w:r>
-    </w:p>
-    <w:p>
-      <w:pPr>
-        <w:pStyle w:val="HTMLconformatoprevio"/>
-      </w:pPr>
-      <w:r>
-        <w:t xml:space="preserve">        Apache_Parquet --&gt; [*]</w:t>
-      </w:r>
-    </w:p>
-    <w:p>
-      <w:pPr>
-        <w:pStyle w:val="HTMLconformatoprevio"/>
-      </w:pPr>
-      <w:r>
-        <w:t xml:space="preserve">    }</w:t>
-      </w:r>
-    </w:p>
-    <w:p>
-      <w:pPr>
-        <w:pStyle w:val="HTMLconformatoprevio"/>
-      </w:pPr>
-      <w:r>
-        <w:t xml:space="preserve">    </w:t>
-      </w:r>
-    </w:p>
-    <w:p>
-      <w:pPr>
-        <w:pStyle w:val="HTMLconformatoprevio"/>
-      </w:pPr>
-      <w:r>
-        <w:t xml:space="preserve">    ExportacionSegura --&gt; DataWarehouseIA</w:t>
-      </w:r>
-    </w:p>
-    <w:p>
-      <w:pPr>
-        <w:pStyle w:val="HTMLconformatoprevio"/>
-      </w:pPr>
-      <w:r>
-        <w:t xml:space="preserve">    DataWarehouseIA --&gt; [*]</w:t>
+        <w:rPr>
+          <w:rFonts w:ascii="Calibri" w:eastAsia="Times New Roman" w:hAnsi="Calibri" w:cs="Calibri"/>
+        </w:rPr>
+      </w:pPr>
+      <w:r>
+        <w:rPr>
+          <w:rFonts w:ascii="Calibri" w:eastAsia="Times New Roman" w:hAnsi="Calibri" w:cs="Calibri"/>
+          <w:noProof/>
+        </w:rPr>
+        <w:drawing>
+          <wp:inline distT="0" distB="0" distL="0" distR="0" wp14:anchorId="7DFA98C3" wp14:editId="11C3723F">
+            <wp:extent cx="1668780" cy="7315200"/>
+            <wp:effectExtent l="0" t="0" r="7620" b="0"/>
+            <wp:docPr id="2" name="Imagen 2"/>
+            <wp:cNvGraphicFramePr>
+              <a:graphicFrameLocks xmlns:a="http://schemas.openxmlformats.org/drawingml/2006/main" noChangeAspect="1"/>
+            </wp:cNvGraphicFramePr>
+            <a:graphic xmlns:a="http://schemas.openxmlformats.org/drawingml/2006/main">
+              <a:graphicData uri="http://schemas.openxmlformats.org/drawingml/2006/picture">
+                <pic:pic xmlns:pic="http://schemas.openxmlformats.org/drawingml/2006/picture">
+                  <pic:nvPicPr>
+                    <pic:cNvPr id="0" name="Picture 2"/>
+                    <pic:cNvPicPr>
+                      <a:picLocks noChangeAspect="1" noChangeArrowheads="1"/>
+                    </pic:cNvPicPr>
+                  </pic:nvPicPr>
+                  <pic:blipFill>
+                    <a:blip r:embed="rId8">
+                      <a:extLst>
+                        <a:ext uri="{28A0092B-C50C-407E-A947-70E740481C1C}">
+                          <a14:useLocalDpi xmlns:a14="http://schemas.microsoft.com/office/drawing/2010/main" val="0"/>
+                        </a:ext>
+                      </a:extLst>
+                    </a:blip>
+                    <a:srcRect/>
+                    <a:stretch>
+                      <a:fillRect/>
+                    </a:stretch>
+                  </pic:blipFill>
+                  <pic:spPr bwMode="auto">
+                    <a:xfrm>
+                      <a:off x="0" y="0"/>
+                      <a:ext cx="1668780" cy="7315200"/>
+                    </a:xfrm>
+                    <a:prstGeom prst="rect">
+                      <a:avLst/>
+                    </a:prstGeom>
+                    <a:noFill/>
+                    <a:ln>
+                      <a:noFill/>
+                    </a:ln>
+                  </pic:spPr>
+                </pic:pic>
+              </a:graphicData>
+            </a:graphic>
+          </wp:inline>
+        </w:drawing>
       </w:r>
     </w:p>
     <w:p>
@@ -3575,7 +3519,7 @@
         <w:rPr>
           <w:rFonts w:ascii="Calibri" w:eastAsia="Times New Roman" w:hAnsi="Calibri" w:cs="Calibri"/>
         </w:rPr>
-        <w:pict w14:anchorId="46D5BF05">
+        <w:pict w14:anchorId="0B940072">
           <v:rect id="_x0000_i1026" style="width:0;height:1.5pt" o:hralign="center" o:hrstd="t" o:hr="t" fillcolor="#a0a0a0" stroked="f"/>
         </w:pict>
       </w:r>
@@ -4071,8 +4015,8 @@
       </w:pPr>
     </w:p>
     <w:sectPr>
-      <w:headerReference w:type="default" r:id="rId8"/>
-      <w:footerReference w:type="default" r:id="rId9"/>
+      <w:headerReference w:type="default" r:id="rId9"/>
+      <w:footerReference w:type="default" r:id="rId10"/>
       <w:pgSz w:w="12240" w:h="15840"/>
       <w:pgMar w:top="2268" w:right="1440" w:bottom="2269" w:left="1440" w:header="720" w:footer="0" w:gutter="0"/>
       <w:cols w:space="720"/>
@@ -4699,6 +4643,155 @@
     </w:lvl>
   </w:abstractNum>
   <w:abstractNum w:abstractNumId="7" w15:restartNumberingAfterBreak="0">
+    <w:nsid w:val="01BB1E8D"/>
+    <w:multiLevelType w:val="multilevel"/>
+    <w:tmpl w:val="63B44FD8"/>
+    <w:lvl w:ilvl="0">
+      <w:start w:val="1"/>
+      <w:numFmt w:val="bullet"/>
+      <w:lvlText w:val=""/>
+      <w:lvlJc w:val="left"/>
+      <w:pPr>
+        <w:tabs>
+          <w:tab w:val="num" w:pos="720"/>
+        </w:tabs>
+        <w:ind w:left="720" w:hanging="360"/>
+      </w:pPr>
+      <w:rPr>
+        <w:rFonts w:ascii="Symbol" w:hAnsi="Symbol" w:hint="default"/>
+        <w:sz w:val="20"/>
+      </w:rPr>
+    </w:lvl>
+    <w:lvl w:ilvl="1" w:tentative="1">
+      <w:start w:val="1"/>
+      <w:numFmt w:val="bullet"/>
+      <w:lvlText w:val="o"/>
+      <w:lvlJc w:val="left"/>
+      <w:pPr>
+        <w:tabs>
+          <w:tab w:val="num" w:pos="1440"/>
+        </w:tabs>
+        <w:ind w:left="1440" w:hanging="360"/>
+      </w:pPr>
+      <w:rPr>
+        <w:rFonts w:ascii="Courier New" w:hAnsi="Courier New" w:hint="default"/>
+        <w:sz w:val="20"/>
+      </w:rPr>
+    </w:lvl>
+    <w:lvl w:ilvl="2" w:tentative="1">
+      <w:start w:val="1"/>
+      <w:numFmt w:val="bullet"/>
+      <w:lvlText w:val=""/>
+      <w:lvlJc w:val="left"/>
+      <w:pPr>
+        <w:tabs>
+          <w:tab w:val="num" w:pos="2160"/>
+        </w:tabs>
+        <w:ind w:left="2160" w:hanging="360"/>
+      </w:pPr>
+      <w:rPr>
+        <w:rFonts w:ascii="Wingdings" w:hAnsi="Wingdings" w:hint="default"/>
+        <w:sz w:val="20"/>
+      </w:rPr>
+    </w:lvl>
+    <w:lvl w:ilvl="3" w:tentative="1">
+      <w:start w:val="1"/>
+      <w:numFmt w:val="bullet"/>
+      <w:lvlText w:val=""/>
+      <w:lvlJc w:val="left"/>
+      <w:pPr>
+        <w:tabs>
+          <w:tab w:val="num" w:pos="2880"/>
+        </w:tabs>
+        <w:ind w:left="2880" w:hanging="360"/>
+      </w:pPr>
+      <w:rPr>
+        <w:rFonts w:ascii="Wingdings" w:hAnsi="Wingdings" w:hint="default"/>
+        <w:sz w:val="20"/>
+      </w:rPr>
+    </w:lvl>
+    <w:lvl w:ilvl="4" w:tentative="1">
+      <w:start w:val="1"/>
+      <w:numFmt w:val="bullet"/>
+      <w:lvlText w:val=""/>
+      <w:lvlJc w:val="left"/>
+      <w:pPr>
+        <w:tabs>
+          <w:tab w:val="num" w:pos="3600"/>
+        </w:tabs>
+        <w:ind w:left="3600" w:hanging="360"/>
+      </w:pPr>
+      <w:rPr>
+        <w:rFonts w:ascii="Wingdings" w:hAnsi="Wingdings" w:hint="default"/>
+        <w:sz w:val="20"/>
+      </w:rPr>
+    </w:lvl>
+    <w:lvl w:ilvl="5" w:tentative="1">
+      <w:start w:val="1"/>
+      <w:numFmt w:val="bullet"/>
+      <w:lvlText w:val=""/>
+      <w:lvlJc w:val="left"/>
+      <w:pPr>
+        <w:tabs>
+          <w:tab w:val="num" w:pos="4320"/>
+        </w:tabs>
+        <w:ind w:left="4320" w:hanging="360"/>
+      </w:pPr>
+      <w:rPr>
+        <w:rFonts w:ascii="Wingdings" w:hAnsi="Wingdings" w:hint="default"/>
+        <w:sz w:val="20"/>
+      </w:rPr>
+    </w:lvl>
+    <w:lvl w:ilvl="6" w:tentative="1">
+      <w:start w:val="1"/>
+      <w:numFmt w:val="bullet"/>
+      <w:lvlText w:val=""/>
+      <w:lvlJc w:val="left"/>
+      <w:pPr>
+        <w:tabs>
+          <w:tab w:val="num" w:pos="5040"/>
+        </w:tabs>
+        <w:ind w:left="5040" w:hanging="360"/>
+      </w:pPr>
+      <w:rPr>
+        <w:rFonts w:ascii="Wingdings" w:hAnsi="Wingdings" w:hint="default"/>
+        <w:sz w:val="20"/>
+      </w:rPr>
+    </w:lvl>
+    <w:lvl w:ilvl="7" w:tentative="1">
+      <w:start w:val="1"/>
+      <w:numFmt w:val="bullet"/>
+      <w:lvlText w:val=""/>
+      <w:lvlJc w:val="left"/>
+      <w:pPr>
+        <w:tabs>
+          <w:tab w:val="num" w:pos="5760"/>
+        </w:tabs>
+        <w:ind w:left="5760" w:hanging="360"/>
+      </w:pPr>
+      <w:rPr>
+        <w:rFonts w:ascii="Wingdings" w:hAnsi="Wingdings" w:hint="default"/>
+        <w:sz w:val="20"/>
+      </w:rPr>
+    </w:lvl>
+    <w:lvl w:ilvl="8" w:tentative="1">
+      <w:start w:val="1"/>
+      <w:numFmt w:val="bullet"/>
+      <w:lvlText w:val=""/>
+      <w:lvlJc w:val="left"/>
+      <w:pPr>
+        <w:tabs>
+          <w:tab w:val="num" w:pos="6480"/>
+        </w:tabs>
+        <w:ind w:left="6480" w:hanging="360"/>
+      </w:pPr>
+      <w:rPr>
+        <w:rFonts w:ascii="Wingdings" w:hAnsi="Wingdings" w:hint="default"/>
+        <w:sz w:val="20"/>
+      </w:rPr>
+    </w:lvl>
+  </w:abstractNum>
+  <w:abstractNum w:abstractNumId="8" w15:restartNumberingAfterBreak="0">
     <w:nsid w:val="02CA2BA5"/>
     <w:multiLevelType w:val="multilevel"/>
     <w:tmpl w:val="0DEC750A"/>
@@ -4811,10 +4904,10 @@
       </w:pPr>
     </w:lvl>
   </w:abstractNum>
-  <w:abstractNum w:abstractNumId="8" w15:restartNumberingAfterBreak="0">
-    <w:nsid w:val="067D1769"/>
+  <w:abstractNum w:abstractNumId="9" w15:restartNumberingAfterBreak="0">
+    <w:nsid w:val="0F9D1B2F"/>
     <w:multiLevelType w:val="multilevel"/>
-    <w:tmpl w:val="94CE49BE"/>
+    <w:tmpl w:val="432444EA"/>
     <w:lvl w:ilvl="0">
       <w:start w:val="1"/>
       <w:numFmt w:val="bullet"/>
@@ -4960,7 +5053,7 @@
       </w:rPr>
     </w:lvl>
   </w:abstractNum>
-  <w:abstractNum w:abstractNumId="9" w15:restartNumberingAfterBreak="0">
+  <w:abstractNum w:abstractNumId="10" w15:restartNumberingAfterBreak="0">
     <w:nsid w:val="14A24D95"/>
     <w:multiLevelType w:val="hybridMultilevel"/>
     <w:tmpl w:val="0EDC7788"/>
@@ -5073,10 +5166,10 @@
       </w:rPr>
     </w:lvl>
   </w:abstractNum>
-  <w:abstractNum w:abstractNumId="10" w15:restartNumberingAfterBreak="0">
-    <w:nsid w:val="1D7964BD"/>
+  <w:abstractNum w:abstractNumId="11" w15:restartNumberingAfterBreak="0">
+    <w:nsid w:val="21870306"/>
     <w:multiLevelType w:val="multilevel"/>
-    <w:tmpl w:val="CC2A15E6"/>
+    <w:tmpl w:val="3C0E3910"/>
     <w:lvl w:ilvl="0">
       <w:start w:val="1"/>
       <w:numFmt w:val="bullet"/>
@@ -5222,10 +5315,10 @@
       </w:rPr>
     </w:lvl>
   </w:abstractNum>
-  <w:abstractNum w:abstractNumId="11" w15:restartNumberingAfterBreak="0">
-    <w:nsid w:val="1EFA26FE"/>
+  <w:abstractNum w:abstractNumId="12" w15:restartNumberingAfterBreak="0">
+    <w:nsid w:val="267D3261"/>
     <w:multiLevelType w:val="multilevel"/>
-    <w:tmpl w:val="4E14D80A"/>
+    <w:tmpl w:val="BEE6FFF0"/>
     <w:lvl w:ilvl="0">
       <w:start w:val="1"/>
       <w:numFmt w:val="bullet"/>
@@ -5371,305 +5464,7 @@
       </w:rPr>
     </w:lvl>
   </w:abstractNum>
-  <w:abstractNum w:abstractNumId="12" w15:restartNumberingAfterBreak="0">
-    <w:nsid w:val="20AD5602"/>
-    <w:multiLevelType w:val="multilevel"/>
-    <w:tmpl w:val="B284F686"/>
-    <w:lvl w:ilvl="0">
-      <w:start w:val="1"/>
-      <w:numFmt w:val="bullet"/>
-      <w:lvlText w:val=""/>
-      <w:lvlJc w:val="left"/>
-      <w:pPr>
-        <w:tabs>
-          <w:tab w:val="num" w:pos="720"/>
-        </w:tabs>
-        <w:ind w:left="720" w:hanging="360"/>
-      </w:pPr>
-      <w:rPr>
-        <w:rFonts w:ascii="Symbol" w:hAnsi="Symbol" w:hint="default"/>
-        <w:sz w:val="20"/>
-      </w:rPr>
-    </w:lvl>
-    <w:lvl w:ilvl="1" w:tentative="1">
-      <w:start w:val="1"/>
-      <w:numFmt w:val="bullet"/>
-      <w:lvlText w:val="o"/>
-      <w:lvlJc w:val="left"/>
-      <w:pPr>
-        <w:tabs>
-          <w:tab w:val="num" w:pos="1440"/>
-        </w:tabs>
-        <w:ind w:left="1440" w:hanging="360"/>
-      </w:pPr>
-      <w:rPr>
-        <w:rFonts w:ascii="Courier New" w:hAnsi="Courier New" w:hint="default"/>
-        <w:sz w:val="20"/>
-      </w:rPr>
-    </w:lvl>
-    <w:lvl w:ilvl="2" w:tentative="1">
-      <w:start w:val="1"/>
-      <w:numFmt w:val="bullet"/>
-      <w:lvlText w:val=""/>
-      <w:lvlJc w:val="left"/>
-      <w:pPr>
-        <w:tabs>
-          <w:tab w:val="num" w:pos="2160"/>
-        </w:tabs>
-        <w:ind w:left="2160" w:hanging="360"/>
-      </w:pPr>
-      <w:rPr>
-        <w:rFonts w:ascii="Wingdings" w:hAnsi="Wingdings" w:hint="default"/>
-        <w:sz w:val="20"/>
-      </w:rPr>
-    </w:lvl>
-    <w:lvl w:ilvl="3" w:tentative="1">
-      <w:start w:val="1"/>
-      <w:numFmt w:val="bullet"/>
-      <w:lvlText w:val=""/>
-      <w:lvlJc w:val="left"/>
-      <w:pPr>
-        <w:tabs>
-          <w:tab w:val="num" w:pos="2880"/>
-        </w:tabs>
-        <w:ind w:left="2880" w:hanging="360"/>
-      </w:pPr>
-      <w:rPr>
-        <w:rFonts w:ascii="Wingdings" w:hAnsi="Wingdings" w:hint="default"/>
-        <w:sz w:val="20"/>
-      </w:rPr>
-    </w:lvl>
-    <w:lvl w:ilvl="4" w:tentative="1">
-      <w:start w:val="1"/>
-      <w:numFmt w:val="bullet"/>
-      <w:lvlText w:val=""/>
-      <w:lvlJc w:val="left"/>
-      <w:pPr>
-        <w:tabs>
-          <w:tab w:val="num" w:pos="3600"/>
-        </w:tabs>
-        <w:ind w:left="3600" w:hanging="360"/>
-      </w:pPr>
-      <w:rPr>
-        <w:rFonts w:ascii="Wingdings" w:hAnsi="Wingdings" w:hint="default"/>
-        <w:sz w:val="20"/>
-      </w:rPr>
-    </w:lvl>
-    <w:lvl w:ilvl="5" w:tentative="1">
-      <w:start w:val="1"/>
-      <w:numFmt w:val="bullet"/>
-      <w:lvlText w:val=""/>
-      <w:lvlJc w:val="left"/>
-      <w:pPr>
-        <w:tabs>
-          <w:tab w:val="num" w:pos="4320"/>
-        </w:tabs>
-        <w:ind w:left="4320" w:hanging="360"/>
-      </w:pPr>
-      <w:rPr>
-        <w:rFonts w:ascii="Wingdings" w:hAnsi="Wingdings" w:hint="default"/>
-        <w:sz w:val="20"/>
-      </w:rPr>
-    </w:lvl>
-    <w:lvl w:ilvl="6" w:tentative="1">
-      <w:start w:val="1"/>
-      <w:numFmt w:val="bullet"/>
-      <w:lvlText w:val=""/>
-      <w:lvlJc w:val="left"/>
-      <w:pPr>
-        <w:tabs>
-          <w:tab w:val="num" w:pos="5040"/>
-        </w:tabs>
-        <w:ind w:left="5040" w:hanging="360"/>
-      </w:pPr>
-      <w:rPr>
-        <w:rFonts w:ascii="Wingdings" w:hAnsi="Wingdings" w:hint="default"/>
-        <w:sz w:val="20"/>
-      </w:rPr>
-    </w:lvl>
-    <w:lvl w:ilvl="7" w:tentative="1">
-      <w:start w:val="1"/>
-      <w:numFmt w:val="bullet"/>
-      <w:lvlText w:val=""/>
-      <w:lvlJc w:val="left"/>
-      <w:pPr>
-        <w:tabs>
-          <w:tab w:val="num" w:pos="5760"/>
-        </w:tabs>
-        <w:ind w:left="5760" w:hanging="360"/>
-      </w:pPr>
-      <w:rPr>
-        <w:rFonts w:ascii="Wingdings" w:hAnsi="Wingdings" w:hint="default"/>
-        <w:sz w:val="20"/>
-      </w:rPr>
-    </w:lvl>
-    <w:lvl w:ilvl="8" w:tentative="1">
-      <w:start w:val="1"/>
-      <w:numFmt w:val="bullet"/>
-      <w:lvlText w:val=""/>
-      <w:lvlJc w:val="left"/>
-      <w:pPr>
-        <w:tabs>
-          <w:tab w:val="num" w:pos="6480"/>
-        </w:tabs>
-        <w:ind w:left="6480" w:hanging="360"/>
-      </w:pPr>
-      <w:rPr>
-        <w:rFonts w:ascii="Wingdings" w:hAnsi="Wingdings" w:hint="default"/>
-        <w:sz w:val="20"/>
-      </w:rPr>
-    </w:lvl>
-  </w:abstractNum>
   <w:abstractNum w:abstractNumId="13" w15:restartNumberingAfterBreak="0">
-    <w:nsid w:val="266D5260"/>
-    <w:multiLevelType w:val="multilevel"/>
-    <w:tmpl w:val="E280031C"/>
-    <w:lvl w:ilvl="0">
-      <w:start w:val="1"/>
-      <w:numFmt w:val="bullet"/>
-      <w:lvlText w:val=""/>
-      <w:lvlJc w:val="left"/>
-      <w:pPr>
-        <w:tabs>
-          <w:tab w:val="num" w:pos="720"/>
-        </w:tabs>
-        <w:ind w:left="720" w:hanging="360"/>
-      </w:pPr>
-      <w:rPr>
-        <w:rFonts w:ascii="Symbol" w:hAnsi="Symbol" w:hint="default"/>
-        <w:sz w:val="20"/>
-      </w:rPr>
-    </w:lvl>
-    <w:lvl w:ilvl="1" w:tentative="1">
-      <w:start w:val="1"/>
-      <w:numFmt w:val="bullet"/>
-      <w:lvlText w:val="o"/>
-      <w:lvlJc w:val="left"/>
-      <w:pPr>
-        <w:tabs>
-          <w:tab w:val="num" w:pos="1440"/>
-        </w:tabs>
-        <w:ind w:left="1440" w:hanging="360"/>
-      </w:pPr>
-      <w:rPr>
-        <w:rFonts w:ascii="Courier New" w:hAnsi="Courier New" w:hint="default"/>
-        <w:sz w:val="20"/>
-      </w:rPr>
-    </w:lvl>
-    <w:lvl w:ilvl="2" w:tentative="1">
-      <w:start w:val="1"/>
-      <w:numFmt w:val="bullet"/>
-      <w:lvlText w:val=""/>
-      <w:lvlJc w:val="left"/>
-      <w:pPr>
-        <w:tabs>
-          <w:tab w:val="num" w:pos="2160"/>
-        </w:tabs>
-        <w:ind w:left="2160" w:hanging="360"/>
-      </w:pPr>
-      <w:rPr>
-        <w:rFonts w:ascii="Wingdings" w:hAnsi="Wingdings" w:hint="default"/>
-        <w:sz w:val="20"/>
-      </w:rPr>
-    </w:lvl>
-    <w:lvl w:ilvl="3" w:tentative="1">
-      <w:start w:val="1"/>
-      <w:numFmt w:val="bullet"/>
-      <w:lvlText w:val=""/>
-      <w:lvlJc w:val="left"/>
-      <w:pPr>
-        <w:tabs>
-          <w:tab w:val="num" w:pos="2880"/>
-        </w:tabs>
-        <w:ind w:left="2880" w:hanging="360"/>
-      </w:pPr>
-      <w:rPr>
-        <w:rFonts w:ascii="Wingdings" w:hAnsi="Wingdings" w:hint="default"/>
-        <w:sz w:val="20"/>
-      </w:rPr>
-    </w:lvl>
-    <w:lvl w:ilvl="4" w:tentative="1">
-      <w:start w:val="1"/>
-      <w:numFmt w:val="bullet"/>
-      <w:lvlText w:val=""/>
-      <w:lvlJc w:val="left"/>
-      <w:pPr>
-        <w:tabs>
-          <w:tab w:val="num" w:pos="3600"/>
-        </w:tabs>
-        <w:ind w:left="3600" w:hanging="360"/>
-      </w:pPr>
-      <w:rPr>
-        <w:rFonts w:ascii="Wingdings" w:hAnsi="Wingdings" w:hint="default"/>
-        <w:sz w:val="20"/>
-      </w:rPr>
-    </w:lvl>
-    <w:lvl w:ilvl="5" w:tentative="1">
-      <w:start w:val="1"/>
-      <w:numFmt w:val="bullet"/>
-      <w:lvlText w:val=""/>
-      <w:lvlJc w:val="left"/>
-      <w:pPr>
-        <w:tabs>
-          <w:tab w:val="num" w:pos="4320"/>
-        </w:tabs>
-        <w:ind w:left="4320" w:hanging="360"/>
-      </w:pPr>
-      <w:rPr>
-        <w:rFonts w:ascii="Wingdings" w:hAnsi="Wingdings" w:hint="default"/>
-        <w:sz w:val="20"/>
-      </w:rPr>
-    </w:lvl>
-    <w:lvl w:ilvl="6" w:tentative="1">
-      <w:start w:val="1"/>
-      <w:numFmt w:val="bullet"/>
-      <w:lvlText w:val=""/>
-      <w:lvlJc w:val="left"/>
-      <w:pPr>
-        <w:tabs>
-          <w:tab w:val="num" w:pos="5040"/>
-        </w:tabs>
-        <w:ind w:left="5040" w:hanging="360"/>
-      </w:pPr>
-      <w:rPr>
-        <w:rFonts w:ascii="Wingdings" w:hAnsi="Wingdings" w:hint="default"/>
-        <w:sz w:val="20"/>
-      </w:rPr>
-    </w:lvl>
-    <w:lvl w:ilvl="7" w:tentative="1">
-      <w:start w:val="1"/>
-      <w:numFmt w:val="bullet"/>
-      <w:lvlText w:val=""/>
-      <w:lvlJc w:val="left"/>
-      <w:pPr>
-        <w:tabs>
-          <w:tab w:val="num" w:pos="5760"/>
-        </w:tabs>
-        <w:ind w:left="5760" w:hanging="360"/>
-      </w:pPr>
-      <w:rPr>
-        <w:rFonts w:ascii="Wingdings" w:hAnsi="Wingdings" w:hint="default"/>
-        <w:sz w:val="20"/>
-      </w:rPr>
-    </w:lvl>
-    <w:lvl w:ilvl="8" w:tentative="1">
-      <w:start w:val="1"/>
-      <w:numFmt w:val="bullet"/>
-      <w:lvlText w:val=""/>
-      <w:lvlJc w:val="left"/>
-      <w:pPr>
-        <w:tabs>
-          <w:tab w:val="num" w:pos="6480"/>
-        </w:tabs>
-        <w:ind w:left="6480" w:hanging="360"/>
-      </w:pPr>
-      <w:rPr>
-        <w:rFonts w:ascii="Wingdings" w:hAnsi="Wingdings" w:hint="default"/>
-        <w:sz w:val="20"/>
-      </w:rPr>
-    </w:lvl>
-  </w:abstractNum>
-  <w:abstractNum w:abstractNumId="14" w15:restartNumberingAfterBreak="0">
     <w:nsid w:val="28FF771F"/>
     <w:multiLevelType w:val="hybridMultilevel"/>
     <w:tmpl w:val="660C7888"/>
@@ -5782,10 +5577,10 @@
       </w:rPr>
     </w:lvl>
   </w:abstractNum>
-  <w:abstractNum w:abstractNumId="15" w15:restartNumberingAfterBreak="0">
-    <w:nsid w:val="2AB64ED5"/>
+  <w:abstractNum w:abstractNumId="14" w15:restartNumberingAfterBreak="0">
+    <w:nsid w:val="38222771"/>
     <w:multiLevelType w:val="multilevel"/>
-    <w:tmpl w:val="1B2CC190"/>
+    <w:tmpl w:val="A636D0EA"/>
     <w:lvl w:ilvl="0">
       <w:start w:val="1"/>
       <w:numFmt w:val="bullet"/>
@@ -5931,10 +5726,10 @@
       </w:rPr>
     </w:lvl>
   </w:abstractNum>
-  <w:abstractNum w:abstractNumId="16" w15:restartNumberingAfterBreak="0">
-    <w:nsid w:val="4BE42844"/>
+  <w:abstractNum w:abstractNumId="15" w15:restartNumberingAfterBreak="0">
+    <w:nsid w:val="386835CE"/>
     <w:multiLevelType w:val="multilevel"/>
-    <w:tmpl w:val="0588A844"/>
+    <w:tmpl w:val="B5CA78FC"/>
     <w:lvl w:ilvl="0">
       <w:start w:val="1"/>
       <w:numFmt w:val="bullet"/>
@@ -6080,7 +5875,305 @@
       </w:rPr>
     </w:lvl>
   </w:abstractNum>
+  <w:abstractNum w:abstractNumId="16" w15:restartNumberingAfterBreak="0">
+    <w:nsid w:val="40FE0E94"/>
+    <w:multiLevelType w:val="multilevel"/>
+    <w:tmpl w:val="FAB8F1B2"/>
+    <w:lvl w:ilvl="0">
+      <w:start w:val="1"/>
+      <w:numFmt w:val="bullet"/>
+      <w:lvlText w:val=""/>
+      <w:lvlJc w:val="left"/>
+      <w:pPr>
+        <w:tabs>
+          <w:tab w:val="num" w:pos="720"/>
+        </w:tabs>
+        <w:ind w:left="720" w:hanging="360"/>
+      </w:pPr>
+      <w:rPr>
+        <w:rFonts w:ascii="Symbol" w:hAnsi="Symbol" w:hint="default"/>
+        <w:sz w:val="20"/>
+      </w:rPr>
+    </w:lvl>
+    <w:lvl w:ilvl="1" w:tentative="1">
+      <w:start w:val="1"/>
+      <w:numFmt w:val="bullet"/>
+      <w:lvlText w:val="o"/>
+      <w:lvlJc w:val="left"/>
+      <w:pPr>
+        <w:tabs>
+          <w:tab w:val="num" w:pos="1440"/>
+        </w:tabs>
+        <w:ind w:left="1440" w:hanging="360"/>
+      </w:pPr>
+      <w:rPr>
+        <w:rFonts w:ascii="Courier New" w:hAnsi="Courier New" w:hint="default"/>
+        <w:sz w:val="20"/>
+      </w:rPr>
+    </w:lvl>
+    <w:lvl w:ilvl="2" w:tentative="1">
+      <w:start w:val="1"/>
+      <w:numFmt w:val="bullet"/>
+      <w:lvlText w:val=""/>
+      <w:lvlJc w:val="left"/>
+      <w:pPr>
+        <w:tabs>
+          <w:tab w:val="num" w:pos="2160"/>
+        </w:tabs>
+        <w:ind w:left="2160" w:hanging="360"/>
+      </w:pPr>
+      <w:rPr>
+        <w:rFonts w:ascii="Wingdings" w:hAnsi="Wingdings" w:hint="default"/>
+        <w:sz w:val="20"/>
+      </w:rPr>
+    </w:lvl>
+    <w:lvl w:ilvl="3" w:tentative="1">
+      <w:start w:val="1"/>
+      <w:numFmt w:val="bullet"/>
+      <w:lvlText w:val=""/>
+      <w:lvlJc w:val="left"/>
+      <w:pPr>
+        <w:tabs>
+          <w:tab w:val="num" w:pos="2880"/>
+        </w:tabs>
+        <w:ind w:left="2880" w:hanging="360"/>
+      </w:pPr>
+      <w:rPr>
+        <w:rFonts w:ascii="Wingdings" w:hAnsi="Wingdings" w:hint="default"/>
+        <w:sz w:val="20"/>
+      </w:rPr>
+    </w:lvl>
+    <w:lvl w:ilvl="4" w:tentative="1">
+      <w:start w:val="1"/>
+      <w:numFmt w:val="bullet"/>
+      <w:lvlText w:val=""/>
+      <w:lvlJc w:val="left"/>
+      <w:pPr>
+        <w:tabs>
+          <w:tab w:val="num" w:pos="3600"/>
+        </w:tabs>
+        <w:ind w:left="3600" w:hanging="360"/>
+      </w:pPr>
+      <w:rPr>
+        <w:rFonts w:ascii="Wingdings" w:hAnsi="Wingdings" w:hint="default"/>
+        <w:sz w:val="20"/>
+      </w:rPr>
+    </w:lvl>
+    <w:lvl w:ilvl="5" w:tentative="1">
+      <w:start w:val="1"/>
+      <w:numFmt w:val="bullet"/>
+      <w:lvlText w:val=""/>
+      <w:lvlJc w:val="left"/>
+      <w:pPr>
+        <w:tabs>
+          <w:tab w:val="num" w:pos="4320"/>
+        </w:tabs>
+        <w:ind w:left="4320" w:hanging="360"/>
+      </w:pPr>
+      <w:rPr>
+        <w:rFonts w:ascii="Wingdings" w:hAnsi="Wingdings" w:hint="default"/>
+        <w:sz w:val="20"/>
+      </w:rPr>
+    </w:lvl>
+    <w:lvl w:ilvl="6" w:tentative="1">
+      <w:start w:val="1"/>
+      <w:numFmt w:val="bullet"/>
+      <w:lvlText w:val=""/>
+      <w:lvlJc w:val="left"/>
+      <w:pPr>
+        <w:tabs>
+          <w:tab w:val="num" w:pos="5040"/>
+        </w:tabs>
+        <w:ind w:left="5040" w:hanging="360"/>
+      </w:pPr>
+      <w:rPr>
+        <w:rFonts w:ascii="Wingdings" w:hAnsi="Wingdings" w:hint="default"/>
+        <w:sz w:val="20"/>
+      </w:rPr>
+    </w:lvl>
+    <w:lvl w:ilvl="7" w:tentative="1">
+      <w:start w:val="1"/>
+      <w:numFmt w:val="bullet"/>
+      <w:lvlText w:val=""/>
+      <w:lvlJc w:val="left"/>
+      <w:pPr>
+        <w:tabs>
+          <w:tab w:val="num" w:pos="5760"/>
+        </w:tabs>
+        <w:ind w:left="5760" w:hanging="360"/>
+      </w:pPr>
+      <w:rPr>
+        <w:rFonts w:ascii="Wingdings" w:hAnsi="Wingdings" w:hint="default"/>
+        <w:sz w:val="20"/>
+      </w:rPr>
+    </w:lvl>
+    <w:lvl w:ilvl="8" w:tentative="1">
+      <w:start w:val="1"/>
+      <w:numFmt w:val="bullet"/>
+      <w:lvlText w:val=""/>
+      <w:lvlJc w:val="left"/>
+      <w:pPr>
+        <w:tabs>
+          <w:tab w:val="num" w:pos="6480"/>
+        </w:tabs>
+        <w:ind w:left="6480" w:hanging="360"/>
+      </w:pPr>
+      <w:rPr>
+        <w:rFonts w:ascii="Wingdings" w:hAnsi="Wingdings" w:hint="default"/>
+        <w:sz w:val="20"/>
+      </w:rPr>
+    </w:lvl>
+  </w:abstractNum>
   <w:abstractNum w:abstractNumId="17" w15:restartNumberingAfterBreak="0">
+    <w:nsid w:val="4B7E78C8"/>
+    <w:multiLevelType w:val="multilevel"/>
+    <w:tmpl w:val="C2B0699E"/>
+    <w:lvl w:ilvl="0">
+      <w:start w:val="1"/>
+      <w:numFmt w:val="bullet"/>
+      <w:lvlText w:val=""/>
+      <w:lvlJc w:val="left"/>
+      <w:pPr>
+        <w:tabs>
+          <w:tab w:val="num" w:pos="720"/>
+        </w:tabs>
+        <w:ind w:left="720" w:hanging="360"/>
+      </w:pPr>
+      <w:rPr>
+        <w:rFonts w:ascii="Symbol" w:hAnsi="Symbol" w:hint="default"/>
+        <w:sz w:val="20"/>
+      </w:rPr>
+    </w:lvl>
+    <w:lvl w:ilvl="1" w:tentative="1">
+      <w:start w:val="1"/>
+      <w:numFmt w:val="bullet"/>
+      <w:lvlText w:val="o"/>
+      <w:lvlJc w:val="left"/>
+      <w:pPr>
+        <w:tabs>
+          <w:tab w:val="num" w:pos="1440"/>
+        </w:tabs>
+        <w:ind w:left="1440" w:hanging="360"/>
+      </w:pPr>
+      <w:rPr>
+        <w:rFonts w:ascii="Courier New" w:hAnsi="Courier New" w:hint="default"/>
+        <w:sz w:val="20"/>
+      </w:rPr>
+    </w:lvl>
+    <w:lvl w:ilvl="2" w:tentative="1">
+      <w:start w:val="1"/>
+      <w:numFmt w:val="bullet"/>
+      <w:lvlText w:val=""/>
+      <w:lvlJc w:val="left"/>
+      <w:pPr>
+        <w:tabs>
+          <w:tab w:val="num" w:pos="2160"/>
+        </w:tabs>
+        <w:ind w:left="2160" w:hanging="360"/>
+      </w:pPr>
+      <w:rPr>
+        <w:rFonts w:ascii="Wingdings" w:hAnsi="Wingdings" w:hint="default"/>
+        <w:sz w:val="20"/>
+      </w:rPr>
+    </w:lvl>
+    <w:lvl w:ilvl="3" w:tentative="1">
+      <w:start w:val="1"/>
+      <w:numFmt w:val="bullet"/>
+      <w:lvlText w:val=""/>
+      <w:lvlJc w:val="left"/>
+      <w:pPr>
+        <w:tabs>
+          <w:tab w:val="num" w:pos="2880"/>
+        </w:tabs>
+        <w:ind w:left="2880" w:hanging="360"/>
+      </w:pPr>
+      <w:rPr>
+        <w:rFonts w:ascii="Wingdings" w:hAnsi="Wingdings" w:hint="default"/>
+        <w:sz w:val="20"/>
+      </w:rPr>
+    </w:lvl>
+    <w:lvl w:ilvl="4" w:tentative="1">
+      <w:start w:val="1"/>
+      <w:numFmt w:val="bullet"/>
+      <w:lvlText w:val=""/>
+      <w:lvlJc w:val="left"/>
+      <w:pPr>
+        <w:tabs>
+          <w:tab w:val="num" w:pos="3600"/>
+        </w:tabs>
+        <w:ind w:left="3600" w:hanging="360"/>
+      </w:pPr>
+      <w:rPr>
+        <w:rFonts w:ascii="Wingdings" w:hAnsi="Wingdings" w:hint="default"/>
+        <w:sz w:val="20"/>
+      </w:rPr>
+    </w:lvl>
+    <w:lvl w:ilvl="5" w:tentative="1">
+      <w:start w:val="1"/>
+      <w:numFmt w:val="bullet"/>
+      <w:lvlText w:val=""/>
+      <w:lvlJc w:val="left"/>
+      <w:pPr>
+        <w:tabs>
+          <w:tab w:val="num" w:pos="4320"/>
+        </w:tabs>
+        <w:ind w:left="4320" w:hanging="360"/>
+      </w:pPr>
+      <w:rPr>
+        <w:rFonts w:ascii="Wingdings" w:hAnsi="Wingdings" w:hint="default"/>
+        <w:sz w:val="20"/>
+      </w:rPr>
+    </w:lvl>
+    <w:lvl w:ilvl="6" w:tentative="1">
+      <w:start w:val="1"/>
+      <w:numFmt w:val="bullet"/>
+      <w:lvlText w:val=""/>
+      <w:lvlJc w:val="left"/>
+      <w:pPr>
+        <w:tabs>
+          <w:tab w:val="num" w:pos="5040"/>
+        </w:tabs>
+        <w:ind w:left="5040" w:hanging="360"/>
+      </w:pPr>
+      <w:rPr>
+        <w:rFonts w:ascii="Wingdings" w:hAnsi="Wingdings" w:hint="default"/>
+        <w:sz w:val="20"/>
+      </w:rPr>
+    </w:lvl>
+    <w:lvl w:ilvl="7" w:tentative="1">
+      <w:start w:val="1"/>
+      <w:numFmt w:val="bullet"/>
+      <w:lvlText w:val=""/>
+      <w:lvlJc w:val="left"/>
+      <w:pPr>
+        <w:tabs>
+          <w:tab w:val="num" w:pos="5760"/>
+        </w:tabs>
+        <w:ind w:left="5760" w:hanging="360"/>
+      </w:pPr>
+      <w:rPr>
+        <w:rFonts w:ascii="Wingdings" w:hAnsi="Wingdings" w:hint="default"/>
+        <w:sz w:val="20"/>
+      </w:rPr>
+    </w:lvl>
+    <w:lvl w:ilvl="8" w:tentative="1">
+      <w:start w:val="1"/>
+      <w:numFmt w:val="bullet"/>
+      <w:lvlText w:val=""/>
+      <w:lvlJc w:val="left"/>
+      <w:pPr>
+        <w:tabs>
+          <w:tab w:val="num" w:pos="6480"/>
+        </w:tabs>
+        <w:ind w:left="6480" w:hanging="360"/>
+      </w:pPr>
+      <w:rPr>
+        <w:rFonts w:ascii="Wingdings" w:hAnsi="Wingdings" w:hint="default"/>
+        <w:sz w:val="20"/>
+      </w:rPr>
+    </w:lvl>
+  </w:abstractNum>
+  <w:abstractNum w:abstractNumId="18" w15:restartNumberingAfterBreak="0">
     <w:nsid w:val="52D74056"/>
     <w:multiLevelType w:val="hybridMultilevel"/>
     <w:tmpl w:val="F8E884D6"/>
@@ -6169,305 +6262,7 @@
       </w:pPr>
     </w:lvl>
   </w:abstractNum>
-  <w:abstractNum w:abstractNumId="18" w15:restartNumberingAfterBreak="0">
-    <w:nsid w:val="53827935"/>
-    <w:multiLevelType w:val="multilevel"/>
-    <w:tmpl w:val="71589B78"/>
-    <w:lvl w:ilvl="0">
-      <w:start w:val="1"/>
-      <w:numFmt w:val="bullet"/>
-      <w:lvlText w:val=""/>
-      <w:lvlJc w:val="left"/>
-      <w:pPr>
-        <w:tabs>
-          <w:tab w:val="num" w:pos="720"/>
-        </w:tabs>
-        <w:ind w:left="720" w:hanging="360"/>
-      </w:pPr>
-      <w:rPr>
-        <w:rFonts w:ascii="Symbol" w:hAnsi="Symbol" w:hint="default"/>
-        <w:sz w:val="20"/>
-      </w:rPr>
-    </w:lvl>
-    <w:lvl w:ilvl="1" w:tentative="1">
-      <w:start w:val="1"/>
-      <w:numFmt w:val="bullet"/>
-      <w:lvlText w:val="o"/>
-      <w:lvlJc w:val="left"/>
-      <w:pPr>
-        <w:tabs>
-          <w:tab w:val="num" w:pos="1440"/>
-        </w:tabs>
-        <w:ind w:left="1440" w:hanging="360"/>
-      </w:pPr>
-      <w:rPr>
-        <w:rFonts w:ascii="Courier New" w:hAnsi="Courier New" w:hint="default"/>
-        <w:sz w:val="20"/>
-      </w:rPr>
-    </w:lvl>
-    <w:lvl w:ilvl="2" w:tentative="1">
-      <w:start w:val="1"/>
-      <w:numFmt w:val="bullet"/>
-      <w:lvlText w:val=""/>
-      <w:lvlJc w:val="left"/>
-      <w:pPr>
-        <w:tabs>
-          <w:tab w:val="num" w:pos="2160"/>
-        </w:tabs>
-        <w:ind w:left="2160" w:hanging="360"/>
-      </w:pPr>
-      <w:rPr>
-        <w:rFonts w:ascii="Wingdings" w:hAnsi="Wingdings" w:hint="default"/>
-        <w:sz w:val="20"/>
-      </w:rPr>
-    </w:lvl>
-    <w:lvl w:ilvl="3" w:tentative="1">
-      <w:start w:val="1"/>
-      <w:numFmt w:val="bullet"/>
-      <w:lvlText w:val=""/>
-      <w:lvlJc w:val="left"/>
-      <w:pPr>
-        <w:tabs>
-          <w:tab w:val="num" w:pos="2880"/>
-        </w:tabs>
-        <w:ind w:left="2880" w:hanging="360"/>
-      </w:pPr>
-      <w:rPr>
-        <w:rFonts w:ascii="Wingdings" w:hAnsi="Wingdings" w:hint="default"/>
-        <w:sz w:val="20"/>
-      </w:rPr>
-    </w:lvl>
-    <w:lvl w:ilvl="4" w:tentative="1">
-      <w:start w:val="1"/>
-      <w:numFmt w:val="bullet"/>
-      <w:lvlText w:val=""/>
-      <w:lvlJc w:val="left"/>
-      <w:pPr>
-        <w:tabs>
-          <w:tab w:val="num" w:pos="3600"/>
-        </w:tabs>
-        <w:ind w:left="3600" w:hanging="360"/>
-      </w:pPr>
-      <w:rPr>
-        <w:rFonts w:ascii="Wingdings" w:hAnsi="Wingdings" w:hint="default"/>
-        <w:sz w:val="20"/>
-      </w:rPr>
-    </w:lvl>
-    <w:lvl w:ilvl="5" w:tentative="1">
-      <w:start w:val="1"/>
-      <w:numFmt w:val="bullet"/>
-      <w:lvlText w:val=""/>
-      <w:lvlJc w:val="left"/>
-      <w:pPr>
-        <w:tabs>
-          <w:tab w:val="num" w:pos="4320"/>
-        </w:tabs>
-        <w:ind w:left="4320" w:hanging="360"/>
-      </w:pPr>
-      <w:rPr>
-        <w:rFonts w:ascii="Wingdings" w:hAnsi="Wingdings" w:hint="default"/>
-        <w:sz w:val="20"/>
-      </w:rPr>
-    </w:lvl>
-    <w:lvl w:ilvl="6" w:tentative="1">
-      <w:start w:val="1"/>
-      <w:numFmt w:val="bullet"/>
-      <w:lvlText w:val=""/>
-      <w:lvlJc w:val="left"/>
-      <w:pPr>
-        <w:tabs>
-          <w:tab w:val="num" w:pos="5040"/>
-        </w:tabs>
-        <w:ind w:left="5040" w:hanging="360"/>
-      </w:pPr>
-      <w:rPr>
-        <w:rFonts w:ascii="Wingdings" w:hAnsi="Wingdings" w:hint="default"/>
-        <w:sz w:val="20"/>
-      </w:rPr>
-    </w:lvl>
-    <w:lvl w:ilvl="7" w:tentative="1">
-      <w:start w:val="1"/>
-      <w:numFmt w:val="bullet"/>
-      <w:lvlText w:val=""/>
-      <w:lvlJc w:val="left"/>
-      <w:pPr>
-        <w:tabs>
-          <w:tab w:val="num" w:pos="5760"/>
-        </w:tabs>
-        <w:ind w:left="5760" w:hanging="360"/>
-      </w:pPr>
-      <w:rPr>
-        <w:rFonts w:ascii="Wingdings" w:hAnsi="Wingdings" w:hint="default"/>
-        <w:sz w:val="20"/>
-      </w:rPr>
-    </w:lvl>
-    <w:lvl w:ilvl="8" w:tentative="1">
-      <w:start w:val="1"/>
-      <w:numFmt w:val="bullet"/>
-      <w:lvlText w:val=""/>
-      <w:lvlJc w:val="left"/>
-      <w:pPr>
-        <w:tabs>
-          <w:tab w:val="num" w:pos="6480"/>
-        </w:tabs>
-        <w:ind w:left="6480" w:hanging="360"/>
-      </w:pPr>
-      <w:rPr>
-        <w:rFonts w:ascii="Wingdings" w:hAnsi="Wingdings" w:hint="default"/>
-        <w:sz w:val="20"/>
-      </w:rPr>
-    </w:lvl>
-  </w:abstractNum>
   <w:abstractNum w:abstractNumId="19" w15:restartNumberingAfterBreak="0">
-    <w:nsid w:val="53B91C08"/>
-    <w:multiLevelType w:val="multilevel"/>
-    <w:tmpl w:val="3176C558"/>
-    <w:lvl w:ilvl="0">
-      <w:start w:val="1"/>
-      <w:numFmt w:val="bullet"/>
-      <w:lvlText w:val=""/>
-      <w:lvlJc w:val="left"/>
-      <w:pPr>
-        <w:tabs>
-          <w:tab w:val="num" w:pos="720"/>
-        </w:tabs>
-        <w:ind w:left="720" w:hanging="360"/>
-      </w:pPr>
-      <w:rPr>
-        <w:rFonts w:ascii="Symbol" w:hAnsi="Symbol" w:hint="default"/>
-        <w:sz w:val="20"/>
-      </w:rPr>
-    </w:lvl>
-    <w:lvl w:ilvl="1" w:tentative="1">
-      <w:start w:val="1"/>
-      <w:numFmt w:val="bullet"/>
-      <w:lvlText w:val="o"/>
-      <w:lvlJc w:val="left"/>
-      <w:pPr>
-        <w:tabs>
-          <w:tab w:val="num" w:pos="1440"/>
-        </w:tabs>
-        <w:ind w:left="1440" w:hanging="360"/>
-      </w:pPr>
-      <w:rPr>
-        <w:rFonts w:ascii="Courier New" w:hAnsi="Courier New" w:hint="default"/>
-        <w:sz w:val="20"/>
-      </w:rPr>
-    </w:lvl>
-    <w:lvl w:ilvl="2" w:tentative="1">
-      <w:start w:val="1"/>
-      <w:numFmt w:val="bullet"/>
-      <w:lvlText w:val=""/>
-      <w:lvlJc w:val="left"/>
-      <w:pPr>
-        <w:tabs>
-          <w:tab w:val="num" w:pos="2160"/>
-        </w:tabs>
-        <w:ind w:left="2160" w:hanging="360"/>
-      </w:pPr>
-      <w:rPr>
-        <w:rFonts w:ascii="Wingdings" w:hAnsi="Wingdings" w:hint="default"/>
-        <w:sz w:val="20"/>
-      </w:rPr>
-    </w:lvl>
-    <w:lvl w:ilvl="3" w:tentative="1">
-      <w:start w:val="1"/>
-      <w:numFmt w:val="bullet"/>
-      <w:lvlText w:val=""/>
-      <w:lvlJc w:val="left"/>
-      <w:pPr>
-        <w:tabs>
-          <w:tab w:val="num" w:pos="2880"/>
-        </w:tabs>
-        <w:ind w:left="2880" w:hanging="360"/>
-      </w:pPr>
-      <w:rPr>
-        <w:rFonts w:ascii="Wingdings" w:hAnsi="Wingdings" w:hint="default"/>
-        <w:sz w:val="20"/>
-      </w:rPr>
-    </w:lvl>
-    <w:lvl w:ilvl="4" w:tentative="1">
-      <w:start w:val="1"/>
-      <w:numFmt w:val="bullet"/>
-      <w:lvlText w:val=""/>
-      <w:lvlJc w:val="left"/>
-      <w:pPr>
-        <w:tabs>
-          <w:tab w:val="num" w:pos="3600"/>
-        </w:tabs>
-        <w:ind w:left="3600" w:hanging="360"/>
-      </w:pPr>
-      <w:rPr>
-        <w:rFonts w:ascii="Wingdings" w:hAnsi="Wingdings" w:hint="default"/>
-        <w:sz w:val="20"/>
-      </w:rPr>
-    </w:lvl>
-    <w:lvl w:ilvl="5" w:tentative="1">
-      <w:start w:val="1"/>
-      <w:numFmt w:val="bullet"/>
-      <w:lvlText w:val=""/>
-      <w:lvlJc w:val="left"/>
-      <w:pPr>
-        <w:tabs>
-          <w:tab w:val="num" w:pos="4320"/>
-        </w:tabs>
-        <w:ind w:left="4320" w:hanging="360"/>
-      </w:pPr>
-      <w:rPr>
-        <w:rFonts w:ascii="Wingdings" w:hAnsi="Wingdings" w:hint="default"/>
-        <w:sz w:val="20"/>
-      </w:rPr>
-    </w:lvl>
-    <w:lvl w:ilvl="6" w:tentative="1">
-      <w:start w:val="1"/>
-      <w:numFmt w:val="bullet"/>
-      <w:lvlText w:val=""/>
-      <w:lvlJc w:val="left"/>
-      <w:pPr>
-        <w:tabs>
-          <w:tab w:val="num" w:pos="5040"/>
-        </w:tabs>
-        <w:ind w:left="5040" w:hanging="360"/>
-      </w:pPr>
-      <w:rPr>
-        <w:rFonts w:ascii="Wingdings" w:hAnsi="Wingdings" w:hint="default"/>
-        <w:sz w:val="20"/>
-      </w:rPr>
-    </w:lvl>
-    <w:lvl w:ilvl="7" w:tentative="1">
-      <w:start w:val="1"/>
-      <w:numFmt w:val="bullet"/>
-      <w:lvlText w:val=""/>
-      <w:lvlJc w:val="left"/>
-      <w:pPr>
-        <w:tabs>
-          <w:tab w:val="num" w:pos="5760"/>
-        </w:tabs>
-        <w:ind w:left="5760" w:hanging="360"/>
-      </w:pPr>
-      <w:rPr>
-        <w:rFonts w:ascii="Wingdings" w:hAnsi="Wingdings" w:hint="default"/>
-        <w:sz w:val="20"/>
-      </w:rPr>
-    </w:lvl>
-    <w:lvl w:ilvl="8" w:tentative="1">
-      <w:start w:val="1"/>
-      <w:numFmt w:val="bullet"/>
-      <w:lvlText w:val=""/>
-      <w:lvlJc w:val="left"/>
-      <w:pPr>
-        <w:tabs>
-          <w:tab w:val="num" w:pos="6480"/>
-        </w:tabs>
-        <w:ind w:left="6480" w:hanging="360"/>
-      </w:pPr>
-      <w:rPr>
-        <w:rFonts w:ascii="Wingdings" w:hAnsi="Wingdings" w:hint="default"/>
-        <w:sz w:val="20"/>
-      </w:rPr>
-    </w:lvl>
-  </w:abstractNum>
-  <w:abstractNum w:abstractNumId="20" w15:restartNumberingAfterBreak="0">
     <w:nsid w:val="53C20551"/>
     <w:multiLevelType w:val="hybridMultilevel"/>
     <w:tmpl w:val="9EBC212E"/>
@@ -6556,10 +6351,10 @@
       </w:pPr>
     </w:lvl>
   </w:abstractNum>
-  <w:abstractNum w:abstractNumId="21" w15:restartNumberingAfterBreak="0">
-    <w:nsid w:val="5B5A47A4"/>
+  <w:abstractNum w:abstractNumId="20" w15:restartNumberingAfterBreak="0">
+    <w:nsid w:val="5C1D0337"/>
     <w:multiLevelType w:val="multilevel"/>
-    <w:tmpl w:val="FC00156A"/>
+    <w:tmpl w:val="13700E5C"/>
     <w:lvl w:ilvl="0">
       <w:start w:val="1"/>
       <w:numFmt w:val="bullet"/>
@@ -6705,10 +6500,159 @@
       </w:rPr>
     </w:lvl>
   </w:abstractNum>
+  <w:abstractNum w:abstractNumId="21" w15:restartNumberingAfterBreak="0">
+    <w:nsid w:val="60BF3CC3"/>
+    <w:multiLevelType w:val="multilevel"/>
+    <w:tmpl w:val="840E739A"/>
+    <w:lvl w:ilvl="0">
+      <w:start w:val="1"/>
+      <w:numFmt w:val="bullet"/>
+      <w:lvlText w:val=""/>
+      <w:lvlJc w:val="left"/>
+      <w:pPr>
+        <w:tabs>
+          <w:tab w:val="num" w:pos="720"/>
+        </w:tabs>
+        <w:ind w:left="720" w:hanging="360"/>
+      </w:pPr>
+      <w:rPr>
+        <w:rFonts w:ascii="Symbol" w:hAnsi="Symbol" w:hint="default"/>
+        <w:sz w:val="20"/>
+      </w:rPr>
+    </w:lvl>
+    <w:lvl w:ilvl="1" w:tentative="1">
+      <w:start w:val="1"/>
+      <w:numFmt w:val="bullet"/>
+      <w:lvlText w:val="o"/>
+      <w:lvlJc w:val="left"/>
+      <w:pPr>
+        <w:tabs>
+          <w:tab w:val="num" w:pos="1440"/>
+        </w:tabs>
+        <w:ind w:left="1440" w:hanging="360"/>
+      </w:pPr>
+      <w:rPr>
+        <w:rFonts w:ascii="Courier New" w:hAnsi="Courier New" w:hint="default"/>
+        <w:sz w:val="20"/>
+      </w:rPr>
+    </w:lvl>
+    <w:lvl w:ilvl="2" w:tentative="1">
+      <w:start w:val="1"/>
+      <w:numFmt w:val="bullet"/>
+      <w:lvlText w:val=""/>
+      <w:lvlJc w:val="left"/>
+      <w:pPr>
+        <w:tabs>
+          <w:tab w:val="num" w:pos="2160"/>
+        </w:tabs>
+        <w:ind w:left="2160" w:hanging="360"/>
+      </w:pPr>
+      <w:rPr>
+        <w:rFonts w:ascii="Wingdings" w:hAnsi="Wingdings" w:hint="default"/>
+        <w:sz w:val="20"/>
+      </w:rPr>
+    </w:lvl>
+    <w:lvl w:ilvl="3" w:tentative="1">
+      <w:start w:val="1"/>
+      <w:numFmt w:val="bullet"/>
+      <w:lvlText w:val=""/>
+      <w:lvlJc w:val="left"/>
+      <w:pPr>
+        <w:tabs>
+          <w:tab w:val="num" w:pos="2880"/>
+        </w:tabs>
+        <w:ind w:left="2880" w:hanging="360"/>
+      </w:pPr>
+      <w:rPr>
+        <w:rFonts w:ascii="Wingdings" w:hAnsi="Wingdings" w:hint="default"/>
+        <w:sz w:val="20"/>
+      </w:rPr>
+    </w:lvl>
+    <w:lvl w:ilvl="4" w:tentative="1">
+      <w:start w:val="1"/>
+      <w:numFmt w:val="bullet"/>
+      <w:lvlText w:val=""/>
+      <w:lvlJc w:val="left"/>
+      <w:pPr>
+        <w:tabs>
+          <w:tab w:val="num" w:pos="3600"/>
+        </w:tabs>
+        <w:ind w:left="3600" w:hanging="360"/>
+      </w:pPr>
+      <w:rPr>
+        <w:rFonts w:ascii="Wingdings" w:hAnsi="Wingdings" w:hint="default"/>
+        <w:sz w:val="20"/>
+      </w:rPr>
+    </w:lvl>
+    <w:lvl w:ilvl="5" w:tentative="1">
+      <w:start w:val="1"/>
+      <w:numFmt w:val="bullet"/>
+      <w:lvlText w:val=""/>
+      <w:lvlJc w:val="left"/>
+      <w:pPr>
+        <w:tabs>
+          <w:tab w:val="num" w:pos="4320"/>
+        </w:tabs>
+        <w:ind w:left="4320" w:hanging="360"/>
+      </w:pPr>
+      <w:rPr>
+        <w:rFonts w:ascii="Wingdings" w:hAnsi="Wingdings" w:hint="default"/>
+        <w:sz w:val="20"/>
+      </w:rPr>
+    </w:lvl>
+    <w:lvl w:ilvl="6" w:tentative="1">
+      <w:start w:val="1"/>
+      <w:numFmt w:val="bullet"/>
+      <w:lvlText w:val=""/>
+      <w:lvlJc w:val="left"/>
+      <w:pPr>
+        <w:tabs>
+          <w:tab w:val="num" w:pos="5040"/>
+        </w:tabs>
+        <w:ind w:left="5040" w:hanging="360"/>
+      </w:pPr>
+      <w:rPr>
+        <w:rFonts w:ascii="Wingdings" w:hAnsi="Wingdings" w:hint="default"/>
+        <w:sz w:val="20"/>
+      </w:rPr>
+    </w:lvl>
+    <w:lvl w:ilvl="7" w:tentative="1">
+      <w:start w:val="1"/>
+      <w:numFmt w:val="bullet"/>
+      <w:lvlText w:val=""/>
+      <w:lvlJc w:val="left"/>
+      <w:pPr>
+        <w:tabs>
+          <w:tab w:val="num" w:pos="5760"/>
+        </w:tabs>
+        <w:ind w:left="5760" w:hanging="360"/>
+      </w:pPr>
+      <w:rPr>
+        <w:rFonts w:ascii="Wingdings" w:hAnsi="Wingdings" w:hint="default"/>
+        <w:sz w:val="20"/>
+      </w:rPr>
+    </w:lvl>
+    <w:lvl w:ilvl="8" w:tentative="1">
+      <w:start w:val="1"/>
+      <w:numFmt w:val="bullet"/>
+      <w:lvlText w:val=""/>
+      <w:lvlJc w:val="left"/>
+      <w:pPr>
+        <w:tabs>
+          <w:tab w:val="num" w:pos="6480"/>
+        </w:tabs>
+        <w:ind w:left="6480" w:hanging="360"/>
+      </w:pPr>
+      <w:rPr>
+        <w:rFonts w:ascii="Wingdings" w:hAnsi="Wingdings" w:hint="default"/>
+        <w:sz w:val="20"/>
+      </w:rPr>
+    </w:lvl>
+  </w:abstractNum>
   <w:abstractNum w:abstractNumId="22" w15:restartNumberingAfterBreak="0">
-    <w:nsid w:val="5F3410DF"/>
+    <w:nsid w:val="64624FAD"/>
     <w:multiLevelType w:val="multilevel"/>
-    <w:tmpl w:val="E674A6DA"/>
+    <w:tmpl w:val="B3764AAA"/>
     <w:lvl w:ilvl="0">
       <w:start w:val="1"/>
       <w:numFmt w:val="bullet"/>
@@ -6873,55 +6817,55 @@
     <w:abstractNumId w:val="0"/>
   </w:num>
   <w:num w:numId="7" w16cid:durableId="767509364">
-    <w:abstractNumId w:val="17"/>
+    <w:abstractNumId w:val="18"/>
   </w:num>
   <w:num w:numId="8" w16cid:durableId="1187519976">
-    <w:abstractNumId w:val="9"/>
+    <w:abstractNumId w:val="10"/>
   </w:num>
   <w:num w:numId="9" w16cid:durableId="774518276">
-    <w:abstractNumId w:val="7"/>
+    <w:abstractNumId w:val="8"/>
   </w:num>
   <w:num w:numId="10" w16cid:durableId="2009867063">
-    <w:abstractNumId w:val="14"/>
+    <w:abstractNumId w:val="13"/>
   </w:num>
   <w:num w:numId="11" w16cid:durableId="1924602666">
-    <w:abstractNumId w:val="20"/>
+    <w:abstractNumId w:val="19"/>
   </w:num>
   <w:num w:numId="12" w16cid:durableId="2021344936">
     <w:abstractNumId w:val="2"/>
   </w:num>
-  <w:num w:numId="13" w16cid:durableId="1867131893">
+  <w:num w:numId="13" w16cid:durableId="444423278">
+    <w:abstractNumId w:val="9"/>
+  </w:num>
+  <w:num w:numId="14" w16cid:durableId="1911113893">
+    <w:abstractNumId w:val="15"/>
+  </w:num>
+  <w:num w:numId="15" w16cid:durableId="812866894">
+    <w:abstractNumId w:val="14"/>
+  </w:num>
+  <w:num w:numId="16" w16cid:durableId="1916351693">
+    <w:abstractNumId w:val="22"/>
+  </w:num>
+  <w:num w:numId="17" w16cid:durableId="819149379">
     <w:abstractNumId w:val="21"/>
   </w:num>
-  <w:num w:numId="14" w16cid:durableId="1551500935">
-    <w:abstractNumId w:val="11"/>
+  <w:num w:numId="18" w16cid:durableId="847600242">
+    <w:abstractNumId w:val="17"/>
   </w:num>
-  <w:num w:numId="15" w16cid:durableId="1198003464">
-    <w:abstractNumId w:val="13"/>
+  <w:num w:numId="19" w16cid:durableId="843742758">
+    <w:abstractNumId w:val="7"/>
   </w:num>
-  <w:num w:numId="16" w16cid:durableId="731539450">
-    <w:abstractNumId w:val="8"/>
+  <w:num w:numId="20" w16cid:durableId="2050110759">
+    <w:abstractNumId w:val="16"/>
   </w:num>
-  <w:num w:numId="17" w16cid:durableId="1164273368">
-    <w:abstractNumId w:val="10"/>
+  <w:num w:numId="21" w16cid:durableId="537737310">
+    <w:abstractNumId w:val="20"/>
   </w:num>
-  <w:num w:numId="18" w16cid:durableId="914898506">
-    <w:abstractNumId w:val="15"/>
-  </w:num>
-  <w:num w:numId="19" w16cid:durableId="1403018241">
-    <w:abstractNumId w:val="22"/>
-  </w:num>
-  <w:num w:numId="20" w16cid:durableId="591671809">
-    <w:abstractNumId w:val="19"/>
-  </w:num>
-  <w:num w:numId="21" w16cid:durableId="204947881">
+  <w:num w:numId="22" w16cid:durableId="629018315">
     <w:abstractNumId w:val="12"/>
   </w:num>
-  <w:num w:numId="22" w16cid:durableId="1849639481">
-    <w:abstractNumId w:val="18"/>
-  </w:num>
-  <w:num w:numId="23" w16cid:durableId="1621254147">
-    <w:abstractNumId w:val="16"/>
+  <w:num w:numId="23" w16cid:durableId="1443723678">
+    <w:abstractNumId w:val="11"/>
   </w:num>
   <w:numIdMacAtCleanup w:val="10"/>
 </w:numbering>
@@ -18542,7 +18486,7 @@
     <w:uiPriority w:val="99"/>
     <w:semiHidden/>
     <w:unhideWhenUsed/>
-    <w:rsid w:val="00FA3814"/>
+    <w:rsid w:val="00811874"/>
     <w:pPr>
       <w:pBdr>
         <w:top w:val="single" w:sz="6" w:space="8" w:color="DDDDDD"/>
@@ -18585,7 +18529,7 @@
     <w:link w:val="HTMLconformatoprevio"/>
     <w:uiPriority w:val="99"/>
     <w:semiHidden/>
-    <w:rsid w:val="00FA3814"/>
+    <w:rsid w:val="00811874"/>
     <w:rPr>
       <w:rFonts w:ascii="Consolas" w:hAnsi="Consolas" w:cs="Courier New"/>
       <w:sz w:val="20"/>
@@ -18600,7 +18544,7 @@
     <w:uiPriority w:val="99"/>
     <w:semiHidden/>
     <w:unhideWhenUsed/>
-    <w:rsid w:val="00FA3814"/>
+    <w:rsid w:val="00811874"/>
     <w:pPr>
       <w:spacing w:before="100" w:beforeAutospacing="1" w:after="100" w:afterAutospacing="1" w:line="240" w:lineRule="auto"/>
     </w:pPr>
@@ -18618,7 +18562,7 @@
     <w:uiPriority w:val="99"/>
     <w:semiHidden/>
     <w:unhideWhenUsed/>
-    <w:rsid w:val="00FA3814"/>
+    <w:rsid w:val="00811874"/>
     <w:rPr>
       <w:rFonts w:ascii="Courier New" w:eastAsiaTheme="minorEastAsia" w:hAnsi="Courier New" w:cs="Courier New"/>
       <w:sz w:val="20"/>
